--- a/my-ibms-app/src/doc/IBMS多角色权限体系设计方案_v1.0.docx
+++ b/my-ibms-app/src/doc/IBMS多角色权限体系设计方案_v1.0.docx
@@ -397,6 +397,7 @@
     </w:p>
     <w:tbl>
       <w:tblPr>
+        <w:tblStyle w:val="6"/>
         <w:tblW w:w="5000" w:type="pct"/>
         <w:tblInd w:w="0" w:type="dxa"/>
         <w:tblBorders>
@@ -431,15 +432,21 @@
             <w:insideH w:val="single" w:color="auto" w:sz="4" w:space="0"/>
             <w:insideV w:val="single" w:color="auto" w:sz="4" w:space="0"/>
           </w:tblBorders>
+          <w:tblCellMar>
+            <w:top w:w="0" w:type="dxa"/>
+            <w:left w:w="0" w:type="dxa"/>
+            <w:bottom w:w="0" w:type="dxa"/>
+            <w:right w:w="0" w:type="dxa"/>
+          </w:tblCellMar>
         </w:tblPrEx>
         <w:tc>
           <w:tcPr>
             <w:tcW w:w="0" w:type="auto"/>
             <w:tcBorders>
-              <w:top w:val="single" w:color="000000" w:sz="3" w:space="0"/>
-              <w:left w:val="single" w:color="000000" w:sz="3" w:space="0"/>
-              <w:bottom w:val="single" w:color="000000" w:sz="3" w:space="0"/>
-              <w:right w:val="single" w:color="000000" w:sz="3" w:space="0"/>
+              <w:top w:val="single" w:color="000000" w:sz="2" w:space="0"/>
+              <w:left w:val="single" w:color="000000" w:sz="2" w:space="0"/>
+              <w:bottom w:val="single" w:color="000000" w:sz="2" w:space="0"/>
+              <w:right w:val="single" w:color="000000" w:sz="2" w:space="0"/>
             </w:tcBorders>
             <w:tcMar>
               <w:top w:w="75" w:type="dxa"/>
@@ -472,10 +479,10 @@
           <w:tcPr>
             <w:tcW w:w="0" w:type="auto"/>
             <w:tcBorders>
-              <w:top w:val="single" w:color="000000" w:sz="3" w:space="0"/>
-              <w:left w:val="single" w:color="000000" w:sz="3" w:space="0"/>
-              <w:bottom w:val="single" w:color="000000" w:sz="3" w:space="0"/>
-              <w:right w:val="single" w:color="000000" w:sz="3" w:space="0"/>
+              <w:top w:val="single" w:color="000000" w:sz="2" w:space="0"/>
+              <w:left w:val="single" w:color="000000" w:sz="2" w:space="0"/>
+              <w:bottom w:val="single" w:color="000000" w:sz="2" w:space="0"/>
+              <w:right w:val="single" w:color="000000" w:sz="2" w:space="0"/>
             </w:tcBorders>
             <w:tcMar>
               <w:top w:w="75" w:type="dxa"/>
@@ -505,10 +512,10 @@
           <w:tcPr>
             <w:tcW w:w="0" w:type="auto"/>
             <w:tcBorders>
-              <w:top w:val="single" w:color="000000" w:sz="3" w:space="0"/>
-              <w:left w:val="single" w:color="000000" w:sz="3" w:space="0"/>
-              <w:bottom w:val="single" w:color="000000" w:sz="3" w:space="0"/>
-              <w:right w:val="single" w:color="000000" w:sz="3" w:space="0"/>
+              <w:top w:val="single" w:color="000000" w:sz="2" w:space="0"/>
+              <w:left w:val="single" w:color="000000" w:sz="2" w:space="0"/>
+              <w:bottom w:val="single" w:color="000000" w:sz="2" w:space="0"/>
+              <w:right w:val="single" w:color="000000" w:sz="2" w:space="0"/>
             </w:tcBorders>
             <w:tcMar>
               <w:top w:w="75" w:type="dxa"/>
@@ -538,10 +545,10 @@
           <w:tcPr>
             <w:tcW w:w="0" w:type="auto"/>
             <w:tcBorders>
-              <w:top w:val="single" w:color="000000" w:sz="3" w:space="0"/>
-              <w:left w:val="single" w:color="000000" w:sz="3" w:space="0"/>
-              <w:bottom w:val="single" w:color="000000" w:sz="3" w:space="0"/>
-              <w:right w:val="single" w:color="000000" w:sz="3" w:space="0"/>
+              <w:top w:val="single" w:color="000000" w:sz="2" w:space="0"/>
+              <w:left w:val="single" w:color="000000" w:sz="2" w:space="0"/>
+              <w:bottom w:val="single" w:color="000000" w:sz="2" w:space="0"/>
+              <w:right w:val="single" w:color="000000" w:sz="2" w:space="0"/>
             </w:tcBorders>
             <w:tcMar>
               <w:top w:w="75" w:type="dxa"/>
@@ -578,15 +585,21 @@
             <w:insideH w:val="single" w:color="auto" w:sz="4" w:space="0"/>
             <w:insideV w:val="single" w:color="auto" w:sz="4" w:space="0"/>
           </w:tblBorders>
+          <w:tblCellMar>
+            <w:top w:w="0" w:type="dxa"/>
+            <w:left w:w="0" w:type="dxa"/>
+            <w:bottom w:w="0" w:type="dxa"/>
+            <w:right w:w="0" w:type="dxa"/>
+          </w:tblCellMar>
         </w:tblPrEx>
         <w:tc>
           <w:tcPr>
             <w:tcW w:w="0" w:type="auto"/>
             <w:tcBorders>
-              <w:top w:val="single" w:color="000000" w:sz="3" w:space="0"/>
-              <w:left w:val="single" w:color="000000" w:sz="3" w:space="0"/>
-              <w:bottom w:val="single" w:color="000000" w:sz="3" w:space="0"/>
-              <w:right w:val="single" w:color="000000" w:sz="3" w:space="0"/>
+              <w:top w:val="single" w:color="000000" w:sz="2" w:space="0"/>
+              <w:left w:val="single" w:color="000000" w:sz="2" w:space="0"/>
+              <w:bottom w:val="single" w:color="000000" w:sz="2" w:space="0"/>
+              <w:right w:val="single" w:color="000000" w:sz="2" w:space="0"/>
             </w:tcBorders>
             <w:tcMar>
               <w:top w:w="75" w:type="dxa"/>
@@ -619,10 +632,10 @@
           <w:tcPr>
             <w:tcW w:w="0" w:type="auto"/>
             <w:tcBorders>
-              <w:top w:val="single" w:color="000000" w:sz="3" w:space="0"/>
-              <w:left w:val="single" w:color="000000" w:sz="3" w:space="0"/>
-              <w:bottom w:val="single" w:color="000000" w:sz="3" w:space="0"/>
-              <w:right w:val="single" w:color="000000" w:sz="3" w:space="0"/>
+              <w:top w:val="single" w:color="000000" w:sz="2" w:space="0"/>
+              <w:left w:val="single" w:color="000000" w:sz="2" w:space="0"/>
+              <w:bottom w:val="single" w:color="000000" w:sz="2" w:space="0"/>
+              <w:right w:val="single" w:color="000000" w:sz="2" w:space="0"/>
             </w:tcBorders>
             <w:tcMar>
               <w:top w:w="75" w:type="dxa"/>
@@ -652,10 +665,10 @@
           <w:tcPr>
             <w:tcW w:w="0" w:type="auto"/>
             <w:tcBorders>
-              <w:top w:val="single" w:color="000000" w:sz="3" w:space="0"/>
-              <w:left w:val="single" w:color="000000" w:sz="3" w:space="0"/>
-              <w:bottom w:val="single" w:color="000000" w:sz="3" w:space="0"/>
-              <w:right w:val="single" w:color="000000" w:sz="3" w:space="0"/>
+              <w:top w:val="single" w:color="000000" w:sz="2" w:space="0"/>
+              <w:left w:val="single" w:color="000000" w:sz="2" w:space="0"/>
+              <w:bottom w:val="single" w:color="000000" w:sz="2" w:space="0"/>
+              <w:right w:val="single" w:color="000000" w:sz="2" w:space="0"/>
             </w:tcBorders>
             <w:tcMar>
               <w:top w:w="75" w:type="dxa"/>
@@ -685,10 +698,10 @@
           <w:tcPr>
             <w:tcW w:w="0" w:type="auto"/>
             <w:tcBorders>
-              <w:top w:val="single" w:color="000000" w:sz="3" w:space="0"/>
-              <w:left w:val="single" w:color="000000" w:sz="3" w:space="0"/>
-              <w:bottom w:val="single" w:color="000000" w:sz="3" w:space="0"/>
-              <w:right w:val="single" w:color="000000" w:sz="3" w:space="0"/>
+              <w:top w:val="single" w:color="000000" w:sz="2" w:space="0"/>
+              <w:left w:val="single" w:color="000000" w:sz="2" w:space="0"/>
+              <w:bottom w:val="single" w:color="000000" w:sz="2" w:space="0"/>
+              <w:right w:val="single" w:color="000000" w:sz="2" w:space="0"/>
             </w:tcBorders>
             <w:tcMar>
               <w:top w:w="75" w:type="dxa"/>
@@ -1571,6 +1584,7 @@
         <w:pageBreakBefore w:val="0"/>
         <w:widowControl/>
         <w:numPr>
+          <w:ilvl w:val="0"/>
           <w:numId w:val="0"/>
         </w:numPr>
         <w:suppressLineNumbers w:val="0"/>
@@ -1709,6 +1723,7 @@
         <w:pageBreakBefore w:val="0"/>
         <w:widowControl/>
         <w:numPr>
+          <w:ilvl w:val="0"/>
           <w:numId w:val="0"/>
         </w:numPr>
         <w:suppressLineNumbers w:val="0"/>
@@ -1844,6 +1859,7 @@
         <w:pageBreakBefore w:val="0"/>
         <w:widowControl/>
         <w:numPr>
+          <w:ilvl w:val="0"/>
           <w:numId w:val="0"/>
         </w:numPr>
         <w:suppressLineNumbers w:val="0"/>
@@ -1979,6 +1995,7 @@
         <w:pageBreakBefore w:val="0"/>
         <w:widowControl/>
         <w:numPr>
+          <w:ilvl w:val="0"/>
           <w:numId w:val="0"/>
         </w:numPr>
         <w:suppressLineNumbers w:val="0"/>
@@ -2114,6 +2131,7 @@
         <w:pageBreakBefore w:val="0"/>
         <w:widowControl/>
         <w:numPr>
+          <w:ilvl w:val="0"/>
           <w:numId w:val="0"/>
         </w:numPr>
         <w:suppressLineNumbers w:val="0"/>
@@ -2344,37 +2362,7 @@
           <w:shd w:val="clear" w:fill="FFFFFF"/>
           <w:lang w:val="en-US" w:eastAsia="zh-CN"/>
         </w:rPr>
-        <w:t>现有设计</w:t>
-      </w:r>
-      <w:r>
-        <w:rPr>
-          <w:rFonts w:hint="eastAsia" w:ascii="宋体" w:hAnsi="宋体" w:eastAsia="宋体" w:cs="宋体"/>
-          <w:i w:val="0"/>
-          <w:iCs w:val="0"/>
-          <w:caps w:val="0"/>
-          <w:color w:val="0F1115"/>
-          <w:spacing w:val="0"/>
-          <w:sz w:val="24"/>
-          <w:szCs w:val="24"/>
-          <w:shd w:val="clear" w:fill="FFFFFF"/>
-          <w:lang w:val="en-US" w:eastAsia="zh-CN"/>
-        </w:rPr>
-        <w:t>是</w:t>
-      </w:r>
-      <w:r>
-        <w:rPr>
-          <w:rFonts w:hint="eastAsia" w:ascii="宋体" w:hAnsi="宋体" w:eastAsia="宋体" w:cs="宋体"/>
-          <w:i w:val="0"/>
-          <w:iCs w:val="0"/>
-          <w:caps w:val="0"/>
-          <w:color w:val="0F1115"/>
-          <w:spacing w:val="0"/>
-          <w:sz w:val="24"/>
-          <w:szCs w:val="24"/>
-          <w:shd w:val="clear" w:fill="FFFFFF"/>
-          <w:lang w:val="en-US" w:eastAsia="zh-CN"/>
-        </w:rPr>
-        <w:t>以技术运维人员（技术员） 为</w:t>
+        <w:t>现有设计是以技术运维人员（技术员） 为</w:t>
       </w:r>
       <w:r>
         <w:rPr>
@@ -2540,39 +2528,7 @@
           <w:shd w:val="clear" w:fill="FFFFFF"/>
           <w:lang w:val="en-US" w:eastAsia="zh-CN" w:bidi="ar-SA"/>
         </w:rPr>
-        <w:t>：客服人员需要跟踪工单进度，无需接触底层配置（协议/测点/规则等）而</w:t>
-      </w:r>
-      <w:r>
-        <w:rPr>
-          <w:rFonts w:hint="eastAsia" w:ascii="宋体" w:hAnsi="宋体" w:eastAsia="宋体" w:cs="宋体"/>
-          <w:i w:val="0"/>
-          <w:iCs w:val="0"/>
-          <w:caps w:val="0"/>
-          <w:color w:val="0F1115"/>
-          <w:spacing w:val="0"/>
-          <w:kern w:val="2"/>
-          <w:sz w:val="24"/>
-          <w:szCs w:val="24"/>
-          <w:shd w:val="clear" w:fill="FFFFFF"/>
-          <w:lang w:val="en-US" w:eastAsia="zh-CN" w:bidi="ar-SA"/>
-        </w:rPr>
-        <w:t>管理层需要直观的宏观数据报表，不需要操作具体配置</w:t>
-      </w:r>
-      <w:r>
-        <w:rPr>
-          <w:rFonts w:hint="eastAsia" w:ascii="宋体" w:hAnsi="宋体" w:eastAsia="宋体" w:cs="宋体"/>
-          <w:i w:val="0"/>
-          <w:iCs w:val="0"/>
-          <w:caps w:val="0"/>
-          <w:color w:val="0F1115"/>
-          <w:spacing w:val="0"/>
-          <w:kern w:val="2"/>
-          <w:sz w:val="24"/>
-          <w:szCs w:val="24"/>
-          <w:shd w:val="clear" w:fill="FFFFFF"/>
-          <w:lang w:val="en-US" w:eastAsia="zh-CN" w:bidi="ar-SA"/>
-        </w:rPr>
-        <w:t>；</w:t>
+        <w:t>：客服人员需要跟踪工单进度，无需接触底层配置（协议/测点/规则等）而管理层需要直观的宏观数据报表，不需要操作具体配置；</w:t>
       </w:r>
       <w:r>
         <w:rPr>
@@ -2615,6 +2571,7 @@
         <w:keepLines w:val="0"/>
         <w:widowControl/>
         <w:numPr>
+          <w:ilvl w:val="0"/>
           <w:numId w:val="0"/>
         </w:numPr>
         <w:suppressLineNumbers w:val="0"/>
@@ -2738,6 +2695,7 @@
         <w:keepLines w:val="0"/>
         <w:widowControl/>
         <w:numPr>
+          <w:ilvl w:val="0"/>
           <w:numId w:val="0"/>
         </w:numPr>
         <w:suppressLineNumbers w:val="0"/>
@@ -2861,6 +2819,7 @@
         <w:keepLines w:val="0"/>
         <w:widowControl/>
         <w:numPr>
+          <w:ilvl w:val="0"/>
           <w:numId w:val="0"/>
         </w:numPr>
         <w:suppressLineNumbers w:val="0"/>
@@ -3115,37 +3074,7 @@
           <w:shd w:val="clear" w:fill="FFFFFF"/>
           <w:lang w:val="en-US" w:eastAsia="zh-CN"/>
         </w:rPr>
-        <w:t>分角色视图：不同岗位人员看到</w:t>
-      </w:r>
-      <w:r>
-        <w:rPr>
-          <w:rFonts w:hint="eastAsia" w:ascii="宋体" w:hAnsi="宋体" w:eastAsia="宋体" w:cs="宋体"/>
-          <w:i w:val="0"/>
-          <w:iCs w:val="0"/>
-          <w:caps w:val="0"/>
-          <w:color w:val="0F1115"/>
-          <w:spacing w:val="0"/>
-          <w:sz w:val="24"/>
-          <w:szCs w:val="24"/>
-          <w:shd w:val="clear" w:fill="FFFFFF"/>
-          <w:lang w:val="en-US" w:eastAsia="zh-CN"/>
-        </w:rPr>
-        <w:t>不一样</w:t>
-      </w:r>
-      <w:r>
-        <w:rPr>
-          <w:rFonts w:hint="eastAsia" w:ascii="宋体" w:hAnsi="宋体" w:eastAsia="宋体" w:cs="宋体"/>
-          <w:i w:val="0"/>
-          <w:iCs w:val="0"/>
-          <w:caps w:val="0"/>
-          <w:color w:val="0F1115"/>
-          <w:spacing w:val="0"/>
-          <w:sz w:val="24"/>
-          <w:szCs w:val="24"/>
-          <w:shd w:val="clear" w:fill="FFFFFF"/>
-          <w:lang w:val="en-US" w:eastAsia="zh-CN"/>
-        </w:rPr>
-        <w:t>的菜单和操作界面</w:t>
+        <w:t>分角色视图：不同岗位人员看到不一样的菜单和操作界面</w:t>
       </w:r>
     </w:p>
     <w:p>
@@ -3184,37 +3113,7 @@
           <w:shd w:val="clear" w:fill="FFFFFF"/>
           <w:lang w:val="en-US" w:eastAsia="zh-CN"/>
         </w:rPr>
-        <w:t>最小权限原则：每个</w:t>
-      </w:r>
-      <w:r>
-        <w:rPr>
-          <w:rFonts w:hint="eastAsia" w:ascii="宋体" w:hAnsi="宋体" w:eastAsia="宋体" w:cs="宋体"/>
-          <w:i w:val="0"/>
-          <w:iCs w:val="0"/>
-          <w:caps w:val="0"/>
-          <w:color w:val="0F1115"/>
-          <w:spacing w:val="0"/>
-          <w:sz w:val="24"/>
-          <w:szCs w:val="24"/>
-          <w:shd w:val="clear" w:fill="FFFFFF"/>
-          <w:lang w:val="en-US" w:eastAsia="zh-CN"/>
-        </w:rPr>
-        <w:t>人</w:t>
-      </w:r>
-      <w:r>
-        <w:rPr>
-          <w:rFonts w:hint="eastAsia" w:ascii="宋体" w:hAnsi="宋体" w:eastAsia="宋体" w:cs="宋体"/>
-          <w:i w:val="0"/>
-          <w:iCs w:val="0"/>
-          <w:caps w:val="0"/>
-          <w:color w:val="0F1115"/>
-          <w:spacing w:val="0"/>
-          <w:sz w:val="24"/>
-          <w:szCs w:val="24"/>
-          <w:shd w:val="clear" w:fill="FFFFFF"/>
-          <w:lang w:val="en-US" w:eastAsia="zh-CN"/>
-        </w:rPr>
-        <w:t>仅拥有完成本职工作所必需的权限</w:t>
+        <w:t>最小权限原则：每个人仅拥有完成本职工作所必需的权限</w:t>
       </w:r>
     </w:p>
     <w:p>
@@ -3527,6 +3426,7 @@
             <w:insideH w:val="none" w:color="auto" w:sz="0" w:space="0"/>
             <w:insideV w:val="none" w:color="auto" w:sz="0" w:space="0"/>
           </w:tblBorders>
+          <w:shd w:val="clear" w:color="auto" w:fill="auto"/>
           <w:tblCellMar>
             <w:top w:w="15" w:type="dxa"/>
             <w:left w:w="15" w:type="dxa"/>
@@ -3625,7 +3525,6 @@
                 <w:lang w:val="en-US" w:eastAsia="zh-CN" w:bidi="ar-SA"/>
               </w:rPr>
             </w:pPr>
-            <w:bookmarkStart w:id="0" w:name="_GoBack"/>
             <w:r>
               <w:rPr>
                 <w:rFonts w:hint="eastAsia" w:ascii="宋体" w:hAnsi="宋体" w:eastAsia="宋体" w:cs="宋体"/>
@@ -3642,7 +3541,6 @@
               </w:rPr>
               <w:t>运维工程师</w:t>
             </w:r>
-            <w:bookmarkEnd w:id="0"/>
           </w:p>
         </w:tc>
         <w:tc>
@@ -3887,192 +3785,6 @@
                 <w:lang w:val="en-US" w:eastAsia="zh-CN" w:bidi="ar-SA"/>
               </w:rPr>
               <w:t>接收用户报修、跟踪工单进度、与客户沟通反馈</w:t>
-            </w:r>
-          </w:p>
-        </w:tc>
-      </w:tr>
-      <w:tr>
-        <w:tblPrEx>
-          <w:tblBorders>
-            <w:top w:val="none" w:color="auto" w:sz="0" w:space="0"/>
-            <w:left w:val="none" w:color="auto" w:sz="0" w:space="0"/>
-            <w:bottom w:val="none" w:color="auto" w:sz="0" w:space="0"/>
-            <w:right w:val="none" w:color="auto" w:sz="0" w:space="0"/>
-            <w:insideH w:val="none" w:color="auto" w:sz="0" w:space="0"/>
-            <w:insideV w:val="none" w:color="auto" w:sz="0" w:space="0"/>
-          </w:tblBorders>
-          <w:tblCellMar>
-            <w:top w:w="15" w:type="dxa"/>
-            <w:left w:w="15" w:type="dxa"/>
-            <w:bottom w:w="15" w:type="dxa"/>
-            <w:right w:w="15" w:type="dxa"/>
-          </w:tblCellMar>
-        </w:tblPrEx>
-        <w:trPr>
-          <w:trHeight w:val="0" w:hRule="atLeast"/>
-          <w:jc w:val="center"/>
-        </w:trPr>
-        <w:tc>
-          <w:tcPr>
-            <w:tcW w:w="1467" w:type="dxa"/>
-            <w:tcBorders>
-              <w:top w:val="single" w:color="auto" w:sz="4" w:space="0"/>
-              <w:left w:val="single" w:color="auto" w:sz="4" w:space="0"/>
-              <w:bottom w:val="single" w:color="auto" w:sz="4" w:space="0"/>
-              <w:right w:val="single" w:color="auto" w:sz="4" w:space="0"/>
-            </w:tcBorders>
-            <w:shd w:val="clear" w:color="auto" w:fill="auto"/>
-            <w:tcMar>
-              <w:top w:w="75" w:type="dxa"/>
-              <w:left w:w="0" w:type="dxa"/>
-              <w:bottom w:w="75" w:type="dxa"/>
-              <w:right w:w="120" w:type="dxa"/>
-            </w:tcMar>
-            <w:vAlign w:val="center"/>
-          </w:tcPr>
-          <w:p>
-            <w:pPr>
-              <w:keepNext w:val="0"/>
-              <w:keepLines w:val="0"/>
-              <w:widowControl/>
-              <w:suppressLineNumbers w:val="0"/>
-              <w:snapToGrid w:val="0"/>
-              <w:ind w:left="0" w:leftChars="0" w:right="0" w:rightChars="0" w:firstLine="0" w:firstLineChars="0"/>
-              <w:jc w:val="left"/>
-              <w:rPr>
-                <w:rFonts w:hint="eastAsia" w:ascii="宋体" w:hAnsi="宋体" w:eastAsia="宋体" w:cs="宋体"/>
-                <w:sz w:val="24"/>
-              </w:rPr>
-            </w:pPr>
-            <w:r>
-              <w:rPr>
-                <w:rFonts w:hint="eastAsia" w:ascii="宋体" w:hAnsi="宋体" w:eastAsia="宋体" w:cs="宋体"/>
-                <w:b/>
-                <w:bCs/>
-                <w:kern w:val="0"/>
-                <w:sz w:val="24"/>
-                <w:szCs w:val="24"/>
-                <w:lang w:val="en-US" w:eastAsia="zh-CN" w:bidi="ar"/>
-              </w:rPr>
-              <w:t>管理层</w:t>
-            </w:r>
-          </w:p>
-        </w:tc>
-        <w:tc>
-          <w:tcPr>
-            <w:tcW w:w="1742" w:type="dxa"/>
-            <w:tcBorders>
-              <w:top w:val="single" w:color="auto" w:sz="4" w:space="0"/>
-              <w:left w:val="single" w:color="auto" w:sz="4" w:space="0"/>
-              <w:bottom w:val="single" w:color="auto" w:sz="4" w:space="0"/>
-              <w:right w:val="single" w:color="auto" w:sz="4" w:space="0"/>
-            </w:tcBorders>
-            <w:shd w:val="clear" w:color="auto" w:fill="auto"/>
-            <w:tcMar>
-              <w:top w:w="75" w:type="dxa"/>
-              <w:left w:w="120" w:type="dxa"/>
-              <w:bottom w:w="75" w:type="dxa"/>
-              <w:right w:w="120" w:type="dxa"/>
-            </w:tcMar>
-            <w:vAlign w:val="center"/>
-          </w:tcPr>
-          <w:p>
-            <w:pPr>
-              <w:keepNext w:val="0"/>
-              <w:keepLines w:val="0"/>
-              <w:widowControl/>
-              <w:suppressLineNumbers w:val="0"/>
-              <w:snapToGrid w:val="0"/>
-              <w:ind w:left="0" w:leftChars="0" w:right="0" w:rightChars="0" w:firstLine="0" w:firstLineChars="0"/>
-              <w:jc w:val="center"/>
-              <w:rPr>
-                <w:rFonts w:hint="eastAsia" w:ascii="宋体" w:hAnsi="宋体" w:eastAsia="宋体" w:cs="宋体"/>
-                <w:i w:val="0"/>
-                <w:iCs w:val="0"/>
-                <w:caps w:val="0"/>
-                <w:color w:val="0F1115"/>
-                <w:spacing w:val="0"/>
-                <w:kern w:val="2"/>
-                <w:sz w:val="24"/>
-                <w:szCs w:val="24"/>
-                <w:shd w:val="clear" w:fill="FFFFFF"/>
-                <w:lang w:val="en-US" w:eastAsia="zh-CN" w:bidi="ar-SA"/>
-              </w:rPr>
-            </w:pPr>
-            <w:r>
-              <w:rPr>
-                <w:rFonts w:hint="eastAsia" w:ascii="宋体" w:hAnsi="宋体" w:eastAsia="宋体" w:cs="宋体"/>
-                <w:i w:val="0"/>
-                <w:iCs w:val="0"/>
-                <w:caps w:val="0"/>
-                <w:color w:val="0F1115"/>
-                <w:spacing w:val="0"/>
-                <w:kern w:val="2"/>
-                <w:sz w:val="24"/>
-                <w:szCs w:val="24"/>
-                <w:shd w:val="clear" w:fill="FFFFFF"/>
-                <w:lang w:val="en-US" w:eastAsia="zh-CN" w:bidi="ar-SA"/>
-              </w:rPr>
-              <w:t>领导/管理者</w:t>
-            </w:r>
-          </w:p>
-        </w:tc>
-        <w:tc>
-          <w:tcPr>
-            <w:tcW w:w="5247" w:type="dxa"/>
-            <w:tcBorders>
-              <w:top w:val="single" w:color="auto" w:sz="4" w:space="0"/>
-              <w:left w:val="single" w:color="auto" w:sz="4" w:space="0"/>
-              <w:bottom w:val="single" w:color="auto" w:sz="4" w:space="0"/>
-              <w:right w:val="single" w:color="auto" w:sz="4" w:space="0"/>
-            </w:tcBorders>
-            <w:shd w:val="clear" w:color="auto" w:fill="auto"/>
-            <w:tcMar>
-              <w:top w:w="75" w:type="dxa"/>
-              <w:left w:w="120" w:type="dxa"/>
-              <w:bottom w:w="75" w:type="dxa"/>
-              <w:right w:w="120" w:type="dxa"/>
-            </w:tcMar>
-            <w:vAlign w:val="center"/>
-          </w:tcPr>
-          <w:p>
-            <w:pPr>
-              <w:keepNext w:val="0"/>
-              <w:keepLines w:val="0"/>
-              <w:widowControl/>
-              <w:suppressLineNumbers w:val="0"/>
-              <w:snapToGrid w:val="0"/>
-              <w:ind w:left="0" w:leftChars="0" w:right="0" w:rightChars="0" w:firstLine="0" w:firstLineChars="0"/>
-              <w:jc w:val="left"/>
-              <w:rPr>
-                <w:rFonts w:hint="eastAsia" w:ascii="宋体" w:hAnsi="宋体" w:eastAsia="宋体" w:cs="宋体"/>
-                <w:i w:val="0"/>
-                <w:iCs w:val="0"/>
-                <w:caps w:val="0"/>
-                <w:color w:val="0F1115"/>
-                <w:spacing w:val="0"/>
-                <w:kern w:val="2"/>
-                <w:sz w:val="24"/>
-                <w:szCs w:val="24"/>
-                <w:shd w:val="clear" w:fill="FFFFFF"/>
-                <w:lang w:val="en-US" w:eastAsia="zh-CN" w:bidi="ar-SA"/>
-              </w:rPr>
-            </w:pPr>
-            <w:r>
-              <w:rPr>
-                <w:rFonts w:hint="eastAsia" w:ascii="宋体" w:hAnsi="宋体" w:eastAsia="宋体" w:cs="宋体"/>
-                <w:i w:val="0"/>
-                <w:iCs w:val="0"/>
-                <w:caps w:val="0"/>
-                <w:color w:val="0F1115"/>
-                <w:spacing w:val="0"/>
-                <w:kern w:val="2"/>
-                <w:sz w:val="24"/>
-                <w:szCs w:val="24"/>
-                <w:shd w:val="clear" w:fill="FFFFFF"/>
-                <w:lang w:val="en-US" w:eastAsia="zh-CN" w:bidi="ar-SA"/>
-              </w:rPr>
-              <w:t>掌握整体运行状态、监督运维质量、数据驱动决策</w:t>
             </w:r>
           </w:p>
         </w:tc>
@@ -4128,7 +3840,6 @@
               <w:jc w:val="left"/>
               <w:rPr>
                 <w:rFonts w:hint="eastAsia" w:ascii="宋体" w:hAnsi="宋体" w:eastAsia="宋体" w:cs="宋体"/>
-                <w:color w:val="2E54A1" w:themeColor="accent1" w:themeShade="BF"/>
                 <w:sz w:val="24"/>
               </w:rPr>
             </w:pPr>
@@ -4137,13 +3848,12 @@
                 <w:rFonts w:hint="eastAsia" w:ascii="宋体" w:hAnsi="宋体" w:eastAsia="宋体" w:cs="宋体"/>
                 <w:b/>
                 <w:bCs/>
-                <w:color w:val="auto"/>
                 <w:kern w:val="0"/>
                 <w:sz w:val="24"/>
                 <w:szCs w:val="24"/>
                 <w:lang w:val="en-US" w:eastAsia="zh-CN" w:bidi="ar"/>
               </w:rPr>
-              <w:t>系统管理员</w:t>
+              <w:t>管理层</w:t>
             </w:r>
           </w:p>
         </w:tc>
@@ -4202,7 +3912,7 @@
                 <w:shd w:val="clear" w:fill="FFFFFF"/>
                 <w:lang w:val="en-US" w:eastAsia="zh-CN" w:bidi="ar-SA"/>
               </w:rPr>
-              <w:t>IT管理员</w:t>
+              <w:t>领导/管理者</w:t>
             </w:r>
           </w:p>
         </w:tc>
@@ -4261,7 +3971,7 @@
                 <w:shd w:val="clear" w:fill="FFFFFF"/>
                 <w:lang w:val="en-US" w:eastAsia="zh-CN" w:bidi="ar-SA"/>
               </w:rPr>
-              <w:t>系统初始化配置、用户账号管理、操作审计</w:t>
+              <w:t>掌握整体运行状态、监督运维质量、数据驱动决策</w:t>
             </w:r>
           </w:p>
         </w:tc>
@@ -4276,6 +3986,196 @@
             <w:insideH w:val="none" w:color="auto" w:sz="0" w:space="0"/>
             <w:insideV w:val="none" w:color="auto" w:sz="0" w:space="0"/>
           </w:tblBorders>
+          <w:shd w:val="clear" w:color="auto" w:fill="auto"/>
+          <w:tblCellMar>
+            <w:top w:w="15" w:type="dxa"/>
+            <w:left w:w="15" w:type="dxa"/>
+            <w:bottom w:w="15" w:type="dxa"/>
+            <w:right w:w="15" w:type="dxa"/>
+          </w:tblCellMar>
+        </w:tblPrEx>
+        <w:trPr>
+          <w:trHeight w:val="0" w:hRule="atLeast"/>
+          <w:jc w:val="center"/>
+        </w:trPr>
+        <w:tc>
+          <w:tcPr>
+            <w:tcW w:w="1467" w:type="dxa"/>
+            <w:tcBorders>
+              <w:top w:val="single" w:color="auto" w:sz="4" w:space="0"/>
+              <w:left w:val="single" w:color="auto" w:sz="4" w:space="0"/>
+              <w:bottom w:val="single" w:color="auto" w:sz="4" w:space="0"/>
+              <w:right w:val="single" w:color="auto" w:sz="4" w:space="0"/>
+            </w:tcBorders>
+            <w:shd w:val="clear" w:color="auto" w:fill="auto"/>
+            <w:tcMar>
+              <w:top w:w="75" w:type="dxa"/>
+              <w:left w:w="0" w:type="dxa"/>
+              <w:bottom w:w="75" w:type="dxa"/>
+              <w:right w:w="120" w:type="dxa"/>
+            </w:tcMar>
+            <w:vAlign w:val="center"/>
+          </w:tcPr>
+          <w:p>
+            <w:pPr>
+              <w:keepNext w:val="0"/>
+              <w:keepLines w:val="0"/>
+              <w:widowControl/>
+              <w:suppressLineNumbers w:val="0"/>
+              <w:snapToGrid w:val="0"/>
+              <w:ind w:left="0" w:leftChars="0" w:right="0" w:rightChars="0" w:firstLine="0" w:firstLineChars="0"/>
+              <w:jc w:val="left"/>
+              <w:rPr>
+                <w:rFonts w:hint="eastAsia" w:ascii="宋体" w:hAnsi="宋体" w:eastAsia="宋体" w:cs="宋体"/>
+                <w:color w:val="2E54A1" w:themeColor="accent1" w:themeShade="BF"/>
+                <w:sz w:val="24"/>
+              </w:rPr>
+            </w:pPr>
+            <w:r>
+              <w:rPr>
+                <w:rFonts w:hint="eastAsia" w:ascii="宋体" w:hAnsi="宋体" w:eastAsia="宋体" w:cs="宋体"/>
+                <w:b/>
+                <w:bCs/>
+                <w:color w:val="auto"/>
+                <w:kern w:val="0"/>
+                <w:sz w:val="24"/>
+                <w:szCs w:val="24"/>
+                <w:lang w:val="en-US" w:eastAsia="zh-CN" w:bidi="ar"/>
+              </w:rPr>
+              <w:t>系统管理员</w:t>
+            </w:r>
+          </w:p>
+        </w:tc>
+        <w:tc>
+          <w:tcPr>
+            <w:tcW w:w="1742" w:type="dxa"/>
+            <w:tcBorders>
+              <w:top w:val="single" w:color="auto" w:sz="4" w:space="0"/>
+              <w:left w:val="single" w:color="auto" w:sz="4" w:space="0"/>
+              <w:bottom w:val="single" w:color="auto" w:sz="4" w:space="0"/>
+              <w:right w:val="single" w:color="auto" w:sz="4" w:space="0"/>
+            </w:tcBorders>
+            <w:shd w:val="clear" w:color="auto" w:fill="auto"/>
+            <w:tcMar>
+              <w:top w:w="75" w:type="dxa"/>
+              <w:left w:w="120" w:type="dxa"/>
+              <w:bottom w:w="75" w:type="dxa"/>
+              <w:right w:w="120" w:type="dxa"/>
+            </w:tcMar>
+            <w:vAlign w:val="center"/>
+          </w:tcPr>
+          <w:p>
+            <w:pPr>
+              <w:keepNext w:val="0"/>
+              <w:keepLines w:val="0"/>
+              <w:widowControl/>
+              <w:suppressLineNumbers w:val="0"/>
+              <w:snapToGrid w:val="0"/>
+              <w:ind w:left="0" w:leftChars="0" w:right="0" w:rightChars="0" w:firstLine="0" w:firstLineChars="0"/>
+              <w:jc w:val="center"/>
+              <w:rPr>
+                <w:rFonts w:hint="eastAsia" w:ascii="宋体" w:hAnsi="宋体" w:eastAsia="宋体" w:cs="宋体"/>
+                <w:i w:val="0"/>
+                <w:iCs w:val="0"/>
+                <w:caps w:val="0"/>
+                <w:color w:val="0F1115"/>
+                <w:spacing w:val="0"/>
+                <w:kern w:val="2"/>
+                <w:sz w:val="24"/>
+                <w:szCs w:val="24"/>
+                <w:shd w:val="clear" w:fill="FFFFFF"/>
+                <w:lang w:val="en-US" w:eastAsia="zh-CN" w:bidi="ar-SA"/>
+              </w:rPr>
+            </w:pPr>
+            <w:r>
+              <w:rPr>
+                <w:rFonts w:hint="eastAsia" w:ascii="宋体" w:hAnsi="宋体" w:eastAsia="宋体" w:cs="宋体"/>
+                <w:i w:val="0"/>
+                <w:iCs w:val="0"/>
+                <w:caps w:val="0"/>
+                <w:color w:val="0F1115"/>
+                <w:spacing w:val="0"/>
+                <w:kern w:val="2"/>
+                <w:sz w:val="24"/>
+                <w:szCs w:val="24"/>
+                <w:shd w:val="clear" w:fill="FFFFFF"/>
+                <w:lang w:val="en-US" w:eastAsia="zh-CN" w:bidi="ar-SA"/>
+              </w:rPr>
+              <w:t>IT管理员</w:t>
+            </w:r>
+          </w:p>
+        </w:tc>
+        <w:tc>
+          <w:tcPr>
+            <w:tcW w:w="5247" w:type="dxa"/>
+            <w:tcBorders>
+              <w:top w:val="single" w:color="auto" w:sz="4" w:space="0"/>
+              <w:left w:val="single" w:color="auto" w:sz="4" w:space="0"/>
+              <w:bottom w:val="single" w:color="auto" w:sz="4" w:space="0"/>
+              <w:right w:val="single" w:color="auto" w:sz="4" w:space="0"/>
+            </w:tcBorders>
+            <w:shd w:val="clear" w:color="auto" w:fill="auto"/>
+            <w:tcMar>
+              <w:top w:w="75" w:type="dxa"/>
+              <w:left w:w="120" w:type="dxa"/>
+              <w:bottom w:w="75" w:type="dxa"/>
+              <w:right w:w="120" w:type="dxa"/>
+            </w:tcMar>
+            <w:vAlign w:val="center"/>
+          </w:tcPr>
+          <w:p>
+            <w:pPr>
+              <w:keepNext w:val="0"/>
+              <w:keepLines w:val="0"/>
+              <w:widowControl/>
+              <w:suppressLineNumbers w:val="0"/>
+              <w:snapToGrid w:val="0"/>
+              <w:ind w:left="0" w:leftChars="0" w:right="0" w:rightChars="0" w:firstLine="0" w:firstLineChars="0"/>
+              <w:jc w:val="left"/>
+              <w:rPr>
+                <w:rFonts w:hint="eastAsia" w:ascii="宋体" w:hAnsi="宋体" w:eastAsia="宋体" w:cs="宋体"/>
+                <w:i w:val="0"/>
+                <w:iCs w:val="0"/>
+                <w:caps w:val="0"/>
+                <w:color w:val="0F1115"/>
+                <w:spacing w:val="0"/>
+                <w:kern w:val="2"/>
+                <w:sz w:val="24"/>
+                <w:szCs w:val="24"/>
+                <w:shd w:val="clear" w:fill="FFFFFF"/>
+                <w:lang w:val="en-US" w:eastAsia="zh-CN" w:bidi="ar-SA"/>
+              </w:rPr>
+            </w:pPr>
+            <w:r>
+              <w:rPr>
+                <w:rFonts w:hint="eastAsia" w:ascii="宋体" w:hAnsi="宋体" w:eastAsia="宋体" w:cs="宋体"/>
+                <w:i w:val="0"/>
+                <w:iCs w:val="0"/>
+                <w:caps w:val="0"/>
+                <w:color w:val="0F1115"/>
+                <w:spacing w:val="0"/>
+                <w:kern w:val="2"/>
+                <w:sz w:val="24"/>
+                <w:szCs w:val="24"/>
+                <w:shd w:val="clear" w:fill="FFFFFF"/>
+                <w:lang w:val="en-US" w:eastAsia="zh-CN" w:bidi="ar-SA"/>
+              </w:rPr>
+              <w:t>系统初始化配置、用户账号管理、操作审计</w:t>
+            </w:r>
+          </w:p>
+        </w:tc>
+      </w:tr>
+      <w:tr>
+        <w:tblPrEx>
+          <w:tblBorders>
+            <w:top w:val="none" w:color="auto" w:sz="0" w:space="0"/>
+            <w:left w:val="none" w:color="auto" w:sz="0" w:space="0"/>
+            <w:bottom w:val="none" w:color="auto" w:sz="0" w:space="0"/>
+            <w:right w:val="none" w:color="auto" w:sz="0" w:space="0"/>
+            <w:insideH w:val="none" w:color="auto" w:sz="0" w:space="0"/>
+            <w:insideV w:val="none" w:color="auto" w:sz="0" w:space="0"/>
+          </w:tblBorders>
+          <w:shd w:val="clear" w:color="auto" w:fill="auto"/>
           <w:tblCellMar>
             <w:top w:w="15" w:type="dxa"/>
             <w:left w:w="15" w:type="dxa"/>
@@ -4511,6 +4411,7 @@
     </w:p>
     <w:tbl>
       <w:tblPr>
+        <w:tblStyle w:val="6"/>
         <w:tblpPr w:leftFromText="180" w:rightFromText="180" w:vertAnchor="text" w:horzAnchor="page" w:tblpX="1805" w:tblpY="362"/>
         <w:tblOverlap w:val="never"/>
         <w:tblW w:w="9257" w:type="dxa"/>
@@ -4551,6 +4452,7 @@
             <w:insideH w:val="none" w:color="auto" w:sz="0" w:space="0"/>
             <w:insideV w:val="none" w:color="auto" w:sz="0" w:space="0"/>
           </w:tblBorders>
+          <w:shd w:val="clear" w:color="auto" w:fill="FFFFFF"/>
           <w:tblCellMar>
             <w:top w:w="15" w:type="dxa"/>
             <w:left w:w="15" w:type="dxa"/>
@@ -4615,7 +4517,6 @@
                 <w:kern w:val="0"/>
                 <w:sz w:val="21"/>
                 <w:szCs w:val="21"/>
-                <w:bdr w:val="none" w:color="auto" w:sz="0" w:space="0"/>
                 <w:lang w:val="en-US" w:eastAsia="zh-CN" w:bidi="ar"/>
               </w:rPr>
               <w:t>功能模块</w:t>
@@ -4675,7 +4576,6 @@
                 <w:kern w:val="0"/>
                 <w:sz w:val="21"/>
                 <w:szCs w:val="21"/>
-                <w:bdr w:val="none" w:color="auto" w:sz="0" w:space="0"/>
                 <w:lang w:val="en-US" w:eastAsia="zh-CN" w:bidi="ar"/>
               </w:rPr>
               <w:t>技术员</w:t>
@@ -4735,7 +4635,6 @@
                 <w:kern w:val="0"/>
                 <w:sz w:val="21"/>
                 <w:szCs w:val="21"/>
-                <w:bdr w:val="none" w:color="auto" w:sz="0" w:space="0"/>
                 <w:lang w:val="en-US" w:eastAsia="zh-CN" w:bidi="ar"/>
               </w:rPr>
               <w:t>客服</w:t>
@@ -4795,7 +4694,6 @@
                 <w:kern w:val="0"/>
                 <w:sz w:val="21"/>
                 <w:szCs w:val="21"/>
-                <w:bdr w:val="none" w:color="auto" w:sz="0" w:space="0"/>
                 <w:lang w:val="en-US" w:eastAsia="zh-CN" w:bidi="ar"/>
               </w:rPr>
               <w:t>领导</w:t>
@@ -4855,7 +4753,6 @@
                 <w:kern w:val="0"/>
                 <w:sz w:val="21"/>
                 <w:szCs w:val="21"/>
-                <w:bdr w:val="none" w:color="auto" w:sz="0" w:space="0"/>
                 <w:lang w:val="en-US" w:eastAsia="zh-CN" w:bidi="ar"/>
               </w:rPr>
               <w:t>系统管理员</w:t>
@@ -4915,7 +4812,6 @@
                 <w:kern w:val="0"/>
                 <w:sz w:val="21"/>
                 <w:szCs w:val="21"/>
-                <w:bdr w:val="none" w:color="auto" w:sz="0" w:space="0"/>
                 <w:lang w:val="en-US" w:eastAsia="zh-CN" w:bidi="ar"/>
               </w:rPr>
               <w:t>现场巡检</w:t>
@@ -4975,7 +4871,6 @@
                 <w:kern w:val="0"/>
                 <w:sz w:val="21"/>
                 <w:szCs w:val="21"/>
-                <w:bdr w:val="none" w:color="auto" w:sz="0" w:space="0"/>
                 <w:lang w:val="en-US" w:eastAsia="zh-CN" w:bidi="ar"/>
               </w:rPr>
               <w:t>权限说明</w:t>
@@ -5054,7 +4949,6 @@
                 <w:kern w:val="0"/>
                 <w:sz w:val="21"/>
                 <w:szCs w:val="21"/>
-                <w:bdr w:val="none" w:color="auto" w:sz="0" w:space="0"/>
                 <w:lang w:val="en-US" w:eastAsia="zh-CN" w:bidi="ar"/>
               </w:rPr>
               <w:t>主页概览</w:t>
@@ -5110,7 +5004,6 @@
                 <w:kern w:val="0"/>
                 <w:sz w:val="16"/>
                 <w:szCs w:val="16"/>
-                <w:bdr w:val="none" w:color="auto" w:sz="0" w:space="0"/>
                 <w:lang w:val="en-US" w:eastAsia="zh-CN" w:bidi="ar"/>
               </w:rPr>
               <w:t>●</w:t>
@@ -5166,7 +5059,6 @@
                 <w:kern w:val="0"/>
                 <w:sz w:val="16"/>
                 <w:szCs w:val="16"/>
-                <w:bdr w:val="none" w:color="auto" w:sz="0" w:space="0"/>
                 <w:lang w:val="en-US" w:eastAsia="zh-CN" w:bidi="ar"/>
               </w:rPr>
               <w:t>●</w:t>
@@ -5222,7 +5114,6 @@
                 <w:kern w:val="0"/>
                 <w:sz w:val="16"/>
                 <w:szCs w:val="16"/>
-                <w:bdr w:val="none" w:color="auto" w:sz="0" w:space="0"/>
                 <w:lang w:val="en-US" w:eastAsia="zh-CN" w:bidi="ar"/>
               </w:rPr>
               <w:t>●</w:t>
@@ -5278,7 +5169,6 @@
                 <w:kern w:val="0"/>
                 <w:sz w:val="16"/>
                 <w:szCs w:val="16"/>
-                <w:bdr w:val="none" w:color="auto" w:sz="0" w:space="0"/>
                 <w:lang w:val="en-US" w:eastAsia="zh-CN" w:bidi="ar"/>
               </w:rPr>
               <w:t>●</w:t>
@@ -5334,7 +5224,6 @@
                 <w:kern w:val="0"/>
                 <w:sz w:val="16"/>
                 <w:szCs w:val="16"/>
-                <w:bdr w:val="none" w:color="auto" w:sz="0" w:space="0"/>
                 <w:lang w:val="en-US" w:eastAsia="zh-CN" w:bidi="ar"/>
               </w:rPr>
               <w:t>●</w:t>
@@ -5390,7 +5279,6 @@
                 <w:kern w:val="0"/>
                 <w:sz w:val="21"/>
                 <w:szCs w:val="21"/>
-                <w:bdr w:val="none" w:color="auto" w:sz="0" w:space="0"/>
                 <w:lang w:val="en-US" w:eastAsia="zh-CN" w:bidi="ar"/>
               </w:rPr>
               <w:t>所有角色均可查看Dashboard总览</w:t>
@@ -5469,7 +5357,6 @@
                 <w:kern w:val="0"/>
                 <w:sz w:val="21"/>
                 <w:szCs w:val="21"/>
-                <w:bdr w:val="none" w:color="auto" w:sz="0" w:space="0"/>
                 <w:lang w:val="en-US" w:eastAsia="zh-CN" w:bidi="ar"/>
               </w:rPr>
               <w:t>通信协议</w:t>
@@ -5525,7 +5412,6 @@
                 <w:kern w:val="0"/>
                 <w:sz w:val="16"/>
                 <w:szCs w:val="16"/>
-                <w:bdr w:val="none" w:color="auto" w:sz="0" w:space="0"/>
                 <w:lang w:val="en-US" w:eastAsia="zh-CN" w:bidi="ar"/>
               </w:rPr>
               <w:t>●</w:t>
@@ -5581,7 +5467,6 @@
                 <w:kern w:val="0"/>
                 <w:sz w:val="16"/>
                 <w:szCs w:val="16"/>
-                <w:bdr w:val="none" w:color="auto" w:sz="0" w:space="0"/>
                 <w:lang w:val="en-US" w:eastAsia="zh-CN" w:bidi="ar"/>
               </w:rPr>
               <w:t>○</w:t>
@@ -5637,7 +5522,6 @@
                 <w:kern w:val="0"/>
                 <w:sz w:val="16"/>
                 <w:szCs w:val="16"/>
-                <w:bdr w:val="none" w:color="auto" w:sz="0" w:space="0"/>
                 <w:lang w:val="en-US" w:eastAsia="zh-CN" w:bidi="ar"/>
               </w:rPr>
               <w:t>○</w:t>
@@ -5693,7 +5577,6 @@
                 <w:kern w:val="0"/>
                 <w:sz w:val="16"/>
                 <w:szCs w:val="16"/>
-                <w:bdr w:val="none" w:color="auto" w:sz="0" w:space="0"/>
                 <w:lang w:val="en-US" w:eastAsia="zh-CN" w:bidi="ar"/>
               </w:rPr>
               <w:t>●</w:t>
@@ -5749,7 +5632,6 @@
                 <w:kern w:val="0"/>
                 <w:sz w:val="16"/>
                 <w:szCs w:val="16"/>
-                <w:bdr w:val="none" w:color="auto" w:sz="0" w:space="0"/>
                 <w:lang w:val="en-US" w:eastAsia="zh-CN" w:bidi="ar"/>
               </w:rPr>
               <w:t>○</w:t>
@@ -5805,7 +5687,415 @@
                 <w:kern w:val="0"/>
                 <w:sz w:val="21"/>
                 <w:szCs w:val="21"/>
-                <w:bdr w:val="none" w:color="auto" w:sz="0" w:space="0"/>
+                <w:lang w:val="en-US" w:eastAsia="zh-CN" w:bidi="ar"/>
+              </w:rPr>
+              <w:t>仅技术员和管理员可配置；其他角色无权限</w:t>
+            </w:r>
+          </w:p>
+        </w:tc>
+      </w:tr>
+      <w:tr>
+        <w:tblPrEx>
+          <w:tblBorders>
+            <w:top w:val="none" w:color="auto" w:sz="0" w:space="0"/>
+            <w:left w:val="none" w:color="auto" w:sz="0" w:space="0"/>
+            <w:bottom w:val="none" w:color="auto" w:sz="0" w:space="0"/>
+            <w:right w:val="none" w:color="auto" w:sz="0" w:space="0"/>
+            <w:insideH w:val="none" w:color="auto" w:sz="0" w:space="0"/>
+            <w:insideV w:val="none" w:color="auto" w:sz="0" w:space="0"/>
+          </w:tblBorders>
+          <w:shd w:val="clear" w:color="auto" w:fill="FFFFFF"/>
+          <w:tblCellMar>
+            <w:top w:w="15" w:type="dxa"/>
+            <w:left w:w="15" w:type="dxa"/>
+            <w:bottom w:w="15" w:type="dxa"/>
+            <w:right w:w="15" w:type="dxa"/>
+          </w:tblCellMar>
+        </w:tblPrEx>
+        <w:trPr>
+          <w:trHeight w:val="707" w:hRule="atLeast"/>
+        </w:trPr>
+        <w:tc>
+          <w:tcPr>
+            <w:tcW w:w="793" w:type="dxa"/>
+            <w:tcBorders>
+              <w:top w:val="single" w:color="auto" w:sz="4" w:space="0"/>
+              <w:left w:val="single" w:color="auto" w:sz="4" w:space="0"/>
+              <w:bottom w:val="single" w:color="auto" w:sz="4" w:space="0"/>
+              <w:right w:val="single" w:color="auto" w:sz="4" w:space="0"/>
+            </w:tcBorders>
+            <w:shd w:val="clear" w:color="auto" w:fill="FFFFFF"/>
+            <w:tcMar>
+              <w:top w:w="75" w:type="dxa"/>
+              <w:left w:w="0" w:type="dxa"/>
+              <w:bottom w:w="75" w:type="dxa"/>
+              <w:right w:w="120" w:type="dxa"/>
+            </w:tcMar>
+            <w:vAlign w:val="center"/>
+          </w:tcPr>
+          <w:p>
+            <w:pPr>
+              <w:keepNext w:val="0"/>
+              <w:keepLines w:val="0"/>
+              <w:widowControl/>
+              <w:suppressLineNumbers w:val="0"/>
+              <w:snapToGrid w:val="0"/>
+              <w:ind w:left="0" w:leftChars="0" w:right="0" w:rightChars="0" w:firstLine="0" w:firstLineChars="0"/>
+              <w:jc w:val="center"/>
+              <w:rPr>
+                <w:rFonts w:hint="eastAsia" w:ascii="宋体" w:hAnsi="宋体" w:eastAsia="宋体" w:cs="宋体"/>
+                <w:i w:val="0"/>
+                <w:iCs w:val="0"/>
+                <w:caps w:val="0"/>
+                <w:color w:val="0F1115"/>
+                <w:spacing w:val="0"/>
+                <w:sz w:val="21"/>
+                <w:szCs w:val="21"/>
+              </w:rPr>
+            </w:pPr>
+            <w:r>
+              <w:rPr>
+                <w:rFonts w:hint="eastAsia" w:ascii="宋体" w:hAnsi="宋体" w:eastAsia="宋体" w:cs="宋体"/>
+                <w:b/>
+                <w:bCs/>
+                <w:i w:val="0"/>
+                <w:iCs w:val="0"/>
+                <w:caps w:val="0"/>
+                <w:color w:val="0F1115"/>
+                <w:spacing w:val="0"/>
+                <w:kern w:val="0"/>
+                <w:sz w:val="21"/>
+                <w:szCs w:val="21"/>
+                <w:lang w:val="en-US" w:eastAsia="zh-CN" w:bidi="ar"/>
+              </w:rPr>
+              <w:t>测点管理</w:t>
+            </w:r>
+          </w:p>
+        </w:tc>
+        <w:tc>
+          <w:tcPr>
+            <w:tcW w:w="661" w:type="dxa"/>
+            <w:tcBorders>
+              <w:top w:val="single" w:color="auto" w:sz="4" w:space="0"/>
+              <w:left w:val="single" w:color="auto" w:sz="4" w:space="0"/>
+              <w:bottom w:val="single" w:color="auto" w:sz="4" w:space="0"/>
+              <w:right w:val="single" w:color="auto" w:sz="4" w:space="0"/>
+            </w:tcBorders>
+            <w:shd w:val="clear" w:color="auto" w:fill="FFFFFF"/>
+            <w:tcMar>
+              <w:top w:w="75" w:type="dxa"/>
+              <w:left w:w="120" w:type="dxa"/>
+              <w:bottom w:w="75" w:type="dxa"/>
+              <w:right w:w="120" w:type="dxa"/>
+            </w:tcMar>
+            <w:vAlign w:val="center"/>
+          </w:tcPr>
+          <w:p>
+            <w:pPr>
+              <w:keepNext w:val="0"/>
+              <w:keepLines w:val="0"/>
+              <w:widowControl/>
+              <w:suppressLineNumbers w:val="0"/>
+              <w:snapToGrid w:val="0"/>
+              <w:ind w:left="0" w:leftChars="0" w:right="0" w:rightChars="0" w:firstLine="0" w:firstLineChars="0"/>
+              <w:jc w:val="center"/>
+              <w:rPr>
+                <w:rFonts w:hint="eastAsia" w:ascii="宋体" w:hAnsi="宋体" w:eastAsia="宋体" w:cs="宋体"/>
+                <w:i w:val="0"/>
+                <w:iCs w:val="0"/>
+                <w:caps w:val="0"/>
+                <w:color w:val="0F1115"/>
+                <w:spacing w:val="0"/>
+                <w:sz w:val="16"/>
+                <w:szCs w:val="16"/>
+              </w:rPr>
+            </w:pPr>
+            <w:r>
+              <w:rPr>
+                <w:rFonts w:hint="eastAsia" w:ascii="宋体" w:hAnsi="宋体" w:eastAsia="宋体" w:cs="宋体"/>
+                <w:i w:val="0"/>
+                <w:iCs w:val="0"/>
+                <w:caps w:val="0"/>
+                <w:color w:val="0F1115"/>
+                <w:spacing w:val="0"/>
+                <w:kern w:val="0"/>
+                <w:sz w:val="16"/>
+                <w:szCs w:val="16"/>
+                <w:lang w:val="en-US" w:eastAsia="zh-CN" w:bidi="ar"/>
+              </w:rPr>
+              <w:t>●</w:t>
+            </w:r>
+          </w:p>
+        </w:tc>
+        <w:tc>
+          <w:tcPr>
+            <w:tcW w:w="529" w:type="dxa"/>
+            <w:tcBorders>
+              <w:top w:val="single" w:color="auto" w:sz="4" w:space="0"/>
+              <w:left w:val="single" w:color="auto" w:sz="4" w:space="0"/>
+              <w:bottom w:val="single" w:color="auto" w:sz="4" w:space="0"/>
+              <w:right w:val="single" w:color="auto" w:sz="4" w:space="0"/>
+            </w:tcBorders>
+            <w:shd w:val="clear" w:color="auto" w:fill="FFFFFF"/>
+            <w:tcMar>
+              <w:top w:w="75" w:type="dxa"/>
+              <w:left w:w="120" w:type="dxa"/>
+              <w:bottom w:w="75" w:type="dxa"/>
+              <w:right w:w="120" w:type="dxa"/>
+            </w:tcMar>
+            <w:vAlign w:val="center"/>
+          </w:tcPr>
+          <w:p>
+            <w:pPr>
+              <w:keepNext w:val="0"/>
+              <w:keepLines w:val="0"/>
+              <w:widowControl/>
+              <w:suppressLineNumbers w:val="0"/>
+              <w:snapToGrid w:val="0"/>
+              <w:ind w:left="0" w:leftChars="0" w:right="0" w:rightChars="0" w:firstLine="0" w:firstLineChars="0"/>
+              <w:jc w:val="center"/>
+              <w:rPr>
+                <w:rFonts w:hint="eastAsia" w:ascii="宋体" w:hAnsi="宋体" w:eastAsia="宋体" w:cs="宋体"/>
+                <w:i w:val="0"/>
+                <w:iCs w:val="0"/>
+                <w:caps w:val="0"/>
+                <w:color w:val="0F1115"/>
+                <w:spacing w:val="0"/>
+                <w:sz w:val="16"/>
+                <w:szCs w:val="16"/>
+              </w:rPr>
+            </w:pPr>
+            <w:r>
+              <w:rPr>
+                <w:rFonts w:hint="eastAsia" w:ascii="宋体" w:hAnsi="宋体" w:eastAsia="宋体" w:cs="宋体"/>
+                <w:i w:val="0"/>
+                <w:iCs w:val="0"/>
+                <w:caps w:val="0"/>
+                <w:color w:val="0F1115"/>
+                <w:spacing w:val="0"/>
+                <w:kern w:val="0"/>
+                <w:sz w:val="16"/>
+                <w:szCs w:val="16"/>
+                <w:lang w:val="en-US" w:eastAsia="zh-CN" w:bidi="ar"/>
+              </w:rPr>
+              <w:t>○</w:t>
+            </w:r>
+          </w:p>
+        </w:tc>
+        <w:tc>
+          <w:tcPr>
+            <w:tcW w:w="529" w:type="dxa"/>
+            <w:tcBorders>
+              <w:top w:val="single" w:color="auto" w:sz="4" w:space="0"/>
+              <w:left w:val="single" w:color="auto" w:sz="4" w:space="0"/>
+              <w:bottom w:val="single" w:color="auto" w:sz="4" w:space="0"/>
+              <w:right w:val="single" w:color="auto" w:sz="4" w:space="0"/>
+            </w:tcBorders>
+            <w:shd w:val="clear" w:color="auto" w:fill="FFFFFF"/>
+            <w:tcMar>
+              <w:top w:w="75" w:type="dxa"/>
+              <w:left w:w="120" w:type="dxa"/>
+              <w:bottom w:w="75" w:type="dxa"/>
+              <w:right w:w="120" w:type="dxa"/>
+            </w:tcMar>
+            <w:vAlign w:val="center"/>
+          </w:tcPr>
+          <w:p>
+            <w:pPr>
+              <w:keepNext w:val="0"/>
+              <w:keepLines w:val="0"/>
+              <w:widowControl/>
+              <w:suppressLineNumbers w:val="0"/>
+              <w:snapToGrid w:val="0"/>
+              <w:ind w:left="0" w:leftChars="0" w:right="0" w:rightChars="0" w:firstLine="0" w:firstLineChars="0"/>
+              <w:jc w:val="center"/>
+              <w:rPr>
+                <w:rFonts w:hint="eastAsia" w:ascii="宋体" w:hAnsi="宋体" w:eastAsia="宋体" w:cs="宋体"/>
+                <w:i w:val="0"/>
+                <w:iCs w:val="0"/>
+                <w:caps w:val="0"/>
+                <w:color w:val="0F1115"/>
+                <w:spacing w:val="0"/>
+                <w:sz w:val="16"/>
+                <w:szCs w:val="16"/>
+              </w:rPr>
+            </w:pPr>
+            <w:r>
+              <w:rPr>
+                <w:rFonts w:hint="eastAsia" w:ascii="宋体" w:hAnsi="宋体" w:eastAsia="宋体" w:cs="宋体"/>
+                <w:i w:val="0"/>
+                <w:iCs w:val="0"/>
+                <w:caps w:val="0"/>
+                <w:color w:val="0F1115"/>
+                <w:spacing w:val="0"/>
+                <w:kern w:val="0"/>
+                <w:sz w:val="16"/>
+                <w:szCs w:val="16"/>
+                <w:lang w:val="en-US" w:eastAsia="zh-CN" w:bidi="ar"/>
+              </w:rPr>
+              <w:t>○</w:t>
+            </w:r>
+          </w:p>
+        </w:tc>
+        <w:tc>
+          <w:tcPr>
+            <w:tcW w:w="925" w:type="dxa"/>
+            <w:tcBorders>
+              <w:top w:val="single" w:color="auto" w:sz="4" w:space="0"/>
+              <w:left w:val="single" w:color="auto" w:sz="4" w:space="0"/>
+              <w:bottom w:val="single" w:color="auto" w:sz="4" w:space="0"/>
+              <w:right w:val="single" w:color="auto" w:sz="4" w:space="0"/>
+            </w:tcBorders>
+            <w:shd w:val="clear" w:color="auto" w:fill="FFFFFF"/>
+            <w:tcMar>
+              <w:top w:w="75" w:type="dxa"/>
+              <w:left w:w="120" w:type="dxa"/>
+              <w:bottom w:w="75" w:type="dxa"/>
+              <w:right w:w="120" w:type="dxa"/>
+            </w:tcMar>
+            <w:vAlign w:val="center"/>
+          </w:tcPr>
+          <w:p>
+            <w:pPr>
+              <w:keepNext w:val="0"/>
+              <w:keepLines w:val="0"/>
+              <w:widowControl/>
+              <w:suppressLineNumbers w:val="0"/>
+              <w:snapToGrid w:val="0"/>
+              <w:ind w:left="0" w:leftChars="0" w:right="0" w:rightChars="0" w:firstLine="0" w:firstLineChars="0"/>
+              <w:jc w:val="center"/>
+              <w:rPr>
+                <w:rFonts w:hint="eastAsia" w:ascii="宋体" w:hAnsi="宋体" w:eastAsia="宋体" w:cs="宋体"/>
+                <w:i w:val="0"/>
+                <w:iCs w:val="0"/>
+                <w:caps w:val="0"/>
+                <w:color w:val="0F1115"/>
+                <w:spacing w:val="0"/>
+                <w:sz w:val="16"/>
+                <w:szCs w:val="16"/>
+              </w:rPr>
+            </w:pPr>
+            <w:r>
+              <w:rPr>
+                <w:rFonts w:hint="eastAsia" w:ascii="宋体" w:hAnsi="宋体" w:eastAsia="宋体" w:cs="宋体"/>
+                <w:i w:val="0"/>
+                <w:iCs w:val="0"/>
+                <w:caps w:val="0"/>
+                <w:color w:val="0F1115"/>
+                <w:spacing w:val="0"/>
+                <w:kern w:val="0"/>
+                <w:sz w:val="16"/>
+                <w:szCs w:val="16"/>
+                <w:lang w:val="en-US" w:eastAsia="zh-CN" w:bidi="ar"/>
+              </w:rPr>
+              <w:t>●</w:t>
+            </w:r>
+          </w:p>
+        </w:tc>
+        <w:tc>
+          <w:tcPr>
+            <w:tcW w:w="793" w:type="dxa"/>
+            <w:tcBorders>
+              <w:top w:val="single" w:color="auto" w:sz="4" w:space="0"/>
+              <w:left w:val="single" w:color="auto" w:sz="4" w:space="0"/>
+              <w:bottom w:val="single" w:color="auto" w:sz="4" w:space="0"/>
+              <w:right w:val="single" w:color="auto" w:sz="4" w:space="0"/>
+            </w:tcBorders>
+            <w:shd w:val="clear" w:color="auto" w:fill="FFFFFF"/>
+            <w:tcMar>
+              <w:top w:w="75" w:type="dxa"/>
+              <w:left w:w="120" w:type="dxa"/>
+              <w:bottom w:w="75" w:type="dxa"/>
+              <w:right w:w="120" w:type="dxa"/>
+            </w:tcMar>
+            <w:vAlign w:val="center"/>
+          </w:tcPr>
+          <w:p>
+            <w:pPr>
+              <w:keepNext w:val="0"/>
+              <w:keepLines w:val="0"/>
+              <w:widowControl/>
+              <w:suppressLineNumbers w:val="0"/>
+              <w:snapToGrid w:val="0"/>
+              <w:ind w:left="0" w:leftChars="0" w:right="0" w:rightChars="0" w:firstLine="0" w:firstLineChars="0"/>
+              <w:jc w:val="center"/>
+              <w:rPr>
+                <w:rFonts w:hint="eastAsia" w:ascii="宋体" w:hAnsi="宋体" w:eastAsia="宋体" w:cs="宋体"/>
+                <w:i w:val="0"/>
+                <w:iCs w:val="0"/>
+                <w:caps w:val="0"/>
+                <w:color w:val="0F1115"/>
+                <w:spacing w:val="0"/>
+                <w:sz w:val="16"/>
+                <w:szCs w:val="16"/>
+              </w:rPr>
+            </w:pPr>
+            <w:r>
+              <w:rPr>
+                <w:rFonts w:hint="eastAsia" w:ascii="宋体" w:hAnsi="宋体" w:eastAsia="宋体" w:cs="宋体"/>
+                <w:i w:val="0"/>
+                <w:iCs w:val="0"/>
+                <w:caps w:val="0"/>
+                <w:color w:val="0F1115"/>
+                <w:spacing w:val="0"/>
+                <w:kern w:val="0"/>
+                <w:sz w:val="16"/>
+                <w:szCs w:val="16"/>
+                <w:lang w:val="en-US" w:eastAsia="zh-CN" w:bidi="ar"/>
+              </w:rPr>
+              <w:t>○</w:t>
+            </w:r>
+          </w:p>
+        </w:tc>
+        <w:tc>
+          <w:tcPr>
+            <w:tcW w:w="5027" w:type="dxa"/>
+            <w:tcBorders>
+              <w:top w:val="single" w:color="auto" w:sz="4" w:space="0"/>
+              <w:left w:val="single" w:color="auto" w:sz="4" w:space="0"/>
+              <w:bottom w:val="single" w:color="auto" w:sz="4" w:space="0"/>
+              <w:right w:val="single" w:color="auto" w:sz="4" w:space="0"/>
+            </w:tcBorders>
+            <w:shd w:val="clear" w:color="auto" w:fill="FFFFFF"/>
+            <w:tcMar>
+              <w:top w:w="75" w:type="dxa"/>
+              <w:left w:w="120" w:type="dxa"/>
+              <w:bottom w:w="75" w:type="dxa"/>
+              <w:right w:w="0" w:type="dxa"/>
+            </w:tcMar>
+            <w:vAlign w:val="center"/>
+          </w:tcPr>
+          <w:p>
+            <w:pPr>
+              <w:keepNext w:val="0"/>
+              <w:keepLines w:val="0"/>
+              <w:widowControl/>
+              <w:suppressLineNumbers w:val="0"/>
+              <w:snapToGrid w:val="0"/>
+              <w:ind w:left="0" w:leftChars="0" w:right="0" w:rightChars="0" w:firstLine="0" w:firstLineChars="0"/>
+              <w:jc w:val="left"/>
+              <w:rPr>
+                <w:rFonts w:hint="eastAsia" w:ascii="宋体" w:hAnsi="宋体" w:eastAsia="宋体" w:cs="宋体"/>
+                <w:i w:val="0"/>
+                <w:iCs w:val="0"/>
+                <w:caps w:val="0"/>
+                <w:color w:val="0F1115"/>
+                <w:spacing w:val="0"/>
+                <w:sz w:val="21"/>
+                <w:szCs w:val="21"/>
+              </w:rPr>
+            </w:pPr>
+            <w:r>
+              <w:rPr>
+                <w:rFonts w:hint="eastAsia" w:ascii="宋体" w:hAnsi="宋体" w:eastAsia="宋体" w:cs="宋体"/>
+                <w:i w:val="0"/>
+                <w:iCs w:val="0"/>
+                <w:caps w:val="0"/>
+                <w:color w:val="0F1115"/>
+                <w:spacing w:val="0"/>
+                <w:kern w:val="0"/>
+                <w:sz w:val="21"/>
+                <w:szCs w:val="21"/>
                 <w:lang w:val="en-US" w:eastAsia="zh-CN" w:bidi="ar"/>
               </w:rPr>
               <w:t>仅技术员和管理员可配置；其他角色无权限</w:t>
@@ -5884,10 +6174,9 @@
                 <w:kern w:val="0"/>
                 <w:sz w:val="21"/>
                 <w:szCs w:val="21"/>
-                <w:bdr w:val="none" w:color="auto" w:sz="0" w:space="0"/>
                 <w:lang w:val="en-US" w:eastAsia="zh-CN" w:bidi="ar"/>
               </w:rPr>
-              <w:t>测点管理</w:t>
+              <w:t>监听管理</w:t>
             </w:r>
           </w:p>
         </w:tc>
@@ -5940,7 +6229,6 @@
                 <w:kern w:val="0"/>
                 <w:sz w:val="16"/>
                 <w:szCs w:val="16"/>
-                <w:bdr w:val="none" w:color="auto" w:sz="0" w:space="0"/>
                 <w:lang w:val="en-US" w:eastAsia="zh-CN" w:bidi="ar"/>
               </w:rPr>
               <w:t>●</w:t>
@@ -5996,10 +6284,9 @@
                 <w:kern w:val="0"/>
                 <w:sz w:val="16"/>
                 <w:szCs w:val="16"/>
-                <w:bdr w:val="none" w:color="auto" w:sz="0" w:space="0"/>
                 <w:lang w:val="en-US" w:eastAsia="zh-CN" w:bidi="ar"/>
               </w:rPr>
-              <w:t>○</w:t>
+              <w:t>▲</w:t>
             </w:r>
           </w:p>
         </w:tc>
@@ -6052,10 +6339,9 @@
                 <w:kern w:val="0"/>
                 <w:sz w:val="16"/>
                 <w:szCs w:val="16"/>
-                <w:bdr w:val="none" w:color="auto" w:sz="0" w:space="0"/>
                 <w:lang w:val="en-US" w:eastAsia="zh-CN" w:bidi="ar"/>
               </w:rPr>
-              <w:t>○</w:t>
+              <w:t>▲</w:t>
             </w:r>
           </w:p>
         </w:tc>
@@ -6108,7 +6394,6 @@
                 <w:kern w:val="0"/>
                 <w:sz w:val="16"/>
                 <w:szCs w:val="16"/>
-                <w:bdr w:val="none" w:color="auto" w:sz="0" w:space="0"/>
                 <w:lang w:val="en-US" w:eastAsia="zh-CN" w:bidi="ar"/>
               </w:rPr>
               <w:t>●</w:t>
@@ -6164,10 +6449,9 @@
                 <w:kern w:val="0"/>
                 <w:sz w:val="16"/>
                 <w:szCs w:val="16"/>
-                <w:bdr w:val="none" w:color="auto" w:sz="0" w:space="0"/>
                 <w:lang w:val="en-US" w:eastAsia="zh-CN" w:bidi="ar"/>
               </w:rPr>
-              <w:t>○</w:t>
+              <w:t>▲</w:t>
             </w:r>
           </w:p>
         </w:tc>
@@ -6220,10 +6504,825 @@
                 <w:kern w:val="0"/>
                 <w:sz w:val="21"/>
                 <w:szCs w:val="21"/>
-                <w:bdr w:val="none" w:color="auto" w:sz="0" w:space="0"/>
                 <w:lang w:val="en-US" w:eastAsia="zh-CN" w:bidi="ar"/>
               </w:rPr>
-              <w:t>仅技术员和管理员可配置；其他角色无权限</w:t>
+              <w:t>监听组配置仅技术员和管理员可操作；监听记录所有角色可查看</w:t>
+            </w:r>
+          </w:p>
+        </w:tc>
+      </w:tr>
+      <w:tr>
+        <w:tblPrEx>
+          <w:tblBorders>
+            <w:top w:val="none" w:color="auto" w:sz="0" w:space="0"/>
+            <w:left w:val="none" w:color="auto" w:sz="0" w:space="0"/>
+            <w:bottom w:val="none" w:color="auto" w:sz="0" w:space="0"/>
+            <w:right w:val="none" w:color="auto" w:sz="0" w:space="0"/>
+            <w:insideH w:val="none" w:color="auto" w:sz="0" w:space="0"/>
+            <w:insideV w:val="none" w:color="auto" w:sz="0" w:space="0"/>
+          </w:tblBorders>
+          <w:tblCellMar>
+            <w:top w:w="15" w:type="dxa"/>
+            <w:left w:w="15" w:type="dxa"/>
+            <w:bottom w:w="15" w:type="dxa"/>
+            <w:right w:w="15" w:type="dxa"/>
+          </w:tblCellMar>
+        </w:tblPrEx>
+        <w:trPr>
+          <w:trHeight w:val="902" w:hRule="atLeast"/>
+        </w:trPr>
+        <w:tc>
+          <w:tcPr>
+            <w:tcW w:w="793" w:type="dxa"/>
+            <w:tcBorders>
+              <w:top w:val="single" w:color="auto" w:sz="4" w:space="0"/>
+              <w:left w:val="single" w:color="auto" w:sz="4" w:space="0"/>
+              <w:bottom w:val="single" w:color="auto" w:sz="4" w:space="0"/>
+              <w:right w:val="single" w:color="auto" w:sz="4" w:space="0"/>
+            </w:tcBorders>
+            <w:shd w:val="clear" w:color="auto" w:fill="FFFFFF"/>
+            <w:tcMar>
+              <w:top w:w="75" w:type="dxa"/>
+              <w:left w:w="0" w:type="dxa"/>
+              <w:bottom w:w="75" w:type="dxa"/>
+              <w:right w:w="120" w:type="dxa"/>
+            </w:tcMar>
+            <w:vAlign w:val="center"/>
+          </w:tcPr>
+          <w:p>
+            <w:pPr>
+              <w:keepNext w:val="0"/>
+              <w:keepLines w:val="0"/>
+              <w:widowControl/>
+              <w:suppressLineNumbers w:val="0"/>
+              <w:snapToGrid w:val="0"/>
+              <w:ind w:left="0" w:leftChars="0" w:right="0" w:rightChars="0" w:firstLine="0" w:firstLineChars="0"/>
+              <w:jc w:val="center"/>
+              <w:rPr>
+                <w:rFonts w:hint="eastAsia" w:ascii="宋体" w:hAnsi="宋体" w:eastAsia="宋体" w:cs="宋体"/>
+                <w:i w:val="0"/>
+                <w:iCs w:val="0"/>
+                <w:caps w:val="0"/>
+                <w:color w:val="0F1115"/>
+                <w:spacing w:val="0"/>
+                <w:sz w:val="21"/>
+                <w:szCs w:val="21"/>
+              </w:rPr>
+            </w:pPr>
+            <w:r>
+              <w:rPr>
+                <w:rFonts w:hint="eastAsia" w:ascii="宋体" w:hAnsi="宋体" w:eastAsia="宋体" w:cs="宋体"/>
+                <w:b/>
+                <w:bCs/>
+                <w:i w:val="0"/>
+                <w:iCs w:val="0"/>
+                <w:caps w:val="0"/>
+                <w:color w:val="0F1115"/>
+                <w:spacing w:val="0"/>
+                <w:kern w:val="0"/>
+                <w:sz w:val="21"/>
+                <w:szCs w:val="21"/>
+                <w:lang w:val="en-US" w:eastAsia="zh-CN" w:bidi="ar"/>
+              </w:rPr>
+              <w:t>告警管理</w:t>
+            </w:r>
+          </w:p>
+        </w:tc>
+        <w:tc>
+          <w:tcPr>
+            <w:tcW w:w="661" w:type="dxa"/>
+            <w:tcBorders>
+              <w:top w:val="single" w:color="auto" w:sz="4" w:space="0"/>
+              <w:left w:val="single" w:color="auto" w:sz="4" w:space="0"/>
+              <w:bottom w:val="single" w:color="auto" w:sz="4" w:space="0"/>
+              <w:right w:val="single" w:color="auto" w:sz="4" w:space="0"/>
+            </w:tcBorders>
+            <w:shd w:val="clear" w:color="auto" w:fill="FFFFFF"/>
+            <w:tcMar>
+              <w:top w:w="75" w:type="dxa"/>
+              <w:left w:w="120" w:type="dxa"/>
+              <w:bottom w:w="75" w:type="dxa"/>
+              <w:right w:w="120" w:type="dxa"/>
+            </w:tcMar>
+            <w:vAlign w:val="center"/>
+          </w:tcPr>
+          <w:p>
+            <w:pPr>
+              <w:keepNext w:val="0"/>
+              <w:keepLines w:val="0"/>
+              <w:widowControl/>
+              <w:suppressLineNumbers w:val="0"/>
+              <w:snapToGrid w:val="0"/>
+              <w:ind w:left="0" w:leftChars="0" w:right="0" w:rightChars="0" w:firstLine="0" w:firstLineChars="0"/>
+              <w:jc w:val="center"/>
+              <w:rPr>
+                <w:rFonts w:hint="eastAsia" w:ascii="宋体" w:hAnsi="宋体" w:eastAsia="宋体" w:cs="宋体"/>
+                <w:i w:val="0"/>
+                <w:iCs w:val="0"/>
+                <w:caps w:val="0"/>
+                <w:color w:val="0F1115"/>
+                <w:spacing w:val="0"/>
+                <w:sz w:val="16"/>
+                <w:szCs w:val="16"/>
+              </w:rPr>
+            </w:pPr>
+            <w:r>
+              <w:rPr>
+                <w:rFonts w:hint="eastAsia" w:ascii="宋体" w:hAnsi="宋体" w:eastAsia="宋体" w:cs="宋体"/>
+                <w:i w:val="0"/>
+                <w:iCs w:val="0"/>
+                <w:caps w:val="0"/>
+                <w:color w:val="0F1115"/>
+                <w:spacing w:val="0"/>
+                <w:kern w:val="0"/>
+                <w:sz w:val="16"/>
+                <w:szCs w:val="16"/>
+                <w:lang w:val="en-US" w:eastAsia="zh-CN" w:bidi="ar"/>
+              </w:rPr>
+              <w:t>●</w:t>
+            </w:r>
+          </w:p>
+        </w:tc>
+        <w:tc>
+          <w:tcPr>
+            <w:tcW w:w="529" w:type="dxa"/>
+            <w:tcBorders>
+              <w:top w:val="single" w:color="auto" w:sz="4" w:space="0"/>
+              <w:left w:val="single" w:color="auto" w:sz="4" w:space="0"/>
+              <w:bottom w:val="single" w:color="auto" w:sz="4" w:space="0"/>
+              <w:right w:val="single" w:color="auto" w:sz="4" w:space="0"/>
+            </w:tcBorders>
+            <w:shd w:val="clear" w:color="auto" w:fill="FFFFFF"/>
+            <w:tcMar>
+              <w:top w:w="75" w:type="dxa"/>
+              <w:left w:w="120" w:type="dxa"/>
+              <w:bottom w:w="75" w:type="dxa"/>
+              <w:right w:w="120" w:type="dxa"/>
+            </w:tcMar>
+            <w:vAlign w:val="center"/>
+          </w:tcPr>
+          <w:p>
+            <w:pPr>
+              <w:keepNext w:val="0"/>
+              <w:keepLines w:val="0"/>
+              <w:widowControl/>
+              <w:suppressLineNumbers w:val="0"/>
+              <w:snapToGrid w:val="0"/>
+              <w:ind w:left="0" w:leftChars="0" w:right="0" w:rightChars="0" w:firstLine="0" w:firstLineChars="0"/>
+              <w:jc w:val="center"/>
+              <w:rPr>
+                <w:rFonts w:hint="eastAsia" w:ascii="宋体" w:hAnsi="宋体" w:eastAsia="宋体" w:cs="宋体"/>
+                <w:i w:val="0"/>
+                <w:iCs w:val="0"/>
+                <w:caps w:val="0"/>
+                <w:color w:val="0F1115"/>
+                <w:spacing w:val="0"/>
+                <w:sz w:val="16"/>
+                <w:szCs w:val="16"/>
+              </w:rPr>
+            </w:pPr>
+            <w:r>
+              <w:rPr>
+                <w:rFonts w:hint="eastAsia" w:ascii="宋体" w:hAnsi="宋体" w:eastAsia="宋体" w:cs="宋体"/>
+                <w:i w:val="0"/>
+                <w:iCs w:val="0"/>
+                <w:caps w:val="0"/>
+                <w:color w:val="0F1115"/>
+                <w:spacing w:val="0"/>
+                <w:kern w:val="0"/>
+                <w:sz w:val="16"/>
+                <w:szCs w:val="16"/>
+                <w:lang w:val="en-US" w:eastAsia="zh-CN" w:bidi="ar"/>
+              </w:rPr>
+              <w:t>▲</w:t>
+            </w:r>
+          </w:p>
+        </w:tc>
+        <w:tc>
+          <w:tcPr>
+            <w:tcW w:w="529" w:type="dxa"/>
+            <w:tcBorders>
+              <w:top w:val="single" w:color="auto" w:sz="4" w:space="0"/>
+              <w:left w:val="single" w:color="auto" w:sz="4" w:space="0"/>
+              <w:bottom w:val="single" w:color="auto" w:sz="4" w:space="0"/>
+              <w:right w:val="single" w:color="auto" w:sz="4" w:space="0"/>
+            </w:tcBorders>
+            <w:shd w:val="clear" w:color="auto" w:fill="FFFFFF"/>
+            <w:tcMar>
+              <w:top w:w="75" w:type="dxa"/>
+              <w:left w:w="120" w:type="dxa"/>
+              <w:bottom w:w="75" w:type="dxa"/>
+              <w:right w:w="120" w:type="dxa"/>
+            </w:tcMar>
+            <w:vAlign w:val="center"/>
+          </w:tcPr>
+          <w:p>
+            <w:pPr>
+              <w:keepNext w:val="0"/>
+              <w:keepLines w:val="0"/>
+              <w:widowControl/>
+              <w:suppressLineNumbers w:val="0"/>
+              <w:snapToGrid w:val="0"/>
+              <w:ind w:left="0" w:leftChars="0" w:right="0" w:rightChars="0" w:firstLine="0" w:firstLineChars="0"/>
+              <w:jc w:val="center"/>
+              <w:rPr>
+                <w:rFonts w:hint="eastAsia" w:ascii="宋体" w:hAnsi="宋体" w:eastAsia="宋体" w:cs="宋体"/>
+                <w:i w:val="0"/>
+                <w:iCs w:val="0"/>
+                <w:caps w:val="0"/>
+                <w:color w:val="0F1115"/>
+                <w:spacing w:val="0"/>
+                <w:sz w:val="16"/>
+                <w:szCs w:val="16"/>
+              </w:rPr>
+            </w:pPr>
+            <w:r>
+              <w:rPr>
+                <w:rFonts w:hint="eastAsia" w:ascii="宋体" w:hAnsi="宋体" w:eastAsia="宋体" w:cs="宋体"/>
+                <w:i w:val="0"/>
+                <w:iCs w:val="0"/>
+                <w:caps w:val="0"/>
+                <w:color w:val="0F1115"/>
+                <w:spacing w:val="0"/>
+                <w:kern w:val="0"/>
+                <w:sz w:val="16"/>
+                <w:szCs w:val="16"/>
+                <w:lang w:val="en-US" w:eastAsia="zh-CN" w:bidi="ar"/>
+              </w:rPr>
+              <w:t>▲</w:t>
+            </w:r>
+          </w:p>
+        </w:tc>
+        <w:tc>
+          <w:tcPr>
+            <w:tcW w:w="925" w:type="dxa"/>
+            <w:tcBorders>
+              <w:top w:val="single" w:color="auto" w:sz="4" w:space="0"/>
+              <w:left w:val="single" w:color="auto" w:sz="4" w:space="0"/>
+              <w:bottom w:val="single" w:color="auto" w:sz="4" w:space="0"/>
+              <w:right w:val="single" w:color="auto" w:sz="4" w:space="0"/>
+            </w:tcBorders>
+            <w:shd w:val="clear" w:color="auto" w:fill="FFFFFF"/>
+            <w:tcMar>
+              <w:top w:w="75" w:type="dxa"/>
+              <w:left w:w="120" w:type="dxa"/>
+              <w:bottom w:w="75" w:type="dxa"/>
+              <w:right w:w="120" w:type="dxa"/>
+            </w:tcMar>
+            <w:vAlign w:val="center"/>
+          </w:tcPr>
+          <w:p>
+            <w:pPr>
+              <w:keepNext w:val="0"/>
+              <w:keepLines w:val="0"/>
+              <w:widowControl/>
+              <w:suppressLineNumbers w:val="0"/>
+              <w:snapToGrid w:val="0"/>
+              <w:ind w:left="0" w:leftChars="0" w:right="0" w:rightChars="0" w:firstLine="0" w:firstLineChars="0"/>
+              <w:jc w:val="center"/>
+              <w:rPr>
+                <w:rFonts w:hint="eastAsia" w:ascii="宋体" w:hAnsi="宋体" w:eastAsia="宋体" w:cs="宋体"/>
+                <w:i w:val="0"/>
+                <w:iCs w:val="0"/>
+                <w:caps w:val="0"/>
+                <w:color w:val="0F1115"/>
+                <w:spacing w:val="0"/>
+                <w:sz w:val="16"/>
+                <w:szCs w:val="16"/>
+              </w:rPr>
+            </w:pPr>
+            <w:r>
+              <w:rPr>
+                <w:rFonts w:hint="eastAsia" w:ascii="宋体" w:hAnsi="宋体" w:eastAsia="宋体" w:cs="宋体"/>
+                <w:i w:val="0"/>
+                <w:iCs w:val="0"/>
+                <w:caps w:val="0"/>
+                <w:color w:val="0F1115"/>
+                <w:spacing w:val="0"/>
+                <w:kern w:val="0"/>
+                <w:sz w:val="16"/>
+                <w:szCs w:val="16"/>
+                <w:lang w:val="en-US" w:eastAsia="zh-CN" w:bidi="ar"/>
+              </w:rPr>
+              <w:t>●</w:t>
+            </w:r>
+          </w:p>
+        </w:tc>
+        <w:tc>
+          <w:tcPr>
+            <w:tcW w:w="793" w:type="dxa"/>
+            <w:tcBorders>
+              <w:top w:val="single" w:color="auto" w:sz="4" w:space="0"/>
+              <w:left w:val="single" w:color="auto" w:sz="4" w:space="0"/>
+              <w:bottom w:val="single" w:color="auto" w:sz="4" w:space="0"/>
+              <w:right w:val="single" w:color="auto" w:sz="4" w:space="0"/>
+            </w:tcBorders>
+            <w:shd w:val="clear" w:color="auto" w:fill="FFFFFF"/>
+            <w:tcMar>
+              <w:top w:w="75" w:type="dxa"/>
+              <w:left w:w="120" w:type="dxa"/>
+              <w:bottom w:w="75" w:type="dxa"/>
+              <w:right w:w="120" w:type="dxa"/>
+            </w:tcMar>
+            <w:vAlign w:val="center"/>
+          </w:tcPr>
+          <w:p>
+            <w:pPr>
+              <w:keepNext w:val="0"/>
+              <w:keepLines w:val="0"/>
+              <w:widowControl/>
+              <w:suppressLineNumbers w:val="0"/>
+              <w:snapToGrid w:val="0"/>
+              <w:ind w:left="0" w:leftChars="0" w:right="0" w:rightChars="0" w:firstLine="0" w:firstLineChars="0"/>
+              <w:jc w:val="center"/>
+              <w:rPr>
+                <w:rFonts w:hint="eastAsia" w:ascii="宋体" w:hAnsi="宋体" w:eastAsia="宋体" w:cs="宋体"/>
+                <w:i w:val="0"/>
+                <w:iCs w:val="0"/>
+                <w:caps w:val="0"/>
+                <w:color w:val="0F1115"/>
+                <w:spacing w:val="0"/>
+                <w:sz w:val="16"/>
+                <w:szCs w:val="16"/>
+              </w:rPr>
+            </w:pPr>
+            <w:r>
+              <w:rPr>
+                <w:rFonts w:hint="eastAsia" w:ascii="宋体" w:hAnsi="宋体" w:eastAsia="宋体" w:cs="宋体"/>
+                <w:i w:val="0"/>
+                <w:iCs w:val="0"/>
+                <w:caps w:val="0"/>
+                <w:color w:val="0F1115"/>
+                <w:spacing w:val="0"/>
+                <w:kern w:val="0"/>
+                <w:sz w:val="16"/>
+                <w:szCs w:val="16"/>
+                <w:lang w:val="en-US" w:eastAsia="zh-CN" w:bidi="ar"/>
+              </w:rPr>
+              <w:t>▲</w:t>
+            </w:r>
+          </w:p>
+        </w:tc>
+        <w:tc>
+          <w:tcPr>
+            <w:tcW w:w="5027" w:type="dxa"/>
+            <w:tcBorders>
+              <w:top w:val="single" w:color="auto" w:sz="4" w:space="0"/>
+              <w:left w:val="single" w:color="auto" w:sz="4" w:space="0"/>
+              <w:bottom w:val="single" w:color="auto" w:sz="4" w:space="0"/>
+              <w:right w:val="single" w:color="auto" w:sz="4" w:space="0"/>
+            </w:tcBorders>
+            <w:shd w:val="clear" w:color="auto" w:fill="FFFFFF"/>
+            <w:tcMar>
+              <w:top w:w="75" w:type="dxa"/>
+              <w:left w:w="120" w:type="dxa"/>
+              <w:bottom w:w="75" w:type="dxa"/>
+              <w:right w:w="0" w:type="dxa"/>
+            </w:tcMar>
+            <w:vAlign w:val="center"/>
+          </w:tcPr>
+          <w:p>
+            <w:pPr>
+              <w:keepNext w:val="0"/>
+              <w:keepLines w:val="0"/>
+              <w:widowControl/>
+              <w:suppressLineNumbers w:val="0"/>
+              <w:snapToGrid w:val="0"/>
+              <w:ind w:left="0" w:leftChars="0" w:right="0" w:rightChars="0" w:firstLine="0" w:firstLineChars="0"/>
+              <w:jc w:val="left"/>
+              <w:rPr>
+                <w:rFonts w:hint="eastAsia" w:ascii="宋体" w:hAnsi="宋体" w:eastAsia="宋体" w:cs="宋体"/>
+                <w:i w:val="0"/>
+                <w:iCs w:val="0"/>
+                <w:caps w:val="0"/>
+                <w:color w:val="0F1115"/>
+                <w:spacing w:val="0"/>
+                <w:sz w:val="21"/>
+                <w:szCs w:val="21"/>
+              </w:rPr>
+            </w:pPr>
+            <w:r>
+              <w:rPr>
+                <w:rFonts w:hint="eastAsia" w:ascii="宋体" w:hAnsi="宋体" w:eastAsia="宋体" w:cs="宋体"/>
+                <w:i w:val="0"/>
+                <w:iCs w:val="0"/>
+                <w:caps w:val="0"/>
+                <w:color w:val="0F1115"/>
+                <w:spacing w:val="0"/>
+                <w:kern w:val="0"/>
+                <w:sz w:val="21"/>
+                <w:szCs w:val="21"/>
+                <w:lang w:val="en-US" w:eastAsia="zh-CN" w:bidi="ar"/>
+              </w:rPr>
+              <w:t>告警规则配置仅技术员和管理员可操作；告警事件所有角色可查看，仅技术员和管理员可确认处理</w:t>
+            </w:r>
+          </w:p>
+        </w:tc>
+      </w:tr>
+      <w:tr>
+        <w:tblPrEx>
+          <w:tblBorders>
+            <w:top w:val="none" w:color="auto" w:sz="0" w:space="0"/>
+            <w:left w:val="none" w:color="auto" w:sz="0" w:space="0"/>
+            <w:bottom w:val="none" w:color="auto" w:sz="0" w:space="0"/>
+            <w:right w:val="none" w:color="auto" w:sz="0" w:space="0"/>
+            <w:insideH w:val="none" w:color="auto" w:sz="0" w:space="0"/>
+            <w:insideV w:val="none" w:color="auto" w:sz="0" w:space="0"/>
+          </w:tblBorders>
+          <w:tblCellMar>
+            <w:top w:w="15" w:type="dxa"/>
+            <w:left w:w="15" w:type="dxa"/>
+            <w:bottom w:w="15" w:type="dxa"/>
+            <w:right w:w="15" w:type="dxa"/>
+          </w:tblCellMar>
+        </w:tblPrEx>
+        <w:trPr>
+          <w:trHeight w:val="902" w:hRule="atLeast"/>
+        </w:trPr>
+        <w:tc>
+          <w:tcPr>
+            <w:tcW w:w="793" w:type="dxa"/>
+            <w:tcBorders>
+              <w:top w:val="single" w:color="auto" w:sz="4" w:space="0"/>
+              <w:left w:val="single" w:color="auto" w:sz="4" w:space="0"/>
+              <w:bottom w:val="single" w:color="auto" w:sz="4" w:space="0"/>
+              <w:right w:val="single" w:color="auto" w:sz="4" w:space="0"/>
+            </w:tcBorders>
+            <w:shd w:val="clear" w:color="auto" w:fill="FFFFFF"/>
+            <w:tcMar>
+              <w:top w:w="75" w:type="dxa"/>
+              <w:left w:w="0" w:type="dxa"/>
+              <w:bottom w:w="75" w:type="dxa"/>
+              <w:right w:w="120" w:type="dxa"/>
+            </w:tcMar>
+            <w:vAlign w:val="center"/>
+          </w:tcPr>
+          <w:p>
+            <w:pPr>
+              <w:keepNext w:val="0"/>
+              <w:keepLines w:val="0"/>
+              <w:widowControl/>
+              <w:suppressLineNumbers w:val="0"/>
+              <w:snapToGrid w:val="0"/>
+              <w:ind w:left="0" w:leftChars="0" w:right="0" w:rightChars="0" w:firstLine="0" w:firstLineChars="0"/>
+              <w:jc w:val="center"/>
+              <w:rPr>
+                <w:rFonts w:hint="eastAsia" w:ascii="宋体" w:hAnsi="宋体" w:eastAsia="宋体" w:cs="宋体"/>
+                <w:i w:val="0"/>
+                <w:iCs w:val="0"/>
+                <w:caps w:val="0"/>
+                <w:color w:val="0F1115"/>
+                <w:spacing w:val="0"/>
+                <w:sz w:val="21"/>
+                <w:szCs w:val="21"/>
+              </w:rPr>
+            </w:pPr>
+            <w:r>
+              <w:rPr>
+                <w:rFonts w:hint="eastAsia" w:ascii="宋体" w:hAnsi="宋体" w:eastAsia="宋体" w:cs="宋体"/>
+                <w:b/>
+                <w:bCs/>
+                <w:i w:val="0"/>
+                <w:iCs w:val="0"/>
+                <w:caps w:val="0"/>
+                <w:color w:val="0F1115"/>
+                <w:spacing w:val="0"/>
+                <w:kern w:val="0"/>
+                <w:sz w:val="21"/>
+                <w:szCs w:val="21"/>
+                <w:lang w:val="en-US" w:eastAsia="zh-CN" w:bidi="ar"/>
+              </w:rPr>
+              <w:t>工单管理</w:t>
+            </w:r>
+          </w:p>
+        </w:tc>
+        <w:tc>
+          <w:tcPr>
+            <w:tcW w:w="661" w:type="dxa"/>
+            <w:tcBorders>
+              <w:top w:val="single" w:color="auto" w:sz="4" w:space="0"/>
+              <w:left w:val="single" w:color="auto" w:sz="4" w:space="0"/>
+              <w:bottom w:val="single" w:color="auto" w:sz="4" w:space="0"/>
+              <w:right w:val="single" w:color="auto" w:sz="4" w:space="0"/>
+            </w:tcBorders>
+            <w:shd w:val="clear" w:color="auto" w:fill="FFFFFF"/>
+            <w:tcMar>
+              <w:top w:w="75" w:type="dxa"/>
+              <w:left w:w="120" w:type="dxa"/>
+              <w:bottom w:w="75" w:type="dxa"/>
+              <w:right w:w="120" w:type="dxa"/>
+            </w:tcMar>
+            <w:vAlign w:val="center"/>
+          </w:tcPr>
+          <w:p>
+            <w:pPr>
+              <w:keepNext w:val="0"/>
+              <w:keepLines w:val="0"/>
+              <w:widowControl/>
+              <w:suppressLineNumbers w:val="0"/>
+              <w:snapToGrid w:val="0"/>
+              <w:ind w:left="0" w:leftChars="0" w:right="0" w:rightChars="0" w:firstLine="0" w:firstLineChars="0"/>
+              <w:jc w:val="center"/>
+              <w:rPr>
+                <w:rFonts w:hint="eastAsia" w:ascii="宋体" w:hAnsi="宋体" w:eastAsia="宋体" w:cs="宋体"/>
+                <w:i w:val="0"/>
+                <w:iCs w:val="0"/>
+                <w:caps w:val="0"/>
+                <w:color w:val="0F1115"/>
+                <w:spacing w:val="0"/>
+                <w:sz w:val="16"/>
+                <w:szCs w:val="16"/>
+              </w:rPr>
+            </w:pPr>
+            <w:r>
+              <w:rPr>
+                <w:rFonts w:hint="eastAsia" w:ascii="宋体" w:hAnsi="宋体" w:eastAsia="宋体" w:cs="宋体"/>
+                <w:i w:val="0"/>
+                <w:iCs w:val="0"/>
+                <w:caps w:val="0"/>
+                <w:color w:val="0F1115"/>
+                <w:spacing w:val="0"/>
+                <w:kern w:val="0"/>
+                <w:sz w:val="16"/>
+                <w:szCs w:val="16"/>
+                <w:lang w:val="en-US" w:eastAsia="zh-CN" w:bidi="ar"/>
+              </w:rPr>
+              <w:t>●</w:t>
+            </w:r>
+          </w:p>
+        </w:tc>
+        <w:tc>
+          <w:tcPr>
+            <w:tcW w:w="529" w:type="dxa"/>
+            <w:tcBorders>
+              <w:top w:val="single" w:color="auto" w:sz="4" w:space="0"/>
+              <w:left w:val="single" w:color="auto" w:sz="4" w:space="0"/>
+              <w:bottom w:val="single" w:color="auto" w:sz="4" w:space="0"/>
+              <w:right w:val="single" w:color="auto" w:sz="4" w:space="0"/>
+            </w:tcBorders>
+            <w:shd w:val="clear" w:color="auto" w:fill="FFFFFF"/>
+            <w:tcMar>
+              <w:top w:w="75" w:type="dxa"/>
+              <w:left w:w="120" w:type="dxa"/>
+              <w:bottom w:w="75" w:type="dxa"/>
+              <w:right w:w="120" w:type="dxa"/>
+            </w:tcMar>
+            <w:vAlign w:val="center"/>
+          </w:tcPr>
+          <w:p>
+            <w:pPr>
+              <w:keepNext w:val="0"/>
+              <w:keepLines w:val="0"/>
+              <w:widowControl/>
+              <w:suppressLineNumbers w:val="0"/>
+              <w:snapToGrid w:val="0"/>
+              <w:ind w:left="0" w:leftChars="0" w:right="0" w:rightChars="0" w:firstLine="0" w:firstLineChars="0"/>
+              <w:jc w:val="center"/>
+              <w:rPr>
+                <w:rFonts w:hint="eastAsia" w:ascii="宋体" w:hAnsi="宋体" w:eastAsia="宋体" w:cs="宋体"/>
+                <w:i w:val="0"/>
+                <w:iCs w:val="0"/>
+                <w:caps w:val="0"/>
+                <w:color w:val="0F1115"/>
+                <w:spacing w:val="0"/>
+                <w:sz w:val="16"/>
+                <w:szCs w:val="16"/>
+              </w:rPr>
+            </w:pPr>
+            <w:r>
+              <w:rPr>
+                <w:rFonts w:hint="eastAsia" w:ascii="宋体" w:hAnsi="宋体" w:eastAsia="宋体" w:cs="宋体"/>
+                <w:i w:val="0"/>
+                <w:iCs w:val="0"/>
+                <w:caps w:val="0"/>
+                <w:color w:val="0F1115"/>
+                <w:spacing w:val="0"/>
+                <w:kern w:val="0"/>
+                <w:sz w:val="16"/>
+                <w:szCs w:val="16"/>
+                <w:lang w:val="en-US" w:eastAsia="zh-CN" w:bidi="ar"/>
+              </w:rPr>
+              <w:t>▲</w:t>
+            </w:r>
+          </w:p>
+        </w:tc>
+        <w:tc>
+          <w:tcPr>
+            <w:tcW w:w="529" w:type="dxa"/>
+            <w:tcBorders>
+              <w:top w:val="single" w:color="auto" w:sz="4" w:space="0"/>
+              <w:left w:val="single" w:color="auto" w:sz="4" w:space="0"/>
+              <w:bottom w:val="single" w:color="auto" w:sz="4" w:space="0"/>
+              <w:right w:val="single" w:color="auto" w:sz="4" w:space="0"/>
+            </w:tcBorders>
+            <w:shd w:val="clear" w:color="auto" w:fill="FFFFFF"/>
+            <w:tcMar>
+              <w:top w:w="75" w:type="dxa"/>
+              <w:left w:w="120" w:type="dxa"/>
+              <w:bottom w:w="75" w:type="dxa"/>
+              <w:right w:w="120" w:type="dxa"/>
+            </w:tcMar>
+            <w:vAlign w:val="center"/>
+          </w:tcPr>
+          <w:p>
+            <w:pPr>
+              <w:keepNext w:val="0"/>
+              <w:keepLines w:val="0"/>
+              <w:widowControl/>
+              <w:suppressLineNumbers w:val="0"/>
+              <w:snapToGrid w:val="0"/>
+              <w:ind w:left="0" w:leftChars="0" w:right="0" w:rightChars="0" w:firstLine="0" w:firstLineChars="0"/>
+              <w:jc w:val="center"/>
+              <w:rPr>
+                <w:rFonts w:hint="eastAsia" w:ascii="宋体" w:hAnsi="宋体" w:eastAsia="宋体" w:cs="宋体"/>
+                <w:i w:val="0"/>
+                <w:iCs w:val="0"/>
+                <w:caps w:val="0"/>
+                <w:color w:val="0F1115"/>
+                <w:spacing w:val="0"/>
+                <w:sz w:val="16"/>
+                <w:szCs w:val="16"/>
+              </w:rPr>
+            </w:pPr>
+            <w:r>
+              <w:rPr>
+                <w:rFonts w:hint="eastAsia" w:ascii="宋体" w:hAnsi="宋体" w:eastAsia="宋体" w:cs="宋体"/>
+                <w:i w:val="0"/>
+                <w:iCs w:val="0"/>
+                <w:caps w:val="0"/>
+                <w:color w:val="0F1115"/>
+                <w:spacing w:val="0"/>
+                <w:kern w:val="0"/>
+                <w:sz w:val="16"/>
+                <w:szCs w:val="16"/>
+                <w:lang w:val="en-US" w:eastAsia="zh-CN" w:bidi="ar"/>
+              </w:rPr>
+              <w:t>▲</w:t>
+            </w:r>
+          </w:p>
+        </w:tc>
+        <w:tc>
+          <w:tcPr>
+            <w:tcW w:w="925" w:type="dxa"/>
+            <w:tcBorders>
+              <w:top w:val="single" w:color="auto" w:sz="4" w:space="0"/>
+              <w:left w:val="single" w:color="auto" w:sz="4" w:space="0"/>
+              <w:bottom w:val="single" w:color="auto" w:sz="4" w:space="0"/>
+              <w:right w:val="single" w:color="auto" w:sz="4" w:space="0"/>
+            </w:tcBorders>
+            <w:shd w:val="clear" w:color="auto" w:fill="FFFFFF"/>
+            <w:tcMar>
+              <w:top w:w="75" w:type="dxa"/>
+              <w:left w:w="120" w:type="dxa"/>
+              <w:bottom w:w="75" w:type="dxa"/>
+              <w:right w:w="120" w:type="dxa"/>
+            </w:tcMar>
+            <w:vAlign w:val="center"/>
+          </w:tcPr>
+          <w:p>
+            <w:pPr>
+              <w:keepNext w:val="0"/>
+              <w:keepLines w:val="0"/>
+              <w:widowControl/>
+              <w:suppressLineNumbers w:val="0"/>
+              <w:snapToGrid w:val="0"/>
+              <w:ind w:left="0" w:leftChars="0" w:right="0" w:rightChars="0" w:firstLine="0" w:firstLineChars="0"/>
+              <w:jc w:val="center"/>
+              <w:rPr>
+                <w:rFonts w:hint="eastAsia" w:ascii="宋体" w:hAnsi="宋体" w:eastAsia="宋体" w:cs="宋体"/>
+                <w:i w:val="0"/>
+                <w:iCs w:val="0"/>
+                <w:caps w:val="0"/>
+                <w:color w:val="0F1115"/>
+                <w:spacing w:val="0"/>
+                <w:sz w:val="16"/>
+                <w:szCs w:val="16"/>
+              </w:rPr>
+            </w:pPr>
+            <w:r>
+              <w:rPr>
+                <w:rFonts w:hint="eastAsia" w:ascii="宋体" w:hAnsi="宋体" w:eastAsia="宋体" w:cs="宋体"/>
+                <w:i w:val="0"/>
+                <w:iCs w:val="0"/>
+                <w:caps w:val="0"/>
+                <w:color w:val="0F1115"/>
+                <w:spacing w:val="0"/>
+                <w:kern w:val="0"/>
+                <w:sz w:val="16"/>
+                <w:szCs w:val="16"/>
+                <w:lang w:val="en-US" w:eastAsia="zh-CN" w:bidi="ar"/>
+              </w:rPr>
+              <w:t>●</w:t>
+            </w:r>
+          </w:p>
+        </w:tc>
+        <w:tc>
+          <w:tcPr>
+            <w:tcW w:w="793" w:type="dxa"/>
+            <w:tcBorders>
+              <w:top w:val="single" w:color="auto" w:sz="4" w:space="0"/>
+              <w:left w:val="single" w:color="auto" w:sz="4" w:space="0"/>
+              <w:bottom w:val="single" w:color="auto" w:sz="4" w:space="0"/>
+              <w:right w:val="single" w:color="auto" w:sz="4" w:space="0"/>
+            </w:tcBorders>
+            <w:shd w:val="clear" w:color="auto" w:fill="FFFFFF"/>
+            <w:tcMar>
+              <w:top w:w="75" w:type="dxa"/>
+              <w:left w:w="120" w:type="dxa"/>
+              <w:bottom w:w="75" w:type="dxa"/>
+              <w:right w:w="120" w:type="dxa"/>
+            </w:tcMar>
+            <w:vAlign w:val="center"/>
+          </w:tcPr>
+          <w:p>
+            <w:pPr>
+              <w:keepNext w:val="0"/>
+              <w:keepLines w:val="0"/>
+              <w:widowControl/>
+              <w:suppressLineNumbers w:val="0"/>
+              <w:snapToGrid w:val="0"/>
+              <w:ind w:left="0" w:leftChars="0" w:right="0" w:rightChars="0" w:firstLine="0" w:firstLineChars="0"/>
+              <w:jc w:val="center"/>
+              <w:rPr>
+                <w:rFonts w:hint="eastAsia" w:ascii="宋体" w:hAnsi="宋体" w:eastAsia="宋体" w:cs="宋体"/>
+                <w:i w:val="0"/>
+                <w:iCs w:val="0"/>
+                <w:caps w:val="0"/>
+                <w:color w:val="0F1115"/>
+                <w:spacing w:val="0"/>
+                <w:sz w:val="16"/>
+                <w:szCs w:val="16"/>
+              </w:rPr>
+            </w:pPr>
+            <w:r>
+              <w:rPr>
+                <w:rFonts w:hint="eastAsia" w:ascii="宋体" w:hAnsi="宋体" w:eastAsia="宋体" w:cs="宋体"/>
+                <w:i w:val="0"/>
+                <w:iCs w:val="0"/>
+                <w:caps w:val="0"/>
+                <w:color w:val="0F1115"/>
+                <w:spacing w:val="0"/>
+                <w:kern w:val="0"/>
+                <w:sz w:val="16"/>
+                <w:szCs w:val="16"/>
+                <w:lang w:val="en-US" w:eastAsia="zh-CN" w:bidi="ar"/>
+              </w:rPr>
+              <w:t>▲</w:t>
+            </w:r>
+          </w:p>
+        </w:tc>
+        <w:tc>
+          <w:tcPr>
+            <w:tcW w:w="5027" w:type="dxa"/>
+            <w:tcBorders>
+              <w:top w:val="single" w:color="auto" w:sz="4" w:space="0"/>
+              <w:left w:val="single" w:color="auto" w:sz="4" w:space="0"/>
+              <w:bottom w:val="single" w:color="auto" w:sz="4" w:space="0"/>
+              <w:right w:val="single" w:color="auto" w:sz="4" w:space="0"/>
+            </w:tcBorders>
+            <w:shd w:val="clear" w:color="auto" w:fill="FFFFFF"/>
+            <w:tcMar>
+              <w:top w:w="75" w:type="dxa"/>
+              <w:left w:w="120" w:type="dxa"/>
+              <w:bottom w:w="75" w:type="dxa"/>
+              <w:right w:w="0" w:type="dxa"/>
+            </w:tcMar>
+            <w:vAlign w:val="center"/>
+          </w:tcPr>
+          <w:p>
+            <w:pPr>
+              <w:keepNext w:val="0"/>
+              <w:keepLines w:val="0"/>
+              <w:widowControl/>
+              <w:suppressLineNumbers w:val="0"/>
+              <w:snapToGrid w:val="0"/>
+              <w:ind w:left="0" w:leftChars="0" w:right="0" w:rightChars="0" w:firstLine="0" w:firstLineChars="0"/>
+              <w:jc w:val="left"/>
+              <w:rPr>
+                <w:rFonts w:hint="eastAsia" w:ascii="宋体" w:hAnsi="宋体" w:eastAsia="宋体" w:cs="宋体"/>
+                <w:i w:val="0"/>
+                <w:iCs w:val="0"/>
+                <w:caps w:val="0"/>
+                <w:color w:val="0F1115"/>
+                <w:spacing w:val="0"/>
+                <w:sz w:val="21"/>
+                <w:szCs w:val="21"/>
+              </w:rPr>
+            </w:pPr>
+            <w:r>
+              <w:rPr>
+                <w:rFonts w:hint="eastAsia" w:ascii="宋体" w:hAnsi="宋体" w:eastAsia="宋体" w:cs="宋体"/>
+                <w:i w:val="0"/>
+                <w:iCs w:val="0"/>
+                <w:caps w:val="0"/>
+                <w:color w:val="0F1115"/>
+                <w:spacing w:val="0"/>
+                <w:kern w:val="0"/>
+                <w:sz w:val="21"/>
+                <w:szCs w:val="21"/>
+                <w:lang w:val="en-US" w:eastAsia="zh-CN" w:bidi="ar"/>
+              </w:rPr>
+              <w:t>技术员和管理员拥有全部操作权；客服可查看全部工单并推进状态；巡检查看被分派的工单并执行；领导仅查看</w:t>
             </w:r>
           </w:p>
         </w:tc>
@@ -6299,10 +7398,9 @@
                 <w:kern w:val="0"/>
                 <w:sz w:val="21"/>
                 <w:szCs w:val="21"/>
-                <w:bdr w:val="none" w:color="auto" w:sz="0" w:space="0"/>
                 <w:lang w:val="en-US" w:eastAsia="zh-CN" w:bidi="ar"/>
               </w:rPr>
-              <w:t>监听管理</w:t>
+              <w:t>数据报表</w:t>
             </w:r>
           </w:p>
         </w:tc>
@@ -6355,10 +7453,9 @@
                 <w:kern w:val="0"/>
                 <w:sz w:val="16"/>
                 <w:szCs w:val="16"/>
-                <w:bdr w:val="none" w:color="auto" w:sz="0" w:space="0"/>
                 <w:lang w:val="en-US" w:eastAsia="zh-CN" w:bidi="ar"/>
               </w:rPr>
-              <w:t>●</w:t>
+              <w:t>○</w:t>
             </w:r>
           </w:p>
         </w:tc>
@@ -6411,10 +7508,9 @@
                 <w:kern w:val="0"/>
                 <w:sz w:val="16"/>
                 <w:szCs w:val="16"/>
-                <w:bdr w:val="none" w:color="auto" w:sz="0" w:space="0"/>
                 <w:lang w:val="en-US" w:eastAsia="zh-CN" w:bidi="ar"/>
               </w:rPr>
-              <w:t>▲</w:t>
+              <w:t>○</w:t>
             </w:r>
           </w:p>
         </w:tc>
@@ -6467,10 +7563,9 @@
                 <w:kern w:val="0"/>
                 <w:sz w:val="16"/>
                 <w:szCs w:val="16"/>
-                <w:bdr w:val="none" w:color="auto" w:sz="0" w:space="0"/>
                 <w:lang w:val="en-US" w:eastAsia="zh-CN" w:bidi="ar"/>
               </w:rPr>
-              <w:t>▲</w:t>
+              <w:t>●</w:t>
             </w:r>
           </w:p>
         </w:tc>
@@ -6523,10 +7618,9 @@
                 <w:kern w:val="0"/>
                 <w:sz w:val="16"/>
                 <w:szCs w:val="16"/>
-                <w:bdr w:val="none" w:color="auto" w:sz="0" w:space="0"/>
                 <w:lang w:val="en-US" w:eastAsia="zh-CN" w:bidi="ar"/>
               </w:rPr>
-              <w:t>●</w:t>
+              <w:t>○</w:t>
             </w:r>
           </w:p>
         </w:tc>
@@ -6579,10 +7673,9 @@
                 <w:kern w:val="0"/>
                 <w:sz w:val="16"/>
                 <w:szCs w:val="16"/>
-                <w:bdr w:val="none" w:color="auto" w:sz="0" w:space="0"/>
                 <w:lang w:val="en-US" w:eastAsia="zh-CN" w:bidi="ar"/>
               </w:rPr>
-              <w:t>▲</w:t>
+              <w:t>○</w:t>
             </w:r>
           </w:p>
         </w:tc>
@@ -6635,840 +7728,9 @@
                 <w:kern w:val="0"/>
                 <w:sz w:val="21"/>
                 <w:szCs w:val="21"/>
-                <w:bdr w:val="none" w:color="auto" w:sz="0" w:space="0"/>
                 <w:lang w:val="en-US" w:eastAsia="zh-CN" w:bidi="ar"/>
               </w:rPr>
-              <w:t>监听组配置仅技术员和管理员可操作；监听记录所有角色可查看</w:t>
-            </w:r>
-          </w:p>
-        </w:tc>
-      </w:tr>
-      <w:tr>
-        <w:tblPrEx>
-          <w:tblBorders>
-            <w:top w:val="none" w:color="auto" w:sz="0" w:space="0"/>
-            <w:left w:val="none" w:color="auto" w:sz="0" w:space="0"/>
-            <w:bottom w:val="none" w:color="auto" w:sz="0" w:space="0"/>
-            <w:right w:val="none" w:color="auto" w:sz="0" w:space="0"/>
-            <w:insideH w:val="none" w:color="auto" w:sz="0" w:space="0"/>
-            <w:insideV w:val="none" w:color="auto" w:sz="0" w:space="0"/>
-          </w:tblBorders>
-          <w:tblCellMar>
-            <w:top w:w="15" w:type="dxa"/>
-            <w:left w:w="15" w:type="dxa"/>
-            <w:bottom w:w="15" w:type="dxa"/>
-            <w:right w:w="15" w:type="dxa"/>
-          </w:tblCellMar>
-        </w:tblPrEx>
-        <w:trPr>
-          <w:trHeight w:val="902" w:hRule="atLeast"/>
-        </w:trPr>
-        <w:tc>
-          <w:tcPr>
-            <w:tcW w:w="793" w:type="dxa"/>
-            <w:tcBorders>
-              <w:top w:val="single" w:color="auto" w:sz="4" w:space="0"/>
-              <w:left w:val="single" w:color="auto" w:sz="4" w:space="0"/>
-              <w:bottom w:val="single" w:color="auto" w:sz="4" w:space="0"/>
-              <w:right w:val="single" w:color="auto" w:sz="4" w:space="0"/>
-            </w:tcBorders>
-            <w:shd w:val="clear" w:color="auto" w:fill="FFFFFF"/>
-            <w:tcMar>
-              <w:top w:w="75" w:type="dxa"/>
-              <w:left w:w="0" w:type="dxa"/>
-              <w:bottom w:w="75" w:type="dxa"/>
-              <w:right w:w="120" w:type="dxa"/>
-            </w:tcMar>
-            <w:vAlign w:val="center"/>
-          </w:tcPr>
-          <w:p>
-            <w:pPr>
-              <w:keepNext w:val="0"/>
-              <w:keepLines w:val="0"/>
-              <w:widowControl/>
-              <w:suppressLineNumbers w:val="0"/>
-              <w:snapToGrid w:val="0"/>
-              <w:ind w:left="0" w:leftChars="0" w:right="0" w:rightChars="0" w:firstLine="0" w:firstLineChars="0"/>
-              <w:jc w:val="center"/>
-              <w:rPr>
-                <w:rFonts w:hint="eastAsia" w:ascii="宋体" w:hAnsi="宋体" w:eastAsia="宋体" w:cs="宋体"/>
-                <w:i w:val="0"/>
-                <w:iCs w:val="0"/>
-                <w:caps w:val="0"/>
-                <w:color w:val="0F1115"/>
-                <w:spacing w:val="0"/>
-                <w:sz w:val="21"/>
-                <w:szCs w:val="21"/>
-              </w:rPr>
-            </w:pPr>
-            <w:r>
-              <w:rPr>
-                <w:rFonts w:hint="eastAsia" w:ascii="宋体" w:hAnsi="宋体" w:eastAsia="宋体" w:cs="宋体"/>
-                <w:b/>
-                <w:bCs/>
-                <w:i w:val="0"/>
-                <w:iCs w:val="0"/>
-                <w:caps w:val="0"/>
-                <w:color w:val="0F1115"/>
-                <w:spacing w:val="0"/>
-                <w:kern w:val="0"/>
-                <w:sz w:val="21"/>
-                <w:szCs w:val="21"/>
-                <w:bdr w:val="none" w:color="auto" w:sz="0" w:space="0"/>
-                <w:lang w:val="en-US" w:eastAsia="zh-CN" w:bidi="ar"/>
-              </w:rPr>
-              <w:t>告警管理</w:t>
-            </w:r>
-          </w:p>
-        </w:tc>
-        <w:tc>
-          <w:tcPr>
-            <w:tcW w:w="661" w:type="dxa"/>
-            <w:tcBorders>
-              <w:top w:val="single" w:color="auto" w:sz="4" w:space="0"/>
-              <w:left w:val="single" w:color="auto" w:sz="4" w:space="0"/>
-              <w:bottom w:val="single" w:color="auto" w:sz="4" w:space="0"/>
-              <w:right w:val="single" w:color="auto" w:sz="4" w:space="0"/>
-            </w:tcBorders>
-            <w:shd w:val="clear" w:color="auto" w:fill="FFFFFF"/>
-            <w:tcMar>
-              <w:top w:w="75" w:type="dxa"/>
-              <w:left w:w="120" w:type="dxa"/>
-              <w:bottom w:w="75" w:type="dxa"/>
-              <w:right w:w="120" w:type="dxa"/>
-            </w:tcMar>
-            <w:vAlign w:val="center"/>
-          </w:tcPr>
-          <w:p>
-            <w:pPr>
-              <w:keepNext w:val="0"/>
-              <w:keepLines w:val="0"/>
-              <w:widowControl/>
-              <w:suppressLineNumbers w:val="0"/>
-              <w:snapToGrid w:val="0"/>
-              <w:ind w:left="0" w:leftChars="0" w:right="0" w:rightChars="0" w:firstLine="0" w:firstLineChars="0"/>
-              <w:jc w:val="center"/>
-              <w:rPr>
-                <w:rFonts w:hint="eastAsia" w:ascii="宋体" w:hAnsi="宋体" w:eastAsia="宋体" w:cs="宋体"/>
-                <w:i w:val="0"/>
-                <w:iCs w:val="0"/>
-                <w:caps w:val="0"/>
-                <w:color w:val="0F1115"/>
-                <w:spacing w:val="0"/>
-                <w:sz w:val="16"/>
-                <w:szCs w:val="16"/>
-              </w:rPr>
-            </w:pPr>
-            <w:r>
-              <w:rPr>
-                <w:rFonts w:hint="eastAsia" w:ascii="宋体" w:hAnsi="宋体" w:eastAsia="宋体" w:cs="宋体"/>
-                <w:i w:val="0"/>
-                <w:iCs w:val="0"/>
-                <w:caps w:val="0"/>
-                <w:color w:val="0F1115"/>
-                <w:spacing w:val="0"/>
-                <w:kern w:val="0"/>
-                <w:sz w:val="16"/>
-                <w:szCs w:val="16"/>
-                <w:bdr w:val="none" w:color="auto" w:sz="0" w:space="0"/>
-                <w:lang w:val="en-US" w:eastAsia="zh-CN" w:bidi="ar"/>
-              </w:rPr>
-              <w:t>●</w:t>
-            </w:r>
-          </w:p>
-        </w:tc>
-        <w:tc>
-          <w:tcPr>
-            <w:tcW w:w="529" w:type="dxa"/>
-            <w:tcBorders>
-              <w:top w:val="single" w:color="auto" w:sz="4" w:space="0"/>
-              <w:left w:val="single" w:color="auto" w:sz="4" w:space="0"/>
-              <w:bottom w:val="single" w:color="auto" w:sz="4" w:space="0"/>
-              <w:right w:val="single" w:color="auto" w:sz="4" w:space="0"/>
-            </w:tcBorders>
-            <w:shd w:val="clear" w:color="auto" w:fill="FFFFFF"/>
-            <w:tcMar>
-              <w:top w:w="75" w:type="dxa"/>
-              <w:left w:w="120" w:type="dxa"/>
-              <w:bottom w:w="75" w:type="dxa"/>
-              <w:right w:w="120" w:type="dxa"/>
-            </w:tcMar>
-            <w:vAlign w:val="center"/>
-          </w:tcPr>
-          <w:p>
-            <w:pPr>
-              <w:keepNext w:val="0"/>
-              <w:keepLines w:val="0"/>
-              <w:widowControl/>
-              <w:suppressLineNumbers w:val="0"/>
-              <w:snapToGrid w:val="0"/>
-              <w:ind w:left="0" w:leftChars="0" w:right="0" w:rightChars="0" w:firstLine="0" w:firstLineChars="0"/>
-              <w:jc w:val="center"/>
-              <w:rPr>
-                <w:rFonts w:hint="eastAsia" w:ascii="宋体" w:hAnsi="宋体" w:eastAsia="宋体" w:cs="宋体"/>
-                <w:i w:val="0"/>
-                <w:iCs w:val="0"/>
-                <w:caps w:val="0"/>
-                <w:color w:val="0F1115"/>
-                <w:spacing w:val="0"/>
-                <w:sz w:val="16"/>
-                <w:szCs w:val="16"/>
-              </w:rPr>
-            </w:pPr>
-            <w:r>
-              <w:rPr>
-                <w:rFonts w:hint="eastAsia" w:ascii="宋体" w:hAnsi="宋体" w:eastAsia="宋体" w:cs="宋体"/>
-                <w:i w:val="0"/>
-                <w:iCs w:val="0"/>
-                <w:caps w:val="0"/>
-                <w:color w:val="0F1115"/>
-                <w:spacing w:val="0"/>
-                <w:kern w:val="0"/>
-                <w:sz w:val="16"/>
-                <w:szCs w:val="16"/>
-                <w:bdr w:val="none" w:color="auto" w:sz="0" w:space="0"/>
-                <w:lang w:val="en-US" w:eastAsia="zh-CN" w:bidi="ar"/>
-              </w:rPr>
-              <w:t>▲</w:t>
-            </w:r>
-          </w:p>
-        </w:tc>
-        <w:tc>
-          <w:tcPr>
-            <w:tcW w:w="529" w:type="dxa"/>
-            <w:tcBorders>
-              <w:top w:val="single" w:color="auto" w:sz="4" w:space="0"/>
-              <w:left w:val="single" w:color="auto" w:sz="4" w:space="0"/>
-              <w:bottom w:val="single" w:color="auto" w:sz="4" w:space="0"/>
-              <w:right w:val="single" w:color="auto" w:sz="4" w:space="0"/>
-            </w:tcBorders>
-            <w:shd w:val="clear" w:color="auto" w:fill="FFFFFF"/>
-            <w:tcMar>
-              <w:top w:w="75" w:type="dxa"/>
-              <w:left w:w="120" w:type="dxa"/>
-              <w:bottom w:w="75" w:type="dxa"/>
-              <w:right w:w="120" w:type="dxa"/>
-            </w:tcMar>
-            <w:vAlign w:val="center"/>
-          </w:tcPr>
-          <w:p>
-            <w:pPr>
-              <w:keepNext w:val="0"/>
-              <w:keepLines w:val="0"/>
-              <w:widowControl/>
-              <w:suppressLineNumbers w:val="0"/>
-              <w:snapToGrid w:val="0"/>
-              <w:ind w:left="0" w:leftChars="0" w:right="0" w:rightChars="0" w:firstLine="0" w:firstLineChars="0"/>
-              <w:jc w:val="center"/>
-              <w:rPr>
-                <w:rFonts w:hint="eastAsia" w:ascii="宋体" w:hAnsi="宋体" w:eastAsia="宋体" w:cs="宋体"/>
-                <w:i w:val="0"/>
-                <w:iCs w:val="0"/>
-                <w:caps w:val="0"/>
-                <w:color w:val="0F1115"/>
-                <w:spacing w:val="0"/>
-                <w:sz w:val="16"/>
-                <w:szCs w:val="16"/>
-              </w:rPr>
-            </w:pPr>
-            <w:r>
-              <w:rPr>
-                <w:rFonts w:hint="eastAsia" w:ascii="宋体" w:hAnsi="宋体" w:eastAsia="宋体" w:cs="宋体"/>
-                <w:i w:val="0"/>
-                <w:iCs w:val="0"/>
-                <w:caps w:val="0"/>
-                <w:color w:val="0F1115"/>
-                <w:spacing w:val="0"/>
-                <w:kern w:val="0"/>
-                <w:sz w:val="16"/>
-                <w:szCs w:val="16"/>
-                <w:bdr w:val="none" w:color="auto" w:sz="0" w:space="0"/>
-                <w:lang w:val="en-US" w:eastAsia="zh-CN" w:bidi="ar"/>
-              </w:rPr>
-              <w:t>▲</w:t>
-            </w:r>
-          </w:p>
-        </w:tc>
-        <w:tc>
-          <w:tcPr>
-            <w:tcW w:w="925" w:type="dxa"/>
-            <w:tcBorders>
-              <w:top w:val="single" w:color="auto" w:sz="4" w:space="0"/>
-              <w:left w:val="single" w:color="auto" w:sz="4" w:space="0"/>
-              <w:bottom w:val="single" w:color="auto" w:sz="4" w:space="0"/>
-              <w:right w:val="single" w:color="auto" w:sz="4" w:space="0"/>
-            </w:tcBorders>
-            <w:shd w:val="clear" w:color="auto" w:fill="FFFFFF"/>
-            <w:tcMar>
-              <w:top w:w="75" w:type="dxa"/>
-              <w:left w:w="120" w:type="dxa"/>
-              <w:bottom w:w="75" w:type="dxa"/>
-              <w:right w:w="120" w:type="dxa"/>
-            </w:tcMar>
-            <w:vAlign w:val="center"/>
-          </w:tcPr>
-          <w:p>
-            <w:pPr>
-              <w:keepNext w:val="0"/>
-              <w:keepLines w:val="0"/>
-              <w:widowControl/>
-              <w:suppressLineNumbers w:val="0"/>
-              <w:snapToGrid w:val="0"/>
-              <w:ind w:left="0" w:leftChars="0" w:right="0" w:rightChars="0" w:firstLine="0" w:firstLineChars="0"/>
-              <w:jc w:val="center"/>
-              <w:rPr>
-                <w:rFonts w:hint="eastAsia" w:ascii="宋体" w:hAnsi="宋体" w:eastAsia="宋体" w:cs="宋体"/>
-                <w:i w:val="0"/>
-                <w:iCs w:val="0"/>
-                <w:caps w:val="0"/>
-                <w:color w:val="0F1115"/>
-                <w:spacing w:val="0"/>
-                <w:sz w:val="16"/>
-                <w:szCs w:val="16"/>
-              </w:rPr>
-            </w:pPr>
-            <w:r>
-              <w:rPr>
-                <w:rFonts w:hint="eastAsia" w:ascii="宋体" w:hAnsi="宋体" w:eastAsia="宋体" w:cs="宋体"/>
-                <w:i w:val="0"/>
-                <w:iCs w:val="0"/>
-                <w:caps w:val="0"/>
-                <w:color w:val="0F1115"/>
-                <w:spacing w:val="0"/>
-                <w:kern w:val="0"/>
-                <w:sz w:val="16"/>
-                <w:szCs w:val="16"/>
-                <w:bdr w:val="none" w:color="auto" w:sz="0" w:space="0"/>
-                <w:lang w:val="en-US" w:eastAsia="zh-CN" w:bidi="ar"/>
-              </w:rPr>
-              <w:t>●</w:t>
-            </w:r>
-          </w:p>
-        </w:tc>
-        <w:tc>
-          <w:tcPr>
-            <w:tcW w:w="793" w:type="dxa"/>
-            <w:tcBorders>
-              <w:top w:val="single" w:color="auto" w:sz="4" w:space="0"/>
-              <w:left w:val="single" w:color="auto" w:sz="4" w:space="0"/>
-              <w:bottom w:val="single" w:color="auto" w:sz="4" w:space="0"/>
-              <w:right w:val="single" w:color="auto" w:sz="4" w:space="0"/>
-            </w:tcBorders>
-            <w:shd w:val="clear" w:color="auto" w:fill="FFFFFF"/>
-            <w:tcMar>
-              <w:top w:w="75" w:type="dxa"/>
-              <w:left w:w="120" w:type="dxa"/>
-              <w:bottom w:w="75" w:type="dxa"/>
-              <w:right w:w="120" w:type="dxa"/>
-            </w:tcMar>
-            <w:vAlign w:val="center"/>
-          </w:tcPr>
-          <w:p>
-            <w:pPr>
-              <w:keepNext w:val="0"/>
-              <w:keepLines w:val="0"/>
-              <w:widowControl/>
-              <w:suppressLineNumbers w:val="0"/>
-              <w:snapToGrid w:val="0"/>
-              <w:ind w:left="0" w:leftChars="0" w:right="0" w:rightChars="0" w:firstLine="0" w:firstLineChars="0"/>
-              <w:jc w:val="center"/>
-              <w:rPr>
-                <w:rFonts w:hint="eastAsia" w:ascii="宋体" w:hAnsi="宋体" w:eastAsia="宋体" w:cs="宋体"/>
-                <w:i w:val="0"/>
-                <w:iCs w:val="0"/>
-                <w:caps w:val="0"/>
-                <w:color w:val="0F1115"/>
-                <w:spacing w:val="0"/>
-                <w:sz w:val="16"/>
-                <w:szCs w:val="16"/>
-              </w:rPr>
-            </w:pPr>
-            <w:r>
-              <w:rPr>
-                <w:rFonts w:hint="eastAsia" w:ascii="宋体" w:hAnsi="宋体" w:eastAsia="宋体" w:cs="宋体"/>
-                <w:i w:val="0"/>
-                <w:iCs w:val="0"/>
-                <w:caps w:val="0"/>
-                <w:color w:val="0F1115"/>
-                <w:spacing w:val="0"/>
-                <w:kern w:val="0"/>
-                <w:sz w:val="16"/>
-                <w:szCs w:val="16"/>
-                <w:bdr w:val="none" w:color="auto" w:sz="0" w:space="0"/>
-                <w:lang w:val="en-US" w:eastAsia="zh-CN" w:bidi="ar"/>
-              </w:rPr>
-              <w:t>▲</w:t>
-            </w:r>
-          </w:p>
-        </w:tc>
-        <w:tc>
-          <w:tcPr>
-            <w:tcW w:w="5027" w:type="dxa"/>
-            <w:tcBorders>
-              <w:top w:val="single" w:color="auto" w:sz="4" w:space="0"/>
-              <w:left w:val="single" w:color="auto" w:sz="4" w:space="0"/>
-              <w:bottom w:val="single" w:color="auto" w:sz="4" w:space="0"/>
-              <w:right w:val="single" w:color="auto" w:sz="4" w:space="0"/>
-            </w:tcBorders>
-            <w:shd w:val="clear" w:color="auto" w:fill="FFFFFF"/>
-            <w:tcMar>
-              <w:top w:w="75" w:type="dxa"/>
-              <w:left w:w="120" w:type="dxa"/>
-              <w:bottom w:w="75" w:type="dxa"/>
-              <w:right w:w="0" w:type="dxa"/>
-            </w:tcMar>
-            <w:vAlign w:val="center"/>
-          </w:tcPr>
-          <w:p>
-            <w:pPr>
-              <w:keepNext w:val="0"/>
-              <w:keepLines w:val="0"/>
-              <w:widowControl/>
-              <w:suppressLineNumbers w:val="0"/>
-              <w:snapToGrid w:val="0"/>
-              <w:ind w:left="0" w:leftChars="0" w:right="0" w:rightChars="0" w:firstLine="0" w:firstLineChars="0"/>
-              <w:jc w:val="left"/>
-              <w:rPr>
-                <w:rFonts w:hint="eastAsia" w:ascii="宋体" w:hAnsi="宋体" w:eastAsia="宋体" w:cs="宋体"/>
-                <w:i w:val="0"/>
-                <w:iCs w:val="0"/>
-                <w:caps w:val="0"/>
-                <w:color w:val="0F1115"/>
-                <w:spacing w:val="0"/>
-                <w:sz w:val="21"/>
-                <w:szCs w:val="21"/>
-              </w:rPr>
-            </w:pPr>
-            <w:r>
-              <w:rPr>
-                <w:rFonts w:hint="eastAsia" w:ascii="宋体" w:hAnsi="宋体" w:eastAsia="宋体" w:cs="宋体"/>
-                <w:i w:val="0"/>
-                <w:iCs w:val="0"/>
-                <w:caps w:val="0"/>
-                <w:color w:val="0F1115"/>
-                <w:spacing w:val="0"/>
-                <w:kern w:val="0"/>
-                <w:sz w:val="21"/>
-                <w:szCs w:val="21"/>
-                <w:bdr w:val="none" w:color="auto" w:sz="0" w:space="0"/>
-                <w:lang w:val="en-US" w:eastAsia="zh-CN" w:bidi="ar"/>
-              </w:rPr>
-              <w:t>告警规则配置仅技术员和管理员可操作；告警事件所有角色可查看，仅技术员和管理员可确认处理</w:t>
-            </w:r>
-          </w:p>
-        </w:tc>
-      </w:tr>
-      <w:tr>
-        <w:tblPrEx>
-          <w:tblBorders>
-            <w:top w:val="none" w:color="auto" w:sz="0" w:space="0"/>
-            <w:left w:val="none" w:color="auto" w:sz="0" w:space="0"/>
-            <w:bottom w:val="none" w:color="auto" w:sz="0" w:space="0"/>
-            <w:right w:val="none" w:color="auto" w:sz="0" w:space="0"/>
-            <w:insideH w:val="none" w:color="auto" w:sz="0" w:space="0"/>
-            <w:insideV w:val="none" w:color="auto" w:sz="0" w:space="0"/>
-          </w:tblBorders>
-          <w:tblCellMar>
-            <w:top w:w="15" w:type="dxa"/>
-            <w:left w:w="15" w:type="dxa"/>
-            <w:bottom w:w="15" w:type="dxa"/>
-            <w:right w:w="15" w:type="dxa"/>
-          </w:tblCellMar>
-        </w:tblPrEx>
-        <w:trPr>
-          <w:trHeight w:val="902" w:hRule="atLeast"/>
-        </w:trPr>
-        <w:tc>
-          <w:tcPr>
-            <w:tcW w:w="793" w:type="dxa"/>
-            <w:tcBorders>
-              <w:top w:val="single" w:color="auto" w:sz="4" w:space="0"/>
-              <w:left w:val="single" w:color="auto" w:sz="4" w:space="0"/>
-              <w:bottom w:val="single" w:color="auto" w:sz="4" w:space="0"/>
-              <w:right w:val="single" w:color="auto" w:sz="4" w:space="0"/>
-            </w:tcBorders>
-            <w:shd w:val="clear" w:color="auto" w:fill="FFFFFF"/>
-            <w:tcMar>
-              <w:top w:w="75" w:type="dxa"/>
-              <w:left w:w="0" w:type="dxa"/>
-              <w:bottom w:w="75" w:type="dxa"/>
-              <w:right w:w="120" w:type="dxa"/>
-            </w:tcMar>
-            <w:vAlign w:val="center"/>
-          </w:tcPr>
-          <w:p>
-            <w:pPr>
-              <w:keepNext w:val="0"/>
-              <w:keepLines w:val="0"/>
-              <w:widowControl/>
-              <w:suppressLineNumbers w:val="0"/>
-              <w:snapToGrid w:val="0"/>
-              <w:ind w:left="0" w:leftChars="0" w:right="0" w:rightChars="0" w:firstLine="0" w:firstLineChars="0"/>
-              <w:jc w:val="center"/>
-              <w:rPr>
-                <w:rFonts w:hint="eastAsia" w:ascii="宋体" w:hAnsi="宋体" w:eastAsia="宋体" w:cs="宋体"/>
-                <w:i w:val="0"/>
-                <w:iCs w:val="0"/>
-                <w:caps w:val="0"/>
-                <w:color w:val="0F1115"/>
-                <w:spacing w:val="0"/>
-                <w:sz w:val="21"/>
-                <w:szCs w:val="21"/>
-              </w:rPr>
-            </w:pPr>
-            <w:r>
-              <w:rPr>
-                <w:rFonts w:hint="eastAsia" w:ascii="宋体" w:hAnsi="宋体" w:eastAsia="宋体" w:cs="宋体"/>
-                <w:b/>
-                <w:bCs/>
-                <w:i w:val="0"/>
-                <w:iCs w:val="0"/>
-                <w:caps w:val="0"/>
-                <w:color w:val="0F1115"/>
-                <w:spacing w:val="0"/>
-                <w:kern w:val="0"/>
-                <w:sz w:val="21"/>
-                <w:szCs w:val="21"/>
-                <w:bdr w:val="none" w:color="auto" w:sz="0" w:space="0"/>
-                <w:lang w:val="en-US" w:eastAsia="zh-CN" w:bidi="ar"/>
-              </w:rPr>
-              <w:t>工单管理</w:t>
-            </w:r>
-          </w:p>
-        </w:tc>
-        <w:tc>
-          <w:tcPr>
-            <w:tcW w:w="661" w:type="dxa"/>
-            <w:tcBorders>
-              <w:top w:val="single" w:color="auto" w:sz="4" w:space="0"/>
-              <w:left w:val="single" w:color="auto" w:sz="4" w:space="0"/>
-              <w:bottom w:val="single" w:color="auto" w:sz="4" w:space="0"/>
-              <w:right w:val="single" w:color="auto" w:sz="4" w:space="0"/>
-            </w:tcBorders>
-            <w:shd w:val="clear" w:color="auto" w:fill="FFFFFF"/>
-            <w:tcMar>
-              <w:top w:w="75" w:type="dxa"/>
-              <w:left w:w="120" w:type="dxa"/>
-              <w:bottom w:w="75" w:type="dxa"/>
-              <w:right w:w="120" w:type="dxa"/>
-            </w:tcMar>
-            <w:vAlign w:val="center"/>
-          </w:tcPr>
-          <w:p>
-            <w:pPr>
-              <w:keepNext w:val="0"/>
-              <w:keepLines w:val="0"/>
-              <w:widowControl/>
-              <w:suppressLineNumbers w:val="0"/>
-              <w:snapToGrid w:val="0"/>
-              <w:ind w:left="0" w:leftChars="0" w:right="0" w:rightChars="0" w:firstLine="0" w:firstLineChars="0"/>
-              <w:jc w:val="center"/>
-              <w:rPr>
-                <w:rFonts w:hint="eastAsia" w:ascii="宋体" w:hAnsi="宋体" w:eastAsia="宋体" w:cs="宋体"/>
-                <w:i w:val="0"/>
-                <w:iCs w:val="0"/>
-                <w:caps w:val="0"/>
-                <w:color w:val="0F1115"/>
-                <w:spacing w:val="0"/>
-                <w:sz w:val="16"/>
-                <w:szCs w:val="16"/>
-              </w:rPr>
-            </w:pPr>
-            <w:r>
-              <w:rPr>
-                <w:rFonts w:hint="eastAsia" w:ascii="宋体" w:hAnsi="宋体" w:eastAsia="宋体" w:cs="宋体"/>
-                <w:i w:val="0"/>
-                <w:iCs w:val="0"/>
-                <w:caps w:val="0"/>
-                <w:color w:val="0F1115"/>
-                <w:spacing w:val="0"/>
-                <w:kern w:val="0"/>
-                <w:sz w:val="16"/>
-                <w:szCs w:val="16"/>
-                <w:bdr w:val="none" w:color="auto" w:sz="0" w:space="0"/>
-                <w:lang w:val="en-US" w:eastAsia="zh-CN" w:bidi="ar"/>
-              </w:rPr>
-              <w:t>●</w:t>
-            </w:r>
-          </w:p>
-        </w:tc>
-        <w:tc>
-          <w:tcPr>
-            <w:tcW w:w="529" w:type="dxa"/>
-            <w:tcBorders>
-              <w:top w:val="single" w:color="auto" w:sz="4" w:space="0"/>
-              <w:left w:val="single" w:color="auto" w:sz="4" w:space="0"/>
-              <w:bottom w:val="single" w:color="auto" w:sz="4" w:space="0"/>
-              <w:right w:val="single" w:color="auto" w:sz="4" w:space="0"/>
-            </w:tcBorders>
-            <w:shd w:val="clear" w:color="auto" w:fill="FFFFFF"/>
-            <w:tcMar>
-              <w:top w:w="75" w:type="dxa"/>
-              <w:left w:w="120" w:type="dxa"/>
-              <w:bottom w:w="75" w:type="dxa"/>
-              <w:right w:w="120" w:type="dxa"/>
-            </w:tcMar>
-            <w:vAlign w:val="center"/>
-          </w:tcPr>
-          <w:p>
-            <w:pPr>
-              <w:keepNext w:val="0"/>
-              <w:keepLines w:val="0"/>
-              <w:widowControl/>
-              <w:suppressLineNumbers w:val="0"/>
-              <w:snapToGrid w:val="0"/>
-              <w:ind w:left="0" w:leftChars="0" w:right="0" w:rightChars="0" w:firstLine="0" w:firstLineChars="0"/>
-              <w:jc w:val="center"/>
-              <w:rPr>
-                <w:rFonts w:hint="eastAsia" w:ascii="宋体" w:hAnsi="宋体" w:eastAsia="宋体" w:cs="宋体"/>
-                <w:i w:val="0"/>
-                <w:iCs w:val="0"/>
-                <w:caps w:val="0"/>
-                <w:color w:val="0F1115"/>
-                <w:spacing w:val="0"/>
-                <w:sz w:val="16"/>
-                <w:szCs w:val="16"/>
-              </w:rPr>
-            </w:pPr>
-            <w:r>
-              <w:rPr>
-                <w:rFonts w:hint="eastAsia" w:ascii="宋体" w:hAnsi="宋体" w:eastAsia="宋体" w:cs="宋体"/>
-                <w:i w:val="0"/>
-                <w:iCs w:val="0"/>
-                <w:caps w:val="0"/>
-                <w:color w:val="0F1115"/>
-                <w:spacing w:val="0"/>
-                <w:kern w:val="0"/>
-                <w:sz w:val="16"/>
-                <w:szCs w:val="16"/>
-                <w:bdr w:val="none" w:color="auto" w:sz="0" w:space="0"/>
-                <w:lang w:val="en-US" w:eastAsia="zh-CN" w:bidi="ar"/>
-              </w:rPr>
-              <w:t>▲</w:t>
-            </w:r>
-          </w:p>
-        </w:tc>
-        <w:tc>
-          <w:tcPr>
-            <w:tcW w:w="529" w:type="dxa"/>
-            <w:tcBorders>
-              <w:top w:val="single" w:color="auto" w:sz="4" w:space="0"/>
-              <w:left w:val="single" w:color="auto" w:sz="4" w:space="0"/>
-              <w:bottom w:val="single" w:color="auto" w:sz="4" w:space="0"/>
-              <w:right w:val="single" w:color="auto" w:sz="4" w:space="0"/>
-            </w:tcBorders>
-            <w:shd w:val="clear" w:color="auto" w:fill="FFFFFF"/>
-            <w:tcMar>
-              <w:top w:w="75" w:type="dxa"/>
-              <w:left w:w="120" w:type="dxa"/>
-              <w:bottom w:w="75" w:type="dxa"/>
-              <w:right w:w="120" w:type="dxa"/>
-            </w:tcMar>
-            <w:vAlign w:val="center"/>
-          </w:tcPr>
-          <w:p>
-            <w:pPr>
-              <w:keepNext w:val="0"/>
-              <w:keepLines w:val="0"/>
-              <w:widowControl/>
-              <w:suppressLineNumbers w:val="0"/>
-              <w:snapToGrid w:val="0"/>
-              <w:ind w:left="0" w:leftChars="0" w:right="0" w:rightChars="0" w:firstLine="0" w:firstLineChars="0"/>
-              <w:jc w:val="center"/>
-              <w:rPr>
-                <w:rFonts w:hint="eastAsia" w:ascii="宋体" w:hAnsi="宋体" w:eastAsia="宋体" w:cs="宋体"/>
-                <w:i w:val="0"/>
-                <w:iCs w:val="0"/>
-                <w:caps w:val="0"/>
-                <w:color w:val="0F1115"/>
-                <w:spacing w:val="0"/>
-                <w:sz w:val="16"/>
-                <w:szCs w:val="16"/>
-              </w:rPr>
-            </w:pPr>
-            <w:r>
-              <w:rPr>
-                <w:rFonts w:hint="eastAsia" w:ascii="宋体" w:hAnsi="宋体" w:eastAsia="宋体" w:cs="宋体"/>
-                <w:i w:val="0"/>
-                <w:iCs w:val="0"/>
-                <w:caps w:val="0"/>
-                <w:color w:val="0F1115"/>
-                <w:spacing w:val="0"/>
-                <w:kern w:val="0"/>
-                <w:sz w:val="16"/>
-                <w:szCs w:val="16"/>
-                <w:bdr w:val="none" w:color="auto" w:sz="0" w:space="0"/>
-                <w:lang w:val="en-US" w:eastAsia="zh-CN" w:bidi="ar"/>
-              </w:rPr>
-              <w:t>▲</w:t>
-            </w:r>
-          </w:p>
-        </w:tc>
-        <w:tc>
-          <w:tcPr>
-            <w:tcW w:w="925" w:type="dxa"/>
-            <w:tcBorders>
-              <w:top w:val="single" w:color="auto" w:sz="4" w:space="0"/>
-              <w:left w:val="single" w:color="auto" w:sz="4" w:space="0"/>
-              <w:bottom w:val="single" w:color="auto" w:sz="4" w:space="0"/>
-              <w:right w:val="single" w:color="auto" w:sz="4" w:space="0"/>
-            </w:tcBorders>
-            <w:shd w:val="clear" w:color="auto" w:fill="FFFFFF"/>
-            <w:tcMar>
-              <w:top w:w="75" w:type="dxa"/>
-              <w:left w:w="120" w:type="dxa"/>
-              <w:bottom w:w="75" w:type="dxa"/>
-              <w:right w:w="120" w:type="dxa"/>
-            </w:tcMar>
-            <w:vAlign w:val="center"/>
-          </w:tcPr>
-          <w:p>
-            <w:pPr>
-              <w:keepNext w:val="0"/>
-              <w:keepLines w:val="0"/>
-              <w:widowControl/>
-              <w:suppressLineNumbers w:val="0"/>
-              <w:snapToGrid w:val="0"/>
-              <w:ind w:left="0" w:leftChars="0" w:right="0" w:rightChars="0" w:firstLine="0" w:firstLineChars="0"/>
-              <w:jc w:val="center"/>
-              <w:rPr>
-                <w:rFonts w:hint="eastAsia" w:ascii="宋体" w:hAnsi="宋体" w:eastAsia="宋体" w:cs="宋体"/>
-                <w:i w:val="0"/>
-                <w:iCs w:val="0"/>
-                <w:caps w:val="0"/>
-                <w:color w:val="0F1115"/>
-                <w:spacing w:val="0"/>
-                <w:sz w:val="16"/>
-                <w:szCs w:val="16"/>
-              </w:rPr>
-            </w:pPr>
-            <w:r>
-              <w:rPr>
-                <w:rFonts w:hint="eastAsia" w:ascii="宋体" w:hAnsi="宋体" w:eastAsia="宋体" w:cs="宋体"/>
-                <w:i w:val="0"/>
-                <w:iCs w:val="0"/>
-                <w:caps w:val="0"/>
-                <w:color w:val="0F1115"/>
-                <w:spacing w:val="0"/>
-                <w:kern w:val="0"/>
-                <w:sz w:val="16"/>
-                <w:szCs w:val="16"/>
-                <w:bdr w:val="none" w:color="auto" w:sz="0" w:space="0"/>
-                <w:lang w:val="en-US" w:eastAsia="zh-CN" w:bidi="ar"/>
-              </w:rPr>
-              <w:t>●</w:t>
-            </w:r>
-          </w:p>
-        </w:tc>
-        <w:tc>
-          <w:tcPr>
-            <w:tcW w:w="793" w:type="dxa"/>
-            <w:tcBorders>
-              <w:top w:val="single" w:color="auto" w:sz="4" w:space="0"/>
-              <w:left w:val="single" w:color="auto" w:sz="4" w:space="0"/>
-              <w:bottom w:val="single" w:color="auto" w:sz="4" w:space="0"/>
-              <w:right w:val="single" w:color="auto" w:sz="4" w:space="0"/>
-            </w:tcBorders>
-            <w:shd w:val="clear" w:color="auto" w:fill="FFFFFF"/>
-            <w:tcMar>
-              <w:top w:w="75" w:type="dxa"/>
-              <w:left w:w="120" w:type="dxa"/>
-              <w:bottom w:w="75" w:type="dxa"/>
-              <w:right w:w="120" w:type="dxa"/>
-            </w:tcMar>
-            <w:vAlign w:val="center"/>
-          </w:tcPr>
-          <w:p>
-            <w:pPr>
-              <w:keepNext w:val="0"/>
-              <w:keepLines w:val="0"/>
-              <w:widowControl/>
-              <w:suppressLineNumbers w:val="0"/>
-              <w:snapToGrid w:val="0"/>
-              <w:ind w:left="0" w:leftChars="0" w:right="0" w:rightChars="0" w:firstLine="0" w:firstLineChars="0"/>
-              <w:jc w:val="center"/>
-              <w:rPr>
-                <w:rFonts w:hint="eastAsia" w:ascii="宋体" w:hAnsi="宋体" w:eastAsia="宋体" w:cs="宋体"/>
-                <w:i w:val="0"/>
-                <w:iCs w:val="0"/>
-                <w:caps w:val="0"/>
-                <w:color w:val="0F1115"/>
-                <w:spacing w:val="0"/>
-                <w:sz w:val="16"/>
-                <w:szCs w:val="16"/>
-              </w:rPr>
-            </w:pPr>
-            <w:r>
-              <w:rPr>
-                <w:rFonts w:hint="eastAsia" w:ascii="宋体" w:hAnsi="宋体" w:eastAsia="宋体" w:cs="宋体"/>
-                <w:i w:val="0"/>
-                <w:iCs w:val="0"/>
-                <w:caps w:val="0"/>
-                <w:color w:val="0F1115"/>
-                <w:spacing w:val="0"/>
-                <w:kern w:val="0"/>
-                <w:sz w:val="16"/>
-                <w:szCs w:val="16"/>
-                <w:bdr w:val="none" w:color="auto" w:sz="0" w:space="0"/>
-                <w:lang w:val="en-US" w:eastAsia="zh-CN" w:bidi="ar"/>
-              </w:rPr>
-              <w:t>▲</w:t>
-            </w:r>
-          </w:p>
-        </w:tc>
-        <w:tc>
-          <w:tcPr>
-            <w:tcW w:w="5027" w:type="dxa"/>
-            <w:tcBorders>
-              <w:top w:val="single" w:color="auto" w:sz="4" w:space="0"/>
-              <w:left w:val="single" w:color="auto" w:sz="4" w:space="0"/>
-              <w:bottom w:val="single" w:color="auto" w:sz="4" w:space="0"/>
-              <w:right w:val="single" w:color="auto" w:sz="4" w:space="0"/>
-            </w:tcBorders>
-            <w:shd w:val="clear" w:color="auto" w:fill="FFFFFF"/>
-            <w:tcMar>
-              <w:top w:w="75" w:type="dxa"/>
-              <w:left w:w="120" w:type="dxa"/>
-              <w:bottom w:w="75" w:type="dxa"/>
-              <w:right w:w="0" w:type="dxa"/>
-            </w:tcMar>
-            <w:vAlign w:val="center"/>
-          </w:tcPr>
-          <w:p>
-            <w:pPr>
-              <w:keepNext w:val="0"/>
-              <w:keepLines w:val="0"/>
-              <w:widowControl/>
-              <w:suppressLineNumbers w:val="0"/>
-              <w:snapToGrid w:val="0"/>
-              <w:ind w:left="0" w:leftChars="0" w:right="0" w:rightChars="0" w:firstLine="0" w:firstLineChars="0"/>
-              <w:jc w:val="left"/>
-              <w:rPr>
-                <w:rFonts w:hint="eastAsia" w:ascii="宋体" w:hAnsi="宋体" w:eastAsia="宋体" w:cs="宋体"/>
-                <w:i w:val="0"/>
-                <w:iCs w:val="0"/>
-                <w:caps w:val="0"/>
-                <w:color w:val="0F1115"/>
-                <w:spacing w:val="0"/>
-                <w:sz w:val="21"/>
-                <w:szCs w:val="21"/>
-              </w:rPr>
-            </w:pPr>
-            <w:r>
-              <w:rPr>
-                <w:rFonts w:hint="eastAsia" w:ascii="宋体" w:hAnsi="宋体" w:eastAsia="宋体" w:cs="宋体"/>
-                <w:i w:val="0"/>
-                <w:iCs w:val="0"/>
-                <w:caps w:val="0"/>
-                <w:color w:val="0F1115"/>
-                <w:spacing w:val="0"/>
-                <w:kern w:val="0"/>
-                <w:sz w:val="21"/>
-                <w:szCs w:val="21"/>
-                <w:bdr w:val="none" w:color="auto" w:sz="0" w:space="0"/>
-                <w:lang w:val="en-US" w:eastAsia="zh-CN" w:bidi="ar"/>
-              </w:rPr>
-              <w:t>技术员和管理员拥有全部操作权；客服可查看全部工单并推进状态；巡检查看被分派的工单并执行；领导仅查看</w:t>
+              <w:t>仅领导可查看统计报表</w:t>
             </w:r>
           </w:p>
         </w:tc>
@@ -7544,10 +7806,9 @@
                 <w:kern w:val="0"/>
                 <w:sz w:val="21"/>
                 <w:szCs w:val="21"/>
-                <w:bdr w:val="none" w:color="auto" w:sz="0" w:space="0"/>
                 <w:lang w:val="en-US" w:eastAsia="zh-CN" w:bidi="ar"/>
               </w:rPr>
-              <w:t>数据报表</w:t>
+              <w:t>用户管理</w:t>
             </w:r>
           </w:p>
         </w:tc>
@@ -7600,7 +7861,6 @@
                 <w:kern w:val="0"/>
                 <w:sz w:val="16"/>
                 <w:szCs w:val="16"/>
-                <w:bdr w:val="none" w:color="auto" w:sz="0" w:space="0"/>
                 <w:lang w:val="en-US" w:eastAsia="zh-CN" w:bidi="ar"/>
               </w:rPr>
               <w:t>○</w:t>
@@ -7656,7 +7916,6 @@
                 <w:kern w:val="0"/>
                 <w:sz w:val="16"/>
                 <w:szCs w:val="16"/>
-                <w:bdr w:val="none" w:color="auto" w:sz="0" w:space="0"/>
                 <w:lang w:val="en-US" w:eastAsia="zh-CN" w:bidi="ar"/>
               </w:rPr>
               <w:t>○</w:t>
@@ -7712,10 +7971,9 @@
                 <w:kern w:val="0"/>
                 <w:sz w:val="16"/>
                 <w:szCs w:val="16"/>
-                <w:bdr w:val="none" w:color="auto" w:sz="0" w:space="0"/>
                 <w:lang w:val="en-US" w:eastAsia="zh-CN" w:bidi="ar"/>
               </w:rPr>
-              <w:t>●</w:t>
+              <w:t>○</w:t>
             </w:r>
           </w:p>
         </w:tc>
@@ -7768,10 +8026,9 @@
                 <w:kern w:val="0"/>
                 <w:sz w:val="16"/>
                 <w:szCs w:val="16"/>
-                <w:bdr w:val="none" w:color="auto" w:sz="0" w:space="0"/>
                 <w:lang w:val="en-US" w:eastAsia="zh-CN" w:bidi="ar"/>
               </w:rPr>
-              <w:t>○</w:t>
+              <w:t>●</w:t>
             </w:r>
           </w:p>
         </w:tc>
@@ -7824,7 +8081,6 @@
                 <w:kern w:val="0"/>
                 <w:sz w:val="16"/>
                 <w:szCs w:val="16"/>
-                <w:bdr w:val="none" w:color="auto" w:sz="0" w:space="0"/>
                 <w:lang w:val="en-US" w:eastAsia="zh-CN" w:bidi="ar"/>
               </w:rPr>
               <w:t>○</w:t>
@@ -7880,422 +8136,6 @@
                 <w:kern w:val="0"/>
                 <w:sz w:val="21"/>
                 <w:szCs w:val="21"/>
-                <w:bdr w:val="none" w:color="auto" w:sz="0" w:space="0"/>
-                <w:lang w:val="en-US" w:eastAsia="zh-CN" w:bidi="ar"/>
-              </w:rPr>
-              <w:t>仅领导可查看统计报表</w:t>
-            </w:r>
-          </w:p>
-        </w:tc>
-      </w:tr>
-      <w:tr>
-        <w:tblPrEx>
-          <w:tblBorders>
-            <w:top w:val="none" w:color="auto" w:sz="0" w:space="0"/>
-            <w:left w:val="none" w:color="auto" w:sz="0" w:space="0"/>
-            <w:bottom w:val="none" w:color="auto" w:sz="0" w:space="0"/>
-            <w:right w:val="none" w:color="auto" w:sz="0" w:space="0"/>
-            <w:insideH w:val="none" w:color="auto" w:sz="0" w:space="0"/>
-            <w:insideV w:val="none" w:color="auto" w:sz="0" w:space="0"/>
-          </w:tblBorders>
-          <w:tblCellMar>
-            <w:top w:w="15" w:type="dxa"/>
-            <w:left w:w="15" w:type="dxa"/>
-            <w:bottom w:w="15" w:type="dxa"/>
-            <w:right w:w="15" w:type="dxa"/>
-          </w:tblCellMar>
-        </w:tblPrEx>
-        <w:trPr>
-          <w:trHeight w:val="707" w:hRule="atLeast"/>
-        </w:trPr>
-        <w:tc>
-          <w:tcPr>
-            <w:tcW w:w="793" w:type="dxa"/>
-            <w:tcBorders>
-              <w:top w:val="single" w:color="auto" w:sz="4" w:space="0"/>
-              <w:left w:val="single" w:color="auto" w:sz="4" w:space="0"/>
-              <w:bottom w:val="single" w:color="auto" w:sz="4" w:space="0"/>
-              <w:right w:val="single" w:color="auto" w:sz="4" w:space="0"/>
-            </w:tcBorders>
-            <w:shd w:val="clear" w:color="auto" w:fill="FFFFFF"/>
-            <w:tcMar>
-              <w:top w:w="75" w:type="dxa"/>
-              <w:left w:w="0" w:type="dxa"/>
-              <w:bottom w:w="75" w:type="dxa"/>
-              <w:right w:w="120" w:type="dxa"/>
-            </w:tcMar>
-            <w:vAlign w:val="center"/>
-          </w:tcPr>
-          <w:p>
-            <w:pPr>
-              <w:keepNext w:val="0"/>
-              <w:keepLines w:val="0"/>
-              <w:widowControl/>
-              <w:suppressLineNumbers w:val="0"/>
-              <w:snapToGrid w:val="0"/>
-              <w:ind w:left="0" w:leftChars="0" w:right="0" w:rightChars="0" w:firstLine="0" w:firstLineChars="0"/>
-              <w:jc w:val="center"/>
-              <w:rPr>
-                <w:rFonts w:hint="eastAsia" w:ascii="宋体" w:hAnsi="宋体" w:eastAsia="宋体" w:cs="宋体"/>
-                <w:i w:val="0"/>
-                <w:iCs w:val="0"/>
-                <w:caps w:val="0"/>
-                <w:color w:val="0F1115"/>
-                <w:spacing w:val="0"/>
-                <w:sz w:val="21"/>
-                <w:szCs w:val="21"/>
-              </w:rPr>
-            </w:pPr>
-            <w:r>
-              <w:rPr>
-                <w:rFonts w:hint="eastAsia" w:ascii="宋体" w:hAnsi="宋体" w:eastAsia="宋体" w:cs="宋体"/>
-                <w:b/>
-                <w:bCs/>
-                <w:i w:val="0"/>
-                <w:iCs w:val="0"/>
-                <w:caps w:val="0"/>
-                <w:color w:val="0F1115"/>
-                <w:spacing w:val="0"/>
-                <w:kern w:val="0"/>
-                <w:sz w:val="21"/>
-                <w:szCs w:val="21"/>
-                <w:bdr w:val="none" w:color="auto" w:sz="0" w:space="0"/>
-                <w:lang w:val="en-US" w:eastAsia="zh-CN" w:bidi="ar"/>
-              </w:rPr>
-              <w:t>用户管理</w:t>
-            </w:r>
-          </w:p>
-        </w:tc>
-        <w:tc>
-          <w:tcPr>
-            <w:tcW w:w="661" w:type="dxa"/>
-            <w:tcBorders>
-              <w:top w:val="single" w:color="auto" w:sz="4" w:space="0"/>
-              <w:left w:val="single" w:color="auto" w:sz="4" w:space="0"/>
-              <w:bottom w:val="single" w:color="auto" w:sz="4" w:space="0"/>
-              <w:right w:val="single" w:color="auto" w:sz="4" w:space="0"/>
-            </w:tcBorders>
-            <w:shd w:val="clear" w:color="auto" w:fill="FFFFFF"/>
-            <w:tcMar>
-              <w:top w:w="75" w:type="dxa"/>
-              <w:left w:w="120" w:type="dxa"/>
-              <w:bottom w:w="75" w:type="dxa"/>
-              <w:right w:w="120" w:type="dxa"/>
-            </w:tcMar>
-            <w:vAlign w:val="center"/>
-          </w:tcPr>
-          <w:p>
-            <w:pPr>
-              <w:keepNext w:val="0"/>
-              <w:keepLines w:val="0"/>
-              <w:widowControl/>
-              <w:suppressLineNumbers w:val="0"/>
-              <w:snapToGrid w:val="0"/>
-              <w:ind w:left="0" w:leftChars="0" w:right="0" w:rightChars="0" w:firstLine="0" w:firstLineChars="0"/>
-              <w:jc w:val="center"/>
-              <w:rPr>
-                <w:rFonts w:hint="eastAsia" w:ascii="宋体" w:hAnsi="宋体" w:eastAsia="宋体" w:cs="宋体"/>
-                <w:i w:val="0"/>
-                <w:iCs w:val="0"/>
-                <w:caps w:val="0"/>
-                <w:color w:val="0F1115"/>
-                <w:spacing w:val="0"/>
-                <w:sz w:val="16"/>
-                <w:szCs w:val="16"/>
-              </w:rPr>
-            </w:pPr>
-            <w:r>
-              <w:rPr>
-                <w:rFonts w:hint="eastAsia" w:ascii="宋体" w:hAnsi="宋体" w:eastAsia="宋体" w:cs="宋体"/>
-                <w:i w:val="0"/>
-                <w:iCs w:val="0"/>
-                <w:caps w:val="0"/>
-                <w:color w:val="0F1115"/>
-                <w:spacing w:val="0"/>
-                <w:kern w:val="0"/>
-                <w:sz w:val="16"/>
-                <w:szCs w:val="16"/>
-                <w:bdr w:val="none" w:color="auto" w:sz="0" w:space="0"/>
-                <w:lang w:val="en-US" w:eastAsia="zh-CN" w:bidi="ar"/>
-              </w:rPr>
-              <w:t>○</w:t>
-            </w:r>
-          </w:p>
-        </w:tc>
-        <w:tc>
-          <w:tcPr>
-            <w:tcW w:w="529" w:type="dxa"/>
-            <w:tcBorders>
-              <w:top w:val="single" w:color="auto" w:sz="4" w:space="0"/>
-              <w:left w:val="single" w:color="auto" w:sz="4" w:space="0"/>
-              <w:bottom w:val="single" w:color="auto" w:sz="4" w:space="0"/>
-              <w:right w:val="single" w:color="auto" w:sz="4" w:space="0"/>
-            </w:tcBorders>
-            <w:shd w:val="clear" w:color="auto" w:fill="FFFFFF"/>
-            <w:tcMar>
-              <w:top w:w="75" w:type="dxa"/>
-              <w:left w:w="120" w:type="dxa"/>
-              <w:bottom w:w="75" w:type="dxa"/>
-              <w:right w:w="120" w:type="dxa"/>
-            </w:tcMar>
-            <w:vAlign w:val="center"/>
-          </w:tcPr>
-          <w:p>
-            <w:pPr>
-              <w:keepNext w:val="0"/>
-              <w:keepLines w:val="0"/>
-              <w:widowControl/>
-              <w:suppressLineNumbers w:val="0"/>
-              <w:snapToGrid w:val="0"/>
-              <w:ind w:left="0" w:leftChars="0" w:right="0" w:rightChars="0" w:firstLine="0" w:firstLineChars="0"/>
-              <w:jc w:val="center"/>
-              <w:rPr>
-                <w:rFonts w:hint="eastAsia" w:ascii="宋体" w:hAnsi="宋体" w:eastAsia="宋体" w:cs="宋体"/>
-                <w:i w:val="0"/>
-                <w:iCs w:val="0"/>
-                <w:caps w:val="0"/>
-                <w:color w:val="0F1115"/>
-                <w:spacing w:val="0"/>
-                <w:sz w:val="16"/>
-                <w:szCs w:val="16"/>
-              </w:rPr>
-            </w:pPr>
-            <w:r>
-              <w:rPr>
-                <w:rFonts w:hint="eastAsia" w:ascii="宋体" w:hAnsi="宋体" w:eastAsia="宋体" w:cs="宋体"/>
-                <w:i w:val="0"/>
-                <w:iCs w:val="0"/>
-                <w:caps w:val="0"/>
-                <w:color w:val="0F1115"/>
-                <w:spacing w:val="0"/>
-                <w:kern w:val="0"/>
-                <w:sz w:val="16"/>
-                <w:szCs w:val="16"/>
-                <w:bdr w:val="none" w:color="auto" w:sz="0" w:space="0"/>
-                <w:lang w:val="en-US" w:eastAsia="zh-CN" w:bidi="ar"/>
-              </w:rPr>
-              <w:t>○</w:t>
-            </w:r>
-          </w:p>
-        </w:tc>
-        <w:tc>
-          <w:tcPr>
-            <w:tcW w:w="529" w:type="dxa"/>
-            <w:tcBorders>
-              <w:top w:val="single" w:color="auto" w:sz="4" w:space="0"/>
-              <w:left w:val="single" w:color="auto" w:sz="4" w:space="0"/>
-              <w:bottom w:val="single" w:color="auto" w:sz="4" w:space="0"/>
-              <w:right w:val="single" w:color="auto" w:sz="4" w:space="0"/>
-            </w:tcBorders>
-            <w:shd w:val="clear" w:color="auto" w:fill="FFFFFF"/>
-            <w:tcMar>
-              <w:top w:w="75" w:type="dxa"/>
-              <w:left w:w="120" w:type="dxa"/>
-              <w:bottom w:w="75" w:type="dxa"/>
-              <w:right w:w="120" w:type="dxa"/>
-            </w:tcMar>
-            <w:vAlign w:val="center"/>
-          </w:tcPr>
-          <w:p>
-            <w:pPr>
-              <w:keepNext w:val="0"/>
-              <w:keepLines w:val="0"/>
-              <w:widowControl/>
-              <w:suppressLineNumbers w:val="0"/>
-              <w:snapToGrid w:val="0"/>
-              <w:ind w:left="0" w:leftChars="0" w:right="0" w:rightChars="0" w:firstLine="0" w:firstLineChars="0"/>
-              <w:jc w:val="center"/>
-              <w:rPr>
-                <w:rFonts w:hint="eastAsia" w:ascii="宋体" w:hAnsi="宋体" w:eastAsia="宋体" w:cs="宋体"/>
-                <w:i w:val="0"/>
-                <w:iCs w:val="0"/>
-                <w:caps w:val="0"/>
-                <w:color w:val="0F1115"/>
-                <w:spacing w:val="0"/>
-                <w:sz w:val="16"/>
-                <w:szCs w:val="16"/>
-              </w:rPr>
-            </w:pPr>
-            <w:r>
-              <w:rPr>
-                <w:rFonts w:hint="eastAsia" w:ascii="宋体" w:hAnsi="宋体" w:eastAsia="宋体" w:cs="宋体"/>
-                <w:i w:val="0"/>
-                <w:iCs w:val="0"/>
-                <w:caps w:val="0"/>
-                <w:color w:val="0F1115"/>
-                <w:spacing w:val="0"/>
-                <w:kern w:val="0"/>
-                <w:sz w:val="16"/>
-                <w:szCs w:val="16"/>
-                <w:bdr w:val="none" w:color="auto" w:sz="0" w:space="0"/>
-                <w:lang w:val="en-US" w:eastAsia="zh-CN" w:bidi="ar"/>
-              </w:rPr>
-              <w:t>○</w:t>
-            </w:r>
-          </w:p>
-        </w:tc>
-        <w:tc>
-          <w:tcPr>
-            <w:tcW w:w="925" w:type="dxa"/>
-            <w:tcBorders>
-              <w:top w:val="single" w:color="auto" w:sz="4" w:space="0"/>
-              <w:left w:val="single" w:color="auto" w:sz="4" w:space="0"/>
-              <w:bottom w:val="single" w:color="auto" w:sz="4" w:space="0"/>
-              <w:right w:val="single" w:color="auto" w:sz="4" w:space="0"/>
-            </w:tcBorders>
-            <w:shd w:val="clear" w:color="auto" w:fill="FFFFFF"/>
-            <w:tcMar>
-              <w:top w:w="75" w:type="dxa"/>
-              <w:left w:w="120" w:type="dxa"/>
-              <w:bottom w:w="75" w:type="dxa"/>
-              <w:right w:w="120" w:type="dxa"/>
-            </w:tcMar>
-            <w:vAlign w:val="center"/>
-          </w:tcPr>
-          <w:p>
-            <w:pPr>
-              <w:keepNext w:val="0"/>
-              <w:keepLines w:val="0"/>
-              <w:widowControl/>
-              <w:suppressLineNumbers w:val="0"/>
-              <w:snapToGrid w:val="0"/>
-              <w:ind w:left="0" w:leftChars="0" w:right="0" w:rightChars="0" w:firstLine="0" w:firstLineChars="0"/>
-              <w:jc w:val="center"/>
-              <w:rPr>
-                <w:rFonts w:hint="eastAsia" w:ascii="宋体" w:hAnsi="宋体" w:eastAsia="宋体" w:cs="宋体"/>
-                <w:i w:val="0"/>
-                <w:iCs w:val="0"/>
-                <w:caps w:val="0"/>
-                <w:color w:val="0F1115"/>
-                <w:spacing w:val="0"/>
-                <w:sz w:val="16"/>
-                <w:szCs w:val="16"/>
-              </w:rPr>
-            </w:pPr>
-            <w:r>
-              <w:rPr>
-                <w:rFonts w:hint="eastAsia" w:ascii="宋体" w:hAnsi="宋体" w:eastAsia="宋体" w:cs="宋体"/>
-                <w:i w:val="0"/>
-                <w:iCs w:val="0"/>
-                <w:caps w:val="0"/>
-                <w:color w:val="0F1115"/>
-                <w:spacing w:val="0"/>
-                <w:kern w:val="0"/>
-                <w:sz w:val="16"/>
-                <w:szCs w:val="16"/>
-                <w:bdr w:val="none" w:color="auto" w:sz="0" w:space="0"/>
-                <w:lang w:val="en-US" w:eastAsia="zh-CN" w:bidi="ar"/>
-              </w:rPr>
-              <w:t>●</w:t>
-            </w:r>
-          </w:p>
-        </w:tc>
-        <w:tc>
-          <w:tcPr>
-            <w:tcW w:w="793" w:type="dxa"/>
-            <w:tcBorders>
-              <w:top w:val="single" w:color="auto" w:sz="4" w:space="0"/>
-              <w:left w:val="single" w:color="auto" w:sz="4" w:space="0"/>
-              <w:bottom w:val="single" w:color="auto" w:sz="4" w:space="0"/>
-              <w:right w:val="single" w:color="auto" w:sz="4" w:space="0"/>
-            </w:tcBorders>
-            <w:shd w:val="clear" w:color="auto" w:fill="FFFFFF"/>
-            <w:tcMar>
-              <w:top w:w="75" w:type="dxa"/>
-              <w:left w:w="120" w:type="dxa"/>
-              <w:bottom w:w="75" w:type="dxa"/>
-              <w:right w:w="120" w:type="dxa"/>
-            </w:tcMar>
-            <w:vAlign w:val="center"/>
-          </w:tcPr>
-          <w:p>
-            <w:pPr>
-              <w:keepNext w:val="0"/>
-              <w:keepLines w:val="0"/>
-              <w:widowControl/>
-              <w:suppressLineNumbers w:val="0"/>
-              <w:snapToGrid w:val="0"/>
-              <w:ind w:left="0" w:leftChars="0" w:right="0" w:rightChars="0" w:firstLine="0" w:firstLineChars="0"/>
-              <w:jc w:val="center"/>
-              <w:rPr>
-                <w:rFonts w:hint="eastAsia" w:ascii="宋体" w:hAnsi="宋体" w:eastAsia="宋体" w:cs="宋体"/>
-                <w:i w:val="0"/>
-                <w:iCs w:val="0"/>
-                <w:caps w:val="0"/>
-                <w:color w:val="0F1115"/>
-                <w:spacing w:val="0"/>
-                <w:sz w:val="16"/>
-                <w:szCs w:val="16"/>
-              </w:rPr>
-            </w:pPr>
-            <w:r>
-              <w:rPr>
-                <w:rFonts w:hint="eastAsia" w:ascii="宋体" w:hAnsi="宋体" w:eastAsia="宋体" w:cs="宋体"/>
-                <w:i w:val="0"/>
-                <w:iCs w:val="0"/>
-                <w:caps w:val="0"/>
-                <w:color w:val="0F1115"/>
-                <w:spacing w:val="0"/>
-                <w:kern w:val="0"/>
-                <w:sz w:val="16"/>
-                <w:szCs w:val="16"/>
-                <w:bdr w:val="none" w:color="auto" w:sz="0" w:space="0"/>
-                <w:lang w:val="en-US" w:eastAsia="zh-CN" w:bidi="ar"/>
-              </w:rPr>
-              <w:t>○</w:t>
-            </w:r>
-          </w:p>
-        </w:tc>
-        <w:tc>
-          <w:tcPr>
-            <w:tcW w:w="5027" w:type="dxa"/>
-            <w:tcBorders>
-              <w:top w:val="single" w:color="auto" w:sz="4" w:space="0"/>
-              <w:left w:val="single" w:color="auto" w:sz="4" w:space="0"/>
-              <w:bottom w:val="single" w:color="auto" w:sz="4" w:space="0"/>
-              <w:right w:val="single" w:color="auto" w:sz="4" w:space="0"/>
-            </w:tcBorders>
-            <w:shd w:val="clear" w:color="auto" w:fill="FFFFFF"/>
-            <w:tcMar>
-              <w:top w:w="75" w:type="dxa"/>
-              <w:left w:w="120" w:type="dxa"/>
-              <w:bottom w:w="75" w:type="dxa"/>
-              <w:right w:w="0" w:type="dxa"/>
-            </w:tcMar>
-            <w:vAlign w:val="center"/>
-          </w:tcPr>
-          <w:p>
-            <w:pPr>
-              <w:keepNext w:val="0"/>
-              <w:keepLines w:val="0"/>
-              <w:widowControl/>
-              <w:suppressLineNumbers w:val="0"/>
-              <w:snapToGrid w:val="0"/>
-              <w:ind w:left="0" w:leftChars="0" w:right="0" w:rightChars="0" w:firstLine="0" w:firstLineChars="0"/>
-              <w:jc w:val="left"/>
-              <w:rPr>
-                <w:rFonts w:hint="eastAsia" w:ascii="宋体" w:hAnsi="宋体" w:eastAsia="宋体" w:cs="宋体"/>
-                <w:i w:val="0"/>
-                <w:iCs w:val="0"/>
-                <w:caps w:val="0"/>
-                <w:color w:val="0F1115"/>
-                <w:spacing w:val="0"/>
-                <w:sz w:val="21"/>
-                <w:szCs w:val="21"/>
-              </w:rPr>
-            </w:pPr>
-            <w:r>
-              <w:rPr>
-                <w:rFonts w:hint="eastAsia" w:ascii="宋体" w:hAnsi="宋体" w:eastAsia="宋体" w:cs="宋体"/>
-                <w:i w:val="0"/>
-                <w:iCs w:val="0"/>
-                <w:caps w:val="0"/>
-                <w:color w:val="0F1115"/>
-                <w:spacing w:val="0"/>
-                <w:kern w:val="0"/>
-                <w:sz w:val="21"/>
-                <w:szCs w:val="21"/>
-                <w:bdr w:val="none" w:color="auto" w:sz="0" w:space="0"/>
                 <w:lang w:val="en-US" w:eastAsia="zh-CN" w:bidi="ar"/>
               </w:rPr>
               <w:t>仅系统管理员可管理用户账号与角色分配</w:t>
@@ -8374,7 +8214,6 @@
                 <w:kern w:val="0"/>
                 <w:sz w:val="21"/>
                 <w:szCs w:val="21"/>
-                <w:bdr w:val="none" w:color="auto" w:sz="0" w:space="0"/>
                 <w:lang w:val="en-US" w:eastAsia="zh-CN" w:bidi="ar"/>
               </w:rPr>
               <w:t>操作日志</w:t>
@@ -8430,7 +8269,6 @@
                 <w:kern w:val="0"/>
                 <w:sz w:val="16"/>
                 <w:szCs w:val="16"/>
-                <w:bdr w:val="none" w:color="auto" w:sz="0" w:space="0"/>
                 <w:lang w:val="en-US" w:eastAsia="zh-CN" w:bidi="ar"/>
               </w:rPr>
               <w:t>○</w:t>
@@ -8486,7 +8324,6 @@
                 <w:kern w:val="0"/>
                 <w:sz w:val="16"/>
                 <w:szCs w:val="16"/>
-                <w:bdr w:val="none" w:color="auto" w:sz="0" w:space="0"/>
                 <w:lang w:val="en-US" w:eastAsia="zh-CN" w:bidi="ar"/>
               </w:rPr>
               <w:t>○</w:t>
@@ -8542,7 +8379,6 @@
                 <w:kern w:val="0"/>
                 <w:sz w:val="16"/>
                 <w:szCs w:val="16"/>
-                <w:bdr w:val="none" w:color="auto" w:sz="0" w:space="0"/>
                 <w:lang w:val="en-US" w:eastAsia="zh-CN" w:bidi="ar"/>
               </w:rPr>
               <w:t>○</w:t>
@@ -8598,7 +8434,6 @@
                 <w:kern w:val="0"/>
                 <w:sz w:val="16"/>
                 <w:szCs w:val="16"/>
-                <w:bdr w:val="none" w:color="auto" w:sz="0" w:space="0"/>
                 <w:lang w:val="en-US" w:eastAsia="zh-CN" w:bidi="ar"/>
               </w:rPr>
               <w:t>●</w:t>
@@ -8654,7 +8489,6 @@
                 <w:kern w:val="0"/>
                 <w:sz w:val="16"/>
                 <w:szCs w:val="16"/>
-                <w:bdr w:val="none" w:color="auto" w:sz="0" w:space="0"/>
                 <w:lang w:val="en-US" w:eastAsia="zh-CN" w:bidi="ar"/>
               </w:rPr>
               <w:t>○</w:t>
@@ -8710,7 +8544,6 @@
                 <w:kern w:val="0"/>
                 <w:sz w:val="21"/>
                 <w:szCs w:val="21"/>
-                <w:bdr w:val="none" w:color="auto" w:sz="0" w:space="0"/>
                 <w:lang w:val="en-US" w:eastAsia="zh-CN" w:bidi="ar"/>
               </w:rPr>
               <w:t>仅系统管理员可查看审计日志</w:t>
@@ -8920,6 +8753,7 @@
             <w:insideH w:val="none" w:color="auto" w:sz="0" w:space="0"/>
             <w:insideV w:val="none" w:color="auto" w:sz="0" w:space="0"/>
           </w:tblBorders>
+          <w:shd w:val="clear" w:color="auto" w:fill="auto"/>
           <w:tblCellMar>
             <w:top w:w="15" w:type="dxa"/>
             <w:left w:w="15" w:type="dxa"/>
@@ -9033,6 +8867,134 @@
                 <w:lang w:val="en-US" w:eastAsia="zh-CN" w:bidi="ar-SA"/>
               </w:rPr>
               <w:t>拥有除“用户管理”“操作日志”“数据报表”外的全部功能权限，是系统的主要操作者</w:t>
+            </w:r>
+          </w:p>
+        </w:tc>
+      </w:tr>
+      <w:tr>
+        <w:tblPrEx>
+          <w:tblBorders>
+            <w:top w:val="none" w:color="auto" w:sz="0" w:space="0"/>
+            <w:left w:val="none" w:color="auto" w:sz="0" w:space="0"/>
+            <w:bottom w:val="none" w:color="auto" w:sz="0" w:space="0"/>
+            <w:right w:val="none" w:color="auto" w:sz="0" w:space="0"/>
+            <w:insideH w:val="none" w:color="auto" w:sz="0" w:space="0"/>
+            <w:insideV w:val="none" w:color="auto" w:sz="0" w:space="0"/>
+          </w:tblBorders>
+          <w:shd w:val="clear" w:color="auto" w:fill="auto"/>
+          <w:tblCellMar>
+            <w:top w:w="15" w:type="dxa"/>
+            <w:left w:w="15" w:type="dxa"/>
+            <w:bottom w:w="15" w:type="dxa"/>
+            <w:right w:w="15" w:type="dxa"/>
+          </w:tblCellMar>
+        </w:tblPrEx>
+        <w:trPr>
+          <w:trHeight w:val="0" w:hRule="atLeast"/>
+          <w:jc w:val="center"/>
+        </w:trPr>
+        <w:tc>
+          <w:tcPr>
+            <w:tcW w:w="1457" w:type="dxa"/>
+            <w:tcBorders>
+              <w:top w:val="single" w:color="auto" w:sz="4" w:space="0"/>
+              <w:left w:val="single" w:color="auto" w:sz="4" w:space="0"/>
+              <w:bottom w:val="single" w:color="auto" w:sz="4" w:space="0"/>
+              <w:right w:val="single" w:color="auto" w:sz="4" w:space="0"/>
+            </w:tcBorders>
+            <w:shd w:val="clear" w:color="auto" w:fill="auto"/>
+            <w:tcMar>
+              <w:top w:w="75" w:type="dxa"/>
+              <w:left w:w="0" w:type="dxa"/>
+              <w:bottom w:w="75" w:type="dxa"/>
+              <w:right w:w="120" w:type="dxa"/>
+            </w:tcMar>
+            <w:vAlign w:val="center"/>
+          </w:tcPr>
+          <w:p>
+            <w:pPr>
+              <w:keepNext w:val="0"/>
+              <w:keepLines w:val="0"/>
+              <w:widowControl/>
+              <w:suppressLineNumbers w:val="0"/>
+              <w:snapToGrid w:val="0"/>
+              <w:ind w:left="0" w:leftChars="0" w:right="0" w:rightChars="0" w:firstLine="0" w:firstLineChars="0"/>
+              <w:jc w:val="left"/>
+              <w:rPr>
+                <w:rFonts w:hint="eastAsia" w:ascii="宋体" w:hAnsi="宋体" w:eastAsia="宋体" w:cs="宋体"/>
+                <w:sz w:val="24"/>
+              </w:rPr>
+            </w:pPr>
+            <w:r>
+              <w:rPr>
+                <w:rFonts w:hint="eastAsia" w:ascii="宋体" w:hAnsi="宋体" w:eastAsia="宋体" w:cs="宋体"/>
+                <w:b/>
+                <w:bCs/>
+                <w:kern w:val="0"/>
+                <w:sz w:val="24"/>
+                <w:szCs w:val="24"/>
+                <w:lang w:val="en-US" w:eastAsia="zh-CN" w:bidi="ar"/>
+              </w:rPr>
+              <w:t>客服人员</w:t>
+            </w:r>
+          </w:p>
+        </w:tc>
+        <w:tc>
+          <w:tcPr>
+            <w:tcW w:w="6966" w:type="dxa"/>
+            <w:tcBorders>
+              <w:top w:val="single" w:color="auto" w:sz="4" w:space="0"/>
+              <w:left w:val="single" w:color="auto" w:sz="4" w:space="0"/>
+              <w:bottom w:val="single" w:color="auto" w:sz="4" w:space="0"/>
+              <w:right w:val="single" w:color="auto" w:sz="4" w:space="0"/>
+            </w:tcBorders>
+            <w:shd w:val="clear" w:color="auto" w:fill="auto"/>
+            <w:tcMar>
+              <w:top w:w="75" w:type="dxa"/>
+              <w:left w:w="120" w:type="dxa"/>
+              <w:bottom w:w="75" w:type="dxa"/>
+              <w:right w:w="0" w:type="dxa"/>
+            </w:tcMar>
+            <w:vAlign w:val="center"/>
+          </w:tcPr>
+          <w:p>
+            <w:pPr>
+              <w:keepNext w:val="0"/>
+              <w:keepLines w:val="0"/>
+              <w:widowControl/>
+              <w:suppressLineNumbers w:val="0"/>
+              <w:snapToGrid w:val="0"/>
+              <w:ind w:left="0" w:leftChars="0" w:right="0" w:rightChars="0" w:firstLine="0" w:firstLineChars="0"/>
+              <w:jc w:val="left"/>
+              <w:rPr>
+                <w:rFonts w:hint="eastAsia" w:ascii="宋体" w:hAnsi="宋体" w:eastAsia="宋体" w:cs="宋体"/>
+                <w:i w:val="0"/>
+                <w:iCs w:val="0"/>
+                <w:caps w:val="0"/>
+                <w:color w:val="0F1115"/>
+                <w:spacing w:val="0"/>
+                <w:kern w:val="2"/>
+                <w:sz w:val="24"/>
+                <w:szCs w:val="24"/>
+                <w:shd w:val="clear" w:fill="FFFFFF"/>
+                <w:lang w:val="en-US" w:eastAsia="zh-CN" w:bidi="ar-SA"/>
+              </w:rPr>
+            </w:pPr>
+            <w:r>
+              <w:rPr>
+                <w:rFonts w:hint="eastAsia" w:ascii="宋体" w:hAnsi="宋体" w:eastAsia="宋体" w:cs="宋体"/>
+                <w:i w:val="0"/>
+                <w:iCs w:val="0"/>
+                <w:caps w:val="0"/>
+                <w:color w:val="0F1115"/>
+                <w:spacing w:val="0"/>
+                <w:kern w:val="2"/>
+                <w:sz w:val="24"/>
+                <w:szCs w:val="24"/>
+                <w:shd w:val="clear" w:fill="FFFFFF"/>
+                <w:lang w:val="en-US" w:eastAsia="zh-CN" w:bidi="ar-SA"/>
+              </w:rPr>
+              <w:t>仅能查看工单和告警事件，可推进工单状态分派现场巡检（如“处理中”→“已处理”），不可删除或修改工单核心字段，不可接触任何配置</w:t>
             </w:r>
           </w:p>
         </w:tc>
@@ -9100,7 +9062,7 @@
                 <w:szCs w:val="24"/>
                 <w:lang w:val="en-US" w:eastAsia="zh-CN" w:bidi="ar"/>
               </w:rPr>
-              <w:t>客服人员</w:t>
+              <w:t>管理层</w:t>
             </w:r>
           </w:p>
         </w:tc>
@@ -9159,9 +9121,108 @@
                 <w:shd w:val="clear" w:fill="FFFFFF"/>
                 <w:lang w:val="en-US" w:eastAsia="zh-CN" w:bidi="ar-SA"/>
               </w:rPr>
-              <w:t>仅能查看工单和告警事件，可推进工单状态</w:t>
-            </w:r>
-            <w:r>
+              <w:t>全局只读权限，不可修改任何数据，通过数据报表掌握整体情况</w:t>
+            </w:r>
+          </w:p>
+        </w:tc>
+      </w:tr>
+      <w:tr>
+        <w:tblPrEx>
+          <w:tblBorders>
+            <w:top w:val="none" w:color="auto" w:sz="0" w:space="0"/>
+            <w:left w:val="none" w:color="auto" w:sz="0" w:space="0"/>
+            <w:bottom w:val="none" w:color="auto" w:sz="0" w:space="0"/>
+            <w:right w:val="none" w:color="auto" w:sz="0" w:space="0"/>
+            <w:insideH w:val="none" w:color="auto" w:sz="0" w:space="0"/>
+            <w:insideV w:val="none" w:color="auto" w:sz="0" w:space="0"/>
+          </w:tblBorders>
+          <w:shd w:val="clear" w:color="auto" w:fill="auto"/>
+          <w:tblCellMar>
+            <w:top w:w="15" w:type="dxa"/>
+            <w:left w:w="15" w:type="dxa"/>
+            <w:bottom w:w="15" w:type="dxa"/>
+            <w:right w:w="15" w:type="dxa"/>
+          </w:tblCellMar>
+        </w:tblPrEx>
+        <w:trPr>
+          <w:trHeight w:val="0" w:hRule="atLeast"/>
+          <w:jc w:val="center"/>
+        </w:trPr>
+        <w:tc>
+          <w:tcPr>
+            <w:tcW w:w="1457" w:type="dxa"/>
+            <w:tcBorders>
+              <w:top w:val="single" w:color="auto" w:sz="4" w:space="0"/>
+              <w:left w:val="single" w:color="auto" w:sz="4" w:space="0"/>
+              <w:bottom w:val="single" w:color="auto" w:sz="4" w:space="0"/>
+              <w:right w:val="single" w:color="auto" w:sz="4" w:space="0"/>
+            </w:tcBorders>
+            <w:shd w:val="clear" w:color="auto" w:fill="auto"/>
+            <w:tcMar>
+              <w:top w:w="75" w:type="dxa"/>
+              <w:left w:w="0" w:type="dxa"/>
+              <w:bottom w:w="75" w:type="dxa"/>
+              <w:right w:w="120" w:type="dxa"/>
+            </w:tcMar>
+            <w:vAlign w:val="center"/>
+          </w:tcPr>
+          <w:p>
+            <w:pPr>
+              <w:keepNext w:val="0"/>
+              <w:keepLines w:val="0"/>
+              <w:widowControl/>
+              <w:suppressLineNumbers w:val="0"/>
+              <w:snapToGrid w:val="0"/>
+              <w:ind w:left="0" w:leftChars="0" w:right="0" w:rightChars="0" w:firstLine="0" w:firstLineChars="0"/>
+              <w:jc w:val="left"/>
+              <w:rPr>
+                <w:rFonts w:hint="eastAsia" w:ascii="宋体" w:hAnsi="宋体" w:eastAsia="宋体" w:cs="宋体"/>
+                <w:color w:val="2E54A1" w:themeColor="accent1" w:themeShade="BF"/>
+                <w:sz w:val="24"/>
+              </w:rPr>
+            </w:pPr>
+            <w:r>
+              <w:rPr>
+                <w:rFonts w:hint="eastAsia" w:ascii="宋体" w:hAnsi="宋体" w:eastAsia="宋体" w:cs="宋体"/>
+                <w:b/>
+                <w:bCs/>
+                <w:color w:val="auto"/>
+                <w:kern w:val="0"/>
+                <w:sz w:val="24"/>
+                <w:szCs w:val="24"/>
+                <w:lang w:val="en-US" w:eastAsia="zh-CN" w:bidi="ar"/>
+              </w:rPr>
+              <w:t>系统管理员</w:t>
+            </w:r>
+          </w:p>
+        </w:tc>
+        <w:tc>
+          <w:tcPr>
+            <w:tcW w:w="6966" w:type="dxa"/>
+            <w:tcBorders>
+              <w:top w:val="single" w:color="auto" w:sz="4" w:space="0"/>
+              <w:left w:val="single" w:color="auto" w:sz="4" w:space="0"/>
+              <w:bottom w:val="single" w:color="auto" w:sz="4" w:space="0"/>
+              <w:right w:val="single" w:color="auto" w:sz="4" w:space="0"/>
+            </w:tcBorders>
+            <w:shd w:val="clear" w:color="auto" w:fill="auto"/>
+            <w:tcMar>
+              <w:top w:w="75" w:type="dxa"/>
+              <w:left w:w="120" w:type="dxa"/>
+              <w:bottom w:w="75" w:type="dxa"/>
+              <w:right w:w="0" w:type="dxa"/>
+            </w:tcMar>
+            <w:vAlign w:val="center"/>
+          </w:tcPr>
+          <w:p>
+            <w:pPr>
+              <w:keepNext w:val="0"/>
+              <w:keepLines w:val="0"/>
+              <w:widowControl/>
+              <w:suppressLineNumbers w:val="0"/>
+              <w:snapToGrid w:val="0"/>
+              <w:ind w:left="0" w:leftChars="0" w:right="0" w:rightChars="0" w:firstLine="0" w:firstLineChars="0"/>
+              <w:jc w:val="left"/>
               <w:rPr>
                 <w:rFonts w:hint="eastAsia" w:ascii="宋体" w:hAnsi="宋体" w:eastAsia="宋体" w:cs="宋体"/>
                 <w:i w:val="0"/>
@@ -9175,8 +9236,7 @@
                 <w:shd w:val="clear" w:fill="FFFFFF"/>
                 <w:lang w:val="en-US" w:eastAsia="zh-CN" w:bidi="ar-SA"/>
               </w:rPr>
-              <w:t>分派现场巡检</w:t>
-            </w:r>
+            </w:pPr>
             <w:r>
               <w:rPr>
                 <w:rFonts w:hint="eastAsia" w:ascii="宋体" w:hAnsi="宋体" w:eastAsia="宋体" w:cs="宋体"/>
@@ -9191,7 +9251,7 @@
                 <w:shd w:val="clear" w:fill="FFFFFF"/>
                 <w:lang w:val="en-US" w:eastAsia="zh-CN" w:bidi="ar-SA"/>
               </w:rPr>
-              <w:t>（如“处理中”→“已处理”），不可删除或修改工单核心字段，不可接触任何配置</w:t>
+              <w:t>拥有最高权限，但“通信协议/测点/监听/告警规则”等配置功能与技术员重叠，主要差异在于额外拥有用户管理和审计权限</w:t>
             </w:r>
           </w:p>
         </w:tc>
@@ -9259,262 +9319,6 @@
                 <w:szCs w:val="24"/>
                 <w:lang w:val="en-US" w:eastAsia="zh-CN" w:bidi="ar"/>
               </w:rPr>
-              <w:t>管理层</w:t>
-            </w:r>
-          </w:p>
-        </w:tc>
-        <w:tc>
-          <w:tcPr>
-            <w:tcW w:w="6966" w:type="dxa"/>
-            <w:tcBorders>
-              <w:top w:val="single" w:color="auto" w:sz="4" w:space="0"/>
-              <w:left w:val="single" w:color="auto" w:sz="4" w:space="0"/>
-              <w:bottom w:val="single" w:color="auto" w:sz="4" w:space="0"/>
-              <w:right w:val="single" w:color="auto" w:sz="4" w:space="0"/>
-            </w:tcBorders>
-            <w:shd w:val="clear" w:color="auto" w:fill="auto"/>
-            <w:tcMar>
-              <w:top w:w="75" w:type="dxa"/>
-              <w:left w:w="120" w:type="dxa"/>
-              <w:bottom w:w="75" w:type="dxa"/>
-              <w:right w:w="0" w:type="dxa"/>
-            </w:tcMar>
-            <w:vAlign w:val="center"/>
-          </w:tcPr>
-          <w:p>
-            <w:pPr>
-              <w:keepNext w:val="0"/>
-              <w:keepLines w:val="0"/>
-              <w:widowControl/>
-              <w:suppressLineNumbers w:val="0"/>
-              <w:snapToGrid w:val="0"/>
-              <w:ind w:left="0" w:leftChars="0" w:right="0" w:rightChars="0" w:firstLine="0" w:firstLineChars="0"/>
-              <w:jc w:val="left"/>
-              <w:rPr>
-                <w:rFonts w:hint="eastAsia" w:ascii="宋体" w:hAnsi="宋体" w:eastAsia="宋体" w:cs="宋体"/>
-                <w:i w:val="0"/>
-                <w:iCs w:val="0"/>
-                <w:caps w:val="0"/>
-                <w:color w:val="0F1115"/>
-                <w:spacing w:val="0"/>
-                <w:kern w:val="2"/>
-                <w:sz w:val="24"/>
-                <w:szCs w:val="24"/>
-                <w:shd w:val="clear" w:fill="FFFFFF"/>
-                <w:lang w:val="en-US" w:eastAsia="zh-CN" w:bidi="ar-SA"/>
-              </w:rPr>
-            </w:pPr>
-            <w:r>
-              <w:rPr>
-                <w:rFonts w:hint="eastAsia" w:ascii="宋体" w:hAnsi="宋体" w:eastAsia="宋体" w:cs="宋体"/>
-                <w:i w:val="0"/>
-                <w:iCs w:val="0"/>
-                <w:caps w:val="0"/>
-                <w:color w:val="0F1115"/>
-                <w:spacing w:val="0"/>
-                <w:kern w:val="2"/>
-                <w:sz w:val="24"/>
-                <w:szCs w:val="24"/>
-                <w:shd w:val="clear" w:fill="FFFFFF"/>
-                <w:lang w:val="en-US" w:eastAsia="zh-CN" w:bidi="ar-SA"/>
-              </w:rPr>
-              <w:t>全局只读权限，不可修改任何数据，通过数据报表掌握整体情况</w:t>
-            </w:r>
-          </w:p>
-        </w:tc>
-      </w:tr>
-      <w:tr>
-        <w:tblPrEx>
-          <w:tblBorders>
-            <w:top w:val="none" w:color="auto" w:sz="0" w:space="0"/>
-            <w:left w:val="none" w:color="auto" w:sz="0" w:space="0"/>
-            <w:bottom w:val="none" w:color="auto" w:sz="0" w:space="0"/>
-            <w:right w:val="none" w:color="auto" w:sz="0" w:space="0"/>
-            <w:insideH w:val="none" w:color="auto" w:sz="0" w:space="0"/>
-            <w:insideV w:val="none" w:color="auto" w:sz="0" w:space="0"/>
-          </w:tblBorders>
-          <w:tblCellMar>
-            <w:top w:w="15" w:type="dxa"/>
-            <w:left w:w="15" w:type="dxa"/>
-            <w:bottom w:w="15" w:type="dxa"/>
-            <w:right w:w="15" w:type="dxa"/>
-          </w:tblCellMar>
-        </w:tblPrEx>
-        <w:trPr>
-          <w:trHeight w:val="0" w:hRule="atLeast"/>
-          <w:jc w:val="center"/>
-        </w:trPr>
-        <w:tc>
-          <w:tcPr>
-            <w:tcW w:w="1457" w:type="dxa"/>
-            <w:tcBorders>
-              <w:top w:val="single" w:color="auto" w:sz="4" w:space="0"/>
-              <w:left w:val="single" w:color="auto" w:sz="4" w:space="0"/>
-              <w:bottom w:val="single" w:color="auto" w:sz="4" w:space="0"/>
-              <w:right w:val="single" w:color="auto" w:sz="4" w:space="0"/>
-            </w:tcBorders>
-            <w:shd w:val="clear" w:color="auto" w:fill="auto"/>
-            <w:tcMar>
-              <w:top w:w="75" w:type="dxa"/>
-              <w:left w:w="0" w:type="dxa"/>
-              <w:bottom w:w="75" w:type="dxa"/>
-              <w:right w:w="120" w:type="dxa"/>
-            </w:tcMar>
-            <w:vAlign w:val="center"/>
-          </w:tcPr>
-          <w:p>
-            <w:pPr>
-              <w:keepNext w:val="0"/>
-              <w:keepLines w:val="0"/>
-              <w:widowControl/>
-              <w:suppressLineNumbers w:val="0"/>
-              <w:snapToGrid w:val="0"/>
-              <w:ind w:left="0" w:leftChars="0" w:right="0" w:rightChars="0" w:firstLine="0" w:firstLineChars="0"/>
-              <w:jc w:val="left"/>
-              <w:rPr>
-                <w:rFonts w:hint="eastAsia" w:ascii="宋体" w:hAnsi="宋体" w:eastAsia="宋体" w:cs="宋体"/>
-                <w:color w:val="2E54A1" w:themeColor="accent1" w:themeShade="BF"/>
-                <w:sz w:val="24"/>
-              </w:rPr>
-            </w:pPr>
-            <w:r>
-              <w:rPr>
-                <w:rFonts w:hint="eastAsia" w:ascii="宋体" w:hAnsi="宋体" w:eastAsia="宋体" w:cs="宋体"/>
-                <w:b/>
-                <w:bCs/>
-                <w:color w:val="auto"/>
-                <w:kern w:val="0"/>
-                <w:sz w:val="24"/>
-                <w:szCs w:val="24"/>
-                <w:lang w:val="en-US" w:eastAsia="zh-CN" w:bidi="ar"/>
-              </w:rPr>
-              <w:t>系统管理员</w:t>
-            </w:r>
-          </w:p>
-        </w:tc>
-        <w:tc>
-          <w:tcPr>
-            <w:tcW w:w="6966" w:type="dxa"/>
-            <w:tcBorders>
-              <w:top w:val="single" w:color="auto" w:sz="4" w:space="0"/>
-              <w:left w:val="single" w:color="auto" w:sz="4" w:space="0"/>
-              <w:bottom w:val="single" w:color="auto" w:sz="4" w:space="0"/>
-              <w:right w:val="single" w:color="auto" w:sz="4" w:space="0"/>
-            </w:tcBorders>
-            <w:shd w:val="clear" w:color="auto" w:fill="auto"/>
-            <w:tcMar>
-              <w:top w:w="75" w:type="dxa"/>
-              <w:left w:w="120" w:type="dxa"/>
-              <w:bottom w:w="75" w:type="dxa"/>
-              <w:right w:w="0" w:type="dxa"/>
-            </w:tcMar>
-            <w:vAlign w:val="center"/>
-          </w:tcPr>
-          <w:p>
-            <w:pPr>
-              <w:keepNext w:val="0"/>
-              <w:keepLines w:val="0"/>
-              <w:widowControl/>
-              <w:suppressLineNumbers w:val="0"/>
-              <w:snapToGrid w:val="0"/>
-              <w:ind w:left="0" w:leftChars="0" w:right="0" w:rightChars="0" w:firstLine="0" w:firstLineChars="0"/>
-              <w:jc w:val="left"/>
-              <w:rPr>
-                <w:rFonts w:hint="eastAsia" w:ascii="宋体" w:hAnsi="宋体" w:eastAsia="宋体" w:cs="宋体"/>
-                <w:i w:val="0"/>
-                <w:iCs w:val="0"/>
-                <w:caps w:val="0"/>
-                <w:color w:val="0F1115"/>
-                <w:spacing w:val="0"/>
-                <w:kern w:val="2"/>
-                <w:sz w:val="24"/>
-                <w:szCs w:val="24"/>
-                <w:shd w:val="clear" w:fill="FFFFFF"/>
-                <w:lang w:val="en-US" w:eastAsia="zh-CN" w:bidi="ar-SA"/>
-              </w:rPr>
-            </w:pPr>
-            <w:r>
-              <w:rPr>
-                <w:rFonts w:hint="eastAsia" w:ascii="宋体" w:hAnsi="宋体" w:eastAsia="宋体" w:cs="宋体"/>
-                <w:i w:val="0"/>
-                <w:iCs w:val="0"/>
-                <w:caps w:val="0"/>
-                <w:color w:val="0F1115"/>
-                <w:spacing w:val="0"/>
-                <w:kern w:val="2"/>
-                <w:sz w:val="24"/>
-                <w:szCs w:val="24"/>
-                <w:shd w:val="clear" w:fill="FFFFFF"/>
-                <w:lang w:val="en-US" w:eastAsia="zh-CN" w:bidi="ar-SA"/>
-              </w:rPr>
-              <w:t>拥有最高权限，但“通信协议/测点/监听/告警规则”等配置功能与技术员重叠，主要差异在于额外拥有用户管理和审计权限</w:t>
-            </w:r>
-          </w:p>
-        </w:tc>
-      </w:tr>
-      <w:tr>
-        <w:tblPrEx>
-          <w:tblBorders>
-            <w:top w:val="none" w:color="auto" w:sz="0" w:space="0"/>
-            <w:left w:val="none" w:color="auto" w:sz="0" w:space="0"/>
-            <w:bottom w:val="none" w:color="auto" w:sz="0" w:space="0"/>
-            <w:right w:val="none" w:color="auto" w:sz="0" w:space="0"/>
-            <w:insideH w:val="none" w:color="auto" w:sz="0" w:space="0"/>
-            <w:insideV w:val="none" w:color="auto" w:sz="0" w:space="0"/>
-          </w:tblBorders>
-          <w:tblCellMar>
-            <w:top w:w="15" w:type="dxa"/>
-            <w:left w:w="15" w:type="dxa"/>
-            <w:bottom w:w="15" w:type="dxa"/>
-            <w:right w:w="15" w:type="dxa"/>
-          </w:tblCellMar>
-        </w:tblPrEx>
-        <w:trPr>
-          <w:trHeight w:val="0" w:hRule="atLeast"/>
-          <w:jc w:val="center"/>
-        </w:trPr>
-        <w:tc>
-          <w:tcPr>
-            <w:tcW w:w="1457" w:type="dxa"/>
-            <w:tcBorders>
-              <w:top w:val="single" w:color="auto" w:sz="4" w:space="0"/>
-              <w:left w:val="single" w:color="auto" w:sz="4" w:space="0"/>
-              <w:bottom w:val="single" w:color="auto" w:sz="4" w:space="0"/>
-              <w:right w:val="single" w:color="auto" w:sz="4" w:space="0"/>
-            </w:tcBorders>
-            <w:shd w:val="clear" w:color="auto" w:fill="auto"/>
-            <w:tcMar>
-              <w:top w:w="75" w:type="dxa"/>
-              <w:left w:w="0" w:type="dxa"/>
-              <w:bottom w:w="75" w:type="dxa"/>
-              <w:right w:w="120" w:type="dxa"/>
-            </w:tcMar>
-            <w:vAlign w:val="center"/>
-          </w:tcPr>
-          <w:p>
-            <w:pPr>
-              <w:keepNext w:val="0"/>
-              <w:keepLines w:val="0"/>
-              <w:widowControl/>
-              <w:suppressLineNumbers w:val="0"/>
-              <w:snapToGrid w:val="0"/>
-              <w:ind w:left="0" w:leftChars="0" w:right="0" w:rightChars="0" w:firstLine="0" w:firstLineChars="0"/>
-              <w:jc w:val="left"/>
-              <w:rPr>
-                <w:rFonts w:hint="eastAsia" w:ascii="宋体" w:hAnsi="宋体" w:eastAsia="宋体" w:cs="宋体"/>
-                <w:sz w:val="24"/>
-              </w:rPr>
-            </w:pPr>
-            <w:r>
-              <w:rPr>
-                <w:rFonts w:hint="eastAsia" w:ascii="宋体" w:hAnsi="宋体" w:eastAsia="宋体" w:cs="宋体"/>
-                <w:b/>
-                <w:bCs/>
-                <w:kern w:val="0"/>
-                <w:sz w:val="24"/>
-                <w:szCs w:val="24"/>
-                <w:lang w:val="en-US" w:eastAsia="zh-CN" w:bidi="ar"/>
-              </w:rPr>
               <w:t>现场巡检</w:t>
             </w:r>
           </w:p>
@@ -9726,7 +9530,7 @@
           <w:shd w:val="clear" w:fill="FFFFFF"/>
           <w:lang w:val="en-US" w:eastAsia="zh-CN"/>
         </w:rPr>
-        <w:t>各层人员</w:t>
+        <w:t>各层人员只能看到自己相应的模块，保证不会出现跨域操作</w:t>
       </w:r>
     </w:p>
     <w:p>
@@ -9807,9 +9611,12 @@
           <w:sz w:val="24"/>
           <w:szCs w:val="24"/>
           <w:shd w:val="clear" w:fill="FFFFFF"/>
-        </w:rPr>
-        <w:t>安全隔离原则</w:t>
+          <w:lang w:val="en-US" w:eastAsia="zh-CN"/>
+        </w:rPr>
+        <w:t>s</w:t>
       </w:r>
+      <w:bookmarkStart w:id="0" w:name="_GoBack"/>
+      <w:bookmarkEnd w:id="0"/>
       <w:r>
         <w:rPr>
           <w:rFonts w:hint="eastAsia" w:ascii="宋体" w:hAnsi="宋体" w:eastAsia="宋体" w:cs="宋体"/>
@@ -9822,7 +9629,7 @@
           <w:szCs w:val="24"/>
           <w:shd w:val="clear" w:fill="FFFFFF"/>
         </w:rPr>
-        <w:t>：非技术类角色禁止接触任何配置型操作，防止误操作导致系统故障</w:t>
+        <w:t>障</w:t>
       </w:r>
     </w:p>
     <w:p>
@@ -10293,7 +10100,6 @@
             <w:insideH w:val="none" w:color="auto" w:sz="0" w:space="0"/>
             <w:insideV w:val="none" w:color="auto" w:sz="0" w:space="0"/>
           </w:tblBorders>
-          <w:shd w:val="clear" w:color="auto" w:fill="auto"/>
           <w:tblCellMar>
             <w:top w:w="15" w:type="dxa"/>
             <w:left w:w="15" w:type="dxa"/>
@@ -10404,7 +10210,6 @@
             <w:insideH w:val="none" w:color="auto" w:sz="0" w:space="0"/>
             <w:insideV w:val="none" w:color="auto" w:sz="0" w:space="0"/>
           </w:tblBorders>
-          <w:shd w:val="clear" w:color="auto" w:fill="auto"/>
           <w:tblCellMar>
             <w:top w:w="15" w:type="dxa"/>
             <w:left w:w="15" w:type="dxa"/>
@@ -10515,7 +10320,6 @@
             <w:insideH w:val="none" w:color="auto" w:sz="0" w:space="0"/>
             <w:insideV w:val="none" w:color="auto" w:sz="0" w:space="0"/>
           </w:tblBorders>
-          <w:shd w:val="clear" w:color="auto" w:fill="auto"/>
           <w:tblCellMar>
             <w:top w:w="15" w:type="dxa"/>
             <w:left w:w="15" w:type="dxa"/>
@@ -10626,7 +10430,6 @@
             <w:insideH w:val="none" w:color="auto" w:sz="0" w:space="0"/>
             <w:insideV w:val="none" w:color="auto" w:sz="0" w:space="0"/>
           </w:tblBorders>
-          <w:shd w:val="clear" w:color="auto" w:fill="auto"/>
           <w:tblCellMar>
             <w:top w:w="15" w:type="dxa"/>
             <w:left w:w="15" w:type="dxa"/>
@@ -10737,7 +10540,6 @@
             <w:insideH w:val="none" w:color="auto" w:sz="0" w:space="0"/>
             <w:insideV w:val="none" w:color="auto" w:sz="0" w:space="0"/>
           </w:tblBorders>
-          <w:shd w:val="clear" w:color="auto" w:fill="auto"/>
           <w:tblCellMar>
             <w:top w:w="15" w:type="dxa"/>
             <w:left w:w="15" w:type="dxa"/>
@@ -10956,6 +10758,7 @@
             <w:insideH w:val="none" w:color="auto" w:sz="0" w:space="0"/>
             <w:insideV w:val="none" w:color="auto" w:sz="0" w:space="0"/>
           </w:tblBorders>
+          <w:shd w:val="clear" w:color="auto" w:fill="auto"/>
           <w:tblCellMar>
             <w:top w:w="15" w:type="dxa"/>
             <w:left w:w="15" w:type="dxa"/>
@@ -11075,7 +10878,6 @@
             <w:insideH w:val="none" w:color="auto" w:sz="0" w:space="0"/>
             <w:insideV w:val="none" w:color="auto" w:sz="0" w:space="0"/>
           </w:tblBorders>
-          <w:shd w:val="clear" w:color="auto" w:fill="auto"/>
           <w:tblCellMar>
             <w:top w:w="15" w:type="dxa"/>
             <w:left w:w="15" w:type="dxa"/>
@@ -11216,7 +11018,6 @@
             <w:insideH w:val="none" w:color="auto" w:sz="0" w:space="0"/>
             <w:insideV w:val="none" w:color="auto" w:sz="0" w:space="0"/>
           </w:tblBorders>
-          <w:shd w:val="clear" w:color="auto" w:fill="auto"/>
           <w:tblCellMar>
             <w:top w:w="15" w:type="dxa"/>
             <w:left w:w="15" w:type="dxa"/>
@@ -11357,7 +11158,6 @@
             <w:insideH w:val="none" w:color="auto" w:sz="0" w:space="0"/>
             <w:insideV w:val="none" w:color="auto" w:sz="0" w:space="0"/>
           </w:tblBorders>
-          <w:shd w:val="clear" w:color="auto" w:fill="auto"/>
           <w:tblCellMar>
             <w:top w:w="15" w:type="dxa"/>
             <w:left w:w="15" w:type="dxa"/>
@@ -11724,7 +11524,6 @@
             <w:insideH w:val="none" w:color="auto" w:sz="0" w:space="0"/>
             <w:insideV w:val="none" w:color="auto" w:sz="0" w:space="0"/>
           </w:tblBorders>
-          <w:shd w:val="clear" w:color="auto" w:fill="auto"/>
           <w:tblCellMar>
             <w:top w:w="15" w:type="dxa"/>
             <w:left w:w="15" w:type="dxa"/>
@@ -11844,7 +11643,6 @@
             <w:insideH w:val="none" w:color="auto" w:sz="0" w:space="0"/>
             <w:insideV w:val="none" w:color="auto" w:sz="0" w:space="0"/>
           </w:tblBorders>
-          <w:shd w:val="clear" w:color="auto" w:fill="auto"/>
           <w:tblCellMar>
             <w:top w:w="15" w:type="dxa"/>
             <w:left w:w="15" w:type="dxa"/>
@@ -11985,7 +11783,6 @@
             <w:insideH w:val="none" w:color="auto" w:sz="0" w:space="0"/>
             <w:insideV w:val="none" w:color="auto" w:sz="0" w:space="0"/>
           </w:tblBorders>
-          <w:shd w:val="clear" w:color="auto" w:fill="auto"/>
           <w:tblCellMar>
             <w:top w:w="15" w:type="dxa"/>
             <w:left w:w="15" w:type="dxa"/>
@@ -12380,7 +12177,6 @@
             <w:insideH w:val="none" w:color="auto" w:sz="0" w:space="0"/>
             <w:insideV w:val="none" w:color="auto" w:sz="0" w:space="0"/>
           </w:tblBorders>
-          <w:shd w:val="clear" w:color="auto" w:fill="auto"/>
           <w:tblCellMar>
             <w:top w:w="15" w:type="dxa"/>
             <w:left w:w="15" w:type="dxa"/>
@@ -12580,7 +12376,6 @@
             <w:insideH w:val="none" w:color="auto" w:sz="0" w:space="0"/>
             <w:insideV w:val="none" w:color="auto" w:sz="0" w:space="0"/>
           </w:tblBorders>
-          <w:shd w:val="clear" w:color="auto" w:fill="auto"/>
           <w:tblCellMar>
             <w:top w:w="15" w:type="dxa"/>
             <w:left w:w="15" w:type="dxa"/>
@@ -12780,7 +12575,6 @@
             <w:insideH w:val="none" w:color="auto" w:sz="0" w:space="0"/>
             <w:insideV w:val="none" w:color="auto" w:sz="0" w:space="0"/>
           </w:tblBorders>
-          <w:shd w:val="clear" w:color="auto" w:fill="auto"/>
           <w:tblCellMar>
             <w:top w:w="15" w:type="dxa"/>
             <w:left w:w="15" w:type="dxa"/>
@@ -12980,7 +12774,6 @@
             <w:insideH w:val="none" w:color="auto" w:sz="0" w:space="0"/>
             <w:insideV w:val="none" w:color="auto" w:sz="0" w:space="0"/>
           </w:tblBorders>
-          <w:shd w:val="clear" w:color="auto" w:fill="auto"/>
           <w:tblCellMar>
             <w:top w:w="15" w:type="dxa"/>
             <w:left w:w="15" w:type="dxa"/>
@@ -13541,7 +13334,6 @@
             <w:insideH w:val="none" w:color="auto" w:sz="0" w:space="0"/>
             <w:insideV w:val="none" w:color="auto" w:sz="0" w:space="0"/>
           </w:tblBorders>
-          <w:shd w:val="clear" w:color="auto" w:fill="auto"/>
           <w:tblCellMar>
             <w:top w:w="15" w:type="dxa"/>
             <w:left w:w="15" w:type="dxa"/>
@@ -13822,7 +13614,6 @@
             <w:insideH w:val="none" w:color="auto" w:sz="0" w:space="0"/>
             <w:insideV w:val="none" w:color="auto" w:sz="0" w:space="0"/>
           </w:tblBorders>
-          <w:shd w:val="clear" w:color="auto" w:fill="auto"/>
           <w:tblCellMar>
             <w:top w:w="15" w:type="dxa"/>
             <w:left w:w="15" w:type="dxa"/>
@@ -14001,6 +13792,9 @@
         <w:ind w:left="720" w:hanging="360"/>
       </w:pPr>
       <w:rPr>
+        <w:rFonts w:hint="default"/>
+        <w:b w:val="0"/>
+        <w:bCs w:val="0"/>
         <w:sz w:val="24"/>
         <w:szCs w:val="24"/>
       </w:rPr>

--- a/my-ibms-app/src/doc/IBMS多角色权限体系设计方案_v1.0.docx
+++ b/my-ibms-app/src/doc/IBMS多角色权限体系设计方案_v1.0.docx
@@ -9,179 +9,78 @@
         <w:shd w:val="clear" w:color="auto" w:fill="FFFFFF"/>
         <w:spacing w:before="240" w:beforeAutospacing="0" w:after="120" w:afterAutospacing="0" w:line="360" w:lineRule="auto"/>
         <w:jc w:val="center"/>
+        <w:outlineLvl w:val="9"/>
+        <w:rPr>
+          <w:rFonts w:cs="宋体"/>
+          <w:color w:val="0F1115"/>
+          <w:sz w:val="44"/>
+          <w:szCs w:val="44"/>
+          <w:shd w:val="clear" w:color="auto" w:fill="FFFFFF"/>
+          <w:lang w:bidi="ar"/>
+        </w:rPr>
       </w:pPr>
       <w:r>
         <w:rPr>
-          <w:rFonts w:cs="宋体"/>
+          <w:rFonts w:hint="eastAsia" w:cs="宋体"/>
           <w:color w:val="0F1115"/>
           <w:sz w:val="40"/>
           <w:szCs w:val="40"/>
           <w:shd w:val="clear" w:color="auto" w:fill="FFFFFF"/>
-          <w:lang w:bidi="ar"/>
-        </w:rPr>
-        <w:t>I B M S</w:t>
+          <w:lang w:val="en-US" w:eastAsia="zh-CN" w:bidi="ar"/>
+        </w:rPr>
+        <w:t>IBMS</w:t>
       </w:r>
       <w:r>
         <w:rPr>
           <w:rFonts w:cs="宋体"/>
           <w:color w:val="0F1115"/>
-          <w:sz w:val="40"/>
-          <w:szCs w:val="40"/>
+          <w:sz w:val="44"/>
+          <w:szCs w:val="44"/>
           <w:shd w:val="clear" w:color="auto" w:fill="FFFFFF"/>
           <w:lang w:bidi="ar"/>
         </w:rPr>
-        <w:br w:type="textWrapping"/>
-      </w:r>
-      <w:r>
-        <w:rPr>
-          <w:rFonts w:cs="宋体"/>
-          <w:color w:val="0F1115"/>
-          <w:sz w:val="40"/>
-          <w:szCs w:val="40"/>
-          <w:shd w:val="clear" w:color="auto" w:fill="FFFFFF"/>
-          <w:lang w:bidi="ar"/>
-        </w:rPr>
-        <w:t>工</w:t>
-      </w:r>
-      <w:r>
-        <w:rPr>
-          <w:rFonts w:cs="宋体"/>
-          <w:color w:val="0F1115"/>
-          <w:sz w:val="40"/>
-          <w:szCs w:val="40"/>
-          <w:shd w:val="clear" w:color="auto" w:fill="FFFFFF"/>
-          <w:lang w:bidi="ar"/>
-        </w:rPr>
-        <w:br w:type="textWrapping"/>
-      </w:r>
-      <w:r>
-        <w:rPr>
-          <w:rFonts w:cs="宋体"/>
-          <w:color w:val="0F1115"/>
-          <w:sz w:val="40"/>
-          <w:szCs w:val="40"/>
-          <w:shd w:val="clear" w:color="auto" w:fill="FFFFFF"/>
-          <w:lang w:bidi="ar"/>
-        </w:rPr>
-        <w:t>控</w:t>
-      </w:r>
-      <w:r>
-        <w:rPr>
-          <w:rFonts w:cs="宋体"/>
-          <w:color w:val="0F1115"/>
-          <w:sz w:val="40"/>
-          <w:szCs w:val="40"/>
-          <w:shd w:val="clear" w:color="auto" w:fill="FFFFFF"/>
-          <w:lang w:bidi="ar"/>
-        </w:rPr>
-        <w:br w:type="textWrapping"/>
-      </w:r>
-      <w:r>
-        <w:rPr>
-          <w:rFonts w:cs="宋体"/>
-          <w:color w:val="0F1115"/>
-          <w:sz w:val="40"/>
-          <w:szCs w:val="40"/>
-          <w:shd w:val="clear" w:color="auto" w:fill="FFFFFF"/>
-          <w:lang w:bidi="ar"/>
-        </w:rPr>
-        <w:t>管</w:t>
-      </w:r>
-      <w:r>
-        <w:rPr>
-          <w:rFonts w:cs="宋体"/>
-          <w:color w:val="0F1115"/>
-          <w:sz w:val="40"/>
-          <w:szCs w:val="40"/>
-          <w:shd w:val="clear" w:color="auto" w:fill="FFFFFF"/>
-          <w:lang w:bidi="ar"/>
-        </w:rPr>
-        <w:br w:type="textWrapping"/>
-      </w:r>
-      <w:r>
-        <w:rPr>
-          <w:rFonts w:cs="宋体"/>
-          <w:color w:val="0F1115"/>
-          <w:sz w:val="40"/>
-          <w:szCs w:val="40"/>
-          <w:shd w:val="clear" w:color="auto" w:fill="FFFFFF"/>
-          <w:lang w:bidi="ar"/>
-        </w:rPr>
-        <w:t>理</w:t>
-      </w:r>
-      <w:r>
-        <w:rPr>
-          <w:rFonts w:cs="宋体"/>
-          <w:color w:val="0F1115"/>
-          <w:sz w:val="40"/>
-          <w:szCs w:val="40"/>
-          <w:shd w:val="clear" w:color="auto" w:fill="FFFFFF"/>
-          <w:lang w:bidi="ar"/>
-        </w:rPr>
-        <w:br w:type="textWrapping"/>
-      </w:r>
-      <w:r>
-        <w:rPr>
-          <w:rFonts w:cs="宋体"/>
-          <w:color w:val="0F1115"/>
-          <w:sz w:val="40"/>
-          <w:szCs w:val="40"/>
-          <w:shd w:val="clear" w:color="auto" w:fill="FFFFFF"/>
-          <w:lang w:bidi="ar"/>
-        </w:rPr>
-        <w:t>系</w:t>
-      </w:r>
-      <w:r>
-        <w:rPr>
-          <w:rFonts w:cs="宋体"/>
-          <w:color w:val="0F1115"/>
-          <w:sz w:val="40"/>
-          <w:szCs w:val="40"/>
-          <w:shd w:val="clear" w:color="auto" w:fill="FFFFFF"/>
-          <w:lang w:bidi="ar"/>
-        </w:rPr>
-        <w:br w:type="textWrapping"/>
-      </w:r>
-      <w:r>
-        <w:rPr>
-          <w:rFonts w:cs="宋体"/>
-          <w:color w:val="0F1115"/>
-          <w:sz w:val="40"/>
-          <w:szCs w:val="40"/>
-          <w:shd w:val="clear" w:color="auto" w:fill="FFFFFF"/>
-          <w:lang w:bidi="ar"/>
-        </w:rPr>
-        <w:t>统</w:t>
+        <w:t>工控管理系统</w:t>
       </w:r>
     </w:p>
     <w:p>
       <w:pPr>
-        <w:pStyle w:val="2"/>
-        <w:widowControl/>
-        <w:shd w:val="clear" w:color="auto" w:fill="FFFFFF"/>
-        <w:spacing w:before="240" w:beforeAutospacing="0" w:after="120" w:afterAutospacing="0"/>
-        <w:jc w:val="center"/>
         <w:rPr>
           <w:rFonts w:cs="宋体"/>
           <w:color w:val="0F1115"/>
-          <w:sz w:val="28"/>
-          <w:szCs w:val="28"/>
+          <w:sz w:val="40"/>
+          <w:szCs w:val="40"/>
+          <w:shd w:val="clear" w:color="auto" w:fill="FFFFFF"/>
+          <w:lang w:bidi="ar"/>
         </w:rPr>
       </w:pPr>
-      <w:r>
+    </w:p>
+    <w:p>
+      <w:pPr>
         <w:rPr>
           <w:rFonts w:cs="宋体"/>
           <w:color w:val="0F1115"/>
-          <w:sz w:val="28"/>
-          <w:szCs w:val="28"/>
-          <w:shd w:val="clear" w:color="auto" w:fill="FFFFFF"/>
-        </w:rPr>
-        <w:t>多角色权限体系设计方案</w:t>
-      </w:r>
+          <w:sz w:val="40"/>
+          <w:szCs w:val="40"/>
+          <w:shd w:val="clear" w:color="auto" w:fill="FFFFFF"/>
+          <w:lang w:bidi="ar"/>
+        </w:rPr>
+      </w:pPr>
+    </w:p>
+    <w:p>
+      <w:pPr>
+        <w:rPr>
+          <w:rFonts w:cs="宋体"/>
+          <w:color w:val="0F1115"/>
+          <w:sz w:val="40"/>
+          <w:szCs w:val="40"/>
+          <w:shd w:val="clear" w:color="auto" w:fill="FFFFFF"/>
+          <w:lang w:bidi="ar"/>
+        </w:rPr>
+      </w:pPr>
     </w:p>
     <w:tbl>
       <w:tblPr>
-        <w:tblStyle w:val="7"/>
+        <w:tblStyle w:val="11"/>
         <w:tblW w:w="5000" w:type="pct"/>
         <w:tblInd w:w="0" w:type="dxa"/>
         <w:tblBorders>
@@ -473,7 +372,7 @@
     </w:tbl>
     <w:p>
       <w:pPr>
-        <w:pStyle w:val="6"/>
+        <w:pStyle w:val="10"/>
         <w:widowControl/>
         <w:shd w:val="clear" w:color="auto" w:fill="FFFFFF"/>
         <w:spacing w:before="120" w:after="120"/>
@@ -481,6 +380,2146 @@
           <w:rFonts w:hint="eastAsia" w:ascii="宋体" w:hAnsi="宋体" w:eastAsia="宋体" w:cs="宋体"/>
           <w:color w:val="0F1115"/>
           <w:shd w:val="clear" w:color="auto" w:fill="FFFFFF"/>
+        </w:rPr>
+      </w:pPr>
+    </w:p>
+    <w:p>
+      <w:pPr>
+        <w:widowControl/>
+        <w:shd w:val="clear" w:color="auto" w:fill="FFFFFF"/>
+        <w:spacing w:before="240" w:beforeAutospacing="0" w:after="120" w:afterAutospacing="0"/>
+        <w:jc w:val="left"/>
+        <w:outlineLvl w:val="9"/>
+        <w:rPr>
+          <w:rFonts w:hint="eastAsia" w:ascii="宋体" w:hAnsi="宋体" w:eastAsia="宋体" w:cs="宋体"/>
+          <w:b/>
+          <w:bCs/>
+          <w:color w:val="0F1115"/>
+          <w:kern w:val="0"/>
+          <w:sz w:val="36"/>
+          <w:szCs w:val="36"/>
+          <w:shd w:val="clear" w:color="auto" w:fill="FFFFFF"/>
+          <w:lang w:val="en-US" w:eastAsia="zh-CN" w:bidi="ar-SA"/>
+        </w:rPr>
+      </w:pPr>
+    </w:p>
+    <w:p>
+      <w:pPr>
+        <w:widowControl/>
+        <w:shd w:val="clear" w:color="auto" w:fill="FFFFFF"/>
+        <w:spacing w:before="240" w:beforeAutospacing="0" w:after="120" w:afterAutospacing="0"/>
+        <w:jc w:val="left"/>
+        <w:outlineLvl w:val="9"/>
+        <w:rPr>
+          <w:rFonts w:hint="eastAsia" w:ascii="宋体" w:hAnsi="宋体" w:eastAsia="宋体" w:cs="宋体"/>
+          <w:b/>
+          <w:bCs/>
+          <w:color w:val="0F1115"/>
+          <w:kern w:val="0"/>
+          <w:sz w:val="36"/>
+          <w:szCs w:val="36"/>
+          <w:shd w:val="clear" w:color="auto" w:fill="FFFFFF"/>
+          <w:lang w:val="en-US" w:eastAsia="zh-CN" w:bidi="ar-SA"/>
+        </w:rPr>
+      </w:pPr>
+    </w:p>
+    <w:p>
+      <w:pPr>
+        <w:widowControl/>
+        <w:shd w:val="clear" w:color="auto" w:fill="FFFFFF"/>
+        <w:spacing w:before="240" w:beforeAutospacing="0" w:after="120" w:afterAutospacing="0"/>
+        <w:jc w:val="left"/>
+        <w:outlineLvl w:val="9"/>
+        <w:rPr>
+          <w:rFonts w:hint="eastAsia" w:ascii="宋体" w:hAnsi="宋体" w:eastAsia="宋体" w:cs="宋体"/>
+          <w:b/>
+          <w:bCs/>
+          <w:color w:val="0F1115"/>
+          <w:kern w:val="0"/>
+          <w:sz w:val="36"/>
+          <w:szCs w:val="36"/>
+          <w:shd w:val="clear" w:color="auto" w:fill="FFFFFF"/>
+          <w:lang w:val="en-US" w:eastAsia="zh-CN" w:bidi="ar-SA"/>
+        </w:rPr>
+      </w:pPr>
+    </w:p>
+    <w:p>
+      <w:pPr>
+        <w:widowControl/>
+        <w:shd w:val="clear" w:color="auto" w:fill="FFFFFF"/>
+        <w:spacing w:before="240" w:beforeAutospacing="0" w:after="120" w:afterAutospacing="0"/>
+        <w:jc w:val="left"/>
+        <w:outlineLvl w:val="9"/>
+        <w:rPr>
+          <w:rFonts w:hint="eastAsia" w:ascii="宋体" w:hAnsi="宋体" w:eastAsia="宋体" w:cs="宋体"/>
+          <w:b/>
+          <w:bCs/>
+          <w:color w:val="0F1115"/>
+          <w:kern w:val="0"/>
+          <w:sz w:val="36"/>
+          <w:szCs w:val="36"/>
+          <w:shd w:val="clear" w:color="auto" w:fill="FFFFFF"/>
+          <w:lang w:val="en-US" w:eastAsia="zh-CN" w:bidi="ar-SA"/>
+        </w:rPr>
+      </w:pPr>
+    </w:p>
+    <w:p>
+      <w:pPr>
+        <w:widowControl/>
+        <w:shd w:val="clear" w:color="auto" w:fill="FFFFFF"/>
+        <w:spacing w:before="240" w:beforeAutospacing="0" w:after="120" w:afterAutospacing="0"/>
+        <w:jc w:val="left"/>
+        <w:outlineLvl w:val="9"/>
+        <w:rPr>
+          <w:rFonts w:hint="eastAsia" w:ascii="宋体" w:hAnsi="宋体" w:eastAsia="宋体" w:cs="宋体"/>
+          <w:b/>
+          <w:bCs/>
+          <w:color w:val="0F1115"/>
+          <w:kern w:val="0"/>
+          <w:sz w:val="36"/>
+          <w:szCs w:val="36"/>
+          <w:shd w:val="clear" w:color="auto" w:fill="FFFFFF"/>
+          <w:lang w:val="en-US" w:eastAsia="zh-CN" w:bidi="ar-SA"/>
+        </w:rPr>
+      </w:pPr>
+    </w:p>
+    <w:p>
+      <w:pPr>
+        <w:widowControl/>
+        <w:shd w:val="clear" w:color="auto" w:fill="FFFFFF"/>
+        <w:spacing w:before="240" w:beforeAutospacing="0" w:after="120" w:afterAutospacing="0"/>
+        <w:jc w:val="left"/>
+        <w:outlineLvl w:val="9"/>
+        <w:rPr>
+          <w:rFonts w:hint="eastAsia" w:ascii="宋体" w:hAnsi="宋体" w:eastAsia="宋体" w:cs="宋体"/>
+          <w:b/>
+          <w:bCs/>
+          <w:color w:val="0F1115"/>
+          <w:kern w:val="0"/>
+          <w:sz w:val="36"/>
+          <w:szCs w:val="36"/>
+          <w:shd w:val="clear" w:color="auto" w:fill="FFFFFF"/>
+          <w:lang w:val="en-US" w:eastAsia="zh-CN" w:bidi="ar-SA"/>
+        </w:rPr>
+      </w:pPr>
+    </w:p>
+    <w:p>
+      <w:pPr>
+        <w:widowControl/>
+        <w:shd w:val="clear" w:color="auto" w:fill="FFFFFF"/>
+        <w:spacing w:before="240" w:beforeAutospacing="0" w:after="120" w:afterAutospacing="0"/>
+        <w:jc w:val="left"/>
+        <w:outlineLvl w:val="9"/>
+        <w:rPr>
+          <w:rFonts w:hint="eastAsia" w:ascii="宋体" w:hAnsi="宋体" w:eastAsia="宋体" w:cs="宋体"/>
+          <w:b/>
+          <w:bCs/>
+          <w:color w:val="0F1115"/>
+          <w:kern w:val="0"/>
+          <w:sz w:val="36"/>
+          <w:szCs w:val="36"/>
+          <w:shd w:val="clear" w:color="auto" w:fill="FFFFFF"/>
+          <w:lang w:val="en-US" w:eastAsia="zh-CN" w:bidi="ar-SA"/>
+        </w:rPr>
+      </w:pPr>
+    </w:p>
+    <w:p>
+      <w:pPr>
+        <w:widowControl/>
+        <w:shd w:val="clear" w:color="auto" w:fill="FFFFFF"/>
+        <w:spacing w:before="240" w:beforeAutospacing="0" w:after="120" w:afterAutospacing="0"/>
+        <w:jc w:val="left"/>
+        <w:outlineLvl w:val="9"/>
+        <w:rPr>
+          <w:rFonts w:hint="eastAsia" w:ascii="宋体" w:hAnsi="宋体" w:eastAsia="宋体" w:cs="宋体"/>
+          <w:b/>
+          <w:bCs/>
+          <w:color w:val="0F1115"/>
+          <w:kern w:val="0"/>
+          <w:sz w:val="36"/>
+          <w:szCs w:val="36"/>
+          <w:shd w:val="clear" w:color="auto" w:fill="FFFFFF"/>
+          <w:lang w:val="en-US" w:eastAsia="zh-CN" w:bidi="ar-SA"/>
+        </w:rPr>
+      </w:pPr>
+    </w:p>
+    <w:p>
+      <w:pPr>
+        <w:widowControl/>
+        <w:shd w:val="clear" w:color="auto" w:fill="FFFFFF"/>
+        <w:spacing w:before="240" w:beforeAutospacing="0" w:after="120" w:afterAutospacing="0"/>
+        <w:jc w:val="left"/>
+        <w:outlineLvl w:val="9"/>
+        <w:rPr>
+          <w:rFonts w:hint="eastAsia" w:ascii="宋体" w:hAnsi="宋体" w:eastAsia="宋体" w:cs="宋体"/>
+          <w:b/>
+          <w:bCs/>
+          <w:color w:val="0F1115"/>
+          <w:kern w:val="0"/>
+          <w:sz w:val="36"/>
+          <w:szCs w:val="36"/>
+          <w:shd w:val="clear" w:color="auto" w:fill="FFFFFF"/>
+          <w:lang w:val="en-US" w:eastAsia="zh-CN" w:bidi="ar-SA"/>
+        </w:rPr>
+      </w:pPr>
+    </w:p>
+    <w:p>
+      <w:pPr>
+        <w:widowControl/>
+        <w:shd w:val="clear" w:color="auto" w:fill="FFFFFF"/>
+        <w:spacing w:before="240" w:beforeAutospacing="0" w:after="120" w:afterAutospacing="0"/>
+        <w:jc w:val="left"/>
+        <w:outlineLvl w:val="9"/>
+        <w:rPr>
+          <w:rFonts w:hint="eastAsia" w:ascii="宋体" w:hAnsi="宋体" w:eastAsia="宋体" w:cs="宋体"/>
+          <w:b/>
+          <w:bCs/>
+          <w:color w:val="0F1115"/>
+          <w:kern w:val="0"/>
+          <w:sz w:val="36"/>
+          <w:szCs w:val="36"/>
+          <w:shd w:val="clear" w:color="auto" w:fill="FFFFFF"/>
+          <w:lang w:val="en-US" w:eastAsia="zh-CN" w:bidi="ar-SA"/>
+        </w:rPr>
+      </w:pPr>
+    </w:p>
+    <w:p>
+      <w:pPr>
+        <w:widowControl/>
+        <w:shd w:val="clear" w:color="auto" w:fill="FFFFFF"/>
+        <w:spacing w:before="240" w:beforeAutospacing="0" w:after="120" w:afterAutospacing="0"/>
+        <w:jc w:val="left"/>
+        <w:outlineLvl w:val="9"/>
+        <w:rPr>
+          <w:rFonts w:hint="eastAsia" w:ascii="宋体" w:hAnsi="宋体" w:eastAsia="宋体" w:cs="宋体"/>
+          <w:b/>
+          <w:bCs/>
+          <w:color w:val="0F1115"/>
+          <w:kern w:val="0"/>
+          <w:sz w:val="36"/>
+          <w:szCs w:val="36"/>
+          <w:shd w:val="clear" w:color="auto" w:fill="FFFFFF"/>
+          <w:lang w:val="en-US" w:eastAsia="zh-CN" w:bidi="ar-SA"/>
+        </w:rPr>
+      </w:pPr>
+    </w:p>
+    <w:sdt>
+      <w:sdtPr>
+        <w:rPr>
+          <w:rFonts w:ascii="宋体" w:hAnsi="宋体" w:eastAsia="宋体" w:cstheme="minorBidi"/>
+          <w:kern w:val="2"/>
+          <w:sz w:val="21"/>
+          <w:szCs w:val="24"/>
+          <w:lang w:val="en-US" w:eastAsia="zh-CN" w:bidi="ar-SA"/>
+        </w:rPr>
+        <w:id w:val="147455782"/>
+        <w15:color w:val="DBDBDB"/>
+        <w:docPartObj>
+          <w:docPartGallery w:val="Table of Contents"/>
+          <w:docPartUnique/>
+        </w:docPartObj>
+      </w:sdtPr>
+      <w:sdtEndPr>
+        <w:rPr>
+          <w:rFonts w:ascii="宋体" w:hAnsi="宋体" w:eastAsia="宋体" w:cstheme="minorBidi"/>
+          <w:kern w:val="2"/>
+          <w:sz w:val="21"/>
+          <w:szCs w:val="24"/>
+          <w:lang w:val="en-US" w:eastAsia="zh-CN" w:bidi="ar-SA"/>
+        </w:rPr>
+      </w:sdtEndPr>
+      <w:sdtContent>
+        <w:p>
+          <w:pPr>
+            <w:spacing w:before="0" w:beforeLines="0" w:after="0" w:afterLines="0" w:line="240" w:lineRule="auto"/>
+            <w:ind w:left="0" w:leftChars="0" w:right="0" w:rightChars="0" w:firstLine="0" w:firstLineChars="0"/>
+            <w:jc w:val="center"/>
+            <w:rPr>
+              <w:b/>
+              <w:bCs/>
+              <w:sz w:val="28"/>
+              <w:szCs w:val="36"/>
+            </w:rPr>
+          </w:pPr>
+          <w:r>
+            <w:rPr>
+              <w:rFonts w:ascii="宋体" w:hAnsi="宋体" w:eastAsia="宋体"/>
+              <w:b/>
+              <w:bCs/>
+              <w:sz w:val="28"/>
+              <w:szCs w:val="36"/>
+            </w:rPr>
+            <w:t>目录</w:t>
+          </w:r>
+        </w:p>
+        <w:p>
+          <w:pPr>
+            <w:pStyle w:val="8"/>
+            <w:tabs>
+              <w:tab w:val="right" w:leader="dot" w:pos="8306"/>
+            </w:tabs>
+            <w:spacing w:line="360" w:lineRule="auto"/>
+            <w:rPr>
+              <w:sz w:val="24"/>
+              <w:szCs w:val="32"/>
+              <w:shd w:val="clear" w:color="auto" w:fill="auto"/>
+            </w:rPr>
+          </w:pPr>
+          <w:r>
+            <w:rPr>
+              <w:sz w:val="24"/>
+              <w:szCs w:val="32"/>
+            </w:rPr>
+            <w:fldChar w:fldCharType="begin"/>
+          </w:r>
+          <w:r>
+            <w:rPr>
+              <w:sz w:val="24"/>
+              <w:szCs w:val="32"/>
+            </w:rPr>
+            <w:instrText xml:space="preserve">TOC \o "1-3" \h \u </w:instrText>
+          </w:r>
+          <w:r>
+            <w:rPr>
+              <w:sz w:val="24"/>
+              <w:szCs w:val="32"/>
+            </w:rPr>
+            <w:fldChar w:fldCharType="separate"/>
+          </w:r>
+          <w:r>
+            <w:rPr>
+              <w:b/>
+              <w:bCs/>
+              <w:sz w:val="24"/>
+              <w:szCs w:val="32"/>
+              <w:shd w:val="clear" w:color="auto" w:fill="auto"/>
+            </w:rPr>
+            <w:fldChar w:fldCharType="begin"/>
+          </w:r>
+          <w:r>
+            <w:rPr>
+              <w:b/>
+              <w:bCs/>
+              <w:sz w:val="24"/>
+              <w:szCs w:val="32"/>
+              <w:shd w:val="clear" w:color="auto" w:fill="auto"/>
+            </w:rPr>
+            <w:instrText xml:space="preserve"> HYPERLINK \l _Toc23123 </w:instrText>
+          </w:r>
+          <w:r>
+            <w:rPr>
+              <w:b/>
+              <w:bCs/>
+              <w:sz w:val="24"/>
+              <w:szCs w:val="32"/>
+              <w:shd w:val="clear" w:color="auto" w:fill="auto"/>
+            </w:rPr>
+            <w:fldChar w:fldCharType="separate"/>
+          </w:r>
+          <w:r>
+            <w:rPr>
+              <w:rFonts w:cs="宋体"/>
+              <w:b/>
+              <w:bCs/>
+              <w:sz w:val="24"/>
+              <w:szCs w:val="32"/>
+              <w:shd w:val="clear" w:color="auto" w:fill="auto"/>
+            </w:rPr>
+            <w:t>一、背景与现存问题</w:t>
+          </w:r>
+          <w:r>
+            <w:rPr>
+              <w:b w:val="0"/>
+              <w:bCs w:val="0"/>
+              <w:sz w:val="24"/>
+              <w:szCs w:val="32"/>
+              <w:shd w:val="clear" w:color="auto" w:fill="auto"/>
+            </w:rPr>
+            <w:tab/>
+          </w:r>
+          <w:r>
+            <w:rPr>
+              <w:b w:val="0"/>
+              <w:bCs w:val="0"/>
+              <w:sz w:val="24"/>
+              <w:szCs w:val="32"/>
+              <w:shd w:val="clear" w:color="auto" w:fill="auto"/>
+            </w:rPr>
+            <w:fldChar w:fldCharType="begin"/>
+          </w:r>
+          <w:r>
+            <w:rPr>
+              <w:b w:val="0"/>
+              <w:bCs w:val="0"/>
+              <w:sz w:val="24"/>
+              <w:szCs w:val="32"/>
+              <w:shd w:val="clear" w:color="auto" w:fill="auto"/>
+            </w:rPr>
+            <w:instrText xml:space="preserve"> PAGEREF _Toc23123 \h </w:instrText>
+          </w:r>
+          <w:r>
+            <w:rPr>
+              <w:b w:val="0"/>
+              <w:bCs w:val="0"/>
+              <w:sz w:val="24"/>
+              <w:szCs w:val="32"/>
+              <w:shd w:val="clear" w:color="auto" w:fill="auto"/>
+            </w:rPr>
+            <w:fldChar w:fldCharType="separate"/>
+          </w:r>
+          <w:r>
+            <w:rPr>
+              <w:b w:val="0"/>
+              <w:bCs w:val="0"/>
+              <w:sz w:val="24"/>
+              <w:szCs w:val="32"/>
+              <w:shd w:val="clear" w:color="auto" w:fill="auto"/>
+            </w:rPr>
+            <w:t>3</w:t>
+          </w:r>
+          <w:r>
+            <w:rPr>
+              <w:b w:val="0"/>
+              <w:bCs w:val="0"/>
+              <w:sz w:val="24"/>
+              <w:szCs w:val="32"/>
+              <w:shd w:val="clear" w:color="auto" w:fill="auto"/>
+            </w:rPr>
+            <w:fldChar w:fldCharType="end"/>
+          </w:r>
+          <w:r>
+            <w:rPr>
+              <w:b/>
+              <w:bCs/>
+              <w:sz w:val="24"/>
+              <w:szCs w:val="32"/>
+              <w:shd w:val="clear" w:color="auto" w:fill="auto"/>
+            </w:rPr>
+            <w:fldChar w:fldCharType="end"/>
+          </w:r>
+        </w:p>
+        <w:p>
+          <w:pPr>
+            <w:pStyle w:val="9"/>
+            <w:tabs>
+              <w:tab w:val="right" w:leader="dot" w:pos="8306"/>
+            </w:tabs>
+            <w:spacing w:line="360" w:lineRule="auto"/>
+            <w:rPr>
+              <w:sz w:val="24"/>
+              <w:szCs w:val="32"/>
+              <w:shd w:val="clear" w:color="auto" w:fill="auto"/>
+            </w:rPr>
+          </w:pPr>
+          <w:r>
+            <w:rPr>
+              <w:sz w:val="24"/>
+              <w:szCs w:val="32"/>
+              <w:shd w:val="clear" w:color="auto" w:fill="auto"/>
+            </w:rPr>
+            <w:fldChar w:fldCharType="begin"/>
+          </w:r>
+          <w:r>
+            <w:rPr>
+              <w:sz w:val="24"/>
+              <w:szCs w:val="32"/>
+              <w:shd w:val="clear" w:color="auto" w:fill="auto"/>
+            </w:rPr>
+            <w:instrText xml:space="preserve"> HYPERLINK \l _Toc28341 </w:instrText>
+          </w:r>
+          <w:r>
+            <w:rPr>
+              <w:sz w:val="24"/>
+              <w:szCs w:val="32"/>
+              <w:shd w:val="clear" w:color="auto" w:fill="auto"/>
+            </w:rPr>
+            <w:fldChar w:fldCharType="separate"/>
+          </w:r>
+          <w:r>
+            <w:rPr>
+              <w:rFonts w:cs="宋体"/>
+              <w:sz w:val="24"/>
+              <w:szCs w:val="32"/>
+              <w:shd w:val="clear" w:color="auto" w:fill="auto"/>
+            </w:rPr>
+            <w:t>1.1 当前现状</w:t>
+          </w:r>
+          <w:r>
+            <w:rPr>
+              <w:sz w:val="24"/>
+              <w:szCs w:val="32"/>
+              <w:shd w:val="clear" w:color="auto" w:fill="auto"/>
+            </w:rPr>
+            <w:tab/>
+          </w:r>
+          <w:r>
+            <w:rPr>
+              <w:sz w:val="24"/>
+              <w:szCs w:val="32"/>
+              <w:shd w:val="clear" w:color="auto" w:fill="auto"/>
+            </w:rPr>
+            <w:fldChar w:fldCharType="begin"/>
+          </w:r>
+          <w:r>
+            <w:rPr>
+              <w:sz w:val="24"/>
+              <w:szCs w:val="32"/>
+              <w:shd w:val="clear" w:color="auto" w:fill="auto"/>
+            </w:rPr>
+            <w:instrText xml:space="preserve"> PAGEREF _Toc28341 \h </w:instrText>
+          </w:r>
+          <w:r>
+            <w:rPr>
+              <w:sz w:val="24"/>
+              <w:szCs w:val="32"/>
+              <w:shd w:val="clear" w:color="auto" w:fill="auto"/>
+            </w:rPr>
+            <w:fldChar w:fldCharType="separate"/>
+          </w:r>
+          <w:r>
+            <w:rPr>
+              <w:sz w:val="24"/>
+              <w:szCs w:val="32"/>
+              <w:shd w:val="clear" w:color="auto" w:fill="auto"/>
+            </w:rPr>
+            <w:t>3</w:t>
+          </w:r>
+          <w:r>
+            <w:rPr>
+              <w:sz w:val="24"/>
+              <w:szCs w:val="32"/>
+              <w:shd w:val="clear" w:color="auto" w:fill="auto"/>
+            </w:rPr>
+            <w:fldChar w:fldCharType="end"/>
+          </w:r>
+          <w:r>
+            <w:rPr>
+              <w:sz w:val="24"/>
+              <w:szCs w:val="32"/>
+              <w:shd w:val="clear" w:color="auto" w:fill="auto"/>
+            </w:rPr>
+            <w:fldChar w:fldCharType="end"/>
+          </w:r>
+        </w:p>
+        <w:p>
+          <w:pPr>
+            <w:pStyle w:val="9"/>
+            <w:tabs>
+              <w:tab w:val="right" w:leader="dot" w:pos="8306"/>
+            </w:tabs>
+            <w:spacing w:line="360" w:lineRule="auto"/>
+            <w:rPr>
+              <w:sz w:val="24"/>
+              <w:szCs w:val="32"/>
+              <w:shd w:val="clear" w:color="auto" w:fill="auto"/>
+            </w:rPr>
+          </w:pPr>
+          <w:r>
+            <w:rPr>
+              <w:sz w:val="24"/>
+              <w:szCs w:val="32"/>
+              <w:shd w:val="clear" w:color="auto" w:fill="auto"/>
+            </w:rPr>
+            <w:fldChar w:fldCharType="begin"/>
+          </w:r>
+          <w:r>
+            <w:rPr>
+              <w:sz w:val="24"/>
+              <w:szCs w:val="32"/>
+              <w:shd w:val="clear" w:color="auto" w:fill="auto"/>
+            </w:rPr>
+            <w:instrText xml:space="preserve"> HYPERLINK \l _Toc11811 </w:instrText>
+          </w:r>
+          <w:r>
+            <w:rPr>
+              <w:sz w:val="24"/>
+              <w:szCs w:val="32"/>
+              <w:shd w:val="clear" w:color="auto" w:fill="auto"/>
+            </w:rPr>
+            <w:fldChar w:fldCharType="separate"/>
+          </w:r>
+          <w:r>
+            <w:rPr>
+              <w:rFonts w:cs="宋体"/>
+              <w:sz w:val="24"/>
+              <w:szCs w:val="32"/>
+              <w:shd w:val="clear" w:color="auto" w:fill="auto"/>
+            </w:rPr>
+            <w:t>1.2 问题与挑战</w:t>
+          </w:r>
+          <w:r>
+            <w:rPr>
+              <w:sz w:val="24"/>
+              <w:szCs w:val="32"/>
+              <w:shd w:val="clear" w:color="auto" w:fill="auto"/>
+            </w:rPr>
+            <w:tab/>
+          </w:r>
+          <w:r>
+            <w:rPr>
+              <w:sz w:val="24"/>
+              <w:szCs w:val="32"/>
+              <w:shd w:val="clear" w:color="auto" w:fill="auto"/>
+            </w:rPr>
+            <w:fldChar w:fldCharType="begin"/>
+          </w:r>
+          <w:r>
+            <w:rPr>
+              <w:sz w:val="24"/>
+              <w:szCs w:val="32"/>
+              <w:shd w:val="clear" w:color="auto" w:fill="auto"/>
+            </w:rPr>
+            <w:instrText xml:space="preserve"> PAGEREF _Toc11811 \h </w:instrText>
+          </w:r>
+          <w:r>
+            <w:rPr>
+              <w:sz w:val="24"/>
+              <w:szCs w:val="32"/>
+              <w:shd w:val="clear" w:color="auto" w:fill="auto"/>
+            </w:rPr>
+            <w:fldChar w:fldCharType="separate"/>
+          </w:r>
+          <w:r>
+            <w:rPr>
+              <w:sz w:val="24"/>
+              <w:szCs w:val="32"/>
+              <w:shd w:val="clear" w:color="auto" w:fill="auto"/>
+            </w:rPr>
+            <w:t>5</w:t>
+          </w:r>
+          <w:r>
+            <w:rPr>
+              <w:sz w:val="24"/>
+              <w:szCs w:val="32"/>
+              <w:shd w:val="clear" w:color="auto" w:fill="auto"/>
+            </w:rPr>
+            <w:fldChar w:fldCharType="end"/>
+          </w:r>
+          <w:r>
+            <w:rPr>
+              <w:sz w:val="24"/>
+              <w:szCs w:val="32"/>
+              <w:shd w:val="clear" w:color="auto" w:fill="auto"/>
+            </w:rPr>
+            <w:fldChar w:fldCharType="end"/>
+          </w:r>
+        </w:p>
+        <w:p>
+          <w:pPr>
+            <w:pStyle w:val="9"/>
+            <w:tabs>
+              <w:tab w:val="right" w:leader="dot" w:pos="8306"/>
+            </w:tabs>
+            <w:spacing w:line="360" w:lineRule="auto"/>
+            <w:rPr>
+              <w:sz w:val="24"/>
+              <w:szCs w:val="32"/>
+              <w:shd w:val="clear" w:color="auto" w:fill="auto"/>
+            </w:rPr>
+          </w:pPr>
+          <w:r>
+            <w:rPr>
+              <w:sz w:val="24"/>
+              <w:szCs w:val="32"/>
+              <w:shd w:val="clear" w:color="auto" w:fill="auto"/>
+            </w:rPr>
+            <w:fldChar w:fldCharType="begin"/>
+          </w:r>
+          <w:r>
+            <w:rPr>
+              <w:sz w:val="24"/>
+              <w:szCs w:val="32"/>
+              <w:shd w:val="clear" w:color="auto" w:fill="auto"/>
+            </w:rPr>
+            <w:instrText xml:space="preserve"> HYPERLINK \l _Toc4939 </w:instrText>
+          </w:r>
+          <w:r>
+            <w:rPr>
+              <w:sz w:val="24"/>
+              <w:szCs w:val="32"/>
+              <w:shd w:val="clear" w:color="auto" w:fill="auto"/>
+            </w:rPr>
+            <w:fldChar w:fldCharType="separate"/>
+          </w:r>
+          <w:r>
+            <w:rPr>
+              <w:rFonts w:cs="宋体"/>
+              <w:sz w:val="24"/>
+              <w:szCs w:val="32"/>
+              <w:shd w:val="clear" w:color="auto" w:fill="auto"/>
+            </w:rPr>
+            <w:t>1.3 目标</w:t>
+          </w:r>
+          <w:r>
+            <w:rPr>
+              <w:sz w:val="24"/>
+              <w:szCs w:val="32"/>
+              <w:shd w:val="clear" w:color="auto" w:fill="auto"/>
+            </w:rPr>
+            <w:tab/>
+          </w:r>
+          <w:r>
+            <w:rPr>
+              <w:sz w:val="24"/>
+              <w:szCs w:val="32"/>
+              <w:shd w:val="clear" w:color="auto" w:fill="auto"/>
+            </w:rPr>
+            <w:fldChar w:fldCharType="begin"/>
+          </w:r>
+          <w:r>
+            <w:rPr>
+              <w:sz w:val="24"/>
+              <w:szCs w:val="32"/>
+              <w:shd w:val="clear" w:color="auto" w:fill="auto"/>
+            </w:rPr>
+            <w:instrText xml:space="preserve"> PAGEREF _Toc4939 \h </w:instrText>
+          </w:r>
+          <w:r>
+            <w:rPr>
+              <w:sz w:val="24"/>
+              <w:szCs w:val="32"/>
+              <w:shd w:val="clear" w:color="auto" w:fill="auto"/>
+            </w:rPr>
+            <w:fldChar w:fldCharType="separate"/>
+          </w:r>
+          <w:r>
+            <w:rPr>
+              <w:sz w:val="24"/>
+              <w:szCs w:val="32"/>
+              <w:shd w:val="clear" w:color="auto" w:fill="auto"/>
+            </w:rPr>
+            <w:t>6</w:t>
+          </w:r>
+          <w:r>
+            <w:rPr>
+              <w:sz w:val="24"/>
+              <w:szCs w:val="32"/>
+              <w:shd w:val="clear" w:color="auto" w:fill="auto"/>
+            </w:rPr>
+            <w:fldChar w:fldCharType="end"/>
+          </w:r>
+          <w:r>
+            <w:rPr>
+              <w:sz w:val="24"/>
+              <w:szCs w:val="32"/>
+              <w:shd w:val="clear" w:color="auto" w:fill="auto"/>
+            </w:rPr>
+            <w:fldChar w:fldCharType="end"/>
+          </w:r>
+        </w:p>
+        <w:p>
+          <w:pPr>
+            <w:pStyle w:val="8"/>
+            <w:tabs>
+              <w:tab w:val="right" w:leader="dot" w:pos="8306"/>
+            </w:tabs>
+            <w:spacing w:line="360" w:lineRule="auto"/>
+            <w:rPr>
+              <w:sz w:val="24"/>
+              <w:szCs w:val="32"/>
+              <w:shd w:val="clear" w:color="auto" w:fill="auto"/>
+            </w:rPr>
+          </w:pPr>
+          <w:r>
+            <w:rPr>
+              <w:sz w:val="24"/>
+              <w:szCs w:val="32"/>
+              <w:shd w:val="clear" w:color="auto" w:fill="auto"/>
+            </w:rPr>
+            <w:fldChar w:fldCharType="begin"/>
+          </w:r>
+          <w:r>
+            <w:rPr>
+              <w:sz w:val="24"/>
+              <w:szCs w:val="32"/>
+              <w:shd w:val="clear" w:color="auto" w:fill="auto"/>
+            </w:rPr>
+            <w:instrText xml:space="preserve"> HYPERLINK \l _Toc28140 </w:instrText>
+          </w:r>
+          <w:r>
+            <w:rPr>
+              <w:sz w:val="24"/>
+              <w:szCs w:val="32"/>
+              <w:shd w:val="clear" w:color="auto" w:fill="auto"/>
+            </w:rPr>
+            <w:fldChar w:fldCharType="separate"/>
+          </w:r>
+          <w:r>
+            <w:rPr>
+              <w:rFonts w:hint="eastAsia" w:cs="宋体"/>
+              <w:b/>
+              <w:bCs/>
+              <w:sz w:val="24"/>
+              <w:szCs w:val="32"/>
+              <w:shd w:val="clear" w:color="auto" w:fill="auto"/>
+            </w:rPr>
+            <w:t xml:space="preserve">二、 </w:t>
+          </w:r>
+          <w:r>
+            <w:rPr>
+              <w:rFonts w:cs="宋体"/>
+              <w:b/>
+              <w:bCs/>
+              <w:sz w:val="24"/>
+              <w:szCs w:val="32"/>
+              <w:shd w:val="clear" w:color="auto" w:fill="auto"/>
+            </w:rPr>
+            <w:t>岗位角色划分及工作职责</w:t>
+          </w:r>
+          <w:r>
+            <w:rPr>
+              <w:sz w:val="24"/>
+              <w:szCs w:val="32"/>
+              <w:shd w:val="clear" w:color="auto" w:fill="auto"/>
+            </w:rPr>
+            <w:tab/>
+          </w:r>
+          <w:r>
+            <w:rPr>
+              <w:sz w:val="24"/>
+              <w:szCs w:val="32"/>
+              <w:shd w:val="clear" w:color="auto" w:fill="auto"/>
+            </w:rPr>
+            <w:fldChar w:fldCharType="begin"/>
+          </w:r>
+          <w:r>
+            <w:rPr>
+              <w:sz w:val="24"/>
+              <w:szCs w:val="32"/>
+              <w:shd w:val="clear" w:color="auto" w:fill="auto"/>
+            </w:rPr>
+            <w:instrText xml:space="preserve"> PAGEREF _Toc28140 \h </w:instrText>
+          </w:r>
+          <w:r>
+            <w:rPr>
+              <w:sz w:val="24"/>
+              <w:szCs w:val="32"/>
+              <w:shd w:val="clear" w:color="auto" w:fill="auto"/>
+            </w:rPr>
+            <w:fldChar w:fldCharType="separate"/>
+          </w:r>
+          <w:r>
+            <w:rPr>
+              <w:sz w:val="24"/>
+              <w:szCs w:val="32"/>
+              <w:shd w:val="clear" w:color="auto" w:fill="auto"/>
+            </w:rPr>
+            <w:t>8</w:t>
+          </w:r>
+          <w:r>
+            <w:rPr>
+              <w:sz w:val="24"/>
+              <w:szCs w:val="32"/>
+              <w:shd w:val="clear" w:color="auto" w:fill="auto"/>
+            </w:rPr>
+            <w:fldChar w:fldCharType="end"/>
+          </w:r>
+          <w:r>
+            <w:rPr>
+              <w:sz w:val="24"/>
+              <w:szCs w:val="32"/>
+              <w:shd w:val="clear" w:color="auto" w:fill="auto"/>
+            </w:rPr>
+            <w:fldChar w:fldCharType="end"/>
+          </w:r>
+        </w:p>
+        <w:p>
+          <w:pPr>
+            <w:pStyle w:val="8"/>
+            <w:tabs>
+              <w:tab w:val="right" w:leader="dot" w:pos="8306"/>
+            </w:tabs>
+            <w:spacing w:line="360" w:lineRule="auto"/>
+            <w:rPr>
+              <w:sz w:val="24"/>
+              <w:szCs w:val="32"/>
+              <w:shd w:val="clear" w:color="auto" w:fill="auto"/>
+            </w:rPr>
+          </w:pPr>
+          <w:r>
+            <w:rPr>
+              <w:sz w:val="24"/>
+              <w:szCs w:val="32"/>
+              <w:shd w:val="clear" w:color="auto" w:fill="auto"/>
+            </w:rPr>
+            <w:fldChar w:fldCharType="begin"/>
+          </w:r>
+          <w:r>
+            <w:rPr>
+              <w:sz w:val="24"/>
+              <w:szCs w:val="32"/>
+              <w:shd w:val="clear" w:color="auto" w:fill="auto"/>
+            </w:rPr>
+            <w:instrText xml:space="preserve"> HYPERLINK \l _Toc8814 </w:instrText>
+          </w:r>
+          <w:r>
+            <w:rPr>
+              <w:sz w:val="24"/>
+              <w:szCs w:val="32"/>
+              <w:shd w:val="clear" w:color="auto" w:fill="auto"/>
+            </w:rPr>
+            <w:fldChar w:fldCharType="separate"/>
+          </w:r>
+          <w:r>
+            <w:rPr>
+              <w:rFonts w:hint="eastAsia" w:cs="宋体"/>
+              <w:b/>
+              <w:bCs/>
+              <w:sz w:val="24"/>
+              <w:szCs w:val="32"/>
+              <w:shd w:val="clear" w:color="auto" w:fill="auto"/>
+            </w:rPr>
+            <w:t xml:space="preserve">三、 </w:t>
+          </w:r>
+          <w:r>
+            <w:rPr>
+              <w:rFonts w:cs="宋体"/>
+              <w:b/>
+              <w:bCs/>
+              <w:sz w:val="24"/>
+              <w:szCs w:val="32"/>
+              <w:shd w:val="clear" w:color="auto" w:fill="auto"/>
+            </w:rPr>
+            <w:t>各角色权限对照表</w:t>
+          </w:r>
+          <w:r>
+            <w:rPr>
+              <w:sz w:val="24"/>
+              <w:szCs w:val="32"/>
+              <w:shd w:val="clear" w:color="auto" w:fill="auto"/>
+            </w:rPr>
+            <w:tab/>
+          </w:r>
+          <w:r>
+            <w:rPr>
+              <w:sz w:val="24"/>
+              <w:szCs w:val="32"/>
+              <w:shd w:val="clear" w:color="auto" w:fill="auto"/>
+            </w:rPr>
+            <w:fldChar w:fldCharType="begin"/>
+          </w:r>
+          <w:r>
+            <w:rPr>
+              <w:sz w:val="24"/>
+              <w:szCs w:val="32"/>
+              <w:shd w:val="clear" w:color="auto" w:fill="auto"/>
+            </w:rPr>
+            <w:instrText xml:space="preserve"> PAGEREF _Toc8814 \h </w:instrText>
+          </w:r>
+          <w:r>
+            <w:rPr>
+              <w:sz w:val="24"/>
+              <w:szCs w:val="32"/>
+              <w:shd w:val="clear" w:color="auto" w:fill="auto"/>
+            </w:rPr>
+            <w:fldChar w:fldCharType="separate"/>
+          </w:r>
+          <w:r>
+            <w:rPr>
+              <w:sz w:val="24"/>
+              <w:szCs w:val="32"/>
+              <w:shd w:val="clear" w:color="auto" w:fill="auto"/>
+            </w:rPr>
+            <w:t>9</w:t>
+          </w:r>
+          <w:r>
+            <w:rPr>
+              <w:sz w:val="24"/>
+              <w:szCs w:val="32"/>
+              <w:shd w:val="clear" w:color="auto" w:fill="auto"/>
+            </w:rPr>
+            <w:fldChar w:fldCharType="end"/>
+          </w:r>
+          <w:r>
+            <w:rPr>
+              <w:sz w:val="24"/>
+              <w:szCs w:val="32"/>
+              <w:shd w:val="clear" w:color="auto" w:fill="auto"/>
+            </w:rPr>
+            <w:fldChar w:fldCharType="end"/>
+          </w:r>
+        </w:p>
+        <w:p>
+          <w:pPr>
+            <w:pStyle w:val="9"/>
+            <w:tabs>
+              <w:tab w:val="right" w:leader="dot" w:pos="8306"/>
+            </w:tabs>
+            <w:spacing w:line="360" w:lineRule="auto"/>
+            <w:rPr>
+              <w:sz w:val="24"/>
+              <w:szCs w:val="32"/>
+              <w:shd w:val="clear" w:color="auto" w:fill="auto"/>
+            </w:rPr>
+          </w:pPr>
+          <w:r>
+            <w:rPr>
+              <w:sz w:val="24"/>
+              <w:szCs w:val="32"/>
+              <w:shd w:val="clear" w:color="auto" w:fill="auto"/>
+            </w:rPr>
+            <w:fldChar w:fldCharType="begin"/>
+          </w:r>
+          <w:r>
+            <w:rPr>
+              <w:sz w:val="24"/>
+              <w:szCs w:val="32"/>
+              <w:shd w:val="clear" w:color="auto" w:fill="auto"/>
+            </w:rPr>
+            <w:instrText xml:space="preserve"> HYPERLINK \l _Toc20392 </w:instrText>
+          </w:r>
+          <w:r>
+            <w:rPr>
+              <w:sz w:val="24"/>
+              <w:szCs w:val="32"/>
+              <w:shd w:val="clear" w:color="auto" w:fill="auto"/>
+            </w:rPr>
+            <w:fldChar w:fldCharType="separate"/>
+          </w:r>
+          <w:r>
+            <w:rPr>
+              <w:rFonts w:cs="宋体"/>
+              <w:sz w:val="24"/>
+              <w:szCs w:val="32"/>
+              <w:shd w:val="clear" w:color="auto" w:fill="auto"/>
+            </w:rPr>
+            <w:t>3.</w:t>
+          </w:r>
+          <w:r>
+            <w:rPr>
+              <w:rFonts w:hint="eastAsia" w:cs="宋体"/>
+              <w:sz w:val="24"/>
+              <w:szCs w:val="32"/>
+              <w:shd w:val="clear" w:color="auto" w:fill="auto"/>
+              <w:lang w:val="en-US" w:eastAsia="zh-CN"/>
+            </w:rPr>
+            <w:t>1</w:t>
+          </w:r>
+          <w:r>
+            <w:rPr>
+              <w:rFonts w:cs="宋体"/>
+              <w:sz w:val="24"/>
+              <w:szCs w:val="32"/>
+              <w:shd w:val="clear" w:color="auto" w:fill="auto"/>
+            </w:rPr>
+            <w:t xml:space="preserve"> 核心权限约束说明</w:t>
+          </w:r>
+          <w:r>
+            <w:rPr>
+              <w:sz w:val="24"/>
+              <w:szCs w:val="32"/>
+              <w:shd w:val="clear" w:color="auto" w:fill="auto"/>
+            </w:rPr>
+            <w:tab/>
+          </w:r>
+          <w:r>
+            <w:rPr>
+              <w:sz w:val="24"/>
+              <w:szCs w:val="32"/>
+              <w:shd w:val="clear" w:color="auto" w:fill="auto"/>
+            </w:rPr>
+            <w:fldChar w:fldCharType="begin"/>
+          </w:r>
+          <w:r>
+            <w:rPr>
+              <w:sz w:val="24"/>
+              <w:szCs w:val="32"/>
+              <w:shd w:val="clear" w:color="auto" w:fill="auto"/>
+            </w:rPr>
+            <w:instrText xml:space="preserve"> PAGEREF _Toc20392 \h </w:instrText>
+          </w:r>
+          <w:r>
+            <w:rPr>
+              <w:sz w:val="24"/>
+              <w:szCs w:val="32"/>
+              <w:shd w:val="clear" w:color="auto" w:fill="auto"/>
+            </w:rPr>
+            <w:fldChar w:fldCharType="separate"/>
+          </w:r>
+          <w:r>
+            <w:rPr>
+              <w:sz w:val="24"/>
+              <w:szCs w:val="32"/>
+              <w:shd w:val="clear" w:color="auto" w:fill="auto"/>
+            </w:rPr>
+            <w:t>10</w:t>
+          </w:r>
+          <w:r>
+            <w:rPr>
+              <w:sz w:val="24"/>
+              <w:szCs w:val="32"/>
+              <w:shd w:val="clear" w:color="auto" w:fill="auto"/>
+            </w:rPr>
+            <w:fldChar w:fldCharType="end"/>
+          </w:r>
+          <w:r>
+            <w:rPr>
+              <w:sz w:val="24"/>
+              <w:szCs w:val="32"/>
+              <w:shd w:val="clear" w:color="auto" w:fill="auto"/>
+            </w:rPr>
+            <w:fldChar w:fldCharType="end"/>
+          </w:r>
+        </w:p>
+        <w:p>
+          <w:pPr>
+            <w:pStyle w:val="8"/>
+            <w:tabs>
+              <w:tab w:val="right" w:leader="dot" w:pos="8306"/>
+            </w:tabs>
+            <w:spacing w:line="360" w:lineRule="auto"/>
+            <w:rPr>
+              <w:sz w:val="24"/>
+              <w:szCs w:val="32"/>
+              <w:shd w:val="clear" w:color="auto" w:fill="auto"/>
+            </w:rPr>
+          </w:pPr>
+          <w:r>
+            <w:rPr>
+              <w:sz w:val="24"/>
+              <w:szCs w:val="32"/>
+              <w:shd w:val="clear" w:color="auto" w:fill="auto"/>
+            </w:rPr>
+            <w:fldChar w:fldCharType="begin"/>
+          </w:r>
+          <w:r>
+            <w:rPr>
+              <w:sz w:val="24"/>
+              <w:szCs w:val="32"/>
+              <w:shd w:val="clear" w:color="auto" w:fill="auto"/>
+            </w:rPr>
+            <w:instrText xml:space="preserve"> HYPERLINK \l _Toc24554 </w:instrText>
+          </w:r>
+          <w:r>
+            <w:rPr>
+              <w:sz w:val="24"/>
+              <w:szCs w:val="32"/>
+              <w:shd w:val="clear" w:color="auto" w:fill="auto"/>
+            </w:rPr>
+            <w:fldChar w:fldCharType="separate"/>
+          </w:r>
+          <w:r>
+            <w:rPr>
+              <w:rFonts w:hint="eastAsia" w:cs="宋体"/>
+              <w:b/>
+              <w:bCs/>
+              <w:sz w:val="24"/>
+              <w:szCs w:val="32"/>
+              <w:shd w:val="clear" w:color="auto" w:fill="auto"/>
+            </w:rPr>
+            <w:t xml:space="preserve">四、 </w:t>
+          </w:r>
+          <w:r>
+            <w:rPr>
+              <w:rFonts w:cs="宋体"/>
+              <w:b/>
+              <w:bCs/>
+              <w:sz w:val="24"/>
+              <w:szCs w:val="32"/>
+              <w:shd w:val="clear" w:color="auto" w:fill="auto"/>
+            </w:rPr>
+            <w:t>需要新增的系统功能</w:t>
+          </w:r>
+          <w:r>
+            <w:rPr>
+              <w:sz w:val="24"/>
+              <w:szCs w:val="32"/>
+              <w:shd w:val="clear" w:color="auto" w:fill="auto"/>
+            </w:rPr>
+            <w:tab/>
+          </w:r>
+          <w:r>
+            <w:rPr>
+              <w:sz w:val="24"/>
+              <w:szCs w:val="32"/>
+              <w:shd w:val="clear" w:color="auto" w:fill="auto"/>
+            </w:rPr>
+            <w:fldChar w:fldCharType="begin"/>
+          </w:r>
+          <w:r>
+            <w:rPr>
+              <w:sz w:val="24"/>
+              <w:szCs w:val="32"/>
+              <w:shd w:val="clear" w:color="auto" w:fill="auto"/>
+            </w:rPr>
+            <w:instrText xml:space="preserve"> PAGEREF _Toc24554 \h </w:instrText>
+          </w:r>
+          <w:r>
+            <w:rPr>
+              <w:sz w:val="24"/>
+              <w:szCs w:val="32"/>
+              <w:shd w:val="clear" w:color="auto" w:fill="auto"/>
+            </w:rPr>
+            <w:fldChar w:fldCharType="separate"/>
+          </w:r>
+          <w:r>
+            <w:rPr>
+              <w:sz w:val="24"/>
+              <w:szCs w:val="32"/>
+              <w:shd w:val="clear" w:color="auto" w:fill="auto"/>
+            </w:rPr>
+            <w:t>10</w:t>
+          </w:r>
+          <w:r>
+            <w:rPr>
+              <w:sz w:val="24"/>
+              <w:szCs w:val="32"/>
+              <w:shd w:val="clear" w:color="auto" w:fill="auto"/>
+            </w:rPr>
+            <w:fldChar w:fldCharType="end"/>
+          </w:r>
+          <w:r>
+            <w:rPr>
+              <w:sz w:val="24"/>
+              <w:szCs w:val="32"/>
+              <w:shd w:val="clear" w:color="auto" w:fill="auto"/>
+            </w:rPr>
+            <w:fldChar w:fldCharType="end"/>
+          </w:r>
+        </w:p>
+        <w:p>
+          <w:pPr>
+            <w:pStyle w:val="9"/>
+            <w:tabs>
+              <w:tab w:val="right" w:leader="dot" w:pos="8306"/>
+            </w:tabs>
+            <w:spacing w:line="360" w:lineRule="auto"/>
+            <w:rPr>
+              <w:sz w:val="24"/>
+              <w:szCs w:val="32"/>
+              <w:shd w:val="clear" w:color="auto" w:fill="auto"/>
+            </w:rPr>
+          </w:pPr>
+          <w:r>
+            <w:rPr>
+              <w:sz w:val="24"/>
+              <w:szCs w:val="32"/>
+              <w:shd w:val="clear" w:color="auto" w:fill="auto"/>
+            </w:rPr>
+            <w:fldChar w:fldCharType="begin"/>
+          </w:r>
+          <w:r>
+            <w:rPr>
+              <w:sz w:val="24"/>
+              <w:szCs w:val="32"/>
+              <w:shd w:val="clear" w:color="auto" w:fill="auto"/>
+            </w:rPr>
+            <w:instrText xml:space="preserve"> HYPERLINK \l _Toc16070 </w:instrText>
+          </w:r>
+          <w:r>
+            <w:rPr>
+              <w:sz w:val="24"/>
+              <w:szCs w:val="32"/>
+              <w:shd w:val="clear" w:color="auto" w:fill="auto"/>
+            </w:rPr>
+            <w:fldChar w:fldCharType="separate"/>
+          </w:r>
+          <w:r>
+            <w:rPr>
+              <w:rFonts w:cs="宋体"/>
+              <w:sz w:val="24"/>
+              <w:szCs w:val="32"/>
+              <w:shd w:val="clear" w:color="auto" w:fill="auto"/>
+            </w:rPr>
+            <w:t>4.1设计原则</w:t>
+          </w:r>
+          <w:r>
+            <w:rPr>
+              <w:sz w:val="24"/>
+              <w:szCs w:val="32"/>
+              <w:shd w:val="clear" w:color="auto" w:fill="auto"/>
+            </w:rPr>
+            <w:tab/>
+          </w:r>
+          <w:r>
+            <w:rPr>
+              <w:sz w:val="24"/>
+              <w:szCs w:val="32"/>
+              <w:shd w:val="clear" w:color="auto" w:fill="auto"/>
+            </w:rPr>
+            <w:fldChar w:fldCharType="begin"/>
+          </w:r>
+          <w:r>
+            <w:rPr>
+              <w:sz w:val="24"/>
+              <w:szCs w:val="32"/>
+              <w:shd w:val="clear" w:color="auto" w:fill="auto"/>
+            </w:rPr>
+            <w:instrText xml:space="preserve"> PAGEREF _Toc16070 \h </w:instrText>
+          </w:r>
+          <w:r>
+            <w:rPr>
+              <w:sz w:val="24"/>
+              <w:szCs w:val="32"/>
+              <w:shd w:val="clear" w:color="auto" w:fill="auto"/>
+            </w:rPr>
+            <w:fldChar w:fldCharType="separate"/>
+          </w:r>
+          <w:r>
+            <w:rPr>
+              <w:sz w:val="24"/>
+              <w:szCs w:val="32"/>
+              <w:shd w:val="clear" w:color="auto" w:fill="auto"/>
+            </w:rPr>
+            <w:t>10</w:t>
+          </w:r>
+          <w:r>
+            <w:rPr>
+              <w:sz w:val="24"/>
+              <w:szCs w:val="32"/>
+              <w:shd w:val="clear" w:color="auto" w:fill="auto"/>
+            </w:rPr>
+            <w:fldChar w:fldCharType="end"/>
+          </w:r>
+          <w:r>
+            <w:rPr>
+              <w:sz w:val="24"/>
+              <w:szCs w:val="32"/>
+              <w:shd w:val="clear" w:color="auto" w:fill="auto"/>
+            </w:rPr>
+            <w:fldChar w:fldCharType="end"/>
+          </w:r>
+        </w:p>
+        <w:p>
+          <w:pPr>
+            <w:pStyle w:val="9"/>
+            <w:tabs>
+              <w:tab w:val="right" w:leader="dot" w:pos="8306"/>
+            </w:tabs>
+            <w:spacing w:line="360" w:lineRule="auto"/>
+            <w:rPr>
+              <w:sz w:val="24"/>
+              <w:szCs w:val="32"/>
+              <w:shd w:val="clear" w:color="auto" w:fill="auto"/>
+            </w:rPr>
+          </w:pPr>
+          <w:r>
+            <w:rPr>
+              <w:sz w:val="24"/>
+              <w:szCs w:val="32"/>
+              <w:shd w:val="clear" w:color="auto" w:fill="auto"/>
+            </w:rPr>
+            <w:fldChar w:fldCharType="begin"/>
+          </w:r>
+          <w:r>
+            <w:rPr>
+              <w:sz w:val="24"/>
+              <w:szCs w:val="32"/>
+              <w:shd w:val="clear" w:color="auto" w:fill="auto"/>
+            </w:rPr>
+            <w:instrText xml:space="preserve"> HYPERLINK \l _Toc11515 </w:instrText>
+          </w:r>
+          <w:r>
+            <w:rPr>
+              <w:sz w:val="24"/>
+              <w:szCs w:val="32"/>
+              <w:shd w:val="clear" w:color="auto" w:fill="auto"/>
+            </w:rPr>
+            <w:fldChar w:fldCharType="separate"/>
+          </w:r>
+          <w:r>
+            <w:rPr>
+              <w:rFonts w:cs="宋体"/>
+              <w:sz w:val="24"/>
+              <w:szCs w:val="32"/>
+              <w:shd w:val="clear" w:color="auto" w:fill="auto"/>
+            </w:rPr>
+            <w:t>4.2 登录页与权限校验（基础）</w:t>
+          </w:r>
+          <w:r>
+            <w:rPr>
+              <w:sz w:val="24"/>
+              <w:szCs w:val="32"/>
+              <w:shd w:val="clear" w:color="auto" w:fill="auto"/>
+            </w:rPr>
+            <w:tab/>
+          </w:r>
+          <w:r>
+            <w:rPr>
+              <w:sz w:val="24"/>
+              <w:szCs w:val="32"/>
+              <w:shd w:val="clear" w:color="auto" w:fill="auto"/>
+            </w:rPr>
+            <w:fldChar w:fldCharType="begin"/>
+          </w:r>
+          <w:r>
+            <w:rPr>
+              <w:sz w:val="24"/>
+              <w:szCs w:val="32"/>
+              <w:shd w:val="clear" w:color="auto" w:fill="auto"/>
+            </w:rPr>
+            <w:instrText xml:space="preserve"> PAGEREF _Toc11515 \h </w:instrText>
+          </w:r>
+          <w:r>
+            <w:rPr>
+              <w:sz w:val="24"/>
+              <w:szCs w:val="32"/>
+              <w:shd w:val="clear" w:color="auto" w:fill="auto"/>
+            </w:rPr>
+            <w:fldChar w:fldCharType="separate"/>
+          </w:r>
+          <w:r>
+            <w:rPr>
+              <w:sz w:val="24"/>
+              <w:szCs w:val="32"/>
+              <w:shd w:val="clear" w:color="auto" w:fill="auto"/>
+            </w:rPr>
+            <w:t>10</w:t>
+          </w:r>
+          <w:r>
+            <w:rPr>
+              <w:sz w:val="24"/>
+              <w:szCs w:val="32"/>
+              <w:shd w:val="clear" w:color="auto" w:fill="auto"/>
+            </w:rPr>
+            <w:fldChar w:fldCharType="end"/>
+          </w:r>
+          <w:r>
+            <w:rPr>
+              <w:sz w:val="24"/>
+              <w:szCs w:val="32"/>
+              <w:shd w:val="clear" w:color="auto" w:fill="auto"/>
+            </w:rPr>
+            <w:fldChar w:fldCharType="end"/>
+          </w:r>
+        </w:p>
+        <w:p>
+          <w:pPr>
+            <w:pStyle w:val="9"/>
+            <w:tabs>
+              <w:tab w:val="right" w:leader="dot" w:pos="8306"/>
+            </w:tabs>
+            <w:spacing w:line="360" w:lineRule="auto"/>
+            <w:rPr>
+              <w:sz w:val="24"/>
+              <w:szCs w:val="32"/>
+              <w:shd w:val="clear" w:color="auto" w:fill="auto"/>
+            </w:rPr>
+          </w:pPr>
+          <w:r>
+            <w:rPr>
+              <w:sz w:val="24"/>
+              <w:szCs w:val="32"/>
+              <w:shd w:val="clear" w:color="auto" w:fill="auto"/>
+            </w:rPr>
+            <w:fldChar w:fldCharType="begin"/>
+          </w:r>
+          <w:r>
+            <w:rPr>
+              <w:sz w:val="24"/>
+              <w:szCs w:val="32"/>
+              <w:shd w:val="clear" w:color="auto" w:fill="auto"/>
+            </w:rPr>
+            <w:instrText xml:space="preserve"> HYPERLINK \l _Toc21748 </w:instrText>
+          </w:r>
+          <w:r>
+            <w:rPr>
+              <w:sz w:val="24"/>
+              <w:szCs w:val="32"/>
+              <w:shd w:val="clear" w:color="auto" w:fill="auto"/>
+            </w:rPr>
+            <w:fldChar w:fldCharType="separate"/>
+          </w:r>
+          <w:r>
+            <w:rPr>
+              <w:rFonts w:cs="宋体"/>
+              <w:sz w:val="24"/>
+              <w:szCs w:val="32"/>
+              <w:shd w:val="clear" w:color="auto" w:fill="auto"/>
+            </w:rPr>
+            <w:t>4.3 用户管理模块（系统管理员专用）</w:t>
+          </w:r>
+          <w:r>
+            <w:rPr>
+              <w:sz w:val="24"/>
+              <w:szCs w:val="32"/>
+              <w:shd w:val="clear" w:color="auto" w:fill="auto"/>
+            </w:rPr>
+            <w:tab/>
+          </w:r>
+          <w:r>
+            <w:rPr>
+              <w:sz w:val="24"/>
+              <w:szCs w:val="32"/>
+              <w:shd w:val="clear" w:color="auto" w:fill="auto"/>
+            </w:rPr>
+            <w:fldChar w:fldCharType="begin"/>
+          </w:r>
+          <w:r>
+            <w:rPr>
+              <w:sz w:val="24"/>
+              <w:szCs w:val="32"/>
+              <w:shd w:val="clear" w:color="auto" w:fill="auto"/>
+            </w:rPr>
+            <w:instrText xml:space="preserve"> PAGEREF _Toc21748 \h </w:instrText>
+          </w:r>
+          <w:r>
+            <w:rPr>
+              <w:sz w:val="24"/>
+              <w:szCs w:val="32"/>
+              <w:shd w:val="clear" w:color="auto" w:fill="auto"/>
+            </w:rPr>
+            <w:fldChar w:fldCharType="separate"/>
+          </w:r>
+          <w:r>
+            <w:rPr>
+              <w:sz w:val="24"/>
+              <w:szCs w:val="32"/>
+              <w:shd w:val="clear" w:color="auto" w:fill="auto"/>
+            </w:rPr>
+            <w:t>11</w:t>
+          </w:r>
+          <w:r>
+            <w:rPr>
+              <w:sz w:val="24"/>
+              <w:szCs w:val="32"/>
+              <w:shd w:val="clear" w:color="auto" w:fill="auto"/>
+            </w:rPr>
+            <w:fldChar w:fldCharType="end"/>
+          </w:r>
+          <w:r>
+            <w:rPr>
+              <w:sz w:val="24"/>
+              <w:szCs w:val="32"/>
+              <w:shd w:val="clear" w:color="auto" w:fill="auto"/>
+            </w:rPr>
+            <w:fldChar w:fldCharType="end"/>
+          </w:r>
+        </w:p>
+        <w:p>
+          <w:pPr>
+            <w:pStyle w:val="9"/>
+            <w:tabs>
+              <w:tab w:val="right" w:leader="dot" w:pos="8306"/>
+            </w:tabs>
+            <w:spacing w:line="360" w:lineRule="auto"/>
+            <w:rPr>
+              <w:sz w:val="24"/>
+              <w:szCs w:val="32"/>
+              <w:shd w:val="clear" w:color="auto" w:fill="auto"/>
+            </w:rPr>
+          </w:pPr>
+          <w:r>
+            <w:rPr>
+              <w:sz w:val="24"/>
+              <w:szCs w:val="32"/>
+              <w:shd w:val="clear" w:color="auto" w:fill="auto"/>
+            </w:rPr>
+            <w:fldChar w:fldCharType="begin"/>
+          </w:r>
+          <w:r>
+            <w:rPr>
+              <w:sz w:val="24"/>
+              <w:szCs w:val="32"/>
+              <w:shd w:val="clear" w:color="auto" w:fill="auto"/>
+            </w:rPr>
+            <w:instrText xml:space="preserve"> HYPERLINK \l _Toc3183 </w:instrText>
+          </w:r>
+          <w:r>
+            <w:rPr>
+              <w:sz w:val="24"/>
+              <w:szCs w:val="32"/>
+              <w:shd w:val="clear" w:color="auto" w:fill="auto"/>
+            </w:rPr>
+            <w:fldChar w:fldCharType="separate"/>
+          </w:r>
+          <w:r>
+            <w:rPr>
+              <w:rFonts w:cs="宋体"/>
+              <w:sz w:val="24"/>
+              <w:szCs w:val="32"/>
+              <w:shd w:val="clear" w:color="auto" w:fill="auto"/>
+            </w:rPr>
+            <w:t>4.4 数据报表/统计看板（领导专用）</w:t>
+          </w:r>
+          <w:r>
+            <w:rPr>
+              <w:sz w:val="24"/>
+              <w:szCs w:val="32"/>
+              <w:shd w:val="clear" w:color="auto" w:fill="auto"/>
+            </w:rPr>
+            <w:tab/>
+          </w:r>
+          <w:r>
+            <w:rPr>
+              <w:sz w:val="24"/>
+              <w:szCs w:val="32"/>
+              <w:shd w:val="clear" w:color="auto" w:fill="auto"/>
+            </w:rPr>
+            <w:fldChar w:fldCharType="begin"/>
+          </w:r>
+          <w:r>
+            <w:rPr>
+              <w:sz w:val="24"/>
+              <w:szCs w:val="32"/>
+              <w:shd w:val="clear" w:color="auto" w:fill="auto"/>
+            </w:rPr>
+            <w:instrText xml:space="preserve"> PAGEREF _Toc3183 \h </w:instrText>
+          </w:r>
+          <w:r>
+            <w:rPr>
+              <w:sz w:val="24"/>
+              <w:szCs w:val="32"/>
+              <w:shd w:val="clear" w:color="auto" w:fill="auto"/>
+            </w:rPr>
+            <w:fldChar w:fldCharType="separate"/>
+          </w:r>
+          <w:r>
+            <w:rPr>
+              <w:sz w:val="24"/>
+              <w:szCs w:val="32"/>
+              <w:shd w:val="clear" w:color="auto" w:fill="auto"/>
+            </w:rPr>
+            <w:t>11</w:t>
+          </w:r>
+          <w:r>
+            <w:rPr>
+              <w:sz w:val="24"/>
+              <w:szCs w:val="32"/>
+              <w:shd w:val="clear" w:color="auto" w:fill="auto"/>
+            </w:rPr>
+            <w:fldChar w:fldCharType="end"/>
+          </w:r>
+          <w:r>
+            <w:rPr>
+              <w:sz w:val="24"/>
+              <w:szCs w:val="32"/>
+              <w:shd w:val="clear" w:color="auto" w:fill="auto"/>
+            </w:rPr>
+            <w:fldChar w:fldCharType="end"/>
+          </w:r>
+        </w:p>
+        <w:p>
+          <w:pPr>
+            <w:pStyle w:val="9"/>
+            <w:tabs>
+              <w:tab w:val="right" w:leader="dot" w:pos="8306"/>
+            </w:tabs>
+            <w:spacing w:line="360" w:lineRule="auto"/>
+            <w:rPr>
+              <w:sz w:val="24"/>
+              <w:szCs w:val="32"/>
+              <w:shd w:val="clear" w:color="auto" w:fill="auto"/>
+            </w:rPr>
+          </w:pPr>
+          <w:r>
+            <w:rPr>
+              <w:sz w:val="24"/>
+              <w:szCs w:val="32"/>
+              <w:shd w:val="clear" w:color="auto" w:fill="auto"/>
+            </w:rPr>
+            <w:fldChar w:fldCharType="begin"/>
+          </w:r>
+          <w:r>
+            <w:rPr>
+              <w:sz w:val="24"/>
+              <w:szCs w:val="32"/>
+              <w:shd w:val="clear" w:color="auto" w:fill="auto"/>
+            </w:rPr>
+            <w:instrText xml:space="preserve"> HYPERLINK \l _Toc567 </w:instrText>
+          </w:r>
+          <w:r>
+            <w:rPr>
+              <w:sz w:val="24"/>
+              <w:szCs w:val="32"/>
+              <w:shd w:val="clear" w:color="auto" w:fill="auto"/>
+            </w:rPr>
+            <w:fldChar w:fldCharType="separate"/>
+          </w:r>
+          <w:r>
+            <w:rPr>
+              <w:rFonts w:cs="宋体"/>
+              <w:sz w:val="24"/>
+              <w:szCs w:val="32"/>
+              <w:shd w:val="clear" w:color="auto" w:fill="auto"/>
+            </w:rPr>
+            <w:t>4.5 告警事件列表（独立页面）</w:t>
+          </w:r>
+          <w:r>
+            <w:rPr>
+              <w:sz w:val="24"/>
+              <w:szCs w:val="32"/>
+              <w:shd w:val="clear" w:color="auto" w:fill="auto"/>
+            </w:rPr>
+            <w:tab/>
+          </w:r>
+          <w:r>
+            <w:rPr>
+              <w:sz w:val="24"/>
+              <w:szCs w:val="32"/>
+              <w:shd w:val="clear" w:color="auto" w:fill="auto"/>
+            </w:rPr>
+            <w:fldChar w:fldCharType="begin"/>
+          </w:r>
+          <w:r>
+            <w:rPr>
+              <w:sz w:val="24"/>
+              <w:szCs w:val="32"/>
+              <w:shd w:val="clear" w:color="auto" w:fill="auto"/>
+            </w:rPr>
+            <w:instrText xml:space="preserve"> PAGEREF _Toc567 \h </w:instrText>
+          </w:r>
+          <w:r>
+            <w:rPr>
+              <w:sz w:val="24"/>
+              <w:szCs w:val="32"/>
+              <w:shd w:val="clear" w:color="auto" w:fill="auto"/>
+            </w:rPr>
+            <w:fldChar w:fldCharType="separate"/>
+          </w:r>
+          <w:r>
+            <w:rPr>
+              <w:sz w:val="24"/>
+              <w:szCs w:val="32"/>
+              <w:shd w:val="clear" w:color="auto" w:fill="auto"/>
+            </w:rPr>
+            <w:t>12</w:t>
+          </w:r>
+          <w:r>
+            <w:rPr>
+              <w:sz w:val="24"/>
+              <w:szCs w:val="32"/>
+              <w:shd w:val="clear" w:color="auto" w:fill="auto"/>
+            </w:rPr>
+            <w:fldChar w:fldCharType="end"/>
+          </w:r>
+          <w:r>
+            <w:rPr>
+              <w:sz w:val="24"/>
+              <w:szCs w:val="32"/>
+              <w:shd w:val="clear" w:color="auto" w:fill="auto"/>
+            </w:rPr>
+            <w:fldChar w:fldCharType="end"/>
+          </w:r>
+        </w:p>
+        <w:p>
+          <w:pPr>
+            <w:pStyle w:val="9"/>
+            <w:tabs>
+              <w:tab w:val="right" w:leader="dot" w:pos="8306"/>
+            </w:tabs>
+            <w:spacing w:line="360" w:lineRule="auto"/>
+            <w:rPr>
+              <w:sz w:val="24"/>
+              <w:szCs w:val="32"/>
+              <w:shd w:val="clear" w:color="auto" w:fill="auto"/>
+            </w:rPr>
+          </w:pPr>
+          <w:r>
+            <w:rPr>
+              <w:sz w:val="24"/>
+              <w:szCs w:val="32"/>
+              <w:shd w:val="clear" w:color="auto" w:fill="auto"/>
+            </w:rPr>
+            <w:fldChar w:fldCharType="begin"/>
+          </w:r>
+          <w:r>
+            <w:rPr>
+              <w:sz w:val="24"/>
+              <w:szCs w:val="32"/>
+              <w:shd w:val="clear" w:color="auto" w:fill="auto"/>
+            </w:rPr>
+            <w:instrText xml:space="preserve"> HYPERLINK \l _Toc3303 </w:instrText>
+          </w:r>
+          <w:r>
+            <w:rPr>
+              <w:sz w:val="24"/>
+              <w:szCs w:val="32"/>
+              <w:shd w:val="clear" w:color="auto" w:fill="auto"/>
+            </w:rPr>
+            <w:fldChar w:fldCharType="separate"/>
+          </w:r>
+          <w:r>
+            <w:rPr>
+              <w:rFonts w:cs="宋体"/>
+              <w:sz w:val="24"/>
+              <w:szCs w:val="32"/>
+              <w:shd w:val="clear" w:color="auto" w:fill="auto"/>
+            </w:rPr>
+            <w:t>4.6 工单</w:t>
+          </w:r>
+          <w:r>
+            <w:rPr>
+              <w:rFonts w:hint="eastAsia" w:cs="宋体"/>
+              <w:sz w:val="24"/>
+              <w:szCs w:val="32"/>
+              <w:shd w:val="clear" w:color="auto" w:fill="auto"/>
+              <w:lang w:val="en-US" w:eastAsia="zh-CN"/>
+            </w:rPr>
+            <w:t>抽屉</w:t>
+          </w:r>
+          <w:r>
+            <w:rPr>
+              <w:rFonts w:cs="宋体"/>
+              <w:sz w:val="24"/>
+              <w:szCs w:val="32"/>
+              <w:shd w:val="clear" w:color="auto" w:fill="auto"/>
+            </w:rPr>
+            <w:t>功能</w:t>
+          </w:r>
+          <w:r>
+            <w:rPr>
+              <w:sz w:val="24"/>
+              <w:szCs w:val="32"/>
+              <w:shd w:val="clear" w:color="auto" w:fill="auto"/>
+            </w:rPr>
+            <w:tab/>
+          </w:r>
+          <w:r>
+            <w:rPr>
+              <w:sz w:val="24"/>
+              <w:szCs w:val="32"/>
+              <w:shd w:val="clear" w:color="auto" w:fill="auto"/>
+            </w:rPr>
+            <w:fldChar w:fldCharType="begin"/>
+          </w:r>
+          <w:r>
+            <w:rPr>
+              <w:sz w:val="24"/>
+              <w:szCs w:val="32"/>
+              <w:shd w:val="clear" w:color="auto" w:fill="auto"/>
+            </w:rPr>
+            <w:instrText xml:space="preserve"> PAGEREF _Toc3303 \h </w:instrText>
+          </w:r>
+          <w:r>
+            <w:rPr>
+              <w:sz w:val="24"/>
+              <w:szCs w:val="32"/>
+              <w:shd w:val="clear" w:color="auto" w:fill="auto"/>
+            </w:rPr>
+            <w:fldChar w:fldCharType="separate"/>
+          </w:r>
+          <w:r>
+            <w:rPr>
+              <w:sz w:val="24"/>
+              <w:szCs w:val="32"/>
+              <w:shd w:val="clear" w:color="auto" w:fill="auto"/>
+            </w:rPr>
+            <w:t>13</w:t>
+          </w:r>
+          <w:r>
+            <w:rPr>
+              <w:sz w:val="24"/>
+              <w:szCs w:val="32"/>
+              <w:shd w:val="clear" w:color="auto" w:fill="auto"/>
+            </w:rPr>
+            <w:fldChar w:fldCharType="end"/>
+          </w:r>
+          <w:r>
+            <w:rPr>
+              <w:sz w:val="24"/>
+              <w:szCs w:val="32"/>
+              <w:shd w:val="clear" w:color="auto" w:fill="auto"/>
+            </w:rPr>
+            <w:fldChar w:fldCharType="end"/>
+          </w:r>
+        </w:p>
+        <w:p>
+          <w:pPr>
+            <w:pStyle w:val="8"/>
+            <w:tabs>
+              <w:tab w:val="right" w:leader="dot" w:pos="8306"/>
+            </w:tabs>
+            <w:spacing w:line="360" w:lineRule="auto"/>
+            <w:rPr>
+              <w:sz w:val="24"/>
+              <w:szCs w:val="32"/>
+            </w:rPr>
+          </w:pPr>
+          <w:r>
+            <w:rPr>
+              <w:sz w:val="24"/>
+              <w:szCs w:val="32"/>
+              <w:shd w:val="clear" w:color="auto" w:fill="auto"/>
+            </w:rPr>
+            <w:fldChar w:fldCharType="begin"/>
+          </w:r>
+          <w:r>
+            <w:rPr>
+              <w:sz w:val="24"/>
+              <w:szCs w:val="32"/>
+              <w:shd w:val="clear" w:color="auto" w:fill="auto"/>
+            </w:rPr>
+            <w:instrText xml:space="preserve"> HYPERLINK \l _Toc9906 </w:instrText>
+          </w:r>
+          <w:r>
+            <w:rPr>
+              <w:sz w:val="24"/>
+              <w:szCs w:val="32"/>
+              <w:shd w:val="clear" w:color="auto" w:fill="auto"/>
+            </w:rPr>
+            <w:fldChar w:fldCharType="separate"/>
+          </w:r>
+          <w:r>
+            <w:rPr>
+              <w:rFonts w:cs="宋体"/>
+              <w:b/>
+              <w:bCs/>
+              <w:sz w:val="24"/>
+              <w:szCs w:val="32"/>
+              <w:shd w:val="clear" w:color="auto" w:fill="auto"/>
+            </w:rPr>
+            <w:t>五、需向领导确认的疑问点</w:t>
+          </w:r>
+          <w:r>
+            <w:rPr>
+              <w:sz w:val="24"/>
+              <w:szCs w:val="32"/>
+              <w:shd w:val="clear" w:color="auto" w:fill="auto"/>
+            </w:rPr>
+            <w:tab/>
+          </w:r>
+          <w:r>
+            <w:rPr>
+              <w:sz w:val="24"/>
+              <w:szCs w:val="32"/>
+              <w:shd w:val="clear" w:color="auto" w:fill="auto"/>
+            </w:rPr>
+            <w:fldChar w:fldCharType="begin"/>
+          </w:r>
+          <w:r>
+            <w:rPr>
+              <w:sz w:val="24"/>
+              <w:szCs w:val="32"/>
+              <w:shd w:val="clear" w:color="auto" w:fill="auto"/>
+            </w:rPr>
+            <w:instrText xml:space="preserve"> PAGEREF _Toc9906 \h </w:instrText>
+          </w:r>
+          <w:r>
+            <w:rPr>
+              <w:sz w:val="24"/>
+              <w:szCs w:val="32"/>
+              <w:shd w:val="clear" w:color="auto" w:fill="auto"/>
+            </w:rPr>
+            <w:fldChar w:fldCharType="separate"/>
+          </w:r>
+          <w:r>
+            <w:rPr>
+              <w:sz w:val="24"/>
+              <w:szCs w:val="32"/>
+              <w:shd w:val="clear" w:color="auto" w:fill="auto"/>
+            </w:rPr>
+            <w:t>14</w:t>
+          </w:r>
+          <w:r>
+            <w:rPr>
+              <w:sz w:val="24"/>
+              <w:szCs w:val="32"/>
+              <w:shd w:val="clear" w:color="auto" w:fill="auto"/>
+            </w:rPr>
+            <w:fldChar w:fldCharType="end"/>
+          </w:r>
+          <w:r>
+            <w:rPr>
+              <w:sz w:val="24"/>
+              <w:szCs w:val="32"/>
+              <w:shd w:val="clear" w:color="auto" w:fill="auto"/>
+            </w:rPr>
+            <w:fldChar w:fldCharType="end"/>
+          </w:r>
+        </w:p>
+        <w:p>
+          <w:pPr>
+            <w:spacing w:line="360" w:lineRule="auto"/>
+            <w:rPr>
+              <w:rFonts w:hint="eastAsia" w:ascii="宋体" w:hAnsi="宋体" w:eastAsia="宋体" w:cs="宋体"/>
+              <w:b/>
+              <w:bCs/>
+              <w:color w:val="0F1115"/>
+              <w:kern w:val="0"/>
+              <w:sz w:val="36"/>
+              <w:szCs w:val="36"/>
+              <w:shd w:val="clear" w:color="auto" w:fill="FFFFFF"/>
+              <w:lang w:val="en-US" w:eastAsia="zh-CN" w:bidi="ar-SA"/>
+            </w:rPr>
+          </w:pPr>
+          <w:r>
+            <w:rPr>
+              <w:sz w:val="22"/>
+              <w:szCs w:val="22"/>
+            </w:rPr>
+            <w:fldChar w:fldCharType="end"/>
+          </w:r>
+        </w:p>
+      </w:sdtContent>
+    </w:sdt>
+    <w:p>
+      <w:pPr>
+        <w:widowControl/>
+        <w:shd w:val="clear" w:color="auto" w:fill="FFFFFF"/>
+        <w:spacing w:before="240" w:beforeAutospacing="0" w:after="120" w:afterAutospacing="0"/>
+        <w:jc w:val="left"/>
+        <w:outlineLvl w:val="9"/>
+        <w:rPr>
+          <w:rFonts w:hint="eastAsia" w:ascii="宋体" w:hAnsi="宋体" w:eastAsia="宋体" w:cs="宋体"/>
+          <w:b/>
+          <w:bCs/>
+          <w:color w:val="0F1115"/>
+          <w:kern w:val="0"/>
+          <w:sz w:val="36"/>
+          <w:szCs w:val="36"/>
+          <w:shd w:val="clear" w:color="auto" w:fill="FFFFFF"/>
+          <w:lang w:val="en-US" w:eastAsia="zh-CN" w:bidi="ar-SA"/>
+        </w:rPr>
+      </w:pPr>
+    </w:p>
+    <w:p>
+      <w:pPr>
+        <w:widowControl/>
+        <w:shd w:val="clear" w:color="auto" w:fill="FFFFFF"/>
+        <w:spacing w:before="240" w:beforeAutospacing="0" w:after="120" w:afterAutospacing="0"/>
+        <w:jc w:val="left"/>
+        <w:outlineLvl w:val="9"/>
+        <w:rPr>
+          <w:rFonts w:hint="eastAsia" w:ascii="宋体" w:hAnsi="宋体" w:eastAsia="宋体" w:cs="宋体"/>
+          <w:b/>
+          <w:bCs/>
+          <w:color w:val="0F1115"/>
+          <w:kern w:val="0"/>
+          <w:sz w:val="36"/>
+          <w:szCs w:val="36"/>
+          <w:shd w:val="clear" w:color="auto" w:fill="FFFFFF"/>
+          <w:lang w:val="en-US" w:eastAsia="zh-CN" w:bidi="ar-SA"/>
+        </w:rPr>
+      </w:pPr>
+    </w:p>
+    <w:p>
+      <w:pPr>
+        <w:widowControl/>
+        <w:shd w:val="clear" w:color="auto" w:fill="FFFFFF"/>
+        <w:spacing w:before="240" w:beforeAutospacing="0" w:after="120" w:afterAutospacing="0"/>
+        <w:jc w:val="left"/>
+        <w:outlineLvl w:val="9"/>
+        <w:rPr>
+          <w:rFonts w:hint="eastAsia" w:ascii="宋体" w:hAnsi="宋体" w:eastAsia="宋体" w:cs="宋体"/>
+          <w:b/>
+          <w:bCs/>
+          <w:color w:val="0F1115"/>
+          <w:kern w:val="0"/>
+          <w:sz w:val="36"/>
+          <w:szCs w:val="36"/>
+          <w:shd w:val="clear" w:color="auto" w:fill="FFFFFF"/>
+          <w:lang w:val="en-US" w:eastAsia="zh-CN" w:bidi="ar-SA"/>
+        </w:rPr>
+      </w:pPr>
+    </w:p>
+    <w:p>
+      <w:pPr>
+        <w:widowControl/>
+        <w:shd w:val="clear" w:color="auto" w:fill="FFFFFF"/>
+        <w:spacing w:before="240" w:beforeAutospacing="0" w:after="120" w:afterAutospacing="0"/>
+        <w:jc w:val="left"/>
+        <w:outlineLvl w:val="9"/>
+        <w:rPr>
+          <w:rFonts w:hint="eastAsia" w:ascii="宋体" w:hAnsi="宋体" w:eastAsia="宋体" w:cs="宋体"/>
+          <w:b/>
+          <w:bCs/>
+          <w:color w:val="0F1115"/>
+          <w:kern w:val="0"/>
+          <w:sz w:val="36"/>
+          <w:szCs w:val="36"/>
+          <w:shd w:val="clear" w:color="auto" w:fill="FFFFFF"/>
+          <w:lang w:val="en-US" w:eastAsia="zh-CN" w:bidi="ar-SA"/>
+        </w:rPr>
+      </w:pPr>
+    </w:p>
+    <w:p>
+      <w:pPr>
+        <w:widowControl/>
+        <w:shd w:val="clear" w:color="auto" w:fill="FFFFFF"/>
+        <w:spacing w:before="240" w:beforeAutospacing="0" w:after="120" w:afterAutospacing="0"/>
+        <w:jc w:val="left"/>
+        <w:outlineLvl w:val="9"/>
+        <w:rPr>
+          <w:rFonts w:hint="eastAsia" w:ascii="宋体" w:hAnsi="宋体" w:eastAsia="宋体" w:cs="宋体"/>
+          <w:b/>
+          <w:bCs/>
+          <w:color w:val="0F1115"/>
+          <w:kern w:val="0"/>
+          <w:sz w:val="36"/>
+          <w:szCs w:val="36"/>
+          <w:shd w:val="clear" w:color="auto" w:fill="FFFFFF"/>
+          <w:lang w:val="en-US" w:eastAsia="zh-CN" w:bidi="ar-SA"/>
+        </w:rPr>
+      </w:pPr>
+    </w:p>
+    <w:p>
+      <w:pPr>
+        <w:widowControl/>
+        <w:shd w:val="clear" w:color="auto" w:fill="FFFFFF"/>
+        <w:spacing w:before="240" w:beforeAutospacing="0" w:after="120" w:afterAutospacing="0"/>
+        <w:jc w:val="left"/>
+        <w:outlineLvl w:val="9"/>
+        <w:rPr>
+          <w:rFonts w:hint="eastAsia" w:ascii="宋体" w:hAnsi="宋体" w:eastAsia="宋体" w:cs="宋体"/>
+          <w:b/>
+          <w:bCs/>
+          <w:color w:val="0F1115"/>
+          <w:kern w:val="0"/>
+          <w:sz w:val="36"/>
+          <w:szCs w:val="36"/>
+          <w:shd w:val="clear" w:color="auto" w:fill="FFFFFF"/>
+          <w:lang w:val="en-US" w:eastAsia="zh-CN" w:bidi="ar-SA"/>
+        </w:rPr>
+      </w:pPr>
+    </w:p>
+    <w:p>
+      <w:pPr>
+        <w:widowControl/>
+        <w:shd w:val="clear" w:color="auto" w:fill="FFFFFF"/>
+        <w:spacing w:before="240" w:beforeAutospacing="0" w:after="120" w:afterAutospacing="0"/>
+        <w:jc w:val="left"/>
+        <w:outlineLvl w:val="9"/>
+        <w:rPr>
+          <w:rFonts w:hint="eastAsia" w:ascii="宋体" w:hAnsi="宋体" w:eastAsia="宋体" w:cs="宋体"/>
+          <w:b/>
+          <w:bCs/>
+          <w:color w:val="0F1115"/>
+          <w:kern w:val="0"/>
+          <w:sz w:val="36"/>
+          <w:szCs w:val="36"/>
+          <w:shd w:val="clear" w:color="auto" w:fill="FFFFFF"/>
+          <w:lang w:val="en-US" w:eastAsia="zh-CN" w:bidi="ar-SA"/>
+        </w:rPr>
+      </w:pPr>
+    </w:p>
+    <w:p>
+      <w:pPr>
+        <w:widowControl/>
+        <w:shd w:val="clear" w:color="auto" w:fill="FFFFFF"/>
+        <w:spacing w:before="240" w:beforeAutospacing="0" w:after="120" w:afterAutospacing="0"/>
+        <w:jc w:val="left"/>
+        <w:outlineLvl w:val="9"/>
+        <w:rPr>
+          <w:rFonts w:hint="eastAsia" w:ascii="宋体" w:hAnsi="宋体" w:eastAsia="宋体" w:cs="宋体"/>
+          <w:b/>
+          <w:bCs/>
+          <w:color w:val="0F1115"/>
+          <w:kern w:val="0"/>
+          <w:sz w:val="36"/>
+          <w:szCs w:val="36"/>
+          <w:shd w:val="clear" w:color="auto" w:fill="FFFFFF"/>
+          <w:lang w:val="en-US" w:eastAsia="zh-CN" w:bidi="ar-SA"/>
+        </w:rPr>
+      </w:pPr>
+    </w:p>
+    <w:p>
+      <w:pPr>
+        <w:widowControl/>
+        <w:shd w:val="clear" w:color="auto" w:fill="FFFFFF"/>
+        <w:spacing w:before="240" w:beforeAutospacing="0" w:after="120" w:afterAutospacing="0"/>
+        <w:jc w:val="left"/>
+        <w:outlineLvl w:val="9"/>
+        <w:rPr>
+          <w:rFonts w:hint="eastAsia" w:ascii="宋体" w:hAnsi="宋体" w:eastAsia="宋体" w:cs="宋体"/>
+          <w:b/>
+          <w:bCs/>
+          <w:color w:val="0F1115"/>
+          <w:kern w:val="0"/>
+          <w:sz w:val="36"/>
+          <w:szCs w:val="36"/>
+          <w:shd w:val="clear" w:color="auto" w:fill="FFFFFF"/>
+          <w:lang w:val="en-US" w:eastAsia="zh-CN" w:bidi="ar-SA"/>
         </w:rPr>
       </w:pPr>
     </w:p>
@@ -490,447 +2529,13 @@
         <w:widowControl/>
         <w:shd w:val="clear" w:color="auto" w:fill="FFFFFF"/>
         <w:spacing w:before="240" w:beforeAutospacing="0" w:after="120" w:afterAutospacing="0"/>
+        <w:outlineLvl w:val="0"/>
         <w:rPr>
           <w:rFonts w:cs="宋体"/>
           <w:color w:val="0F1115"/>
-          <w:shd w:val="clear" w:color="auto" w:fill="FFFFFF"/>
         </w:rPr>
       </w:pPr>
-    </w:p>
-    <w:p>
-      <w:pPr>
-        <w:pStyle w:val="3"/>
-        <w:widowControl/>
-        <w:shd w:val="clear" w:color="auto" w:fill="FFFFFF"/>
-        <w:spacing w:before="240" w:beforeAutospacing="0" w:after="120" w:afterAutospacing="0"/>
-        <w:rPr>
-          <w:rFonts w:cs="宋体"/>
-          <w:color w:val="0F1115"/>
-          <w:shd w:val="clear" w:color="auto" w:fill="FFFFFF"/>
-        </w:rPr>
-      </w:pPr>
-    </w:p>
-    <w:p>
-      <w:pPr>
-        <w:pStyle w:val="3"/>
-        <w:widowControl/>
-        <w:shd w:val="clear" w:color="auto" w:fill="FFFFFF"/>
-        <w:spacing w:before="240" w:beforeAutospacing="0" w:after="120" w:afterAutospacing="0"/>
-        <w:rPr>
-          <w:rFonts w:cs="宋体"/>
-          <w:color w:val="0F1115"/>
-          <w:shd w:val="clear" w:color="auto" w:fill="FFFFFF"/>
-        </w:rPr>
-      </w:pPr>
-    </w:p>
-    <w:p>
-      <w:pPr>
-        <w:pStyle w:val="3"/>
-        <w:widowControl/>
-        <w:shd w:val="clear" w:color="auto" w:fill="FFFFFF"/>
-        <w:spacing w:before="240" w:beforeAutospacing="0" w:after="120" w:afterAutospacing="0"/>
-        <w:rPr>
-          <w:rFonts w:cs="宋体"/>
-          <w:color w:val="0F1115"/>
-          <w:shd w:val="clear" w:color="auto" w:fill="FFFFFF"/>
-        </w:rPr>
-      </w:pPr>
-    </w:p>
-    <w:p>
-      <w:pPr>
-        <w:pStyle w:val="3"/>
-        <w:widowControl/>
-        <w:shd w:val="clear" w:color="auto" w:fill="FFFFFF"/>
-        <w:spacing w:before="240" w:beforeAutospacing="0" w:after="120" w:afterAutospacing="0"/>
-        <w:rPr>
-          <w:rFonts w:cs="宋体"/>
-          <w:color w:val="0F1115"/>
-          <w:shd w:val="clear" w:color="auto" w:fill="FFFFFF"/>
-        </w:rPr>
-      </w:pPr>
-    </w:p>
-    <w:p>
-      <w:pPr>
-        <w:pStyle w:val="3"/>
-        <w:widowControl/>
-        <w:shd w:val="clear" w:color="auto" w:fill="FFFFFF"/>
-        <w:spacing w:before="240" w:beforeAutospacing="0" w:after="120" w:afterAutospacing="0"/>
-        <w:rPr>
-          <w:rFonts w:cs="宋体"/>
-          <w:color w:val="0F1115"/>
-          <w:shd w:val="clear" w:color="auto" w:fill="FFFFFF"/>
-        </w:rPr>
-      </w:pPr>
-    </w:p>
-    <w:p>
-      <w:pPr>
-        <w:pStyle w:val="3"/>
-        <w:widowControl/>
-        <w:shd w:val="clear" w:color="auto" w:fill="FFFFFF"/>
-        <w:spacing w:before="240" w:beforeAutospacing="0" w:after="120" w:afterAutospacing="0"/>
-        <w:rPr>
-          <w:rFonts w:cs="宋体"/>
-          <w:color w:val="0F1115"/>
-          <w:kern w:val="2"/>
-          <w:sz w:val="24"/>
-          <w:szCs w:val="24"/>
-          <w:shd w:val="clear" w:color="auto" w:fill="FFFFFF"/>
-        </w:rPr>
-      </w:pPr>
-      <w:r>
-        <w:rPr>
-          <w:rFonts w:cs="宋体"/>
-          <w:color w:val="0F1115"/>
-          <w:shd w:val="clear" w:color="auto" w:fill="FFFFFF"/>
-        </w:rPr>
-        <w:t>目录</w:t>
-      </w:r>
-    </w:p>
-    <w:p>
-      <w:pPr>
-        <w:pStyle w:val="6"/>
-        <w:widowControl/>
-        <w:shd w:val="clear" w:color="auto" w:fill="FFFFFF"/>
-        <w:spacing w:before="120" w:after="120"/>
-        <w:rPr>
-          <w:rFonts w:hint="eastAsia" w:ascii="宋体" w:hAnsi="宋体" w:eastAsia="宋体" w:cs="宋体"/>
-          <w:color w:val="0F1115"/>
-          <w:sz w:val="28"/>
-          <w:szCs w:val="28"/>
-          <w:shd w:val="clear" w:color="auto" w:fill="FFFFFF"/>
-        </w:rPr>
-      </w:pPr>
-      <w:r>
-        <w:rPr>
-          <w:rFonts w:hint="eastAsia" w:ascii="宋体" w:hAnsi="宋体" w:eastAsia="宋体" w:cs="宋体"/>
-          <w:color w:val="0F1115"/>
-          <w:sz w:val="28"/>
-          <w:szCs w:val="28"/>
-          <w:shd w:val="clear" w:color="auto" w:fill="FFFFFF"/>
-        </w:rPr>
-        <w:t>1.</w:t>
-      </w:r>
-      <w:r>
-        <w:rPr>
-          <w:rFonts w:hint="eastAsia" w:ascii="宋体" w:hAnsi="宋体" w:eastAsia="宋体" w:cs="宋体"/>
-          <w:sz w:val="28"/>
-          <w:szCs w:val="28"/>
-        </w:rPr>
-        <w:t>背景与现存问题</w:t>
-      </w:r>
-    </w:p>
-    <w:p>
-      <w:pPr>
-        <w:pStyle w:val="6"/>
-        <w:widowControl/>
-        <w:shd w:val="clear" w:color="auto" w:fill="FFFFFF"/>
-        <w:spacing w:before="120" w:after="120"/>
-        <w:rPr>
-          <w:rFonts w:hint="eastAsia" w:ascii="宋体" w:hAnsi="宋体" w:eastAsia="宋体" w:cs="宋体"/>
-          <w:color w:val="0F1115"/>
-          <w:sz w:val="28"/>
-          <w:szCs w:val="28"/>
-          <w:shd w:val="clear" w:color="auto" w:fill="FFFFFF"/>
-        </w:rPr>
-      </w:pPr>
-      <w:r>
-        <w:rPr>
-          <w:rFonts w:hint="eastAsia" w:ascii="宋体" w:hAnsi="宋体" w:eastAsia="宋体" w:cs="宋体"/>
-          <w:color w:val="0F1115"/>
-          <w:sz w:val="28"/>
-          <w:szCs w:val="28"/>
-          <w:shd w:val="clear" w:color="auto" w:fill="FFFFFF"/>
-        </w:rPr>
-        <w:t>2.</w:t>
-      </w:r>
-      <w:r>
-        <w:rPr>
-          <w:rFonts w:hint="eastAsia" w:ascii="宋体" w:hAnsi="宋体" w:eastAsia="宋体" w:cs="宋体"/>
-          <w:sz w:val="28"/>
-          <w:szCs w:val="28"/>
-        </w:rPr>
-        <w:t>岗位角色划分及工作职责</w:t>
-      </w:r>
-    </w:p>
-    <w:p>
-      <w:pPr>
-        <w:pStyle w:val="6"/>
-        <w:widowControl/>
-        <w:shd w:val="clear" w:color="auto" w:fill="FFFFFF"/>
-        <w:spacing w:before="120" w:after="120"/>
-        <w:rPr>
-          <w:rFonts w:hint="eastAsia" w:ascii="宋体" w:hAnsi="宋体" w:eastAsia="宋体" w:cs="宋体"/>
-          <w:color w:val="0F1115"/>
-          <w:sz w:val="28"/>
-          <w:szCs w:val="28"/>
-          <w:shd w:val="clear" w:color="auto" w:fill="FFFFFF"/>
-        </w:rPr>
-      </w:pPr>
-      <w:r>
-        <w:rPr>
-          <w:rFonts w:hint="eastAsia" w:ascii="宋体" w:hAnsi="宋体" w:eastAsia="宋体" w:cs="宋体"/>
-          <w:color w:val="0F1115"/>
-          <w:sz w:val="28"/>
-          <w:szCs w:val="28"/>
-          <w:shd w:val="clear" w:color="auto" w:fill="FFFFFF"/>
-        </w:rPr>
-        <w:t>3.</w:t>
-      </w:r>
-      <w:r>
-        <w:rPr>
-          <w:rFonts w:hint="eastAsia" w:ascii="宋体" w:hAnsi="宋体" w:eastAsia="宋体" w:cs="宋体"/>
-          <w:sz w:val="28"/>
-          <w:szCs w:val="28"/>
-        </w:rPr>
-        <w:t>各角色权限对照表</w:t>
-      </w:r>
-    </w:p>
-    <w:p>
-      <w:pPr>
-        <w:pStyle w:val="6"/>
-        <w:widowControl/>
-        <w:shd w:val="clear" w:color="auto" w:fill="FFFFFF"/>
-        <w:spacing w:before="120" w:after="120"/>
-        <w:rPr>
-          <w:rFonts w:hint="eastAsia" w:ascii="宋体" w:hAnsi="宋体" w:eastAsia="宋体" w:cs="宋体"/>
-          <w:color w:val="0F1115"/>
-          <w:sz w:val="28"/>
-          <w:szCs w:val="28"/>
-          <w:shd w:val="clear" w:color="auto" w:fill="FFFFFF"/>
-        </w:rPr>
-      </w:pPr>
-      <w:r>
-        <w:rPr>
-          <w:rFonts w:hint="eastAsia" w:ascii="宋体" w:hAnsi="宋体" w:eastAsia="宋体" w:cs="宋体"/>
-          <w:color w:val="0F1115"/>
-          <w:sz w:val="28"/>
-          <w:szCs w:val="28"/>
-          <w:shd w:val="clear" w:color="auto" w:fill="FFFFFF"/>
-        </w:rPr>
-        <w:t>4.</w:t>
-      </w:r>
-      <w:r>
-        <w:rPr>
-          <w:rFonts w:hint="eastAsia" w:ascii="宋体" w:hAnsi="宋体" w:eastAsia="宋体" w:cs="宋体"/>
-          <w:sz w:val="28"/>
-          <w:szCs w:val="28"/>
-        </w:rPr>
-        <w:t>需要新增的系统功能</w:t>
-      </w:r>
-    </w:p>
-    <w:p>
-      <w:pPr>
-        <w:pStyle w:val="6"/>
-        <w:widowControl/>
-        <w:shd w:val="clear" w:color="auto" w:fill="FFFFFF"/>
-        <w:spacing w:before="120" w:after="120"/>
-        <w:rPr>
-          <w:rFonts w:hint="eastAsia" w:ascii="宋体" w:hAnsi="宋体" w:eastAsia="宋体" w:cs="宋体"/>
-          <w:color w:val="0F1115"/>
-          <w:sz w:val="28"/>
-          <w:szCs w:val="28"/>
-          <w:shd w:val="clear" w:color="auto" w:fill="FFFFFF"/>
-        </w:rPr>
-      </w:pPr>
-      <w:r>
-        <w:rPr>
-          <w:rFonts w:hint="eastAsia" w:ascii="宋体" w:hAnsi="宋体" w:eastAsia="宋体" w:cs="宋体"/>
-          <w:color w:val="0F1115"/>
-          <w:sz w:val="28"/>
-          <w:szCs w:val="28"/>
-          <w:shd w:val="clear" w:color="auto" w:fill="FFFFFF"/>
-        </w:rPr>
-        <w:t>5.</w:t>
-      </w:r>
-      <w:r>
-        <w:rPr>
-          <w:rFonts w:hint="eastAsia" w:ascii="宋体" w:hAnsi="宋体" w:eastAsia="宋体" w:cs="宋体"/>
-          <w:sz w:val="28"/>
-          <w:szCs w:val="28"/>
-        </w:rPr>
-        <w:t>需向领导确认的疑问点</w:t>
-      </w:r>
-    </w:p>
-    <w:p>
-      <w:pPr>
-        <w:pStyle w:val="3"/>
-        <w:widowControl/>
-        <w:shd w:val="clear" w:color="auto" w:fill="FFFFFF"/>
-        <w:spacing w:before="240" w:beforeAutospacing="0" w:after="120" w:afterAutospacing="0"/>
-        <w:rPr>
-          <w:rFonts w:cs="宋体"/>
-          <w:color w:val="0F1115"/>
-          <w:shd w:val="clear" w:color="auto" w:fill="FFFFFF"/>
-        </w:rPr>
-      </w:pPr>
-    </w:p>
-    <w:p>
-      <w:pPr>
-        <w:pStyle w:val="3"/>
-        <w:widowControl/>
-        <w:shd w:val="clear" w:color="auto" w:fill="FFFFFF"/>
-        <w:spacing w:before="240" w:beforeAutospacing="0" w:after="120" w:afterAutospacing="0"/>
-        <w:rPr>
-          <w:rFonts w:cs="宋体"/>
-          <w:color w:val="0F1115"/>
-          <w:shd w:val="clear" w:color="auto" w:fill="FFFFFF"/>
-        </w:rPr>
-      </w:pPr>
-    </w:p>
-    <w:p>
-      <w:pPr>
-        <w:pStyle w:val="3"/>
-        <w:widowControl/>
-        <w:shd w:val="clear" w:color="auto" w:fill="FFFFFF"/>
-        <w:spacing w:before="240" w:beforeAutospacing="0" w:after="120" w:afterAutospacing="0"/>
-        <w:rPr>
-          <w:rFonts w:cs="宋体"/>
-          <w:color w:val="0F1115"/>
-          <w:shd w:val="clear" w:color="auto" w:fill="FFFFFF"/>
-        </w:rPr>
-      </w:pPr>
-    </w:p>
-    <w:p>
-      <w:pPr>
-        <w:pStyle w:val="3"/>
-        <w:widowControl/>
-        <w:shd w:val="clear" w:color="auto" w:fill="FFFFFF"/>
-        <w:spacing w:before="240" w:beforeAutospacing="0" w:after="120" w:afterAutospacing="0"/>
-        <w:rPr>
-          <w:rFonts w:cs="宋体"/>
-          <w:color w:val="0F1115"/>
-          <w:shd w:val="clear" w:color="auto" w:fill="FFFFFF"/>
-        </w:rPr>
-      </w:pPr>
-    </w:p>
-    <w:p>
-      <w:pPr>
-        <w:pStyle w:val="3"/>
-        <w:widowControl/>
-        <w:shd w:val="clear" w:color="auto" w:fill="FFFFFF"/>
-        <w:spacing w:before="240" w:beforeAutospacing="0" w:after="120" w:afterAutospacing="0"/>
-        <w:rPr>
-          <w:rFonts w:cs="宋体"/>
-          <w:color w:val="0F1115"/>
-          <w:shd w:val="clear" w:color="auto" w:fill="FFFFFF"/>
-        </w:rPr>
-      </w:pPr>
-    </w:p>
-    <w:p>
-      <w:pPr>
-        <w:pStyle w:val="3"/>
-        <w:widowControl/>
-        <w:shd w:val="clear" w:color="auto" w:fill="FFFFFF"/>
-        <w:spacing w:before="240" w:beforeAutospacing="0" w:after="120" w:afterAutospacing="0"/>
-        <w:rPr>
-          <w:rFonts w:cs="宋体"/>
-          <w:color w:val="0F1115"/>
-          <w:shd w:val="clear" w:color="auto" w:fill="FFFFFF"/>
-        </w:rPr>
-      </w:pPr>
-    </w:p>
-    <w:p>
-      <w:pPr>
-        <w:pStyle w:val="3"/>
-        <w:widowControl/>
-        <w:shd w:val="clear" w:color="auto" w:fill="FFFFFF"/>
-        <w:spacing w:before="240" w:beforeAutospacing="0" w:after="120" w:afterAutospacing="0"/>
-        <w:rPr>
-          <w:rFonts w:cs="宋体"/>
-          <w:color w:val="0F1115"/>
-          <w:shd w:val="clear" w:color="auto" w:fill="FFFFFF"/>
-        </w:rPr>
-      </w:pPr>
-    </w:p>
-    <w:p>
-      <w:pPr>
-        <w:pStyle w:val="3"/>
-        <w:widowControl/>
-        <w:shd w:val="clear" w:color="auto" w:fill="FFFFFF"/>
-        <w:spacing w:before="240" w:beforeAutospacing="0" w:after="120" w:afterAutospacing="0"/>
-        <w:rPr>
-          <w:rFonts w:cs="宋体"/>
-          <w:color w:val="0F1115"/>
-          <w:shd w:val="clear" w:color="auto" w:fill="FFFFFF"/>
-        </w:rPr>
-      </w:pPr>
-    </w:p>
-    <w:p>
-      <w:pPr>
-        <w:pStyle w:val="3"/>
-        <w:widowControl/>
-        <w:shd w:val="clear" w:color="auto" w:fill="FFFFFF"/>
-        <w:spacing w:before="240" w:beforeAutospacing="0" w:after="120" w:afterAutospacing="0"/>
-        <w:rPr>
-          <w:rFonts w:cs="宋体"/>
-          <w:color w:val="0F1115"/>
-          <w:shd w:val="clear" w:color="auto" w:fill="FFFFFF"/>
-        </w:rPr>
-      </w:pPr>
-    </w:p>
-    <w:p>
-      <w:pPr>
-        <w:pStyle w:val="3"/>
-        <w:widowControl/>
-        <w:shd w:val="clear" w:color="auto" w:fill="FFFFFF"/>
-        <w:spacing w:before="240" w:beforeAutospacing="0" w:after="120" w:afterAutospacing="0"/>
-        <w:rPr>
-          <w:rFonts w:cs="宋体"/>
-          <w:color w:val="0F1115"/>
-          <w:shd w:val="clear" w:color="auto" w:fill="FFFFFF"/>
-        </w:rPr>
-      </w:pPr>
-    </w:p>
-    <w:p>
-      <w:pPr>
-        <w:pStyle w:val="3"/>
-        <w:widowControl/>
-        <w:shd w:val="clear" w:color="auto" w:fill="FFFFFF"/>
-        <w:spacing w:before="240" w:beforeAutospacing="0" w:after="120" w:afterAutospacing="0"/>
-        <w:rPr>
-          <w:rFonts w:cs="宋体"/>
-          <w:color w:val="0F1115"/>
-          <w:shd w:val="clear" w:color="auto" w:fill="FFFFFF"/>
-        </w:rPr>
-      </w:pPr>
-    </w:p>
-    <w:p>
-      <w:pPr>
-        <w:pStyle w:val="3"/>
-        <w:widowControl/>
-        <w:shd w:val="clear" w:color="auto" w:fill="FFFFFF"/>
-        <w:spacing w:before="240" w:beforeAutospacing="0" w:after="120" w:afterAutospacing="0"/>
-        <w:rPr>
-          <w:rFonts w:cs="宋体"/>
-          <w:color w:val="0F1115"/>
-          <w:shd w:val="clear" w:color="auto" w:fill="FFFFFF"/>
-        </w:rPr>
-      </w:pPr>
-    </w:p>
-    <w:p>
-      <w:pPr>
-        <w:pStyle w:val="3"/>
-        <w:widowControl/>
-        <w:shd w:val="clear" w:color="auto" w:fill="FFFFFF"/>
-        <w:spacing w:before="240" w:beforeAutospacing="0" w:after="120" w:afterAutospacing="0"/>
-        <w:rPr>
-          <w:rFonts w:cs="宋体"/>
-          <w:color w:val="0F1115"/>
-          <w:shd w:val="clear" w:color="auto" w:fill="FFFFFF"/>
-        </w:rPr>
-      </w:pPr>
-    </w:p>
-    <w:p>
-      <w:pPr>
-        <w:pStyle w:val="3"/>
-        <w:widowControl/>
-        <w:shd w:val="clear" w:color="auto" w:fill="FFFFFF"/>
-        <w:spacing w:before="240" w:beforeAutospacing="0" w:after="120" w:afterAutospacing="0"/>
-        <w:rPr>
-          <w:rFonts w:cs="宋体"/>
-          <w:color w:val="0F1115"/>
-        </w:rPr>
-      </w:pPr>
+      <w:bookmarkStart w:id="0" w:name="_Toc23123"/>
       <w:r>
         <w:rPr>
           <w:rFonts w:cs="宋体"/>
@@ -939,6 +2544,7 @@
         </w:rPr>
         <w:t>一、背景与现存问题</w:t>
       </w:r>
+      <w:bookmarkEnd w:id="0"/>
     </w:p>
     <w:p>
       <w:pPr>
@@ -946,12 +2552,14 @@
         <w:widowControl/>
         <w:shd w:val="clear" w:color="auto" w:fill="FFFFFF"/>
         <w:spacing w:before="240" w:beforeAutospacing="0" w:after="120" w:afterAutospacing="0"/>
+        <w:outlineLvl w:val="1"/>
         <w:rPr>
           <w:rFonts w:cs="宋体"/>
           <w:color w:val="0F1115"/>
           <w:shd w:val="clear" w:color="auto" w:fill="FFFFFF"/>
         </w:rPr>
       </w:pPr>
+      <w:bookmarkStart w:id="1" w:name="_Toc28341"/>
       <w:r>
         <w:rPr>
           <w:rFonts w:cs="宋体"/>
@@ -960,10 +2568,11 @@
         </w:rPr>
         <w:t>1.1 当前现状</w:t>
       </w:r>
+      <w:bookmarkEnd w:id="1"/>
     </w:p>
     <w:p>
       <w:pPr>
-        <w:pStyle w:val="6"/>
+        <w:pStyle w:val="10"/>
         <w:widowControl/>
         <w:shd w:val="clear" w:color="auto" w:fill="FFFFFF"/>
         <w:spacing w:before="120" w:after="120"/>
@@ -990,7 +2599,7 @@
     </w:p>
     <w:p>
       <w:pPr>
-        <w:pStyle w:val="6"/>
+        <w:pStyle w:val="10"/>
         <w:widowControl/>
         <w:numPr>
           <w:ilvl w:val="0"/>
@@ -1015,7 +2624,7 @@
     </w:p>
     <w:p>
       <w:pPr>
-        <w:pStyle w:val="6"/>
+        <w:pStyle w:val="10"/>
         <w:widowControl/>
         <w:shd w:val="clear" w:color="auto" w:fill="FFFFFF"/>
         <w:spacing w:before="120" w:after="120" w:line="120" w:lineRule="auto"/>
@@ -1047,7 +2656,7 @@
                     </pic:cNvPicPr>
                   </pic:nvPicPr>
                   <pic:blipFill>
-                    <a:blip r:embed="rId4"/>
+                    <a:blip r:embed="rId6"/>
                     <a:stretch>
                       <a:fillRect/>
                     </a:stretch>
@@ -1074,7 +2683,7 @@
     </w:p>
     <w:p>
       <w:pPr>
-        <w:pStyle w:val="6"/>
+        <w:pStyle w:val="10"/>
         <w:widowControl/>
         <w:numPr>
           <w:ilvl w:val="0"/>
@@ -1099,7 +2708,7 @@
     </w:p>
     <w:p>
       <w:pPr>
-        <w:pStyle w:val="6"/>
+        <w:pStyle w:val="10"/>
         <w:widowControl/>
         <w:shd w:val="clear" w:color="auto" w:fill="FFFFFF"/>
         <w:spacing w:before="120" w:after="120" w:line="120" w:lineRule="auto"/>
@@ -1128,7 +2737,7 @@
                     </pic:cNvPicPr>
                   </pic:nvPicPr>
                   <pic:blipFill>
-                    <a:blip r:embed="rId5"/>
+                    <a:blip r:embed="rId7"/>
                     <a:stretch>
                       <a:fillRect/>
                     </a:stretch>
@@ -1155,7 +2764,7 @@
     </w:p>
     <w:p>
       <w:pPr>
-        <w:pStyle w:val="6"/>
+        <w:pStyle w:val="10"/>
         <w:widowControl/>
         <w:numPr>
           <w:ilvl w:val="0"/>
@@ -1180,7 +2789,7 @@
     </w:p>
     <w:p>
       <w:pPr>
-        <w:pStyle w:val="6"/>
+        <w:pStyle w:val="10"/>
         <w:widowControl/>
         <w:shd w:val="clear" w:color="auto" w:fill="FFFFFF"/>
         <w:spacing w:before="120" w:after="120" w:line="120" w:lineRule="auto"/>
@@ -1209,7 +2818,7 @@
                     </pic:cNvPicPr>
                   </pic:nvPicPr>
                   <pic:blipFill>
-                    <a:blip r:embed="rId6"/>
+                    <a:blip r:embed="rId8"/>
                     <a:stretch>
                       <a:fillRect/>
                     </a:stretch>
@@ -1236,7 +2845,7 @@
     </w:p>
     <w:p>
       <w:pPr>
-        <w:pStyle w:val="6"/>
+        <w:pStyle w:val="10"/>
         <w:widowControl/>
         <w:numPr>
           <w:ilvl w:val="0"/>
@@ -1261,7 +2870,7 @@
     </w:p>
     <w:p>
       <w:pPr>
-        <w:pStyle w:val="6"/>
+        <w:pStyle w:val="10"/>
         <w:widowControl/>
         <w:shd w:val="clear" w:color="auto" w:fill="FFFFFF"/>
         <w:spacing w:before="120" w:after="120" w:line="120" w:lineRule="auto"/>
@@ -1290,7 +2899,7 @@
                     </pic:cNvPicPr>
                   </pic:nvPicPr>
                   <pic:blipFill>
-                    <a:blip r:embed="rId7"/>
+                    <a:blip r:embed="rId9"/>
                     <a:stretch>
                       <a:fillRect/>
                     </a:stretch>
@@ -1317,7 +2926,7 @@
     </w:p>
     <w:p>
       <w:pPr>
-        <w:pStyle w:val="6"/>
+        <w:pStyle w:val="10"/>
         <w:widowControl/>
         <w:numPr>
           <w:ilvl w:val="0"/>
@@ -1342,7 +2951,7 @@
     </w:p>
     <w:p>
       <w:pPr>
-        <w:pStyle w:val="6"/>
+        <w:pStyle w:val="10"/>
         <w:widowControl/>
         <w:shd w:val="clear" w:color="auto" w:fill="FFFFFF"/>
         <w:spacing w:before="120" w:after="120" w:line="120" w:lineRule="auto"/>
@@ -1371,7 +2980,7 @@
                     </pic:cNvPicPr>
                   </pic:nvPicPr>
                   <pic:blipFill>
-                    <a:blip r:embed="rId8"/>
+                    <a:blip r:embed="rId10"/>
                     <a:stretch>
                       <a:fillRect/>
                     </a:stretch>
@@ -1398,7 +3007,7 @@
     </w:p>
     <w:p>
       <w:pPr>
-        <w:pStyle w:val="6"/>
+        <w:pStyle w:val="10"/>
         <w:widowControl/>
         <w:shd w:val="clear" w:color="auto" w:fill="FFFFFF"/>
         <w:spacing w:before="120" w:after="120" w:line="120" w:lineRule="auto"/>
@@ -1419,7 +3028,7 @@
     </w:p>
     <w:p>
       <w:pPr>
-        <w:pStyle w:val="6"/>
+        <w:pStyle w:val="10"/>
         <w:widowControl/>
         <w:shd w:val="clear" w:color="auto" w:fill="FFFFFF"/>
         <w:spacing w:before="120" w:after="120"/>
@@ -1448,7 +3057,7 @@
                     </pic:cNvPicPr>
                   </pic:nvPicPr>
                   <pic:blipFill>
-                    <a:blip r:embed="rId9"/>
+                    <a:blip r:embed="rId11"/>
                     <a:stretch>
                       <a:fillRect/>
                     </a:stretch>
@@ -1475,7 +3084,7 @@
     </w:p>
     <w:p>
       <w:pPr>
-        <w:pStyle w:val="6"/>
+        <w:pStyle w:val="10"/>
         <w:widowControl/>
         <w:shd w:val="clear" w:color="auto" w:fill="FFFFFF"/>
         <w:spacing w:before="120" w:after="120"/>
@@ -1500,12 +3109,14 @@
         <w:widowControl/>
         <w:shd w:val="clear" w:color="auto" w:fill="FFFFFF"/>
         <w:spacing w:before="240" w:beforeAutospacing="0" w:after="120" w:afterAutospacing="0"/>
+        <w:outlineLvl w:val="1"/>
         <w:rPr>
           <w:rFonts w:cs="宋体"/>
           <w:color w:val="0F1115"/>
           <w:shd w:val="clear" w:color="auto" w:fill="FFFFFF"/>
         </w:rPr>
       </w:pPr>
+      <w:bookmarkStart w:id="2" w:name="_Toc11811"/>
       <w:r>
         <w:rPr>
           <w:rFonts w:cs="宋体"/>
@@ -1514,10 +3125,11 @@
         </w:rPr>
         <w:t>1.2 问题与挑战</w:t>
       </w:r>
+      <w:bookmarkEnd w:id="2"/>
     </w:p>
     <w:p>
       <w:pPr>
-        <w:pStyle w:val="6"/>
+        <w:pStyle w:val="10"/>
         <w:widowControl/>
         <w:shd w:val="clear" w:color="auto" w:fill="FFFFFF"/>
         <w:spacing w:before="120" w:after="120"/>
@@ -1572,6 +3184,40 @@
         </w:rPr>
         <w:t>：客服人员需要跟踪工单进度，无需接触底层配置（协议/测点/规则等）而管理层需要直观的宏观数据报表，不需要操作具体配置；</w:t>
       </w:r>
+    </w:p>
+    <w:p>
+      <w:pPr>
+        <w:widowControl/>
+        <w:numPr>
+          <w:ilvl w:val="0"/>
+          <w:numId w:val="0"/>
+        </w:numPr>
+        <w:snapToGrid w:val="0"/>
+        <w:jc w:val="left"/>
+        <w:rPr>
+          <w:rFonts w:hint="eastAsia" w:ascii="宋体" w:hAnsi="宋体" w:eastAsia="宋体" w:cs="宋体"/>
+          <w:color w:val="0F1115"/>
+          <w:sz w:val="24"/>
+          <w:shd w:val="clear" w:color="auto" w:fill="FFFFFF"/>
+        </w:rPr>
+      </w:pPr>
+    </w:p>
+    <w:p>
+      <w:pPr>
+        <w:widowControl/>
+        <w:numPr>
+          <w:ilvl w:val="0"/>
+          <w:numId w:val="0"/>
+        </w:numPr>
+        <w:snapToGrid w:val="0"/>
+        <w:jc w:val="left"/>
+        <w:rPr>
+          <w:rFonts w:hint="eastAsia" w:ascii="宋体" w:hAnsi="宋体" w:eastAsia="宋体" w:cs="宋体"/>
+          <w:color w:val="0F1115"/>
+          <w:sz w:val="24"/>
+          <w:shd w:val="clear" w:color="auto" w:fill="FFFFFF"/>
+        </w:rPr>
+      </w:pPr>
       <w:r>
         <w:rPr>
           <w:rFonts w:hint="eastAsia" w:ascii="宋体" w:hAnsi="宋体" w:eastAsia="宋体" w:cs="宋体"/>
@@ -1642,6 +3288,40 @@
         </w:rPr>
         <w:t>：系统缺乏统一的账号权限管理机制，存在误操作风险；</w:t>
       </w:r>
+    </w:p>
+    <w:p>
+      <w:pPr>
+        <w:widowControl/>
+        <w:numPr>
+          <w:ilvl w:val="0"/>
+          <w:numId w:val="0"/>
+        </w:numPr>
+        <w:snapToGrid w:val="0"/>
+        <w:jc w:val="left"/>
+        <w:rPr>
+          <w:rFonts w:hint="eastAsia" w:ascii="宋体" w:hAnsi="宋体" w:eastAsia="宋体" w:cs="宋体"/>
+          <w:color w:val="0F1115"/>
+          <w:sz w:val="24"/>
+          <w:shd w:val="clear" w:color="auto" w:fill="FFFFFF"/>
+        </w:rPr>
+      </w:pPr>
+    </w:p>
+    <w:p>
+      <w:pPr>
+        <w:widowControl/>
+        <w:numPr>
+          <w:ilvl w:val="0"/>
+          <w:numId w:val="0"/>
+        </w:numPr>
+        <w:snapToGrid w:val="0"/>
+        <w:jc w:val="left"/>
+        <w:rPr>
+          <w:rFonts w:hint="eastAsia" w:ascii="宋体" w:hAnsi="宋体" w:eastAsia="宋体" w:cs="宋体"/>
+          <w:color w:val="0F1115"/>
+          <w:sz w:val="24"/>
+          <w:shd w:val="clear" w:color="auto" w:fill="FFFFFF"/>
+        </w:rPr>
+      </w:pPr>
       <w:r>
         <w:rPr>
           <w:rFonts w:hint="eastAsia" w:ascii="宋体" w:hAnsi="宋体" w:eastAsia="宋体" w:cs="宋体"/>
@@ -1712,6 +3392,40 @@
         </w:rPr>
         <w:t>：工单流转缺少“指派”和“状态协同”，无法多人协作；</w:t>
       </w:r>
+    </w:p>
+    <w:p>
+      <w:pPr>
+        <w:widowControl/>
+        <w:numPr>
+          <w:ilvl w:val="0"/>
+          <w:numId w:val="0"/>
+        </w:numPr>
+        <w:snapToGrid w:val="0"/>
+        <w:jc w:val="left"/>
+        <w:rPr>
+          <w:rFonts w:hint="eastAsia" w:ascii="宋体" w:hAnsi="宋体" w:eastAsia="宋体" w:cs="宋体"/>
+          <w:color w:val="0F1115"/>
+          <w:sz w:val="24"/>
+          <w:shd w:val="clear" w:color="auto" w:fill="FFFFFF"/>
+        </w:rPr>
+      </w:pPr>
+    </w:p>
+    <w:p>
+      <w:pPr>
+        <w:widowControl/>
+        <w:numPr>
+          <w:ilvl w:val="0"/>
+          <w:numId w:val="0"/>
+        </w:numPr>
+        <w:snapToGrid w:val="0"/>
+        <w:jc w:val="left"/>
+        <w:rPr>
+          <w:rFonts w:hint="eastAsia" w:ascii="宋体" w:hAnsi="宋体" w:eastAsia="宋体" w:cs="宋体"/>
+          <w:color w:val="0F1115"/>
+          <w:sz w:val="24"/>
+          <w:shd w:val="clear" w:color="auto" w:fill="FFFFFF"/>
+        </w:rPr>
+      </w:pPr>
       <w:r>
         <w:rPr>
           <w:rFonts w:hint="eastAsia" w:ascii="宋体" w:hAnsi="宋体" w:eastAsia="宋体" w:cs="宋体"/>
@@ -1749,7 +3463,12 @@
     <w:p>
       <w:pPr>
         <w:widowControl/>
+        <w:numPr>
+          <w:ilvl w:val="0"/>
+          <w:numId w:val="2"/>
+        </w:numPr>
         <w:snapToGrid w:val="0"/>
+        <w:ind w:left="0" w:leftChars="0" w:firstLine="0" w:firstLineChars="0"/>
         <w:jc w:val="left"/>
         <w:rPr>
           <w:rFonts w:hint="eastAsia" w:ascii="宋体" w:hAnsi="宋体" w:eastAsia="宋体" w:cs="宋体"/>
@@ -1767,7 +3486,7 @@
           <w:sz w:val="24"/>
           <w:shd w:val="clear" w:color="auto" w:fill="FFFFFF"/>
         </w:rPr>
-        <w:t>4. 问题描述</w:t>
+        <w:t>问题描述</w:t>
       </w:r>
       <w:r>
         <w:rPr>
@@ -1778,6 +3497,44 @@
         </w:rPr>
         <w:t>：没有操作审计日志，问题发生后无法追溯责任人；</w:t>
       </w:r>
+    </w:p>
+    <w:p>
+      <w:pPr>
+        <w:widowControl/>
+        <w:numPr>
+          <w:ilvl w:val="0"/>
+          <w:numId w:val="0"/>
+        </w:numPr>
+        <w:snapToGrid w:val="0"/>
+        <w:ind w:leftChars="0"/>
+        <w:jc w:val="left"/>
+        <w:rPr>
+          <w:rFonts w:hint="eastAsia" w:ascii="宋体" w:hAnsi="宋体" w:eastAsia="宋体" w:cs="宋体"/>
+          <w:b/>
+          <w:bCs/>
+          <w:color w:val="0F1115"/>
+          <w:sz w:val="24"/>
+          <w:shd w:val="clear" w:color="auto" w:fill="FFFFFF"/>
+        </w:rPr>
+      </w:pPr>
+    </w:p>
+    <w:p>
+      <w:pPr>
+        <w:widowControl/>
+        <w:numPr>
+          <w:ilvl w:val="0"/>
+          <w:numId w:val="0"/>
+        </w:numPr>
+        <w:snapToGrid w:val="0"/>
+        <w:ind w:leftChars="0"/>
+        <w:jc w:val="left"/>
+        <w:rPr>
+          <w:rFonts w:hint="eastAsia" w:ascii="宋体" w:hAnsi="宋体" w:eastAsia="宋体" w:cs="宋体"/>
+          <w:color w:val="0F1115"/>
+          <w:sz w:val="24"/>
+          <w:shd w:val="clear" w:color="auto" w:fill="FFFFFF"/>
+        </w:rPr>
+      </w:pPr>
       <w:r>
         <w:rPr>
           <w:rFonts w:hint="eastAsia" w:ascii="宋体" w:hAnsi="宋体" w:eastAsia="宋体" w:cs="宋体"/>
@@ -1805,12 +3562,14 @@
         <w:widowControl/>
         <w:shd w:val="clear" w:color="auto" w:fill="FFFFFF"/>
         <w:spacing w:before="240" w:beforeAutospacing="0" w:after="120" w:afterAutospacing="0"/>
+        <w:outlineLvl w:val="1"/>
         <w:rPr>
           <w:rFonts w:cs="宋体"/>
           <w:color w:val="0F1115"/>
           <w:shd w:val="clear" w:color="auto" w:fill="FFFFFF"/>
         </w:rPr>
       </w:pPr>
+      <w:bookmarkStart w:id="3" w:name="_Toc4939"/>
       <w:r>
         <w:rPr>
           <w:rFonts w:cs="宋体"/>
@@ -1819,10 +3578,11 @@
         </w:rPr>
         <w:t>1.3 目标</w:t>
       </w:r>
+      <w:bookmarkEnd w:id="3"/>
     </w:p>
     <w:p>
       <w:pPr>
-        <w:pStyle w:val="6"/>
+        <w:pStyle w:val="10"/>
         <w:widowControl/>
         <w:shd w:val="clear" w:color="auto" w:fill="FFFFFF"/>
         <w:spacing w:before="120" w:after="120"/>
@@ -1861,7 +3621,7 @@
     </w:p>
     <w:p>
       <w:pPr>
-        <w:pStyle w:val="6"/>
+        <w:pStyle w:val="10"/>
         <w:widowControl/>
         <w:shd w:val="clear" w:color="auto" w:fill="FFFFFF"/>
         <w:spacing w:before="120" w:after="120"/>
@@ -1882,7 +3642,7 @@
     </w:p>
     <w:p>
       <w:pPr>
-        <w:pStyle w:val="6"/>
+        <w:pStyle w:val="10"/>
         <w:widowControl/>
         <w:shd w:val="clear" w:color="auto" w:fill="FFFFFF"/>
         <w:spacing w:before="120" w:after="120"/>
@@ -1903,7 +3663,7 @@
     </w:p>
     <w:p>
       <w:pPr>
-        <w:pStyle w:val="6"/>
+        <w:pStyle w:val="10"/>
         <w:widowControl/>
         <w:shd w:val="clear" w:color="auto" w:fill="FFFFFF"/>
         <w:spacing w:before="120" w:after="120"/>
@@ -1927,7 +3687,7 @@
                     </pic:cNvPicPr>
                   </pic:nvPicPr>
                   <pic:blipFill>
-                    <a:blip r:embed="rId10"/>
+                    <a:blip r:embed="rId12"/>
                     <a:stretch>
                       <a:fillRect/>
                     </a:stretch>
@@ -1954,7 +3714,87 @@
     </w:p>
     <w:p>
       <w:pPr>
-        <w:pStyle w:val="6"/>
+        <w:pStyle w:val="10"/>
+        <w:widowControl/>
+        <w:shd w:val="clear" w:color="auto" w:fill="FFFFFF"/>
+        <w:spacing w:before="120" w:after="120"/>
+      </w:pPr>
+    </w:p>
+    <w:p>
+      <w:pPr>
+        <w:pStyle w:val="10"/>
+        <w:widowControl/>
+        <w:shd w:val="clear" w:color="auto" w:fill="FFFFFF"/>
+        <w:spacing w:before="120" w:after="120"/>
+      </w:pPr>
+    </w:p>
+    <w:p>
+      <w:pPr>
+        <w:pStyle w:val="10"/>
+        <w:widowControl/>
+        <w:shd w:val="clear" w:color="auto" w:fill="FFFFFF"/>
+        <w:spacing w:before="120" w:after="120"/>
+      </w:pPr>
+    </w:p>
+    <w:p>
+      <w:pPr>
+        <w:pStyle w:val="10"/>
+        <w:widowControl/>
+        <w:shd w:val="clear" w:color="auto" w:fill="FFFFFF"/>
+        <w:spacing w:before="120" w:after="120"/>
+      </w:pPr>
+    </w:p>
+    <w:p>
+      <w:pPr>
+        <w:pStyle w:val="10"/>
+        <w:widowControl/>
+        <w:shd w:val="clear" w:color="auto" w:fill="FFFFFF"/>
+        <w:spacing w:before="120" w:after="120"/>
+      </w:pPr>
+    </w:p>
+    <w:p>
+      <w:pPr>
+        <w:pStyle w:val="10"/>
+        <w:widowControl/>
+        <w:shd w:val="clear" w:color="auto" w:fill="FFFFFF"/>
+        <w:spacing w:before="120" w:after="120"/>
+      </w:pPr>
+    </w:p>
+    <w:p>
+      <w:pPr>
+        <w:pStyle w:val="10"/>
+        <w:widowControl/>
+        <w:shd w:val="clear" w:color="auto" w:fill="FFFFFF"/>
+        <w:spacing w:before="120" w:after="120"/>
+      </w:pPr>
+    </w:p>
+    <w:p>
+      <w:pPr>
+        <w:pStyle w:val="10"/>
+        <w:widowControl/>
+        <w:shd w:val="clear" w:color="auto" w:fill="FFFFFF"/>
+        <w:spacing w:before="120" w:after="120"/>
+      </w:pPr>
+    </w:p>
+    <w:p>
+      <w:pPr>
+        <w:pStyle w:val="10"/>
+        <w:widowControl/>
+        <w:shd w:val="clear" w:color="auto" w:fill="FFFFFF"/>
+        <w:spacing w:before="120" w:after="120"/>
+      </w:pPr>
+    </w:p>
+    <w:p>
+      <w:pPr>
+        <w:pStyle w:val="10"/>
+        <w:widowControl/>
+        <w:shd w:val="clear" w:color="auto" w:fill="FFFFFF"/>
+        <w:spacing w:before="120" w:after="120"/>
+      </w:pPr>
+    </w:p>
+    <w:p>
+      <w:pPr>
+        <w:pStyle w:val="10"/>
         <w:widowControl/>
         <w:shd w:val="clear" w:color="auto" w:fill="FFFFFF"/>
         <w:spacing w:before="120" w:after="120"/>
@@ -1970,7 +3810,7 @@
     </w:p>
     <w:p>
       <w:pPr>
-        <w:pStyle w:val="6"/>
+        <w:pStyle w:val="10"/>
         <w:widowControl/>
         <w:shd w:val="clear" w:color="auto" w:fill="FFFFFF"/>
         <w:spacing w:before="120" w:after="120"/>
@@ -1994,7 +3834,7 @@
                     </pic:cNvPicPr>
                   </pic:nvPicPr>
                   <pic:blipFill>
-                    <a:blip r:embed="rId11"/>
+                    <a:blip r:embed="rId13"/>
                     <a:stretch>
                       <a:fillRect/>
                     </a:stretch>
@@ -2021,7 +3861,7 @@
     </w:p>
     <w:p>
       <w:pPr>
-        <w:pStyle w:val="6"/>
+        <w:pStyle w:val="10"/>
         <w:widowControl/>
         <w:shd w:val="clear" w:color="auto" w:fill="FFFFFF"/>
         <w:spacing w:before="120" w:after="120"/>
@@ -2037,7 +3877,7 @@
     </w:p>
     <w:p>
       <w:pPr>
-        <w:pStyle w:val="6"/>
+        <w:pStyle w:val="10"/>
         <w:widowControl/>
         <w:shd w:val="clear" w:color="auto" w:fill="FFFFFF"/>
         <w:spacing w:before="120" w:after="120"/>
@@ -2061,7 +3901,7 @@
                     </pic:cNvPicPr>
                   </pic:nvPicPr>
                   <pic:blipFill>
-                    <a:blip r:embed="rId12"/>
+                    <a:blip r:embed="rId14"/>
                     <a:stretch>
                       <a:fillRect/>
                     </a:stretch>
@@ -2088,7 +3928,7 @@
     </w:p>
     <w:p>
       <w:pPr>
-        <w:pStyle w:val="6"/>
+        <w:pStyle w:val="10"/>
         <w:widowControl/>
         <w:shd w:val="clear" w:color="auto" w:fill="FFFFFF"/>
         <w:spacing w:before="120" w:after="120"/>
@@ -2104,7 +3944,7 @@
     </w:p>
     <w:p>
       <w:pPr>
-        <w:pStyle w:val="6"/>
+        <w:pStyle w:val="10"/>
         <w:widowControl/>
         <w:shd w:val="clear" w:color="auto" w:fill="FFFFFF"/>
         <w:spacing w:before="120" w:after="120"/>
@@ -2128,7 +3968,7 @@
                     </pic:cNvPicPr>
                   </pic:nvPicPr>
                   <pic:blipFill>
-                    <a:blip r:embed="rId13"/>
+                    <a:blip r:embed="rId15"/>
                     <a:stretch>
                       <a:fillRect/>
                     </a:stretch>
@@ -2155,7 +3995,7 @@
     </w:p>
     <w:p>
       <w:pPr>
-        <w:pStyle w:val="6"/>
+        <w:pStyle w:val="10"/>
         <w:widowControl/>
         <w:shd w:val="clear" w:color="auto" w:fill="FFFFFF"/>
         <w:spacing w:before="120" w:after="120"/>
@@ -2175,7 +4015,7 @@
     </w:p>
     <w:p>
       <w:pPr>
-        <w:pStyle w:val="6"/>
+        <w:pStyle w:val="10"/>
         <w:widowControl/>
         <w:shd w:val="clear" w:color="auto" w:fill="FFFFFF"/>
         <w:spacing w:before="120" w:after="120"/>
@@ -2199,7 +4039,7 @@
                     </pic:cNvPicPr>
                   </pic:nvPicPr>
                   <pic:blipFill>
-                    <a:blip r:embed="rId14"/>
+                    <a:blip r:embed="rId16"/>
                     <a:stretch>
                       <a:fillRect/>
                     </a:stretch>
@@ -2226,7 +4066,7 @@
     </w:p>
     <w:p>
       <w:pPr>
-        <w:pStyle w:val="6"/>
+        <w:pStyle w:val="10"/>
         <w:widowControl/>
         <w:shd w:val="clear" w:color="auto" w:fill="FFFFFF"/>
         <w:spacing w:before="120" w:after="120"/>
@@ -2239,7 +4079,7 @@
     </w:p>
     <w:p>
       <w:pPr>
-        <w:pStyle w:val="6"/>
+        <w:pStyle w:val="10"/>
         <w:widowControl/>
         <w:shd w:val="clear" w:color="auto" w:fill="FFFFFF"/>
         <w:spacing w:before="120" w:after="120"/>
@@ -2260,7 +4100,7 @@
     </w:p>
     <w:p>
       <w:pPr>
-        <w:pStyle w:val="6"/>
+        <w:pStyle w:val="10"/>
         <w:widowControl/>
         <w:shd w:val="clear" w:color="auto" w:fill="FFFFFF"/>
         <w:spacing w:before="120" w:after="120"/>
@@ -2272,16 +4112,29 @@
       </w:pPr>
       <w:r>
         <w:rPr>
-          <w:rFonts w:hint="eastAsia"/>
-          <w:sz w:val="21"/>
-          <w:szCs w:val="21"/>
-        </w:rPr>
-        <w:t>管理者界面</w:t>
+          <w:rFonts w:hint="eastAsia" w:ascii="宋体" w:hAnsi="宋体" w:eastAsia="宋体" w:cs="宋体"/>
+          <w:color w:val="0F1115"/>
+          <w:shd w:val="clear" w:color="auto" w:fill="FFFFFF"/>
+        </w:rPr>
+        <w:t>3.协同工作流：以工单为主线，串联客服、现场巡检</w:t>
       </w:r>
     </w:p>
     <w:p>
       <w:pPr>
-        <w:pStyle w:val="6"/>
+        <w:pStyle w:val="10"/>
+        <w:widowControl/>
+        <w:shd w:val="clear" w:color="auto" w:fill="FFFFFF"/>
+        <w:spacing w:before="120" w:after="120"/>
+        <w:rPr>
+          <w:rFonts w:hint="eastAsia" w:ascii="宋体" w:hAnsi="宋体" w:eastAsia="宋体" w:cs="宋体"/>
+          <w:color w:val="0F1115"/>
+          <w:shd w:val="clear" w:color="auto" w:fill="FFFFFF"/>
+        </w:rPr>
+      </w:pPr>
+    </w:p>
+    <w:p>
+      <w:pPr>
+        <w:pStyle w:val="10"/>
         <w:widowControl/>
         <w:shd w:val="clear" w:color="auto" w:fill="FFFFFF"/>
         <w:spacing w:before="120" w:after="120"/>
@@ -2289,9 +4142,9 @@
       <w:r>
         <w:drawing>
           <wp:inline distT="0" distB="0" distL="114300" distR="114300">
-            <wp:extent cx="5262245" cy="2522855"/>
-            <wp:effectExtent l="0" t="0" r="5080" b="1270"/>
-            <wp:docPr id="19" name="图片 4"/>
+            <wp:extent cx="5232400" cy="3535045"/>
+            <wp:effectExtent l="0" t="0" r="6350" b="8255"/>
+            <wp:docPr id="9" name="图片 1"/>
             <wp:cNvGraphicFramePr>
               <a:graphicFrameLocks xmlns:a="http://schemas.openxmlformats.org/drawingml/2006/main" noChangeAspect="1"/>
             </wp:cNvGraphicFramePr>
@@ -2299,13 +4152,13 @@
               <a:graphicData uri="http://schemas.openxmlformats.org/drawingml/2006/picture">
                 <pic:pic xmlns:pic="http://schemas.openxmlformats.org/drawingml/2006/picture">
                   <pic:nvPicPr>
-                    <pic:cNvPr id="19" name="图片 4"/>
+                    <pic:cNvPr id="9" name="图片 1"/>
                     <pic:cNvPicPr>
                       <a:picLocks noChangeAspect="1"/>
                     </pic:cNvPicPr>
                   </pic:nvPicPr>
                   <pic:blipFill>
-                    <a:blip r:embed="rId10"/>
+                    <a:blip r:embed="rId17"/>
                     <a:stretch>
                       <a:fillRect/>
                     </a:stretch>
@@ -2313,7 +4166,7 @@
                   <pic:spPr>
                     <a:xfrm>
                       <a:off x="0" y="0"/>
-                      <a:ext cx="5262245" cy="2522855"/>
+                      <a:ext cx="5232400" cy="3535045"/>
                     </a:xfrm>
                     <a:prstGeom prst="rect">
                       <a:avLst/>
@@ -2332,376 +4185,7 @@
     </w:p>
     <w:p>
       <w:pPr>
-        <w:pStyle w:val="6"/>
-        <w:widowControl/>
-        <w:shd w:val="clear" w:color="auto" w:fill="FFFFFF"/>
-        <w:spacing w:before="120" w:after="120"/>
-      </w:pPr>
-      <w:r>
-        <w:rPr>
-          <w:rFonts w:hint="eastAsia"/>
-          <w:sz w:val="21"/>
-          <w:szCs w:val="21"/>
-        </w:rPr>
-        <w:t>系统管理员界面</w:t>
-      </w:r>
-    </w:p>
-    <w:p>
-      <w:pPr>
-        <w:pStyle w:val="6"/>
-        <w:widowControl/>
-        <w:shd w:val="clear" w:color="auto" w:fill="FFFFFF"/>
-        <w:spacing w:before="120" w:after="120"/>
-      </w:pPr>
-      <w:r>
-        <w:drawing>
-          <wp:inline distT="0" distB="0" distL="114300" distR="114300">
-            <wp:extent cx="5269865" cy="2522855"/>
-            <wp:effectExtent l="0" t="0" r="6985" b="1270"/>
-            <wp:docPr id="20" name="图片 2"/>
-            <wp:cNvGraphicFramePr>
-              <a:graphicFrameLocks xmlns:a="http://schemas.openxmlformats.org/drawingml/2006/main" noChangeAspect="1"/>
-            </wp:cNvGraphicFramePr>
-            <a:graphic xmlns:a="http://schemas.openxmlformats.org/drawingml/2006/main">
-              <a:graphicData uri="http://schemas.openxmlformats.org/drawingml/2006/picture">
-                <pic:pic xmlns:pic="http://schemas.openxmlformats.org/drawingml/2006/picture">
-                  <pic:nvPicPr>
-                    <pic:cNvPr id="20" name="图片 2"/>
-                    <pic:cNvPicPr>
-                      <a:picLocks noChangeAspect="1"/>
-                    </pic:cNvPicPr>
-                  </pic:nvPicPr>
-                  <pic:blipFill>
-                    <a:blip r:embed="rId11"/>
-                    <a:stretch>
-                      <a:fillRect/>
-                    </a:stretch>
-                  </pic:blipFill>
-                  <pic:spPr>
-                    <a:xfrm>
-                      <a:off x="0" y="0"/>
-                      <a:ext cx="5269865" cy="2522855"/>
-                    </a:xfrm>
-                    <a:prstGeom prst="rect">
-                      <a:avLst/>
-                    </a:prstGeom>
-                    <a:noFill/>
-                    <a:ln>
-                      <a:noFill/>
-                    </a:ln>
-                  </pic:spPr>
-                </pic:pic>
-              </a:graphicData>
-            </a:graphic>
-          </wp:inline>
-        </w:drawing>
-      </w:r>
-    </w:p>
-    <w:p>
-      <w:pPr>
-        <w:pStyle w:val="6"/>
-        <w:widowControl/>
-        <w:shd w:val="clear" w:color="auto" w:fill="FFFFFF"/>
-        <w:spacing w:before="120" w:after="120"/>
-      </w:pPr>
-      <w:r>
-        <w:rPr>
-          <w:rFonts w:hint="eastAsia"/>
-          <w:sz w:val="21"/>
-          <w:szCs w:val="21"/>
-        </w:rPr>
-        <w:t>运维工程师界面</w:t>
-      </w:r>
-    </w:p>
-    <w:p>
-      <w:pPr>
-        <w:pStyle w:val="6"/>
-        <w:widowControl/>
-        <w:shd w:val="clear" w:color="auto" w:fill="FFFFFF"/>
-        <w:spacing w:before="120" w:after="120"/>
-      </w:pPr>
-      <w:r>
-        <w:drawing>
-          <wp:inline distT="0" distB="0" distL="114300" distR="114300">
-            <wp:extent cx="5272405" cy="2536825"/>
-            <wp:effectExtent l="0" t="0" r="4445" b="6350"/>
-            <wp:docPr id="21" name="图片 5"/>
-            <wp:cNvGraphicFramePr>
-              <a:graphicFrameLocks xmlns:a="http://schemas.openxmlformats.org/drawingml/2006/main" noChangeAspect="1"/>
-            </wp:cNvGraphicFramePr>
-            <a:graphic xmlns:a="http://schemas.openxmlformats.org/drawingml/2006/main">
-              <a:graphicData uri="http://schemas.openxmlformats.org/drawingml/2006/picture">
-                <pic:pic xmlns:pic="http://schemas.openxmlformats.org/drawingml/2006/picture">
-                  <pic:nvPicPr>
-                    <pic:cNvPr id="21" name="图片 5"/>
-                    <pic:cNvPicPr>
-                      <a:picLocks noChangeAspect="1"/>
-                    </pic:cNvPicPr>
-                  </pic:nvPicPr>
-                  <pic:blipFill>
-                    <a:blip r:embed="rId12"/>
-                    <a:stretch>
-                      <a:fillRect/>
-                    </a:stretch>
-                  </pic:blipFill>
-                  <pic:spPr>
-                    <a:xfrm>
-                      <a:off x="0" y="0"/>
-                      <a:ext cx="5272405" cy="2536825"/>
-                    </a:xfrm>
-                    <a:prstGeom prst="rect">
-                      <a:avLst/>
-                    </a:prstGeom>
-                    <a:noFill/>
-                    <a:ln>
-                      <a:noFill/>
-                    </a:ln>
-                  </pic:spPr>
-                </pic:pic>
-              </a:graphicData>
-            </a:graphic>
-          </wp:inline>
-        </w:drawing>
-      </w:r>
-    </w:p>
-    <w:p>
-      <w:pPr>
-        <w:pStyle w:val="6"/>
-        <w:widowControl/>
-        <w:shd w:val="clear" w:color="auto" w:fill="FFFFFF"/>
-        <w:spacing w:before="120" w:after="120"/>
-      </w:pPr>
-      <w:r>
-        <w:rPr>
-          <w:rFonts w:hint="eastAsia"/>
-          <w:sz w:val="21"/>
-          <w:szCs w:val="21"/>
-        </w:rPr>
-        <w:t>客服界面</w:t>
-      </w:r>
-    </w:p>
-    <w:p>
-      <w:pPr>
-        <w:pStyle w:val="6"/>
-        <w:widowControl/>
-        <w:shd w:val="clear" w:color="auto" w:fill="FFFFFF"/>
-        <w:spacing w:before="120" w:after="120"/>
-      </w:pPr>
-      <w:r>
-        <w:drawing>
-          <wp:inline distT="0" distB="0" distL="114300" distR="114300">
-            <wp:extent cx="5266690" cy="2498090"/>
-            <wp:effectExtent l="0" t="0" r="635" b="6985"/>
-            <wp:docPr id="22" name="图片 22"/>
-            <wp:cNvGraphicFramePr>
-              <a:graphicFrameLocks xmlns:a="http://schemas.openxmlformats.org/drawingml/2006/main" noChangeAspect="1"/>
-            </wp:cNvGraphicFramePr>
-            <a:graphic xmlns:a="http://schemas.openxmlformats.org/drawingml/2006/main">
-              <a:graphicData uri="http://schemas.openxmlformats.org/drawingml/2006/picture">
-                <pic:pic xmlns:pic="http://schemas.openxmlformats.org/drawingml/2006/picture">
-                  <pic:nvPicPr>
-                    <pic:cNvPr id="22" name="图片 22"/>
-                    <pic:cNvPicPr>
-                      <a:picLocks noChangeAspect="1"/>
-                    </pic:cNvPicPr>
-                  </pic:nvPicPr>
-                  <pic:blipFill>
-                    <a:blip r:embed="rId13"/>
-                    <a:stretch>
-                      <a:fillRect/>
-                    </a:stretch>
-                  </pic:blipFill>
-                  <pic:spPr>
-                    <a:xfrm>
-                      <a:off x="0" y="0"/>
-                      <a:ext cx="5266690" cy="2498090"/>
-                    </a:xfrm>
-                    <a:prstGeom prst="rect">
-                      <a:avLst/>
-                    </a:prstGeom>
-                    <a:noFill/>
-                    <a:ln>
-                      <a:noFill/>
-                    </a:ln>
-                  </pic:spPr>
-                </pic:pic>
-              </a:graphicData>
-            </a:graphic>
-          </wp:inline>
-        </w:drawing>
-      </w:r>
-    </w:p>
-    <w:p>
-      <w:pPr>
-        <w:pStyle w:val="6"/>
-        <w:widowControl/>
-        <w:shd w:val="clear" w:color="auto" w:fill="FFFFFF"/>
-        <w:spacing w:before="120" w:after="120"/>
-        <w:rPr>
-          <w:sz w:val="21"/>
-          <w:szCs w:val="21"/>
-        </w:rPr>
-      </w:pPr>
-      <w:r>
-        <w:rPr>
-          <w:rFonts w:hint="eastAsia"/>
-          <w:sz w:val="21"/>
-          <w:szCs w:val="21"/>
-        </w:rPr>
-        <w:t>现场巡检界面</w:t>
-      </w:r>
-    </w:p>
-    <w:p>
-      <w:pPr>
-        <w:pStyle w:val="6"/>
-        <w:widowControl/>
-        <w:shd w:val="clear" w:color="auto" w:fill="FFFFFF"/>
-        <w:spacing w:before="120" w:after="120"/>
-      </w:pPr>
-      <w:r>
-        <w:drawing>
-          <wp:inline distT="0" distB="0" distL="114300" distR="114300">
-            <wp:extent cx="5262245" cy="2526665"/>
-            <wp:effectExtent l="0" t="0" r="5080" b="6985"/>
-            <wp:docPr id="23" name="图片 6"/>
-            <wp:cNvGraphicFramePr>
-              <a:graphicFrameLocks xmlns:a="http://schemas.openxmlformats.org/drawingml/2006/main" noChangeAspect="1"/>
-            </wp:cNvGraphicFramePr>
-            <a:graphic xmlns:a="http://schemas.openxmlformats.org/drawingml/2006/main">
-              <a:graphicData uri="http://schemas.openxmlformats.org/drawingml/2006/picture">
-                <pic:pic xmlns:pic="http://schemas.openxmlformats.org/drawingml/2006/picture">
-                  <pic:nvPicPr>
-                    <pic:cNvPr id="23" name="图片 6"/>
-                    <pic:cNvPicPr>
-                      <a:picLocks noChangeAspect="1"/>
-                    </pic:cNvPicPr>
-                  </pic:nvPicPr>
-                  <pic:blipFill>
-                    <a:blip r:embed="rId14"/>
-                    <a:stretch>
-                      <a:fillRect/>
-                    </a:stretch>
-                  </pic:blipFill>
-                  <pic:spPr>
-                    <a:xfrm>
-                      <a:off x="0" y="0"/>
-                      <a:ext cx="5262245" cy="2526665"/>
-                    </a:xfrm>
-                    <a:prstGeom prst="rect">
-                      <a:avLst/>
-                    </a:prstGeom>
-                    <a:noFill/>
-                    <a:ln>
-                      <a:noFill/>
-                    </a:ln>
-                  </pic:spPr>
-                </pic:pic>
-              </a:graphicData>
-            </a:graphic>
-          </wp:inline>
-        </w:drawing>
-      </w:r>
-    </w:p>
-    <w:p>
-      <w:pPr>
-        <w:pStyle w:val="6"/>
-        <w:widowControl/>
-        <w:shd w:val="clear" w:color="auto" w:fill="FFFFFF"/>
-        <w:spacing w:before="120" w:after="120"/>
-        <w:rPr>
-          <w:rFonts w:hint="eastAsia" w:ascii="宋体" w:hAnsi="宋体" w:eastAsia="宋体" w:cs="宋体"/>
-          <w:color w:val="0F1115"/>
-          <w:shd w:val="clear" w:color="auto" w:fill="FFFFFF"/>
-        </w:rPr>
-      </w:pPr>
-    </w:p>
-    <w:p>
-      <w:pPr>
-        <w:pStyle w:val="6"/>
-        <w:widowControl/>
-        <w:shd w:val="clear" w:color="auto" w:fill="FFFFFF"/>
-        <w:spacing w:before="120" w:after="120"/>
-        <w:rPr>
-          <w:rFonts w:hint="eastAsia" w:ascii="宋体" w:hAnsi="宋体" w:eastAsia="宋体" w:cs="宋体"/>
-          <w:color w:val="0F1115"/>
-          <w:shd w:val="clear" w:color="auto" w:fill="FFFFFF"/>
-        </w:rPr>
-      </w:pPr>
-      <w:r>
-        <w:rPr>
-          <w:rFonts w:hint="eastAsia" w:ascii="宋体" w:hAnsi="宋体" w:eastAsia="宋体" w:cs="宋体"/>
-          <w:color w:val="0F1115"/>
-          <w:shd w:val="clear" w:color="auto" w:fill="FFFFFF"/>
-        </w:rPr>
-        <w:t>3.协同工作流：以工单为主线，串联客服、现场巡检</w:t>
-      </w:r>
-    </w:p>
-    <w:p>
-      <w:pPr>
-        <w:pStyle w:val="6"/>
-        <w:widowControl/>
-        <w:shd w:val="clear" w:color="auto" w:fill="FFFFFF"/>
-        <w:spacing w:before="120" w:after="120"/>
-        <w:rPr>
-          <w:rFonts w:hint="eastAsia" w:ascii="宋体" w:hAnsi="宋体" w:eastAsia="宋体" w:cs="宋体"/>
-          <w:color w:val="0F1115"/>
-          <w:shd w:val="clear" w:color="auto" w:fill="FFFFFF"/>
-        </w:rPr>
-      </w:pPr>
-    </w:p>
-    <w:p>
-      <w:pPr>
-        <w:pStyle w:val="6"/>
-        <w:widowControl/>
-        <w:shd w:val="clear" w:color="auto" w:fill="FFFFFF"/>
-        <w:spacing w:before="120" w:after="120"/>
-      </w:pPr>
-      <w:r>
-        <w:rPr>
-          <w:rFonts w:hint="eastAsia"/>
-        </w:rPr>
-        <w:drawing>
-          <wp:inline distT="0" distB="0" distL="114300" distR="114300">
-            <wp:extent cx="5259705" cy="3555365"/>
-            <wp:effectExtent l="0" t="0" r="7620" b="6985"/>
-            <wp:docPr id="27" name="图片 27" descr="IBMS系统工单流程"/>
-            <wp:cNvGraphicFramePr>
-              <a:graphicFrameLocks xmlns:a="http://schemas.openxmlformats.org/drawingml/2006/main" noChangeAspect="1"/>
-            </wp:cNvGraphicFramePr>
-            <a:graphic xmlns:a="http://schemas.openxmlformats.org/drawingml/2006/main">
-              <a:graphicData uri="http://schemas.openxmlformats.org/drawingml/2006/picture">
-                <pic:pic xmlns:pic="http://schemas.openxmlformats.org/drawingml/2006/picture">
-                  <pic:nvPicPr>
-                    <pic:cNvPr id="27" name="图片 27" descr="IBMS系统工单流程"/>
-                    <pic:cNvPicPr>
-                      <a:picLocks noChangeAspect="1"/>
-                    </pic:cNvPicPr>
-                  </pic:nvPicPr>
-                  <pic:blipFill>
-                    <a:blip r:embed="rId15"/>
-                    <a:stretch>
-                      <a:fillRect/>
-                    </a:stretch>
-                  </pic:blipFill>
-                  <pic:spPr>
-                    <a:xfrm>
-                      <a:off x="0" y="0"/>
-                      <a:ext cx="5259705" cy="3555365"/>
-                    </a:xfrm>
-                    <a:prstGeom prst="rect">
-                      <a:avLst/>
-                    </a:prstGeom>
-                  </pic:spPr>
-                </pic:pic>
-              </a:graphicData>
-            </a:graphic>
-          </wp:inline>
-        </w:drawing>
-      </w:r>
-    </w:p>
-    <w:p>
-      <w:pPr>
-        <w:pStyle w:val="6"/>
+        <w:pStyle w:val="10"/>
         <w:widowControl/>
         <w:shd w:val="clear" w:color="auto" w:fill="FFFFFF"/>
         <w:spacing w:before="120" w:after="120"/>
@@ -2717,12 +4201,14 @@
         </w:numPr>
         <w:shd w:val="clear" w:color="auto" w:fill="FFFFFF"/>
         <w:spacing w:before="240" w:beforeAutospacing="0" w:after="120" w:afterAutospacing="0"/>
+        <w:outlineLvl w:val="0"/>
         <w:rPr>
           <w:rFonts w:cs="宋体"/>
           <w:color w:val="0F1115"/>
           <w:shd w:val="clear" w:color="auto" w:fill="FFFFFF"/>
         </w:rPr>
       </w:pPr>
+      <w:bookmarkStart w:id="4" w:name="_Toc28140"/>
       <w:r>
         <w:rPr>
           <w:rFonts w:cs="宋体"/>
@@ -2731,6 +4217,7 @@
         </w:rPr>
         <w:t>岗位角色划分及工作职责</w:t>
       </w:r>
+      <w:bookmarkEnd w:id="4"/>
     </w:p>
     <w:p/>
     <w:p>
@@ -2739,6 +4226,7 @@
         <w:widowControl/>
         <w:shd w:val="clear" w:color="auto" w:fill="FFFFFF"/>
         <w:spacing w:before="240" w:beforeAutospacing="0" w:after="120" w:afterAutospacing="0"/>
+        <w:outlineLvl w:val="9"/>
         <w:rPr>
           <w:rFonts w:cs="宋体"/>
           <w:color w:val="0F1115"/>
@@ -2756,7 +4244,7 @@
     </w:p>
     <w:tbl>
       <w:tblPr>
-        <w:tblStyle w:val="7"/>
+        <w:tblStyle w:val="11"/>
         <w:tblW w:w="8456" w:type="dxa"/>
         <w:jc w:val="center"/>
         <w:tblLayout w:type="autofit"/>
@@ -3581,14 +5069,21 @@
     </w:tbl>
     <w:p>
       <w:pPr>
-        <w:pStyle w:val="3"/>
         <w:widowControl/>
         <w:shd w:val="clear" w:color="auto" w:fill="FFFFFF"/>
         <w:spacing w:before="240" w:beforeAutospacing="0" w:after="120" w:afterAutospacing="0"/>
-        <w:rPr>
-          <w:rFonts w:cs="宋体"/>
-          <w:color w:val="0F1115"/>
-          <w:shd w:val="clear" w:color="auto" w:fill="FFFFFF"/>
+        <w:jc w:val="left"/>
+        <w:outlineLvl w:val="9"/>
+        <w:rPr>
+          <w:rFonts w:hint="eastAsia" w:ascii="宋体" w:hAnsi="宋体" w:eastAsia="宋体" w:cs="宋体"/>
+          <w:b/>
+          <w:bCs/>
+          <w:color w:val="0F1115"/>
+          <w:kern w:val="0"/>
+          <w:sz w:val="36"/>
+          <w:szCs w:val="36"/>
+          <w:shd w:val="clear" w:color="auto" w:fill="FFFFFF"/>
+          <w:lang w:val="en-US" w:eastAsia="zh-CN" w:bidi="ar-SA"/>
         </w:rPr>
       </w:pPr>
     </w:p>
@@ -3602,25 +5097,141 @@
         </w:numPr>
         <w:shd w:val="clear" w:color="auto" w:fill="FFFFFF"/>
         <w:spacing w:before="240" w:beforeAutospacing="0" w:after="120" w:afterAutospacing="0"/>
+        <w:ind w:left="0" w:leftChars="0"/>
+        <w:outlineLvl w:val="0"/>
         <w:rPr>
           <w:rFonts w:cs="宋体"/>
           <w:color w:val="0F1115"/>
           <w:shd w:val="clear" w:color="auto" w:fill="FFFFFF"/>
+        </w:rPr>
+      </w:pPr>
+      <w:bookmarkStart w:id="5" w:name="_Toc8814"/>
+      <w:r>
+        <w:rPr>
+          <w:rFonts w:cs="宋体"/>
+          <w:color w:val="0F1115"/>
+          <w:shd w:val="clear" w:color="auto" w:fill="FFFFFF"/>
+        </w:rPr>
+        <w:t>各角色权限对照表</w:t>
+      </w:r>
+      <w:bookmarkEnd w:id="5"/>
+    </w:p>
+    <w:p>
+      <w:pPr>
+        <w:rPr>
+          <w:rFonts w:hint="default" w:eastAsiaTheme="minorEastAsia"/>
+          <w:color w:val="0F1115"/>
+          <w:lang w:val="en-US" w:eastAsia="zh-CN"/>
         </w:rPr>
       </w:pPr>
       <w:r>
         <w:rPr>
-          <w:rFonts w:cs="宋体"/>
-          <w:color w:val="0F1115"/>
-          <w:shd w:val="clear" w:color="auto" w:fill="FFFFFF"/>
-        </w:rPr>
-        <w:t>各角色权限对照表</w:t>
+          <w:rFonts w:hint="eastAsia"/>
+          <w:color w:val="0F1115"/>
+        </w:rPr>
+        <w:t>●</w:t>
+      </w:r>
+      <w:r>
+        <w:rPr>
+          <w:rFonts w:hint="eastAsia"/>
+          <w:color w:val="0F1115"/>
+          <w:lang w:eastAsia="zh-CN"/>
+        </w:rPr>
+        <w:t>：</w:t>
+      </w:r>
+      <w:r>
+        <w:rPr>
+          <w:rFonts w:hint="eastAsia"/>
+          <w:color w:val="0F1115"/>
+          <w:lang w:val="en-US" w:eastAsia="zh-CN"/>
+        </w:rPr>
+        <w:t>表示有操作权限</w:t>
       </w:r>
     </w:p>
-    <w:p/>
+    <w:p>
+      <w:pPr>
+        <w:rPr>
+          <w:rFonts w:hint="eastAsia"/>
+          <w:color w:val="0F1115"/>
+          <w:lang w:val="en-US" w:eastAsia="zh-CN"/>
+        </w:rPr>
+      </w:pPr>
+      <w:r>
+        <w:rPr>
+          <w:rFonts w:hint="eastAsia"/>
+          <w:color w:val="0F1115"/>
+        </w:rPr>
+        <w:t>▲</w:t>
+      </w:r>
+      <w:r>
+        <w:rPr>
+          <w:rFonts w:hint="eastAsia"/>
+          <w:color w:val="0F1115"/>
+          <w:lang w:eastAsia="zh-CN"/>
+        </w:rPr>
+        <w:t>：</w:t>
+      </w:r>
+      <w:r>
+        <w:rPr>
+          <w:rFonts w:hint="eastAsia"/>
+          <w:color w:val="0F1115"/>
+          <w:lang w:val="en-US" w:eastAsia="zh-CN"/>
+        </w:rPr>
+        <w:t>表示仅有查看的权限</w:t>
+      </w:r>
+    </w:p>
+    <w:p>
+      <w:pPr>
+        <w:rPr>
+          <w:rFonts w:hint="eastAsia" w:eastAsia="宋体"/>
+          <w:color w:val="0F1115"/>
+          <w:lang w:val="en-US" w:eastAsia="zh-CN"/>
+        </w:rPr>
+      </w:pPr>
+      <w:r>
+        <w:rPr>
+          <w:rFonts w:hint="eastAsia" w:ascii="宋体" w:hAnsi="宋体" w:eastAsia="宋体" w:cs="宋体"/>
+          <w:color w:val="0F1115"/>
+          <w:kern w:val="0"/>
+          <w:sz w:val="16"/>
+          <w:szCs w:val="16"/>
+          <w:lang w:bidi="ar"/>
+        </w:rPr>
+        <w:t>○</w:t>
+      </w:r>
+      <w:r>
+        <w:rPr>
+          <w:rFonts w:hint="eastAsia" w:ascii="宋体" w:hAnsi="宋体" w:eastAsia="宋体" w:cs="宋体"/>
+          <w:color w:val="0F1115"/>
+          <w:kern w:val="0"/>
+          <w:sz w:val="16"/>
+          <w:szCs w:val="16"/>
+          <w:lang w:eastAsia="zh-CN" w:bidi="ar"/>
+        </w:rPr>
+        <w:t>：</w:t>
+      </w:r>
+      <w:r>
+        <w:rPr>
+          <w:rFonts w:hint="eastAsia"/>
+          <w:color w:val="0F1115"/>
+          <w:lang w:val="en-US" w:eastAsia="zh-CN"/>
+        </w:rPr>
+        <w:t>表示无</w:t>
+      </w:r>
+      <w:bookmarkStart w:id="15" w:name="_GoBack"/>
+      <w:bookmarkEnd w:id="15"/>
+      <w:r>
+        <w:rPr>
+          <w:rFonts w:hint="eastAsia"/>
+          <w:color w:val="0F1115"/>
+          <w:lang w:val="en-US" w:eastAsia="zh-CN"/>
+        </w:rPr>
+        <w:t>权限</w:t>
+      </w:r>
+    </w:p>
     <w:tbl>
       <w:tblPr>
-        <w:tblStyle w:val="7"/>
+        <w:tblStyle w:val="11"/>
         <w:tblpPr w:leftFromText="180" w:rightFromText="180" w:vertAnchor="text" w:horzAnchor="page" w:tblpX="1805" w:tblpY="362"/>
         <w:tblOverlap w:val="never"/>
         <w:tblW w:w="9257" w:type="dxa"/>
@@ -6804,24 +8415,44 @@
         <w:widowControl/>
         <w:shd w:val="clear" w:color="auto" w:fill="FFFFFF"/>
         <w:spacing w:before="240" w:beforeAutospacing="0" w:after="120" w:afterAutospacing="0"/>
+        <w:outlineLvl w:val="1"/>
         <w:rPr>
           <w:rFonts w:cs="宋体"/>
           <w:color w:val="0F1115"/>
           <w:shd w:val="clear" w:color="auto" w:fill="FFFFFF"/>
         </w:rPr>
       </w:pPr>
+      <w:bookmarkStart w:id="6" w:name="_Toc20392"/>
       <w:r>
         <w:rPr>
           <w:rFonts w:cs="宋体"/>
           <w:color w:val="0F1115"/>
           <w:shd w:val="clear" w:color="auto" w:fill="FFFFFF"/>
         </w:rPr>
-        <w:t>3.2 核心权限约束说明</w:t>
+        <w:t>3.</w:t>
       </w:r>
+      <w:r>
+        <w:rPr>
+          <w:rFonts w:hint="eastAsia" w:cs="宋体"/>
+          <w:color w:val="0F1115"/>
+          <w:shd w:val="clear" w:color="auto" w:fill="FFFFFF"/>
+          <w:lang w:val="en-US" w:eastAsia="zh-CN"/>
+        </w:rPr>
+        <w:t>1</w:t>
+      </w:r>
+      <w:r>
+        <w:rPr>
+          <w:rFonts w:cs="宋体"/>
+          <w:color w:val="0F1115"/>
+          <w:shd w:val="clear" w:color="auto" w:fill="FFFFFF"/>
+        </w:rPr>
+        <w:t xml:space="preserve"> 核心权限约束说明</w:t>
+      </w:r>
+      <w:bookmarkEnd w:id="6"/>
     </w:p>
     <w:tbl>
       <w:tblPr>
-        <w:tblStyle w:val="7"/>
+        <w:tblStyle w:val="11"/>
         <w:tblW w:w="8423" w:type="dxa"/>
         <w:jc w:val="center"/>
         <w:tblLayout w:type="autofit"/>
@@ -7411,12 +9042,15 @@
         </w:numPr>
         <w:shd w:val="clear" w:color="auto" w:fill="FFFFFF"/>
         <w:spacing w:before="240" w:beforeAutospacing="0" w:after="120" w:afterAutospacing="0"/>
+        <w:ind w:left="0" w:leftChars="0"/>
+        <w:outlineLvl w:val="0"/>
         <w:rPr>
           <w:rFonts w:cs="宋体"/>
           <w:color w:val="0F1115"/>
           <w:shd w:val="clear" w:color="auto" w:fill="FFFFFF"/>
         </w:rPr>
       </w:pPr>
+      <w:bookmarkStart w:id="7" w:name="_Toc24554"/>
       <w:r>
         <w:rPr>
           <w:rFonts w:cs="宋体"/>
@@ -7425,6 +9059,7 @@
         </w:rPr>
         <w:t>需要新增的系统功能</w:t>
       </w:r>
+      <w:bookmarkEnd w:id="7"/>
     </w:p>
     <w:p>
       <w:pPr>
@@ -7432,12 +9067,14 @@
         <w:widowControl/>
         <w:shd w:val="clear" w:color="auto" w:fill="FFFFFF"/>
         <w:spacing w:before="240" w:beforeAutospacing="0" w:after="120" w:afterAutospacing="0"/>
+        <w:outlineLvl w:val="1"/>
         <w:rPr>
           <w:rFonts w:cs="宋体"/>
           <w:color w:val="0F1115"/>
           <w:shd w:val="clear" w:color="auto" w:fill="FFFFFF"/>
         </w:rPr>
       </w:pPr>
+      <w:bookmarkStart w:id="8" w:name="_Toc16070"/>
       <w:r>
         <w:rPr>
           <w:rFonts w:cs="宋体"/>
@@ -7446,6 +9083,7 @@
         </w:rPr>
         <w:t>4.1设计原则</w:t>
       </w:r>
+      <w:bookmarkEnd w:id="8"/>
     </w:p>
     <w:p>
       <w:pPr>
@@ -7540,6 +9178,7 @@
         <w:widowControl/>
         <w:shd w:val="clear" w:color="auto" w:fill="FFFFFF"/>
         <w:spacing w:before="240" w:beforeAutospacing="0" w:after="120" w:afterAutospacing="0"/>
+        <w:outlineLvl w:val="1"/>
         <w:rPr>
           <w:rFonts w:cs="宋体"/>
           <w:color w:val="0F1115"/>
@@ -7549,6 +9188,7 @@
           <w:shd w:val="clear" w:color="auto" w:fill="FFFFFF"/>
         </w:rPr>
       </w:pPr>
+      <w:bookmarkStart w:id="9" w:name="_Toc11515"/>
       <w:r>
         <w:rPr>
           <w:rFonts w:cs="宋体"/>
@@ -7557,10 +9197,11 @@
         </w:rPr>
         <w:t>4.2 登录页与权限校验（基础）</w:t>
       </w:r>
+      <w:bookmarkEnd w:id="9"/>
     </w:p>
     <w:p>
       <w:pPr>
-        <w:pStyle w:val="6"/>
+        <w:pStyle w:val="10"/>
         <w:widowControl/>
         <w:shd w:val="clear" w:color="auto" w:fill="FFFFFF"/>
         <w:spacing w:before="120" w:after="120"/>
@@ -7581,7 +9222,7 @@
     </w:p>
     <w:p>
       <w:pPr>
-        <w:pStyle w:val="6"/>
+        <w:pStyle w:val="10"/>
         <w:widowControl/>
         <w:shd w:val="clear" w:color="auto" w:fill="FFFFFF"/>
         <w:spacing w:before="120" w:after="120"/>
@@ -7602,7 +9243,7 @@
     </w:p>
     <w:p>
       <w:pPr>
-        <w:pStyle w:val="6"/>
+        <w:pStyle w:val="10"/>
         <w:widowControl/>
         <w:shd w:val="clear" w:color="auto" w:fill="FFFFFF"/>
         <w:spacing w:before="120" w:after="120"/>
@@ -7631,7 +9272,7 @@
                     </pic:cNvPicPr>
                   </pic:nvPicPr>
                   <pic:blipFill>
-                    <a:blip r:embed="rId16"/>
+                    <a:blip r:embed="rId18"/>
                     <a:stretch>
                       <a:fillRect/>
                     </a:stretch>
@@ -7662,12 +9303,14 @@
         <w:widowControl/>
         <w:shd w:val="clear" w:color="auto" w:fill="FFFFFF"/>
         <w:spacing w:before="240" w:beforeAutospacing="0" w:after="120" w:afterAutospacing="0"/>
+        <w:outlineLvl w:val="1"/>
         <w:rPr>
           <w:rFonts w:cs="宋体"/>
           <w:color w:val="0F1115"/>
           <w:shd w:val="clear" w:color="auto" w:fill="FFFFFF"/>
         </w:rPr>
       </w:pPr>
+      <w:bookmarkStart w:id="10" w:name="_Toc21748"/>
       <w:r>
         <w:rPr>
           <w:rFonts w:cs="宋体"/>
@@ -7676,10 +9319,11 @@
         </w:rPr>
         <w:t>4.3 用户管理模块（系统管理员专用）</w:t>
       </w:r>
+      <w:bookmarkEnd w:id="10"/>
     </w:p>
     <w:tbl>
       <w:tblPr>
-        <w:tblStyle w:val="7"/>
+        <w:tblStyle w:val="11"/>
         <w:tblW w:w="8423" w:type="dxa"/>
         <w:jc w:val="center"/>
         <w:tblLayout w:type="autofit"/>
@@ -8240,17 +9884,33 @@
     </w:tbl>
     <w:p>
       <w:pPr>
-        <w:pStyle w:val="4"/>
         <w:widowControl/>
         <w:shd w:val="clear" w:color="auto" w:fill="FFFFFF"/>
         <w:spacing w:before="240" w:beforeAutospacing="0" w:after="120" w:afterAutospacing="0"/>
-        <w:rPr>
-          <w:rFonts w:cs="宋体"/>
-          <w:color w:val="0F1115"/>
-          <w:shd w:val="clear" w:color="auto" w:fill="FFFFFF"/>
+        <w:jc w:val="left"/>
+        <w:outlineLvl w:val="9"/>
+        <w:rPr>
+          <w:rFonts w:hint="eastAsia" w:ascii="宋体" w:hAnsi="宋体" w:eastAsia="宋体" w:cs="Times New Roman"/>
+          <w:b/>
+          <w:bCs/>
+          <w:color w:val="0F1115"/>
+          <w:kern w:val="0"/>
+          <w:sz w:val="27"/>
+          <w:szCs w:val="27"/>
+          <w:shd w:val="clear" w:color="auto" w:fill="FFFFFF"/>
+          <w:lang w:val="en-US" w:eastAsia="zh-CN" w:bidi="ar-SA"/>
         </w:rPr>
       </w:pPr>
       <w:r>
+        <w:rPr>
+          <w:rFonts w:hint="eastAsia" w:ascii="宋体" w:hAnsi="宋体" w:eastAsia="宋体" w:cs="Times New Roman"/>
+          <w:b/>
+          <w:bCs/>
+          <w:kern w:val="0"/>
+          <w:sz w:val="27"/>
+          <w:szCs w:val="27"/>
+          <w:lang w:val="en-US" w:eastAsia="zh-CN" w:bidi="ar-SA"/>
+        </w:rPr>
         <w:drawing>
           <wp:inline distT="0" distB="0" distL="114300" distR="114300">
             <wp:extent cx="5266690" cy="2523490"/>
@@ -8269,7 +9929,7 @@
                     </pic:cNvPicPr>
                   </pic:nvPicPr>
                   <pic:blipFill>
-                    <a:blip r:embed="rId17"/>
+                    <a:blip r:embed="rId19"/>
                     <a:stretch>
                       <a:fillRect/>
                     </a:stretch>
@@ -8300,12 +9960,14 @@
         <w:widowControl/>
         <w:shd w:val="clear" w:color="auto" w:fill="FFFFFF"/>
         <w:spacing w:before="240" w:beforeAutospacing="0" w:after="120" w:afterAutospacing="0"/>
+        <w:outlineLvl w:val="1"/>
         <w:rPr>
           <w:rFonts w:cs="宋体"/>
           <w:color w:val="0F1115"/>
           <w:shd w:val="clear" w:color="auto" w:fill="FFFFFF"/>
         </w:rPr>
       </w:pPr>
+      <w:bookmarkStart w:id="11" w:name="_Toc3183"/>
       <w:r>
         <w:rPr>
           <w:rFonts w:cs="宋体"/>
@@ -8314,10 +9976,11 @@
         </w:rPr>
         <w:t>4.4 数据报表/统计看板（领导专用）</w:t>
       </w:r>
+      <w:bookmarkEnd w:id="11"/>
     </w:p>
     <w:tbl>
       <w:tblPr>
-        <w:tblStyle w:val="7"/>
+        <w:tblStyle w:val="11"/>
         <w:tblW w:w="8423" w:type="dxa"/>
         <w:jc w:val="center"/>
         <w:tblLayout w:type="autofit"/>
@@ -8333,6 +9996,14 @@
         <w:gridCol w:w="5955"/>
       </w:tblGrid>
       <w:tr>
+        <w:tblPrEx>
+          <w:tblCellMar>
+            <w:top w:w="15" w:type="dxa"/>
+            <w:left w:w="15" w:type="dxa"/>
+            <w:bottom w:w="15" w:type="dxa"/>
+            <w:right w:w="15" w:type="dxa"/>
+          </w:tblCellMar>
+        </w:tblPrEx>
         <w:trPr>
           <w:tblHeader/>
           <w:jc w:val="center"/>
@@ -8797,17 +10468,33 @@
     </w:tbl>
     <w:p>
       <w:pPr>
-        <w:pStyle w:val="4"/>
         <w:widowControl/>
         <w:shd w:val="clear" w:color="auto" w:fill="FFFFFF"/>
         <w:spacing w:before="240" w:beforeAutospacing="0" w:after="120" w:afterAutospacing="0"/>
-        <w:rPr>
-          <w:rFonts w:cs="宋体"/>
-          <w:color w:val="0F1115"/>
-          <w:shd w:val="clear" w:color="auto" w:fill="FFFFFF"/>
+        <w:jc w:val="left"/>
+        <w:outlineLvl w:val="9"/>
+        <w:rPr>
+          <w:rFonts w:hint="eastAsia" w:ascii="宋体" w:hAnsi="宋体" w:eastAsia="宋体" w:cs="Times New Roman"/>
+          <w:b/>
+          <w:bCs/>
+          <w:color w:val="0F1115"/>
+          <w:kern w:val="0"/>
+          <w:sz w:val="27"/>
+          <w:szCs w:val="27"/>
+          <w:shd w:val="clear" w:color="auto" w:fill="FFFFFF"/>
+          <w:lang w:val="en-US" w:eastAsia="zh-CN" w:bidi="ar-SA"/>
         </w:rPr>
       </w:pPr>
       <w:r>
+        <w:rPr>
+          <w:rFonts w:hint="eastAsia" w:ascii="宋体" w:hAnsi="宋体" w:eastAsia="宋体" w:cs="Times New Roman"/>
+          <w:b/>
+          <w:bCs/>
+          <w:kern w:val="0"/>
+          <w:sz w:val="27"/>
+          <w:szCs w:val="27"/>
+          <w:lang w:val="en-US" w:eastAsia="zh-CN" w:bidi="ar-SA"/>
+        </w:rPr>
         <w:drawing>
           <wp:inline distT="0" distB="0" distL="114300" distR="114300">
             <wp:extent cx="5266690" cy="2538095"/>
@@ -8826,7 +10513,7 @@
                     </pic:cNvPicPr>
                   </pic:nvPicPr>
                   <pic:blipFill>
-                    <a:blip r:embed="rId18"/>
+                    <a:blip r:embed="rId20"/>
                     <a:stretch>
                       <a:fillRect/>
                     </a:stretch>
@@ -8857,12 +10544,14 @@
         <w:widowControl/>
         <w:shd w:val="clear" w:color="auto" w:fill="FFFFFF"/>
         <w:spacing w:before="240" w:beforeAutospacing="0" w:after="120" w:afterAutospacing="0"/>
+        <w:outlineLvl w:val="1"/>
         <w:rPr>
           <w:rFonts w:cs="宋体"/>
           <w:color w:val="0F1115"/>
           <w:shd w:val="clear" w:color="auto" w:fill="FFFFFF"/>
         </w:rPr>
       </w:pPr>
+      <w:bookmarkStart w:id="12" w:name="_Toc567"/>
       <w:r>
         <w:rPr>
           <w:rFonts w:cs="宋体"/>
@@ -8871,10 +10560,11 @@
         </w:rPr>
         <w:t>4.5 告警事件列表（独立页面）</w:t>
       </w:r>
+      <w:bookmarkEnd w:id="12"/>
     </w:p>
     <w:tbl>
       <w:tblPr>
-        <w:tblStyle w:val="7"/>
+        <w:tblStyle w:val="11"/>
         <w:tblW w:w="8426" w:type="dxa"/>
         <w:jc w:val="center"/>
         <w:tblLayout w:type="autofit"/>
@@ -9176,17 +10866,33 @@
     </w:tbl>
     <w:p>
       <w:pPr>
-        <w:pStyle w:val="4"/>
         <w:widowControl/>
         <w:shd w:val="clear" w:color="auto" w:fill="FFFFFF"/>
         <w:spacing w:before="240" w:beforeAutospacing="0" w:after="120" w:afterAutospacing="0"/>
-        <w:rPr>
-          <w:rFonts w:cs="宋体"/>
-          <w:color w:val="0F1115"/>
-          <w:shd w:val="clear" w:color="auto" w:fill="FFFFFF"/>
+        <w:jc w:val="left"/>
+        <w:outlineLvl w:val="9"/>
+        <w:rPr>
+          <w:rFonts w:hint="eastAsia" w:ascii="宋体" w:hAnsi="宋体" w:eastAsia="宋体" w:cs="Times New Roman"/>
+          <w:b/>
+          <w:bCs/>
+          <w:color w:val="0F1115"/>
+          <w:kern w:val="0"/>
+          <w:sz w:val="27"/>
+          <w:szCs w:val="27"/>
+          <w:shd w:val="clear" w:color="auto" w:fill="FFFFFF"/>
+          <w:lang w:val="en-US" w:eastAsia="zh-CN" w:bidi="ar-SA"/>
         </w:rPr>
       </w:pPr>
       <w:r>
+        <w:rPr>
+          <w:rFonts w:hint="eastAsia" w:ascii="宋体" w:hAnsi="宋体" w:eastAsia="宋体" w:cs="Times New Roman"/>
+          <w:b/>
+          <w:bCs/>
+          <w:kern w:val="0"/>
+          <w:sz w:val="27"/>
+          <w:szCs w:val="27"/>
+          <w:lang w:val="en-US" w:eastAsia="zh-CN" w:bidi="ar-SA"/>
+        </w:rPr>
         <w:drawing>
           <wp:inline distT="0" distB="0" distL="114300" distR="114300">
             <wp:extent cx="5266055" cy="2856230"/>
@@ -9205,7 +10911,7 @@
                     </pic:cNvPicPr>
                   </pic:nvPicPr>
                   <pic:blipFill>
-                    <a:blip r:embed="rId19"/>
+                    <a:blip r:embed="rId21"/>
                     <a:stretch>
                       <a:fillRect/>
                     </a:stretch>
@@ -9232,14 +10938,41 @@
     </w:p>
     <w:p>
       <w:pPr>
-        <w:pStyle w:val="4"/>
         <w:widowControl/>
         <w:shd w:val="clear" w:color="auto" w:fill="FFFFFF"/>
         <w:spacing w:before="240" w:beforeAutospacing="0" w:after="120" w:afterAutospacing="0"/>
-        <w:rPr>
-          <w:rFonts w:cs="宋体"/>
-          <w:color w:val="0F1115"/>
-          <w:shd w:val="clear" w:color="auto" w:fill="FFFFFF"/>
+        <w:jc w:val="left"/>
+        <w:outlineLvl w:val="9"/>
+        <w:rPr>
+          <w:rFonts w:hint="eastAsia" w:ascii="宋体" w:hAnsi="宋体" w:eastAsia="宋体" w:cs="宋体"/>
+          <w:b/>
+          <w:bCs/>
+          <w:color w:val="0F1115"/>
+          <w:kern w:val="0"/>
+          <w:sz w:val="27"/>
+          <w:szCs w:val="27"/>
+          <w:shd w:val="clear" w:color="auto" w:fill="FFFFFF"/>
+          <w:lang w:val="en-US" w:eastAsia="zh-CN" w:bidi="ar-SA"/>
+        </w:rPr>
+      </w:pPr>
+    </w:p>
+    <w:p>
+      <w:pPr>
+        <w:widowControl/>
+        <w:shd w:val="clear" w:color="auto" w:fill="FFFFFF"/>
+        <w:spacing w:before="240" w:beforeAutospacing="0" w:after="120" w:afterAutospacing="0"/>
+        <w:jc w:val="left"/>
+        <w:outlineLvl w:val="9"/>
+        <w:rPr>
+          <w:rFonts w:hint="eastAsia" w:ascii="宋体" w:hAnsi="宋体" w:eastAsia="宋体" w:cs="宋体"/>
+          <w:b/>
+          <w:bCs/>
+          <w:color w:val="0F1115"/>
+          <w:kern w:val="0"/>
+          <w:sz w:val="27"/>
+          <w:szCs w:val="27"/>
+          <w:shd w:val="clear" w:color="auto" w:fill="FFFFFF"/>
+          <w:lang w:val="en-US" w:eastAsia="zh-CN" w:bidi="ar-SA"/>
         </w:rPr>
       </w:pPr>
     </w:p>
@@ -9249,37 +10982,44 @@
         <w:widowControl/>
         <w:shd w:val="clear" w:color="auto" w:fill="FFFFFF"/>
         <w:spacing w:before="240" w:beforeAutospacing="0" w:after="120" w:afterAutospacing="0"/>
+        <w:outlineLvl w:val="1"/>
         <w:rPr>
           <w:rFonts w:cs="宋体"/>
           <w:color w:val="0F1115"/>
           <w:shd w:val="clear" w:color="auto" w:fill="FFFFFF"/>
         </w:rPr>
       </w:pPr>
-    </w:p>
-    <w:p>
-      <w:pPr>
-        <w:pStyle w:val="4"/>
-        <w:widowControl/>
-        <w:shd w:val="clear" w:color="auto" w:fill="FFFFFF"/>
-        <w:spacing w:before="240" w:beforeAutospacing="0" w:after="120" w:afterAutospacing="0"/>
+      <w:bookmarkStart w:id="13" w:name="_Toc3303"/>
+      <w:r>
         <w:rPr>
           <w:rFonts w:cs="宋体"/>
           <w:color w:val="0F1115"/>
           <w:shd w:val="clear" w:color="auto" w:fill="FFFFFF"/>
         </w:rPr>
-      </w:pPr>
+        <w:t>4.6 工单</w:t>
+      </w:r>
       <w:r>
         <w:rPr>
+          <w:rFonts w:hint="eastAsia" w:cs="宋体"/>
+          <w:color w:val="0F1115"/>
+          <w:shd w:val="clear" w:color="auto" w:fill="FFFFFF"/>
+          <w:lang w:val="en-US" w:eastAsia="zh-CN"/>
+        </w:rPr>
+        <w:t>抽屉</w:t>
+      </w:r>
+      <w:r>
+        <w:rPr>
           <w:rFonts w:cs="宋体"/>
           <w:color w:val="0F1115"/>
           <w:shd w:val="clear" w:color="auto" w:fill="FFFFFF"/>
         </w:rPr>
-        <w:t>4.6 工单增强功能</w:t>
+        <w:t>功能</w:t>
       </w:r>
+      <w:bookmarkEnd w:id="13"/>
     </w:p>
     <w:tbl>
       <w:tblPr>
-        <w:tblStyle w:val="7"/>
+        <w:tblStyle w:val="11"/>
         <w:tblW w:w="8456" w:type="dxa"/>
         <w:jc w:val="center"/>
         <w:tblLayout w:type="autofit"/>
@@ -9970,12 +11710,31 @@
     </w:tbl>
     <w:p>
       <w:pPr>
-        <w:pStyle w:val="3"/>
         <w:widowControl/>
         <w:shd w:val="clear" w:color="auto" w:fill="FFFFFF"/>
         <w:spacing w:before="240" w:beforeAutospacing="0" w:after="120" w:afterAutospacing="0"/>
+        <w:jc w:val="left"/>
+        <w:outlineLvl w:val="9"/>
+        <w:rPr>
+          <w:rFonts w:hint="eastAsia" w:ascii="宋体" w:hAnsi="宋体" w:eastAsia="宋体" w:cs="Times New Roman"/>
+          <w:b/>
+          <w:bCs/>
+          <w:kern w:val="0"/>
+          <w:sz w:val="36"/>
+          <w:szCs w:val="36"/>
+          <w:lang w:val="en-US" w:eastAsia="zh-CN" w:bidi="ar-SA"/>
+        </w:rPr>
       </w:pPr>
       <w:r>
+        <w:rPr>
+          <w:rFonts w:hint="eastAsia" w:ascii="宋体" w:hAnsi="宋体" w:eastAsia="宋体" w:cs="Times New Roman"/>
+          <w:b/>
+          <w:bCs/>
+          <w:kern w:val="0"/>
+          <w:sz w:val="36"/>
+          <w:szCs w:val="36"/>
+          <w:lang w:val="en-US" w:eastAsia="zh-CN" w:bidi="ar-SA"/>
+        </w:rPr>
         <w:drawing>
           <wp:inline distT="0" distB="0" distL="114300" distR="114300">
             <wp:extent cx="2637790" cy="2928620"/>
@@ -9994,7 +11753,7 @@
                     </pic:cNvPicPr>
                   </pic:nvPicPr>
                   <pic:blipFill>
-                    <a:blip r:embed="rId20"/>
+                    <a:blip r:embed="rId22"/>
                     <a:stretch>
                       <a:fillRect/>
                     </a:stretch>
@@ -10019,6 +11778,15 @@
         </w:drawing>
       </w:r>
       <w:r>
+        <w:rPr>
+          <w:rFonts w:hint="eastAsia" w:ascii="宋体" w:hAnsi="宋体" w:eastAsia="宋体" w:cs="Times New Roman"/>
+          <w:b/>
+          <w:bCs/>
+          <w:kern w:val="0"/>
+          <w:sz w:val="36"/>
+          <w:szCs w:val="36"/>
+          <w:lang w:val="en-US" w:eastAsia="zh-CN" w:bidi="ar-SA"/>
+        </w:rPr>
         <w:drawing>
           <wp:inline distT="0" distB="0" distL="114300" distR="114300">
             <wp:extent cx="2664460" cy="1999615"/>
@@ -10037,7 +11805,7 @@
                     </pic:cNvPicPr>
                   </pic:nvPicPr>
                   <pic:blipFill>
-                    <a:blip r:embed="rId21"/>
+                    <a:blip r:embed="rId23"/>
                     <a:stretch>
                       <a:fillRect/>
                     </a:stretch>
@@ -10061,8 +11829,6 @@
           </wp:inline>
         </w:drawing>
       </w:r>
-      <w:bookmarkStart w:id="0" w:name="_GoBack"/>
-      <w:bookmarkEnd w:id="0"/>
     </w:p>
     <w:p/>
     <w:p>
@@ -10071,12 +11837,14 @@
         <w:widowControl/>
         <w:shd w:val="clear" w:color="auto" w:fill="FFFFFF"/>
         <w:spacing w:before="240" w:beforeAutospacing="0" w:after="120" w:afterAutospacing="0"/>
+        <w:outlineLvl w:val="0"/>
         <w:rPr>
           <w:rFonts w:cs="宋体"/>
           <w:color w:val="0F1115"/>
           <w:shd w:val="clear" w:color="auto" w:fill="FFFFFF"/>
         </w:rPr>
       </w:pPr>
+      <w:bookmarkStart w:id="14" w:name="_Toc9906"/>
       <w:r>
         <w:rPr>
           <w:rFonts w:cs="宋体"/>
@@ -10085,10 +11853,11 @@
         </w:rPr>
         <w:t>五、需向领导确认的疑问点</w:t>
       </w:r>
+      <w:bookmarkEnd w:id="14"/>
     </w:p>
     <w:tbl>
       <w:tblPr>
-        <w:tblStyle w:val="7"/>
+        <w:tblStyle w:val="11"/>
         <w:tblW w:w="8423" w:type="dxa"/>
         <w:jc w:val="center"/>
         <w:tblLayout w:type="autofit"/>
@@ -10489,13 +12258,270 @@
       </w:pPr>
     </w:p>
     <w:sectPr>
+      <w:headerReference r:id="rId3" w:type="default"/>
+      <w:footerReference r:id="rId4" w:type="default"/>
       <w:pgSz w:w="11906" w:h="16838"/>
       <w:pgMar w:top="1440" w:right="1800" w:bottom="1440" w:left="1800" w:header="851" w:footer="992" w:gutter="0"/>
+      <w:pgNumType w:fmt="decimal"/>
       <w:cols w:space="425" w:num="1"/>
       <w:docGrid w:type="lines" w:linePitch="312" w:charSpace="0"/>
     </w:sectPr>
   </w:body>
 </w:document>
+</file>
+
+<file path=word/footer1.xml><?xml version="1.0" encoding="utf-8"?>
+<w:ftr xmlns:wpc="http://schemas.microsoft.com/office/word/2010/wordprocessingCanvas" xmlns:mc="http://schemas.openxmlformats.org/markup-compatibility/2006" xmlns:o="urn:schemas-microsoft-com:office:office" xmlns:r="http://schemas.openxmlformats.org/officeDocument/2006/relationships" xmlns:m="http://schemas.openxmlformats.org/officeDocument/2006/math" xmlns:v="urn:schemas-microsoft-com:vml" xmlns:wp14="http://schemas.microsoft.com/office/word/2010/wordprocessingDrawing" xmlns:wp="http://schemas.openxmlformats.org/drawingml/2006/wordprocessingDrawing" xmlns:w10="urn:schemas-microsoft-com:office:word" xmlns:w="http://schemas.openxmlformats.org/wordprocessingml/2006/main" xmlns:w14="http://schemas.microsoft.com/office/word/2010/wordml" xmlns:w15="http://schemas.microsoft.com/office/word/2012/wordml" xmlns:wpg="http://schemas.microsoft.com/office/word/2010/wordprocessingGroup" xmlns:wpi="http://schemas.microsoft.com/office/word/2010/wordprocessingInk" xmlns:wne="http://schemas.microsoft.com/office/word/2006/wordml" xmlns:wps="http://schemas.microsoft.com/office/word/2010/wordprocessingShape" xmlns:wpsCustomData="http://www.wps.cn/officeDocument/2013/wpsCustomData" mc:Ignorable="w14 w15 wp14">
+  <w:p>
+    <w:pPr>
+      <w:pStyle w:val="6"/>
+      <w:rPr>
+        <w:rFonts w:hint="eastAsia" w:eastAsiaTheme="minorEastAsia"/>
+        <w:lang w:val="en-US" w:eastAsia="zh-CN"/>
+      </w:rPr>
+    </w:pPr>
+    <w:r>
+      <w:rPr>
+        <w:sz w:val="18"/>
+      </w:rPr>
+      <mc:AlternateContent>
+        <mc:Choice Requires="wps">
+          <w:drawing>
+            <wp:anchor distT="0" distB="0" distL="114300" distR="114300" simplePos="0" relativeHeight="251659264" behindDoc="0" locked="0" layoutInCell="1" allowOverlap="1">
+              <wp:simplePos x="0" y="0"/>
+              <wp:positionH relativeFrom="margin">
+                <wp:align>center</wp:align>
+              </wp:positionH>
+              <wp:positionV relativeFrom="paragraph">
+                <wp:posOffset>0</wp:posOffset>
+              </wp:positionV>
+              <wp:extent cx="1828800" cy="1828800"/>
+              <wp:effectExtent l="0" t="0" r="0" b="0"/>
+              <wp:wrapNone/>
+              <wp:docPr id="16" name="文本框 16"/>
+              <wp:cNvGraphicFramePr/>
+              <a:graphic xmlns:a="http://schemas.openxmlformats.org/drawingml/2006/main">
+                <a:graphicData uri="http://schemas.microsoft.com/office/word/2010/wordprocessingShape">
+                  <wps:wsp>
+                    <wps:cNvSpPr txBox="1"/>
+                    <wps:spPr>
+                      <a:xfrm>
+                        <a:off x="0" y="0"/>
+                        <a:ext cx="1828800" cy="1828800"/>
+                      </a:xfrm>
+                      <a:prstGeom prst="rect">
+                        <a:avLst/>
+                      </a:prstGeom>
+                      <a:noFill/>
+                      <a:ln w="6350">
+                        <a:noFill/>
+                      </a:ln>
+                    </wps:spPr>
+                    <wps:style>
+                      <a:lnRef idx="0">
+                        <a:schemeClr val="accent1"/>
+                      </a:lnRef>
+                      <a:fillRef idx="0">
+                        <a:schemeClr val="accent1"/>
+                      </a:fillRef>
+                      <a:effectRef idx="0">
+                        <a:schemeClr val="accent1"/>
+                      </a:effectRef>
+                      <a:fontRef idx="minor">
+                        <a:schemeClr val="dk1"/>
+                      </a:fontRef>
+                    </wps:style>
+                    <wps:txbx>
+                      <w:txbxContent>
+                        <w:p>
+                          <w:pPr>
+                            <w:pStyle w:val="6"/>
+                            <w:rPr>
+                              <w:rFonts w:ascii="宋体" w:hAnsi="宋体" w:eastAsia="宋体"/>
+                              <w:sz w:val="28"/>
+                            </w:rPr>
+                          </w:pPr>
+                          <w:r>
+                            <w:rPr>
+                              <w:rFonts w:ascii="宋体" w:hAnsi="宋体" w:eastAsia="宋体"/>
+                              <w:sz w:val="28"/>
+                            </w:rPr>
+                            <w:t>—</w:t>
+                          </w:r>
+                          <w:r>
+                            <w:rPr>
+                              <w:rFonts w:ascii="宋体" w:hAnsi="宋体" w:eastAsia="宋体"/>
+                              <w:sz w:val="24"/>
+                            </w:rPr>
+                            <w:t>　</w:t>
+                          </w:r>
+                          <w:r>
+                            <w:rPr>
+                              <w:rFonts w:ascii="宋体" w:hAnsi="宋体" w:eastAsia="宋体"/>
+                              <w:sz w:val="28"/>
+                            </w:rPr>
+                            <w:fldChar w:fldCharType="begin"/>
+                          </w:r>
+                          <w:r>
+                            <w:rPr>
+                              <w:rFonts w:ascii="宋体" w:hAnsi="宋体" w:eastAsia="宋体"/>
+                              <w:sz w:val="28"/>
+                            </w:rPr>
+                            <w:instrText xml:space="preserve"> PAGE  \* MERGEFORMAT </w:instrText>
+                          </w:r>
+                          <w:r>
+                            <w:rPr>
+                              <w:rFonts w:ascii="宋体" w:hAnsi="宋体" w:eastAsia="宋体"/>
+                              <w:sz w:val="28"/>
+                            </w:rPr>
+                            <w:fldChar w:fldCharType="separate"/>
+                          </w:r>
+                          <w:r>
+                            <w:rPr>
+                              <w:rFonts w:ascii="宋体" w:hAnsi="宋体" w:eastAsia="宋体"/>
+                              <w:sz w:val="28"/>
+                            </w:rPr>
+                            <w:t>1</w:t>
+                          </w:r>
+                          <w:r>
+                            <w:rPr>
+                              <w:rFonts w:ascii="宋体" w:hAnsi="宋体" w:eastAsia="宋体"/>
+                              <w:sz w:val="28"/>
+                            </w:rPr>
+                            <w:fldChar w:fldCharType="end"/>
+                          </w:r>
+                          <w:r>
+                            <w:rPr>
+                              <w:rFonts w:ascii="宋体" w:hAnsi="宋体" w:eastAsia="宋体"/>
+                              <w:sz w:val="24"/>
+                            </w:rPr>
+                            <w:t>　</w:t>
+                          </w:r>
+                          <w:r>
+                            <w:rPr>
+                              <w:rFonts w:ascii="宋体" w:hAnsi="宋体" w:eastAsia="宋体"/>
+                              <w:sz w:val="28"/>
+                            </w:rPr>
+                            <w:t>—</w:t>
+                          </w:r>
+                        </w:p>
+                      </w:txbxContent>
+                    </wps:txbx>
+                    <wps:bodyPr rot="0" spcFirstLastPara="0" vertOverflow="overflow" horzOverflow="overflow" vert="horz" wrap="none" lIns="0" tIns="0" rIns="0" bIns="0" numCol="1" spcCol="0" rtlCol="0" fromWordArt="0" anchor="t" anchorCtr="0" forceAA="0" upright="0" compatLnSpc="1">
+                      <a:spAutoFit/>
+                    </wps:bodyPr>
+                  </wps:wsp>
+                </a:graphicData>
+              </a:graphic>
+            </wp:anchor>
+          </w:drawing>
+        </mc:Choice>
+        <mc:Fallback>
+          <w:pict>
+            <v:shape id="_x0000_s1026" o:spid="_x0000_s1026" o:spt="202" type="#_x0000_t202" style="position:absolute;left:0pt;margin-top:0pt;height:144pt;width:144pt;mso-position-horizontal:center;mso-position-horizontal-relative:margin;mso-wrap-style:none;z-index:251659264;mso-width-relative:page;mso-height-relative:page;" filled="f" stroked="f" coordsize="21600,21600" o:gfxdata="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">
+              <v:fill on="f" focussize="0,0"/>
+              <v:stroke on="f" weight="0.5pt"/>
+              <v:imagedata o:title=""/>
+              <o:lock v:ext="edit" aspectratio="f"/>
+              <v:textbox inset="0mm,0mm,0mm,0mm" style="mso-fit-shape-to-text:t;">
+                <w:txbxContent>
+                  <w:p>
+                    <w:pPr>
+                      <w:pStyle w:val="6"/>
+                      <w:rPr>
+                        <w:rFonts w:ascii="宋体" w:hAnsi="宋体" w:eastAsia="宋体"/>
+                        <w:sz w:val="28"/>
+                      </w:rPr>
+                    </w:pPr>
+                    <w:r>
+                      <w:rPr>
+                        <w:rFonts w:ascii="宋体" w:hAnsi="宋体" w:eastAsia="宋体"/>
+                        <w:sz w:val="28"/>
+                      </w:rPr>
+                      <w:t>—</w:t>
+                    </w:r>
+                    <w:r>
+                      <w:rPr>
+                        <w:rFonts w:ascii="宋体" w:hAnsi="宋体" w:eastAsia="宋体"/>
+                        <w:sz w:val="24"/>
+                      </w:rPr>
+                      <w:t>　</w:t>
+                    </w:r>
+                    <w:r>
+                      <w:rPr>
+                        <w:rFonts w:ascii="宋体" w:hAnsi="宋体" w:eastAsia="宋体"/>
+                        <w:sz w:val="28"/>
+                      </w:rPr>
+                      <w:fldChar w:fldCharType="begin"/>
+                    </w:r>
+                    <w:r>
+                      <w:rPr>
+                        <w:rFonts w:ascii="宋体" w:hAnsi="宋体" w:eastAsia="宋体"/>
+                        <w:sz w:val="28"/>
+                      </w:rPr>
+                      <w:instrText xml:space="preserve"> PAGE  \* MERGEFORMAT </w:instrText>
+                    </w:r>
+                    <w:r>
+                      <w:rPr>
+                        <w:rFonts w:ascii="宋体" w:hAnsi="宋体" w:eastAsia="宋体"/>
+                        <w:sz w:val="28"/>
+                      </w:rPr>
+                      <w:fldChar w:fldCharType="separate"/>
+                    </w:r>
+                    <w:r>
+                      <w:rPr>
+                        <w:rFonts w:ascii="宋体" w:hAnsi="宋体" w:eastAsia="宋体"/>
+                        <w:sz w:val="28"/>
+                      </w:rPr>
+                      <w:t>1</w:t>
+                    </w:r>
+                    <w:r>
+                      <w:rPr>
+                        <w:rFonts w:ascii="宋体" w:hAnsi="宋体" w:eastAsia="宋体"/>
+                        <w:sz w:val="28"/>
+                      </w:rPr>
+                      <w:fldChar w:fldCharType="end"/>
+                    </w:r>
+                    <w:r>
+                      <w:rPr>
+                        <w:rFonts w:ascii="宋体" w:hAnsi="宋体" w:eastAsia="宋体"/>
+                        <w:sz w:val="24"/>
+                      </w:rPr>
+                      <w:t>　</w:t>
+                    </w:r>
+                    <w:r>
+                      <w:rPr>
+                        <w:rFonts w:ascii="宋体" w:hAnsi="宋体" w:eastAsia="宋体"/>
+                        <w:sz w:val="28"/>
+                      </w:rPr>
+                      <w:t>—</w:t>
+                    </w:r>
+                  </w:p>
+                </w:txbxContent>
+              </v:textbox>
+            </v:shape>
+          </w:pict>
+        </mc:Fallback>
+      </mc:AlternateContent>
+    </w:r>
+  </w:p>
+</w:ftr>
+</file>
+
+<file path=word/header1.xml><?xml version="1.0" encoding="utf-8"?>
+<w:hdr xmlns:wpc="http://schemas.microsoft.com/office/word/2010/wordprocessingCanvas" xmlns:mc="http://schemas.openxmlformats.org/markup-compatibility/2006" xmlns:o="urn:schemas-microsoft-com:office:office" xmlns:r="http://schemas.openxmlformats.org/officeDocument/2006/relationships" xmlns:m="http://schemas.openxmlformats.org/officeDocument/2006/math" xmlns:v="urn:schemas-microsoft-com:vml" xmlns:wp14="http://schemas.microsoft.com/office/word/2010/wordprocessingDrawing" xmlns:wp="http://schemas.openxmlformats.org/drawingml/2006/wordprocessingDrawing" xmlns:w10="urn:schemas-microsoft-com:office:word" xmlns:w="http://schemas.openxmlformats.org/wordprocessingml/2006/main" xmlns:w14="http://schemas.microsoft.com/office/word/2010/wordml" xmlns:w15="http://schemas.microsoft.com/office/word/2012/wordml" xmlns:wpg="http://schemas.microsoft.com/office/word/2010/wordprocessingGroup" xmlns:wpi="http://schemas.microsoft.com/office/word/2010/wordprocessingInk" xmlns:wne="http://schemas.microsoft.com/office/word/2006/wordml" xmlns:wps="http://schemas.microsoft.com/office/word/2010/wordprocessingShape" xmlns:wpsCustomData="http://www.wps.cn/officeDocument/2013/wpsCustomData" mc:Ignorable="w14 w15 wp14">
+  <w:p>
+    <w:pPr>
+      <w:pStyle w:val="7"/>
+    </w:pPr>
+    <w:r>
+      <w:rPr>
+        <w:rFonts w:hint="eastAsia"/>
+      </w:rPr>
+      <w:t>深圳市特发信息技术服务有限公司</w:t>
+    </w:r>
+  </w:p>
+</w:hdr>
 </file>
 
 <file path=word/numbering.xml><?xml version="1.0" encoding="utf-8"?>
@@ -10774,7 +12800,7 @@
     <w:lsdException w:unhideWhenUsed="0" w:uiPriority="0" w:semiHidden="0" w:name="footnote text"/>
     <w:lsdException w:unhideWhenUsed="0" w:uiPriority="0" w:semiHidden="0" w:name="annotation text"/>
     <w:lsdException w:unhideWhenUsed="0" w:uiPriority="0" w:semiHidden="0" w:name="header"/>
-    <w:lsdException w:unhideWhenUsed="0" w:uiPriority="0" w:semiHidden="0" w:name="footer"/>
+    <w:lsdException w:qFormat="1" w:unhideWhenUsed="0" w:uiPriority="0" w:semiHidden="0" w:name="footer"/>
     <w:lsdException w:unhideWhenUsed="0" w:uiPriority="0" w:semiHidden="0" w:name="index heading"/>
     <w:lsdException w:qFormat="1" w:uiPriority="0" w:name="caption"/>
     <w:lsdException w:unhideWhenUsed="0" w:uiPriority="0" w:semiHidden="0" w:name="table of figures"/>
@@ -10807,7 +12833,7 @@
     <w:lsdException w:qFormat="1" w:unhideWhenUsed="0" w:uiPriority="0" w:semiHidden="0" w:name="Title"/>
     <w:lsdException w:unhideWhenUsed="0" w:uiPriority="0" w:semiHidden="0" w:name="Closing"/>
     <w:lsdException w:unhideWhenUsed="0" w:uiPriority="0" w:semiHidden="0" w:name="Signature"/>
-    <w:lsdException w:uiPriority="1" w:name="Default Paragraph Font"/>
+    <w:lsdException w:qFormat="1" w:uiPriority="1" w:name="Default Paragraph Font"/>
     <w:lsdException w:unhideWhenUsed="0" w:uiPriority="0" w:semiHidden="0" w:name="Body Text"/>
     <w:lsdException w:unhideWhenUsed="0" w:uiPriority="0" w:semiHidden="0" w:name="Body Text Indent"/>
     <w:lsdException w:unhideWhenUsed="0" w:uiPriority="0" w:semiHidden="0" w:name="List Continue"/>
@@ -11071,13 +13097,14 @@
       <w:szCs w:val="27"/>
     </w:rPr>
   </w:style>
-  <w:style w:type="character" w:default="1" w:styleId="8">
+  <w:style w:type="character" w:default="1" w:styleId="12">
     <w:name w:val="Default Paragraph Font"/>
     <w:semiHidden/>
     <w:unhideWhenUsed/>
+    <w:qFormat/>
     <w:uiPriority w:val="1"/>
   </w:style>
-  <w:style w:type="table" w:default="1" w:styleId="7">
+  <w:style w:type="table" w:default="1" w:styleId="11">
     <w:name w:val="Normal Table"/>
     <w:semiHidden/>
     <w:unhideWhenUsed/>
@@ -11100,6 +13127,62 @@
     </w:pPr>
   </w:style>
   <w:style w:type="paragraph" w:styleId="6">
+    <w:name w:val="footer"/>
+    <w:basedOn w:val="1"/>
+    <w:qFormat/>
+    <w:uiPriority w:val="0"/>
+    <w:pPr>
+      <w:tabs>
+        <w:tab w:val="center" w:pos="4153"/>
+        <w:tab w:val="right" w:pos="8306"/>
+      </w:tabs>
+      <w:snapToGrid w:val="0"/>
+      <w:jc w:val="left"/>
+    </w:pPr>
+    <w:rPr>
+      <w:sz w:val="18"/>
+    </w:rPr>
+  </w:style>
+  <w:style w:type="paragraph" w:styleId="7">
+    <w:name w:val="header"/>
+    <w:basedOn w:val="1"/>
+    <w:uiPriority w:val="0"/>
+    <w:pPr>
+      <w:pBdr>
+        <w:top w:val="none" w:color="auto" w:sz="0" w:space="1"/>
+        <w:left w:val="none" w:color="auto" w:sz="0" w:space="4"/>
+        <w:bottom w:val="none" w:color="auto" w:sz="0" w:space="1"/>
+        <w:right w:val="none" w:color="auto" w:sz="0" w:space="4"/>
+      </w:pBdr>
+      <w:tabs>
+        <w:tab w:val="center" w:pos="4153"/>
+        <w:tab w:val="right" w:pos="8306"/>
+      </w:tabs>
+      <w:snapToGrid w:val="0"/>
+      <w:spacing w:line="240" w:lineRule="auto"/>
+      <w:jc w:val="both"/>
+      <w:outlineLvl w:val="9"/>
+    </w:pPr>
+    <w:rPr>
+      <w:sz w:val="18"/>
+    </w:rPr>
+  </w:style>
+  <w:style w:type="paragraph" w:styleId="8">
+    <w:name w:val="toc 1"/>
+    <w:basedOn w:val="1"/>
+    <w:next w:val="1"/>
+    <w:uiPriority w:val="0"/>
+  </w:style>
+  <w:style w:type="paragraph" w:styleId="9">
+    <w:name w:val="toc 2"/>
+    <w:basedOn w:val="1"/>
+    <w:next w:val="1"/>
+    <w:uiPriority w:val="0"/>
+    <w:pPr>
+      <w:ind w:left="420" w:leftChars="200"/>
+    </w:pPr>
+  </w:style>
+  <w:style w:type="paragraph" w:styleId="10">
     <w:name w:val="Normal (Web)"/>
     <w:basedOn w:val="1"/>
     <w:qFormat/>
@@ -11108,9 +13191,9 @@
       <w:sz w:val="24"/>
     </w:rPr>
   </w:style>
-  <w:style w:type="character" w:styleId="9">
+  <w:style w:type="character" w:styleId="13">
     <w:name w:val="HTML Code"/>
-    <w:basedOn w:val="8"/>
+    <w:basedOn w:val="12"/>
     <w:qFormat/>
     <w:uiPriority w:val="0"/>
     <w:rPr>
@@ -11366,4 +13449,21 @@
   </a:themeElements>
   <a:objectDefaults/>
 </a:theme>
+</file>
+
+<file path=customXml/item1.xml><?xml version="1.0" encoding="utf-8"?>
+<s:customData xmlns="http://www.wps.cn/officeDocument/2013/wpsCustomData" xmlns:s="http://www.wps.cn/officeDocument/2013/wpsCustomData">
+  <customSectProps/>
+  <customShpExts>
+    <customShpInfo spid="_x0000_s1026" textRotate="1"/>
+  </customShpExts>
+</s:customData>
+</file>
+
+<file path=customXml/itemProps1.xml><?xml version="1.0" encoding="utf-8"?>
+<ds:datastoreItem xmlns:ds="http://schemas.openxmlformats.org/officeDocument/2006/customXml" ds:itemID="{B1977F7D-205B-4081-913C-38D41E755F92}">
+  <ds:schemaRefs>
+    <ds:schemaRef ds:uri="http://www.wps.cn/officeDocument/2013/wpsCustomData"/>
+  </ds:schemaRefs>
+</ds:datastoreItem>
 </file>